--- a/manuscript_v080126.docx
+++ b/manuscript_v080126.docx
@@ -1,38 +1,682 @@
 
 <file path=word/document.xml><?xml version="1.0" encoding="utf-8"?>
-<w:document xmlns:wpc="http://schemas.microsoft.com/office/word/2010/wordprocessingCanvas" xmlns:cx="http://schemas.microsoft.com/office/drawing/2014/chartex" xmlns:cx1="http://schemas.microsoft.com/office/drawing/2015/9/8/chartex" xmlns:cx2="http://schemas.microsoft.com/office/drawing/2015/10/21/chartex" xmlns:cx3="http://schemas.microsoft.com/office/drawing/2016/5/9/chartex" xmlns:cx4="http://schemas.microsoft.com/office/drawing/2016/5/10/chartex" xmlns:cx5="http://schemas.microsoft.com/office/drawing/2016/5/11/chartex" xmlns:cx6="http://schemas.microsoft.com/office/drawing/2016/5/12/chartex" xmlns:cx7="http://schemas.microsoft.com/office/drawing/2016/5/13/chartex" xmlns:cx8="http://schemas.microsoft.com/office/drawing/2016/5/14/chartex" xmlns:mc="http://schemas.openxmlformats.org/markup-compatibility/2006" xmlns:aink="http://schemas.microsoft.com/office/drawing/2016/ink" xmlns:am3d="http://schemas.microsoft.com/office/drawing/2017/model3d" xmlns:o="urn:schemas-microsoft-com:office:office" xmlns:oel="http://schemas.microsoft.com/office/2019/extlst" xmlns:r="http://schemas.openxmlformats.org/officeDocument/2006/relationships" xmlns:m="http://schemas.openxmlformats.org/officeDocument/2006/math" xmlns:v="urn:schemas-microsoft-com:vml" xmlns:wp14="http://schemas.microsoft.com/office/word/2010/wordprocessingDrawing" xmlns:wp="http://schemas.openxmlformats.org/drawingml/2006/wordprocessingDrawing" xmlns:w10="urn:schemas-microsoft-com:office:word" xmlns:w="http://schemas.openxmlformats.org/wordprocessingml/2006/main" xmlns:w14="http://schemas.microsoft.com/office/word/2010/wordml" xmlns:w15="http://schemas.microsoft.com/office/word/2012/wordml" xmlns:w16cex="http://schemas.microsoft.com/office/word/2018/wordml/cex" xmlns:w16cid="http://schemas.microsoft.com/office/word/2016/wordml/cid" xmlns:w16="http://schemas.microsoft.com/office/word/2018/wordml" xmlns:w16sdtdh="http://schemas.microsoft.com/office/word/2020/wordml/sdtdatahash" xmlns:w16se="http://schemas.microsoft.com/office/word/2015/wordml/symex" xmlns:wpg="http://schemas.microsoft.com/office/word/2010/wordprocessingGroup" xmlns:wpi="http://schemas.microsoft.com/office/word/2010/wordprocessingInk" xmlns:wne="http://schemas.microsoft.com/office/word/2006/wordml" xmlns:wps="http://schemas.microsoft.com/office/word/2010/wordprocessingShape" mc:Ignorable="w14 w15 w16se w16cid w16 w16cex w16sdtdh wp14">
+<w:document xmlns:wpc="http://schemas.microsoft.com/office/word/2010/wordprocessingCanvas" xmlns:cx="http://schemas.microsoft.com/office/drawing/2014/chartex" xmlns:cx1="http://schemas.microsoft.com/office/drawing/2015/9/8/chartex" xmlns:cx2="http://schemas.microsoft.com/office/drawing/2015/10/21/chartex" xmlns:cx3="http://schemas.microsoft.com/office/drawing/2016/5/9/chartex" xmlns:cx4="http://schemas.microsoft.com/office/drawing/2016/5/10/chartex" xmlns:cx5="http://schemas.microsoft.com/office/drawing/2016/5/11/chartex" xmlns:cx6="http://schemas.microsoft.com/office/drawing/2016/5/12/chartex" xmlns:cx7="http://schemas.microsoft.com/office/drawing/2016/5/13/chartex" xmlns:cx8="http://schemas.microsoft.com/office/drawing/2016/5/14/chartex" xmlns:mc="http://schemas.openxmlformats.org/markup-compatibility/2006" xmlns:aink="http://schemas.microsoft.com/office/drawing/2016/ink" xmlns:am3d="http://schemas.microsoft.com/office/drawing/2017/model3d" xmlns:o="urn:schemas-microsoft-com:office:office" xmlns:oel="http://schemas.microsoft.com/office/2019/extlst" xmlns:r="http://schemas.openxmlformats.org/officeDocument/2006/relationships" xmlns:m="http://schemas.openxmlformats.org/officeDocument/2006/math" xmlns:v="urn:schemas-microsoft-com:vml" xmlns:wp14="http://schemas.microsoft.com/office/word/2010/wordprocessingDrawing" xmlns:wp="http://schemas.openxmlformats.org/drawingml/2006/wordprocessingDrawing" xmlns:w10="urn:schemas-microsoft-com:office:word" xmlns:w="http://schemas.openxmlformats.org/wordprocessingml/2006/main" xmlns:w14="http://schemas.microsoft.com/office/word/2010/wordml" xmlns:w15="http://schemas.microsoft.com/office/word/2012/wordml" xmlns:w16cex="http://schemas.microsoft.com/office/word/2018/wordml/cex" xmlns:w16cid="http://schemas.microsoft.com/office/word/2016/wordml/cid" xmlns:w16="http://schemas.microsoft.com/office/word/2018/wordml" xmlns:w16du="http://schemas.microsoft.com/office/word/2023/wordml/word16du" xmlns:w16sdtdh="http://schemas.microsoft.com/office/word/2020/wordml/sdtdatahash" xmlns:w16sdtfl="http://schemas.microsoft.com/office/word/2024/wordml/sdtformatlock" xmlns:w16se="http://schemas.microsoft.com/office/word/2015/wordml/symex" xmlns:wpg="http://schemas.microsoft.com/office/word/2010/wordprocessingGroup" xmlns:wpi="http://schemas.microsoft.com/office/word/2010/wordprocessingInk" xmlns:wne="http://schemas.microsoft.com/office/word/2006/wordml" xmlns:wps="http://schemas.microsoft.com/office/word/2010/wordprocessingShape" mc:Ignorable="w14 w15 w16se w16cid w16 w16cex w16sdtdh w16sdtfl w16du wp14">
   <w:body>
     <w:p>
       <w:pPr>
-        <w:pStyle w:val="Ttulo10"/>
-      </w:pPr>
-      <w:r>
-        <w:t>TITLE</w:t>
-      </w:r>
+        <w:spacing w:line="480" w:lineRule="auto"/>
+        <w:jc w:val="center"/>
+        <w:rPr>
+          <w:rFonts w:ascii="Times New Roman" w:hAnsi="Times New Roman" w:cs="Times New Roman"/>
+          <w:sz w:val="36"/>
+          <w:szCs w:val="36"/>
+        </w:rPr>
+      </w:pPr>
+      <w:r>
+        <w:rPr>
+          <w:rFonts w:ascii="Times New Roman" w:hAnsi="Times New Roman" w:cs="Times New Roman"/>
+          <w:sz w:val="36"/>
+          <w:szCs w:val="36"/>
+        </w:rPr>
+        <w:t>A comprehensive multi-</w:t>
+      </w:r>
+      <w:proofErr w:type="spellStart"/>
+      <w:r>
+        <w:rPr>
+          <w:rFonts w:ascii="Times New Roman" w:hAnsi="Times New Roman" w:cs="Times New Roman"/>
+          <w:sz w:val="36"/>
+          <w:szCs w:val="36"/>
+        </w:rPr>
+        <w:t>trophic</w:t>
+      </w:r>
+      <w:proofErr w:type="spellEnd"/>
+      <w:r>
+        <w:rPr>
+          <w:rFonts w:ascii="Times New Roman" w:hAnsi="Times New Roman" w:cs="Times New Roman"/>
+          <w:sz w:val="36"/>
+          <w:szCs w:val="36"/>
+        </w:rPr>
+        <w:t xml:space="preserve"> </w:t>
+      </w:r>
+      <w:proofErr w:type="spellStart"/>
+      <w:r>
+        <w:rPr>
+          <w:rFonts w:ascii="Times New Roman" w:hAnsi="Times New Roman" w:cs="Times New Roman"/>
+          <w:sz w:val="36"/>
+          <w:szCs w:val="36"/>
+        </w:rPr>
+        <w:t>biodiversity</w:t>
+      </w:r>
+      <w:proofErr w:type="spellEnd"/>
+      <w:r>
+        <w:rPr>
+          <w:rFonts w:ascii="Times New Roman" w:hAnsi="Times New Roman" w:cs="Times New Roman"/>
+          <w:sz w:val="36"/>
+          <w:szCs w:val="36"/>
+        </w:rPr>
+        <w:t xml:space="preserve"> and </w:t>
+      </w:r>
+      <w:proofErr w:type="spellStart"/>
+      <w:r>
+        <w:rPr>
+          <w:rFonts w:ascii="Times New Roman" w:hAnsi="Times New Roman" w:cs="Times New Roman"/>
+          <w:sz w:val="36"/>
+          <w:szCs w:val="36"/>
+        </w:rPr>
+        <w:t>environmental</w:t>
+      </w:r>
+      <w:proofErr w:type="spellEnd"/>
+      <w:r>
+        <w:rPr>
+          <w:rFonts w:ascii="Times New Roman" w:hAnsi="Times New Roman" w:cs="Times New Roman"/>
+          <w:sz w:val="36"/>
+          <w:szCs w:val="36"/>
+        </w:rPr>
+        <w:t xml:space="preserve"> </w:t>
+      </w:r>
+      <w:proofErr w:type="spellStart"/>
+      <w:r>
+        <w:rPr>
+          <w:rFonts w:ascii="Times New Roman" w:hAnsi="Times New Roman" w:cs="Times New Roman"/>
+          <w:sz w:val="36"/>
+          <w:szCs w:val="36"/>
+        </w:rPr>
+        <w:t>dataset</w:t>
+      </w:r>
+      <w:proofErr w:type="spellEnd"/>
+      <w:r>
+        <w:rPr>
+          <w:rFonts w:ascii="Times New Roman" w:hAnsi="Times New Roman" w:cs="Times New Roman"/>
+          <w:sz w:val="36"/>
+          <w:szCs w:val="36"/>
+        </w:rPr>
+        <w:t xml:space="preserve"> </w:t>
+      </w:r>
+      <w:proofErr w:type="spellStart"/>
+      <w:r>
+        <w:rPr>
+          <w:rFonts w:ascii="Times New Roman" w:hAnsi="Times New Roman" w:cs="Times New Roman"/>
+          <w:sz w:val="36"/>
+          <w:szCs w:val="36"/>
+        </w:rPr>
+        <w:t>for</w:t>
+      </w:r>
+      <w:proofErr w:type="spellEnd"/>
+      <w:r>
+        <w:rPr>
+          <w:rFonts w:ascii="Times New Roman" w:hAnsi="Times New Roman" w:cs="Times New Roman"/>
+          <w:sz w:val="36"/>
+          <w:szCs w:val="36"/>
+        </w:rPr>
+        <w:t xml:space="preserve"> </w:t>
+      </w:r>
+      <w:proofErr w:type="spellStart"/>
+      <w:r>
+        <w:rPr>
+          <w:rFonts w:ascii="Times New Roman" w:hAnsi="Times New Roman" w:cs="Times New Roman"/>
+          <w:sz w:val="36"/>
+          <w:szCs w:val="36"/>
+        </w:rPr>
+        <w:t>understanding</w:t>
+      </w:r>
+      <w:proofErr w:type="spellEnd"/>
+      <w:r>
+        <w:rPr>
+          <w:rFonts w:ascii="Times New Roman" w:hAnsi="Times New Roman" w:cs="Times New Roman"/>
+          <w:sz w:val="36"/>
+          <w:szCs w:val="36"/>
+        </w:rPr>
+        <w:t xml:space="preserve"> </w:t>
+      </w:r>
+      <w:r>
+        <w:rPr>
+          <w:rFonts w:ascii="Times New Roman" w:hAnsi="Times New Roman" w:cs="Times New Roman"/>
+          <w:sz w:val="36"/>
+          <w:szCs w:val="36"/>
+        </w:rPr>
+        <w:t xml:space="preserve">global </w:t>
+      </w:r>
+      <w:proofErr w:type="spellStart"/>
+      <w:r>
+        <w:rPr>
+          <w:rFonts w:ascii="Times New Roman" w:hAnsi="Times New Roman" w:cs="Times New Roman"/>
+          <w:sz w:val="36"/>
+          <w:szCs w:val="36"/>
+        </w:rPr>
+        <w:t>change</w:t>
+      </w:r>
+      <w:proofErr w:type="spellEnd"/>
+      <w:r>
+        <w:rPr>
+          <w:rFonts w:ascii="Times New Roman" w:hAnsi="Times New Roman" w:cs="Times New Roman"/>
+          <w:sz w:val="36"/>
+          <w:szCs w:val="36"/>
+        </w:rPr>
+        <w:t xml:space="preserve"> </w:t>
+      </w:r>
+      <w:proofErr w:type="spellStart"/>
+      <w:r>
+        <w:rPr>
+          <w:rFonts w:ascii="Times New Roman" w:hAnsi="Times New Roman" w:cs="Times New Roman"/>
+          <w:sz w:val="36"/>
+          <w:szCs w:val="36"/>
+        </w:rPr>
+        <w:t>impacts</w:t>
+      </w:r>
+      <w:proofErr w:type="spellEnd"/>
+      <w:r>
+        <w:rPr>
+          <w:rFonts w:ascii="Times New Roman" w:hAnsi="Times New Roman" w:cs="Times New Roman"/>
+          <w:sz w:val="36"/>
+          <w:szCs w:val="36"/>
+        </w:rPr>
+        <w:t xml:space="preserve"> in </w:t>
+      </w:r>
+      <w:proofErr w:type="spellStart"/>
+      <w:r>
+        <w:rPr>
+          <w:rFonts w:ascii="Times New Roman" w:hAnsi="Times New Roman" w:cs="Times New Roman"/>
+          <w:sz w:val="36"/>
+          <w:szCs w:val="36"/>
+        </w:rPr>
+        <w:t>dryland</w:t>
+      </w:r>
+      <w:proofErr w:type="spellEnd"/>
+      <w:r>
+        <w:rPr>
+          <w:rFonts w:ascii="Times New Roman" w:hAnsi="Times New Roman" w:cs="Times New Roman"/>
+          <w:sz w:val="36"/>
+          <w:szCs w:val="36"/>
+        </w:rPr>
+        <w:t xml:space="preserve"> </w:t>
+      </w:r>
+      <w:proofErr w:type="spellStart"/>
+      <w:r>
+        <w:rPr>
+          <w:rFonts w:ascii="Times New Roman" w:hAnsi="Times New Roman" w:cs="Times New Roman"/>
+          <w:sz w:val="36"/>
+          <w:szCs w:val="36"/>
+        </w:rPr>
+        <w:t>ecosystems</w:t>
+      </w:r>
+      <w:proofErr w:type="spellEnd"/>
     </w:p>
     <w:p>
       <w:pPr>
         <w:spacing w:line="480" w:lineRule="auto"/>
-        <w:rPr>
-          <w:rFonts w:ascii="Times New Roman" w:hAnsi="Times New Roman" w:cs="Times New Roman"/>
-        </w:rPr>
-      </w:pPr>
-      <w:r>
-        <w:rPr>
-          <w:rFonts w:ascii="Times New Roman" w:hAnsi="Times New Roman" w:cs="Times New Roman"/>
-        </w:rPr>
-        <w:t xml:space="preserve">Morales-González et al. </w:t>
-      </w:r>
-      <w:r>
-        <w:rPr>
-          <w:rStyle w:val="Refdenotaalpie"/>
-          <w:rFonts w:ascii="Times New Roman" w:hAnsi="Times New Roman" w:cs="Times New Roman"/>
-          <w:sz w:val="28"/>
-          <w:szCs w:val="28"/>
-        </w:rPr>
-        <w:footnoteReference w:customMarkFollows="1" w:id="1"/>
-        <w:t>#</w:t>
-      </w:r>
+        <w:jc w:val="center"/>
+        <w:rPr>
+          <w:rFonts w:ascii="Times New Roman" w:hAnsi="Times New Roman" w:cs="Times New Roman"/>
+          <w:sz w:val="36"/>
+          <w:szCs w:val="36"/>
+        </w:rPr>
+      </w:pPr>
+    </w:p>
+    <w:p>
+      <w:pPr>
+        <w:spacing w:line="480" w:lineRule="auto"/>
+        <w:rPr>
+          <w:rFonts w:ascii="Times New Roman" w:hAnsi="Times New Roman" w:cs="Times New Roman"/>
+          <w:lang w:val="en-GB"/>
+        </w:rPr>
+      </w:pPr>
+      <w:r>
+        <w:rPr>
+          <w:rFonts w:ascii="Times New Roman" w:hAnsi="Times New Roman" w:cs="Times New Roman"/>
+          <w:lang w:val="en-US"/>
+        </w:rPr>
+        <w:t>Ana Morales-González</w:t>
+      </w:r>
+      <w:r>
+        <w:rPr>
+          <w:rFonts w:ascii="Times New Roman" w:hAnsi="Times New Roman" w:cs="Times New Roman"/>
+          <w:vertAlign w:val="superscript"/>
+          <w:lang w:val="en-US"/>
+        </w:rPr>
+        <w:t>1,2</w:t>
+      </w:r>
+      <w:r>
+        <w:rPr>
+          <w:rFonts w:ascii="Times New Roman" w:hAnsi="Times New Roman" w:cs="Times New Roman"/>
+          <w:lang w:val="en-US"/>
+        </w:rPr>
+        <w:t xml:space="preserve">, </w:t>
+      </w:r>
+      <w:r>
+        <w:rPr>
+          <w:rFonts w:ascii="Times New Roman" w:hAnsi="Times New Roman" w:cs="Times New Roman"/>
+          <w:lang w:val="en-GB"/>
+        </w:rPr>
+        <w:t>Walter R Jubber</w:t>
+      </w:r>
+      <w:r>
+        <w:rPr>
+          <w:rFonts w:ascii="Times New Roman" w:hAnsi="Times New Roman" w:cs="Times New Roman"/>
+          <w:vertAlign w:val="superscript"/>
+          <w:lang w:val="en-GB"/>
+        </w:rPr>
+        <w:t>3,4</w:t>
+      </w:r>
+      <w:r>
+        <w:rPr>
+          <w:rFonts w:ascii="Times New Roman" w:hAnsi="Times New Roman" w:cs="Times New Roman"/>
+          <w:lang w:val="en-GB"/>
+        </w:rPr>
+        <w:t>, Andrea Fuller</w:t>
+      </w:r>
+      <w:r>
+        <w:rPr>
+          <w:rFonts w:ascii="Times New Roman" w:hAnsi="Times New Roman" w:cs="Times New Roman"/>
+          <w:vertAlign w:val="superscript"/>
+          <w:lang w:val="en-GB"/>
+        </w:rPr>
+        <w:t>3</w:t>
+      </w:r>
+      <w:r>
+        <w:rPr>
+          <w:rFonts w:ascii="Times New Roman" w:hAnsi="Times New Roman" w:cs="Times New Roman"/>
+          <w:lang w:val="en-GB"/>
+        </w:rPr>
+        <w:t xml:space="preserve">, </w:t>
+      </w:r>
+      <w:proofErr w:type="spellStart"/>
+      <w:r>
+        <w:rPr>
+          <w:rFonts w:ascii="Times New Roman" w:hAnsi="Times New Roman" w:cs="Times New Roman"/>
+          <w:lang w:val="en-GB"/>
+        </w:rPr>
+        <w:t>Arpat</w:t>
+      </w:r>
+      <w:proofErr w:type="spellEnd"/>
+      <w:r>
+        <w:rPr>
+          <w:rFonts w:ascii="Times New Roman" w:hAnsi="Times New Roman" w:cs="Times New Roman"/>
+          <w:lang w:val="en-GB"/>
+        </w:rPr>
+        <w:t xml:space="preserve"> Ozgul</w:t>
+      </w:r>
+      <w:r>
+        <w:rPr>
+          <w:rFonts w:ascii="Times New Roman" w:hAnsi="Times New Roman" w:cs="Times New Roman"/>
+          <w:vertAlign w:val="superscript"/>
+          <w:lang w:val="en-GB"/>
+        </w:rPr>
+        <w:t>5</w:t>
+      </w:r>
+      <w:r>
+        <w:rPr>
+          <w:rFonts w:ascii="Times New Roman" w:hAnsi="Times New Roman" w:cs="Times New Roman"/>
+          <w:lang w:val="en-GB"/>
+        </w:rPr>
+        <w:t>, Ken Graf</w:t>
+      </w:r>
+      <w:r>
+        <w:rPr>
+          <w:rFonts w:ascii="Times New Roman" w:hAnsi="Times New Roman" w:cs="Times New Roman"/>
+          <w:vertAlign w:val="superscript"/>
+          <w:lang w:val="en-GB"/>
+        </w:rPr>
+        <w:t>5</w:t>
+      </w:r>
+      <w:r>
+        <w:rPr>
+          <w:rFonts w:ascii="Times New Roman" w:hAnsi="Times New Roman" w:cs="Times New Roman"/>
+          <w:lang w:val="en-GB"/>
+        </w:rPr>
+        <w:t>, C</w:t>
+      </w:r>
+      <w:proofErr w:type="spellStart"/>
+      <w:r>
+        <w:rPr>
+          <w:rFonts w:ascii="Times New Roman" w:hAnsi="Times New Roman" w:cs="Times New Roman"/>
+        </w:rPr>
+        <w:t>andela</w:t>
+      </w:r>
+      <w:proofErr w:type="spellEnd"/>
+      <w:r>
+        <w:rPr>
+          <w:rFonts w:ascii="Times New Roman" w:hAnsi="Times New Roman" w:cs="Times New Roman"/>
+        </w:rPr>
+        <w:t xml:space="preserve"> Yáñez da Silva</w:t>
+      </w:r>
+      <w:r>
+        <w:rPr>
+          <w:rFonts w:ascii="Times New Roman" w:hAnsi="Times New Roman" w:cs="Times New Roman"/>
+          <w:vertAlign w:val="superscript"/>
+        </w:rPr>
+        <w:t>1</w:t>
+      </w:r>
+      <w:r>
+        <w:rPr>
+          <w:rFonts w:ascii="Times New Roman" w:hAnsi="Times New Roman" w:cs="Times New Roman"/>
+        </w:rPr>
+        <w:t>, Guillermo Gómez Peña</w:t>
+      </w:r>
+      <w:r>
+        <w:rPr>
+          <w:rFonts w:ascii="Times New Roman" w:hAnsi="Times New Roman" w:cs="Times New Roman"/>
+          <w:vertAlign w:val="superscript"/>
+        </w:rPr>
+        <w:t>1</w:t>
+      </w:r>
+      <w:r>
+        <w:rPr>
+          <w:rFonts w:ascii="Times New Roman" w:hAnsi="Times New Roman" w:cs="Times New Roman"/>
+        </w:rPr>
+        <w:t xml:space="preserve">, </w:t>
+      </w:r>
+      <w:proofErr w:type="spellStart"/>
+      <w:r>
+        <w:rPr>
+          <w:rFonts w:ascii="Times New Roman" w:hAnsi="Times New Roman" w:cs="Times New Roman"/>
+        </w:rPr>
+        <w:t>Sonja</w:t>
+      </w:r>
+      <w:proofErr w:type="spellEnd"/>
+      <w:r>
+        <w:rPr>
+          <w:rFonts w:ascii="Times New Roman" w:hAnsi="Times New Roman" w:cs="Times New Roman"/>
+        </w:rPr>
+        <w:t xml:space="preserve"> Huber</w:t>
+      </w:r>
+      <w:r>
+        <w:rPr>
+          <w:rFonts w:ascii="Times New Roman" w:hAnsi="Times New Roman" w:cs="Times New Roman"/>
+          <w:vertAlign w:val="superscript"/>
+        </w:rPr>
+        <w:t>1</w:t>
+      </w:r>
+      <w:r>
+        <w:rPr>
+          <w:rFonts w:ascii="Times New Roman" w:hAnsi="Times New Roman" w:cs="Times New Roman"/>
+        </w:rPr>
+        <w:t xml:space="preserve">, </w:t>
+      </w:r>
+      <w:r>
+        <w:rPr>
+          <w:rFonts w:ascii="Times New Roman" w:hAnsi="Times New Roman" w:cs="Times New Roman"/>
+          <w:lang w:val="en-GB"/>
+        </w:rPr>
+        <w:t>Marta B. Manser</w:t>
+      </w:r>
+      <w:r>
+        <w:rPr>
+          <w:rFonts w:ascii="Times New Roman" w:hAnsi="Times New Roman" w:cs="Times New Roman"/>
+          <w:vertAlign w:val="superscript"/>
+          <w:lang w:val="en-GB"/>
+        </w:rPr>
+        <w:t>4,5</w:t>
+      </w:r>
+      <w:r>
+        <w:rPr>
+          <w:rFonts w:ascii="Times New Roman" w:hAnsi="Times New Roman" w:cs="Times New Roman"/>
+          <w:vertAlign w:val="superscript"/>
+          <w:lang w:val="en-GB"/>
+        </w:rPr>
+        <w:t>,6</w:t>
+      </w:r>
+      <w:r>
+        <w:rPr>
+          <w:rFonts w:ascii="Times New Roman" w:hAnsi="Times New Roman" w:cs="Times New Roman"/>
+          <w:lang w:val="en-GB"/>
+        </w:rPr>
+        <w:t>, Maria Paniw</w:t>
+      </w:r>
+      <w:r>
+        <w:rPr>
+          <w:rFonts w:ascii="Times New Roman" w:hAnsi="Times New Roman" w:cs="Times New Roman"/>
+          <w:vertAlign w:val="superscript"/>
+          <w:lang w:val="en-GB"/>
+        </w:rPr>
+        <w:t>1</w:t>
+      </w:r>
+    </w:p>
+    <w:p>
+      <w:pPr>
+        <w:spacing w:line="480" w:lineRule="auto"/>
+        <w:rPr>
+          <w:rFonts w:ascii="Times New Roman" w:hAnsi="Times New Roman" w:cs="Times New Roman"/>
+          <w:lang w:val="en-GB"/>
+        </w:rPr>
+      </w:pPr>
+    </w:p>
+    <w:p>
+      <w:pPr>
+        <w:spacing w:line="480" w:lineRule="auto"/>
+        <w:rPr>
+          <w:rFonts w:ascii="Times New Roman" w:hAnsi="Times New Roman" w:cs="Times New Roman"/>
+          <w:lang w:val="en-GB"/>
+        </w:rPr>
+      </w:pPr>
+      <w:r>
+        <w:rPr>
+          <w:rFonts w:ascii="Times New Roman" w:hAnsi="Times New Roman" w:cs="Times New Roman"/>
+          <w:vertAlign w:val="superscript"/>
+          <w:lang w:val="en-GB"/>
+        </w:rPr>
+        <w:t xml:space="preserve">1 </w:t>
+      </w:r>
+      <w:r>
+        <w:rPr>
+          <w:rFonts w:ascii="Times New Roman" w:hAnsi="Times New Roman" w:cs="Times New Roman"/>
+          <w:lang w:val="en-GB"/>
+        </w:rPr>
+        <w:t>Department</w:t>
+      </w:r>
+      <w:r>
+        <w:rPr>
+          <w:rFonts w:ascii="Times New Roman" w:hAnsi="Times New Roman" w:cs="Times New Roman"/>
+          <w:lang w:val="en-GB"/>
+        </w:rPr>
+        <w:t xml:space="preserve"> of</w:t>
+      </w:r>
+      <w:r>
+        <w:rPr>
+          <w:rFonts w:ascii="Times New Roman" w:hAnsi="Times New Roman" w:cs="Times New Roman"/>
+          <w:lang w:val="en-GB"/>
+        </w:rPr>
+        <w:t xml:space="preserve"> Conservation Biology and Global Change, Estación </w:t>
+      </w:r>
+      <w:proofErr w:type="spellStart"/>
+      <w:r>
+        <w:rPr>
+          <w:rFonts w:ascii="Times New Roman" w:hAnsi="Times New Roman" w:cs="Times New Roman"/>
+          <w:lang w:val="en-GB"/>
+        </w:rPr>
+        <w:t>Biológica</w:t>
+      </w:r>
+      <w:proofErr w:type="spellEnd"/>
+      <w:r>
+        <w:rPr>
+          <w:rFonts w:ascii="Times New Roman" w:hAnsi="Times New Roman" w:cs="Times New Roman"/>
+          <w:lang w:val="en-GB"/>
+        </w:rPr>
+        <w:t xml:space="preserve"> de </w:t>
+      </w:r>
+      <w:proofErr w:type="spellStart"/>
+      <w:r>
+        <w:rPr>
+          <w:rFonts w:ascii="Times New Roman" w:hAnsi="Times New Roman" w:cs="Times New Roman"/>
+          <w:lang w:val="en-GB"/>
+        </w:rPr>
+        <w:t>Doñana</w:t>
+      </w:r>
+      <w:proofErr w:type="spellEnd"/>
+      <w:r>
+        <w:rPr>
+          <w:rFonts w:ascii="Times New Roman" w:hAnsi="Times New Roman" w:cs="Times New Roman"/>
+          <w:lang w:val="en-GB"/>
+        </w:rPr>
+        <w:t>-</w:t>
+      </w:r>
+      <w:r>
+        <w:rPr>
+          <w:rFonts w:ascii="Times New Roman" w:hAnsi="Times New Roman" w:cs="Times New Roman"/>
+          <w:lang w:val="en-GB"/>
+        </w:rPr>
+        <w:t>CSIC, Sevilla, Spain.</w:t>
+      </w:r>
+    </w:p>
+    <w:p>
+      <w:pPr>
+        <w:spacing w:line="480" w:lineRule="auto"/>
+        <w:rPr>
+          <w:rFonts w:ascii="Times New Roman" w:hAnsi="Times New Roman" w:cs="Times New Roman"/>
+          <w:lang w:val="en-GB"/>
+        </w:rPr>
+      </w:pPr>
+      <w:r>
+        <w:rPr>
+          <w:rFonts w:ascii="Times New Roman" w:hAnsi="Times New Roman" w:cs="Times New Roman"/>
+          <w:vertAlign w:val="superscript"/>
+          <w:lang w:val="en-GB"/>
+        </w:rPr>
+        <w:t xml:space="preserve">2 </w:t>
+      </w:r>
+      <w:r>
+        <w:rPr>
+          <w:rFonts w:ascii="Times New Roman" w:hAnsi="Times New Roman" w:cs="Times New Roman"/>
+          <w:lang w:val="en-GB"/>
+        </w:rPr>
+        <w:t>Institute of Nature Conservation of the Polish Academy of Sciences (IOP PAN), Kraków, Poland</w:t>
+      </w:r>
+      <w:r>
+        <w:rPr>
+          <w:rFonts w:ascii="Times New Roman" w:hAnsi="Times New Roman" w:cs="Times New Roman"/>
+          <w:lang w:val="en-GB"/>
+        </w:rPr>
+        <w:t>.</w:t>
+      </w:r>
+    </w:p>
+    <w:p>
+      <w:pPr>
+        <w:spacing w:line="480" w:lineRule="auto"/>
+        <w:rPr>
+          <w:rFonts w:ascii="Times New Roman" w:hAnsi="Times New Roman" w:cs="Times New Roman"/>
+          <w:lang w:val="en-GB"/>
+        </w:rPr>
+      </w:pPr>
+      <w:r>
+        <w:rPr>
+          <w:rFonts w:ascii="Times New Roman" w:hAnsi="Times New Roman" w:cs="Times New Roman"/>
+          <w:vertAlign w:val="superscript"/>
+          <w:lang w:val="en-GB"/>
+        </w:rPr>
+        <w:t>3</w:t>
+      </w:r>
+      <w:r>
+        <w:rPr>
+          <w:rFonts w:ascii="Times New Roman" w:hAnsi="Times New Roman" w:cs="Times New Roman"/>
+          <w:vertAlign w:val="superscript"/>
+          <w:lang w:val="en-GB"/>
+        </w:rPr>
+        <w:t xml:space="preserve"> </w:t>
+      </w:r>
+      <w:r>
+        <w:rPr>
+          <w:rFonts w:ascii="Times New Roman" w:hAnsi="Times New Roman" w:cs="Times New Roman"/>
+          <w:lang w:val="en-GB"/>
+        </w:rPr>
+        <w:t>Brain Function Research Group, School of Physiology, Faculty of Health Sciences, University of the Witwatersrand, Parktown 2193, South Africa.</w:t>
+      </w:r>
+    </w:p>
+    <w:p>
+      <w:pPr>
+        <w:spacing w:line="480" w:lineRule="auto"/>
+        <w:rPr>
+          <w:rFonts w:ascii="Times New Roman" w:hAnsi="Times New Roman" w:cs="Times New Roman"/>
+          <w:vertAlign w:val="superscript"/>
+          <w:lang w:val="en-GB"/>
+        </w:rPr>
+      </w:pPr>
+      <w:r>
+        <w:rPr>
+          <w:rFonts w:ascii="Times New Roman" w:hAnsi="Times New Roman" w:cs="Times New Roman"/>
+          <w:vertAlign w:val="superscript"/>
+          <w:lang w:val="en-GB"/>
+        </w:rPr>
+        <w:t xml:space="preserve">4 </w:t>
+      </w:r>
+      <w:r>
+        <w:rPr>
+          <w:rFonts w:ascii="Times New Roman" w:hAnsi="Times New Roman" w:cs="Times New Roman"/>
+          <w:lang w:val="en-GB"/>
+        </w:rPr>
+        <w:t xml:space="preserve">Kalahari Research Trust, Kuruman River Reserve, Van </w:t>
+      </w:r>
+      <w:proofErr w:type="spellStart"/>
+      <w:r>
+        <w:rPr>
+          <w:rFonts w:ascii="Times New Roman" w:hAnsi="Times New Roman" w:cs="Times New Roman"/>
+          <w:lang w:val="en-GB"/>
+        </w:rPr>
+        <w:t>Zylsrus</w:t>
+      </w:r>
+      <w:proofErr w:type="spellEnd"/>
+      <w:r>
+        <w:rPr>
+          <w:rFonts w:ascii="Times New Roman" w:hAnsi="Times New Roman" w:cs="Times New Roman"/>
+          <w:lang w:val="en-GB"/>
+        </w:rPr>
+        <w:t xml:space="preserve"> 8467, Northern Cape, South Africa.</w:t>
+      </w:r>
+    </w:p>
+    <w:p>
+      <w:pPr>
+        <w:spacing w:line="480" w:lineRule="auto"/>
+        <w:rPr>
+          <w:rFonts w:ascii="Times New Roman" w:hAnsi="Times New Roman" w:cs="Times New Roman"/>
+          <w:lang w:val="en-GB"/>
+        </w:rPr>
+      </w:pPr>
+      <w:r>
+        <w:rPr>
+          <w:rFonts w:ascii="Times New Roman" w:hAnsi="Times New Roman" w:cs="Times New Roman"/>
+          <w:vertAlign w:val="superscript"/>
+          <w:lang w:val="en-GB"/>
+        </w:rPr>
+        <w:t xml:space="preserve">5 </w:t>
+      </w:r>
+      <w:r>
+        <w:rPr>
+          <w:rFonts w:ascii="Times New Roman" w:hAnsi="Times New Roman" w:cs="Times New Roman"/>
+          <w:lang w:val="en-GB"/>
+        </w:rPr>
+        <w:t>Department of Evolutionary Biology and Environmental Studies, University of Zurich, Zurich, Switzerland.</w:t>
+      </w:r>
+    </w:p>
+    <w:p>
+      <w:pPr>
+        <w:spacing w:line="480" w:lineRule="auto"/>
+        <w:rPr>
+          <w:rFonts w:ascii="Times New Roman" w:hAnsi="Times New Roman" w:cs="Times New Roman"/>
+          <w:lang w:val="en-GB"/>
+        </w:rPr>
+      </w:pPr>
+      <w:r>
+        <w:rPr>
+          <w:rFonts w:ascii="Times New Roman" w:hAnsi="Times New Roman" w:cs="Times New Roman"/>
+          <w:vertAlign w:val="superscript"/>
+          <w:lang w:val="en-GB"/>
+        </w:rPr>
+        <w:t xml:space="preserve">6 </w:t>
+      </w:r>
+      <w:r>
+        <w:rPr>
+          <w:rFonts w:ascii="Times New Roman" w:hAnsi="Times New Roman" w:cs="Times New Roman"/>
+          <w:lang w:val="en-GB"/>
+        </w:rPr>
+        <w:t>Mammal Research Institute, University of Pretoria, Hatfield, South Africa.</w:t>
+      </w:r>
+    </w:p>
+    <w:p>
+      <w:pPr>
+        <w:spacing w:line="480" w:lineRule="auto"/>
+        <w:rPr>
+          <w:rFonts w:ascii="Times New Roman" w:hAnsi="Times New Roman" w:cs="Times New Roman"/>
+          <w:lang w:val="en-GB"/>
+        </w:rPr>
+      </w:pPr>
     </w:p>
     <w:p>
       <w:pPr>
@@ -148,6 +792,7 @@
                 <w:szCs w:val="22"/>
                 <w:lang w:val="en-US"/>
               </w:rPr>
+              <w:lastRenderedPageBreak/>
               <w:t>Dataset</w:t>
             </w:r>
           </w:p>
@@ -1076,7 +1721,6 @@
         <w:pStyle w:val="Ttulo2"/>
       </w:pPr>
       <w:r>
-        <w:lastRenderedPageBreak/>
         <w:t>Research site selection and basic site information</w:t>
       </w:r>
       <w:commentRangeStart w:id="3"/>
@@ -1131,7 +1775,7 @@
           <w:highlight w:val="yellow"/>
           <w:lang w:val="en-GB"/>
         </w:rPr>
-        <w:t>COPIED FROM WALTS PAPER. NEEDS TO BE ADJUSTED.</w:t>
+        <w:t>COPIED FROM WALT PAPER. NEEDS TO BE ADJUSTED.</w:t>
       </w:r>
       <w:r>
         <w:rPr>
@@ -1147,149 +1791,122 @@
           <w:bCs w:val="0"/>
           <w:lang w:val="en-GB"/>
         </w:rPr>
-        <w:t>The study area is situated at the Kalahari Research Centre (KRC, -26.978615°, 21.832148°), in the Kalahari Desert, Northern Cape of South Africa (Russell et al., 2002), covering a total area of approximately 7,250 hectares. The area experiences hot summers, with rainfall typically occurring from November to April (wet season), and cold winters from May to October (dry season). Over the past 12 years, the mean annual rainfall has averaged 266 mm, and in the summer, the average daily air temperature is 30.3°C, reaching a maximum of 44.2°C. In contrast, winter months have an average air temperature of 10.1°C, with a minimum temperature dropping to -11.9°C (</w:t>
-      </w:r>
-      <w:proofErr w:type="spellStart"/>
+        <w:t xml:space="preserve">The study area is situated at the Kalahari Research Centre (KRC, -26.978615°, 21.832148°), in the Kalahari Desert, Northern Cape of South Africa (Russell et al., 2002), covering a total area of approximately 7,250 hectares. The area experiences hot summers, with rainfall typically occurring from November to April (wet season), and cold winters from May to </w:t>
+      </w:r>
       <w:r>
         <w:rPr>
           <w:b w:val="0"/>
           <w:bCs w:val="0"/>
           <w:lang w:val="en-GB"/>
         </w:rPr>
-        <w:t>Paniw</w:t>
-      </w:r>
-      <w:proofErr w:type="spellEnd"/>
+        <w:lastRenderedPageBreak/>
+        <w:t xml:space="preserve">October (dry season). Over the past 12 years, the mean annual rainfall has averaged 266 mm, and in the summer, the average daily air temperature is 30.3°C, reaching a maximum of 44.2°C. In contrast, winter months have an average air temperature of 10.1°C, with a minimum temperature dropping to -11.9°C (Paniw et al., 2022; </w:t>
+      </w:r>
+      <w:proofErr w:type="spellStart"/>
       <w:r>
         <w:rPr>
           <w:b w:val="0"/>
           <w:bCs w:val="0"/>
           <w:lang w:val="en-GB"/>
         </w:rPr>
-        <w:t xml:space="preserve"> et al., 2022; </w:t>
-      </w:r>
-      <w:proofErr w:type="spellStart"/>
+        <w:t>Jubber</w:t>
+      </w:r>
+      <w:proofErr w:type="spellEnd"/>
       <w:r>
         <w:rPr>
           <w:b w:val="0"/>
           <w:bCs w:val="0"/>
           <w:lang w:val="en-GB"/>
         </w:rPr>
-        <w:t>Jubber</w:t>
-      </w:r>
-      <w:proofErr w:type="spellEnd"/>
+        <w:t xml:space="preserve"> et al., 2025). Soils at the study area are characteristic of the southern Kalahari, and are acidic, nutrient-poor, and dominated by sand (</w:t>
+      </w:r>
+      <w:commentRangeStart w:id="4"/>
       <w:r>
         <w:rPr>
           <w:b w:val="0"/>
           <w:bCs w:val="0"/>
           <w:lang w:val="en-GB"/>
         </w:rPr>
-        <w:t xml:space="preserve"> et al., 2025). Soils at the study area are characteristic of the southern Kalahari, and are acidic, nutrient-poor, and dominated by sand (</w:t>
-      </w:r>
-      <w:commentRangeStart w:id="4"/>
+        <w:t>Wang et al., 2007</w:t>
+      </w:r>
+      <w:commentRangeEnd w:id="4"/>
       <w:r>
         <w:rPr>
           <w:b w:val="0"/>
           <w:bCs w:val="0"/>
           <w:lang w:val="en-GB"/>
         </w:rPr>
-        <w:t>Wang et al., 2007</w:t>
-      </w:r>
-      <w:commentRangeEnd w:id="4"/>
+        <w:commentReference w:id="4"/>
+      </w:r>
       <w:r>
         <w:rPr>
           <w:b w:val="0"/>
           <w:bCs w:val="0"/>
           <w:lang w:val="en-GB"/>
         </w:rPr>
-        <w:commentReference w:id="4"/>
-      </w:r>
+        <w:t xml:space="preserve">). Macrohabitats in the area include high and low </w:t>
+      </w:r>
+      <w:proofErr w:type="spellStart"/>
       <w:r>
         <w:rPr>
           <w:b w:val="0"/>
           <w:bCs w:val="0"/>
           <w:lang w:val="en-GB"/>
         </w:rPr>
-        <w:t xml:space="preserve">). Macrohabitats in the area include high and low </w:t>
-      </w:r>
-      <w:proofErr w:type="spellStart"/>
+        <w:t>duneveld</w:t>
+      </w:r>
+      <w:proofErr w:type="spellEnd"/>
       <w:r>
         <w:rPr>
           <w:b w:val="0"/>
           <w:bCs w:val="0"/>
           <w:lang w:val="en-GB"/>
         </w:rPr>
-        <w:t>duneveld</w:t>
-      </w:r>
-      <w:proofErr w:type="spellEnd"/>
+        <w:t xml:space="preserve"> (van Rooyen &amp; van Rooyen, </w:t>
+      </w:r>
+      <w:commentRangeStart w:id="5"/>
       <w:r>
         <w:rPr>
           <w:b w:val="0"/>
           <w:bCs w:val="0"/>
           <w:lang w:val="en-GB"/>
         </w:rPr>
-        <w:t xml:space="preserve"> (van Rooyen &amp; van Rooyen, </w:t>
-      </w:r>
-      <w:commentRangeStart w:id="5"/>
+        <w:t>2010</w:t>
+      </w:r>
+      <w:commentRangeEnd w:id="5"/>
       <w:r>
         <w:rPr>
           <w:b w:val="0"/>
           <w:bCs w:val="0"/>
           <w:lang w:val="en-GB"/>
         </w:rPr>
-        <w:t>2010</w:t>
-      </w:r>
-      <w:commentRangeEnd w:id="5"/>
+        <w:commentReference w:id="5"/>
+      </w:r>
       <w:r>
         <w:rPr>
           <w:b w:val="0"/>
           <w:bCs w:val="0"/>
           <w:lang w:val="en-GB"/>
         </w:rPr>
-        <w:commentReference w:id="5"/>
-      </w:r>
+        <w:t xml:space="preserve">), white calcareous river terraces and floodplains, calcareous pan flats with limited grass cover interspersed with short dwarf shrubs, and the </w:t>
+      </w:r>
+      <w:proofErr w:type="spellStart"/>
       <w:r>
         <w:rPr>
           <w:b w:val="0"/>
           <w:bCs w:val="0"/>
           <w:lang w:val="en-GB"/>
         </w:rPr>
-        <w:t xml:space="preserve">), white calcareous river terraces and floodplains, calcareous pan flats with limited grass cover interspersed with short dwarf shrubs, and the </w:t>
-      </w:r>
-      <w:proofErr w:type="spellStart"/>
+        <w:t>Diatomous</w:t>
+      </w:r>
+      <w:proofErr w:type="spellEnd"/>
       <w:r>
         <w:rPr>
           <w:b w:val="0"/>
           <w:bCs w:val="0"/>
           <w:lang w:val="en-GB"/>
         </w:rPr>
-        <w:t>Diatomous</w:t>
-      </w:r>
-      <w:proofErr w:type="spellEnd"/>
-      <w:r>
-        <w:rPr>
-          <w:b w:val="0"/>
-          <w:bCs w:val="0"/>
-          <w:lang w:val="en-GB"/>
-        </w:rPr>
-        <w:t xml:space="preserve"> fossil riverbed of the </w:t>
-      </w:r>
-      <w:proofErr w:type="spellStart"/>
-      <w:r>
-        <w:rPr>
-          <w:b w:val="0"/>
-          <w:bCs w:val="0"/>
-          <w:lang w:val="en-GB"/>
-        </w:rPr>
-        <w:t>Kuruman</w:t>
-      </w:r>
-      <w:proofErr w:type="spellEnd"/>
-      <w:r>
-        <w:rPr>
-          <w:b w:val="0"/>
-          <w:bCs w:val="0"/>
-          <w:lang w:val="en-GB"/>
-        </w:rPr>
-        <w:t xml:space="preserve"> River (van Rooyen &amp; van Rooyen, 2008) (Fig. 1).</w:t>
+        <w:t xml:space="preserve"> fossil riverbed of the Kuruman River (van Rooyen &amp; van Rooyen, 2008) (Fig. 1).</w:t>
       </w:r>
     </w:p>
     <w:p>
@@ -1519,16 +2136,7 @@
           <w:bCs w:val="0"/>
           <w:lang w:val="en-GB"/>
         </w:rPr>
-        <w:t xml:space="preserve">2022); and 3. High </w:t>
-      </w:r>
-      <w:r>
-        <w:rPr>
-          <w:b w:val="0"/>
-          <w:bCs w:val="0"/>
-          <w:lang w:val="en-GB"/>
-        </w:rPr>
-        <w:lastRenderedPageBreak/>
-        <w:t>impact/grazing area, also 2,000 hectares, primarily used for mixed livestock farming that accommodates sheep, goats, and cattle with various game species (Fig. 1). The boundaries are defined between these distinct land-use types with game fencing ranging from 2.2 to 2.4 meters in height, including predator-proof fencing extending one meter below the ground and an additional 50 centimetres above ground.</w:t>
+        <w:t>2022); and 3. High impact/grazing area, also 2,000 hectares, primarily used for mixed livestock farming that accommodates sheep, goats, and cattle with various game species (Fig. 1). The boundaries are defined between these distinct land-use types with game fencing ranging from 2.2 to 2.4 meters in height, including predator-proof fencing extending one meter below the ground and an additional 50 centimetres above ground.</w:t>
       </w:r>
     </w:p>
     <w:p>
@@ -1544,6 +2152,7 @@
         <w:pStyle w:val="Ttulo2"/>
       </w:pPr>
       <w:r>
+        <w:lastRenderedPageBreak/>
         <w:t xml:space="preserve">Experimental </w:t>
       </w:r>
       <w:commentRangeStart w:id="8"/>
@@ -2208,57 +2817,57 @@
           <w:highlight w:val="yellow"/>
           <w:lang w:val="en-US"/>
         </w:rPr>
+        <w:t>July</w:t>
+      </w:r>
+      <w:r>
+        <w:rPr>
+          <w:rFonts w:ascii="Times New Roman" w:hAnsi="Times New Roman" w:cs="Times New Roman"/>
+          <w:highlight w:val="yellow"/>
+          <w:lang w:val="en-US"/>
+        </w:rPr>
+        <w:t xml:space="preserve"> 2025</w:t>
+      </w:r>
+      <w:r>
+        <w:rPr>
+          <w:rFonts w:ascii="Times New Roman" w:hAnsi="Times New Roman" w:cs="Times New Roman"/>
+          <w:lang w:val="en-US"/>
+        </w:rPr>
+        <w:t>). At the start of each session, we selected a random transect and sampled its northernmost trap at 07:00 h</w:t>
+      </w:r>
+      <w:r>
+        <w:rPr>
+          <w:rFonts w:ascii="Times New Roman" w:hAnsi="Times New Roman" w:cs="Times New Roman"/>
+          <w:lang w:val="en-US"/>
+        </w:rPr>
+        <w:t>, by</w:t>
+      </w:r>
+      <w:r>
+        <w:rPr>
+          <w:rFonts w:ascii="Times New Roman" w:hAnsi="Times New Roman" w:cs="Times New Roman"/>
+          <w:lang w:val="en-US"/>
+        </w:rPr>
+        <w:t xml:space="preserve"> collecting all invertebrates and adding approximately 2 cm of local substrate (sand) and a small piece of wood to maintain ambient conditions. We then sampled the remaining traps along the transect sequentially from north to south, and afterward moved to the nearest transect and repeated the process until all transects had been checked. This procedure was repeated every 4 hours until 19:00 h</w:t>
+      </w:r>
+      <w:r>
+        <w:rPr>
+          <w:rFonts w:ascii="Times New Roman" w:hAnsi="Times New Roman" w:cs="Times New Roman"/>
+          <w:lang w:val="en-US"/>
+        </w:rPr>
+        <w:t>.</w:t>
+      </w:r>
+      <w:r>
+        <w:rPr>
+          <w:rFonts w:ascii="Times New Roman" w:hAnsi="Times New Roman" w:cs="Times New Roman"/>
+          <w:lang w:val="en-US"/>
+        </w:rPr>
+        <w:t xml:space="preserve"> </w:t>
+      </w:r>
+      <w:r>
+        <w:rPr>
+          <w:rFonts w:ascii="Times New Roman" w:hAnsi="Times New Roman" w:cs="Times New Roman"/>
+          <w:lang w:val="en-US"/>
+        </w:rPr>
         <w:lastRenderedPageBreak/>
-        <w:t>July</w:t>
-      </w:r>
-      <w:r>
-        <w:rPr>
-          <w:rFonts w:ascii="Times New Roman" w:hAnsi="Times New Roman" w:cs="Times New Roman"/>
-          <w:highlight w:val="yellow"/>
-          <w:lang w:val="en-US"/>
-        </w:rPr>
-        <w:t xml:space="preserve"> 2025</w:t>
-      </w:r>
-      <w:r>
-        <w:rPr>
-          <w:rFonts w:ascii="Times New Roman" w:hAnsi="Times New Roman" w:cs="Times New Roman"/>
-          <w:lang w:val="en-US"/>
-        </w:rPr>
-        <w:t>). At the start of each session, we selected a random transect and sampled its northernmost trap at 07:00 h</w:t>
-      </w:r>
-      <w:r>
-        <w:rPr>
-          <w:rFonts w:ascii="Times New Roman" w:hAnsi="Times New Roman" w:cs="Times New Roman"/>
-          <w:lang w:val="en-US"/>
-        </w:rPr>
-        <w:t>, by</w:t>
-      </w:r>
-      <w:r>
-        <w:rPr>
-          <w:rFonts w:ascii="Times New Roman" w:hAnsi="Times New Roman" w:cs="Times New Roman"/>
-          <w:lang w:val="en-US"/>
-        </w:rPr>
-        <w:t xml:space="preserve"> collecting all invertebrates and adding approximately 2 cm of local substrate (sand) and a small piece of wood to maintain ambient conditions. We then sampled the remaining traps along the transect sequentially from north to south, and afterward moved to the nearest transect and repeated the process until all transects had been checked. This procedure was repeated every 4 hours until 19:00 h</w:t>
-      </w:r>
-      <w:r>
-        <w:rPr>
-          <w:rFonts w:ascii="Times New Roman" w:hAnsi="Times New Roman" w:cs="Times New Roman"/>
-          <w:lang w:val="en-US"/>
-        </w:rPr>
-        <w:t>.</w:t>
-      </w:r>
-      <w:r>
-        <w:rPr>
-          <w:rFonts w:ascii="Times New Roman" w:hAnsi="Times New Roman" w:cs="Times New Roman"/>
-          <w:lang w:val="en-US"/>
-        </w:rPr>
-        <w:t xml:space="preserve"> </w:t>
-      </w:r>
-      <w:r>
-        <w:rPr>
-          <w:rFonts w:ascii="Times New Roman" w:hAnsi="Times New Roman" w:cs="Times New Roman"/>
-          <w:lang w:val="en-US"/>
-        </w:rPr>
         <w:t>T</w:t>
       </w:r>
       <w:r>
@@ -2616,6 +3225,63 @@
           <w:highlight w:val="yellow"/>
           <w:lang w:val="en-US"/>
         </w:rPr>
+        <w:t>Fig. Xa</w:t>
+      </w:r>
+      <w:r>
+        <w:rPr>
+          <w:rFonts w:ascii="Times New Roman" w:hAnsi="Times New Roman" w:cs="Times New Roman"/>
+          <w:lang w:val="en-US"/>
+        </w:rPr>
+        <w:t>)</w:t>
+      </w:r>
+      <w:r>
+        <w:rPr>
+          <w:rFonts w:ascii="Times New Roman" w:hAnsi="Times New Roman" w:cs="Times New Roman"/>
+          <w:lang w:val="en-US"/>
+        </w:rPr>
+        <w:t xml:space="preserve">, and </w:t>
+      </w:r>
+      <w:r>
+        <w:rPr>
+          <w:rFonts w:ascii="Times New Roman" w:hAnsi="Times New Roman" w:cs="Times New Roman"/>
+          <w:lang w:val="en-US"/>
+        </w:rPr>
+        <w:t>the</w:t>
+      </w:r>
+      <w:r>
+        <w:rPr>
+          <w:rFonts w:ascii="Times New Roman" w:hAnsi="Times New Roman" w:cs="Times New Roman"/>
+          <w:lang w:val="en-US"/>
+        </w:rPr>
+        <w:t xml:space="preserve"> double-stratified trap </w:t>
+      </w:r>
+      <w:r>
+        <w:rPr>
+          <w:rFonts w:ascii="Times New Roman" w:hAnsi="Times New Roman" w:cs="Times New Roman"/>
+          <w:lang w:val="en-US"/>
+        </w:rPr>
+        <w:t xml:space="preserve">was </w:t>
+      </w:r>
+      <w:r>
+        <w:rPr>
+          <w:rFonts w:ascii="Times New Roman" w:hAnsi="Times New Roman" w:cs="Times New Roman"/>
+          <w:lang w:val="en-US"/>
+        </w:rPr>
+        <w:t>divided into two 300-mm sections</w:t>
+      </w:r>
+      <w:r>
+        <w:rPr>
+          <w:rFonts w:ascii="Times New Roman" w:hAnsi="Times New Roman" w:cs="Times New Roman"/>
+          <w:lang w:val="en-US"/>
+        </w:rPr>
+        <w:t xml:space="preserve"> (</w:t>
+      </w:r>
+      <w:r>
+        <w:rPr>
+          <w:rFonts w:ascii="Times New Roman" w:hAnsi="Times New Roman" w:cs="Times New Roman"/>
+          <w:highlight w:val="yellow"/>
+          <w:lang w:val="en-US"/>
+        </w:rPr>
         <w:t xml:space="preserve">Fig. </w:t>
       </w:r>
       <w:proofErr w:type="spellStart"/>
@@ -2625,7 +3291,7 @@
           <w:highlight w:val="yellow"/>
           <w:lang w:val="en-US"/>
         </w:rPr>
-        <w:t>Xa</w:t>
+        <w:t>Xb</w:t>
       </w:r>
       <w:proofErr w:type="spellEnd"/>
       <w:r>
@@ -2640,73 +3306,6 @@
           <w:rFonts w:ascii="Times New Roman" w:hAnsi="Times New Roman" w:cs="Times New Roman"/>
           <w:lang w:val="en-US"/>
         </w:rPr>
-        <w:t xml:space="preserve">, and </w:t>
-      </w:r>
-      <w:r>
-        <w:rPr>
-          <w:rFonts w:ascii="Times New Roman" w:hAnsi="Times New Roman" w:cs="Times New Roman"/>
-          <w:lang w:val="en-US"/>
-        </w:rPr>
-        <w:t>the</w:t>
-      </w:r>
-      <w:r>
-        <w:rPr>
-          <w:rFonts w:ascii="Times New Roman" w:hAnsi="Times New Roman" w:cs="Times New Roman"/>
-          <w:lang w:val="en-US"/>
-        </w:rPr>
-        <w:t xml:space="preserve"> double-stratified trap </w:t>
-      </w:r>
-      <w:r>
-        <w:rPr>
-          <w:rFonts w:ascii="Times New Roman" w:hAnsi="Times New Roman" w:cs="Times New Roman"/>
-          <w:lang w:val="en-US"/>
-        </w:rPr>
-        <w:t xml:space="preserve">was </w:t>
-      </w:r>
-      <w:r>
-        <w:rPr>
-          <w:rFonts w:ascii="Times New Roman" w:hAnsi="Times New Roman" w:cs="Times New Roman"/>
-          <w:lang w:val="en-US"/>
-        </w:rPr>
-        <w:t>divided into two 300-mm sections</w:t>
-      </w:r>
-      <w:r>
-        <w:rPr>
-          <w:rFonts w:ascii="Times New Roman" w:hAnsi="Times New Roman" w:cs="Times New Roman"/>
-          <w:lang w:val="en-US"/>
-        </w:rPr>
-        <w:t xml:space="preserve"> (</w:t>
-      </w:r>
-      <w:r>
-        <w:rPr>
-          <w:rFonts w:ascii="Times New Roman" w:hAnsi="Times New Roman" w:cs="Times New Roman"/>
-          <w:highlight w:val="yellow"/>
-          <w:lang w:val="en-US"/>
-        </w:rPr>
-        <w:t xml:space="preserve">Fig. </w:t>
-      </w:r>
-      <w:proofErr w:type="spellStart"/>
-      <w:r>
-        <w:rPr>
-          <w:rFonts w:ascii="Times New Roman" w:hAnsi="Times New Roman" w:cs="Times New Roman"/>
-          <w:highlight w:val="yellow"/>
-          <w:lang w:val="en-US"/>
-        </w:rPr>
-        <w:t>Xb</w:t>
-      </w:r>
-      <w:proofErr w:type="spellEnd"/>
-      <w:r>
-        <w:rPr>
-          <w:rFonts w:ascii="Times New Roman" w:hAnsi="Times New Roman" w:cs="Times New Roman"/>
-          <w:lang w:val="en-US"/>
-        </w:rPr>
-        <w:t>)</w:t>
-      </w:r>
-      <w:r>
-        <w:rPr>
-          <w:rFonts w:ascii="Times New Roman" w:hAnsi="Times New Roman" w:cs="Times New Roman"/>
-          <w:lang w:val="en-US"/>
-        </w:rPr>
         <w:t xml:space="preserve">. </w:t>
       </w:r>
       <w:r>
@@ -2826,15 +3425,7 @@
           <w:rFonts w:ascii="Times New Roman" w:hAnsi="Times New Roman" w:cs="Times New Roman"/>
           <w:lang w:val="en-US"/>
         </w:rPr>
-        <w:t xml:space="preserve">To install each trap, we </w:t>
-      </w:r>
-      <w:r>
-        <w:rPr>
-          <w:rFonts w:ascii="Times New Roman" w:hAnsi="Times New Roman" w:cs="Times New Roman"/>
-          <w:lang w:val="en-US"/>
-        </w:rPr>
-        <w:lastRenderedPageBreak/>
-        <w:t>used a 25</w:t>
+        <w:t>To install each trap, we used a 25</w:t>
       </w:r>
       <w:r>
         <w:rPr>
@@ -2963,23 +3554,7 @@
           <w:rFonts w:ascii="Times New Roman" w:hAnsi="Times New Roman" w:cs="Times New Roman"/>
           <w:lang w:val="en-ZA"/>
         </w:rPr>
-        <w:t xml:space="preserve">-Thompson, 2001; Whitford, 2002; </w:t>
-      </w:r>
-      <w:proofErr w:type="spellStart"/>
-      <w:r>
-        <w:rPr>
-          <w:rFonts w:ascii="Times New Roman" w:hAnsi="Times New Roman" w:cs="Times New Roman"/>
-          <w:lang w:val="en-ZA"/>
-        </w:rPr>
-        <w:t>Chown</w:t>
-      </w:r>
-      <w:proofErr w:type="spellEnd"/>
-      <w:r>
-        <w:rPr>
-          <w:rFonts w:ascii="Times New Roman" w:hAnsi="Times New Roman" w:cs="Times New Roman"/>
-          <w:lang w:val="en-ZA"/>
-        </w:rPr>
-        <w:t xml:space="preserve"> &amp; Nicolson, 2004</w:t>
+        <w:t>-Thompson, 2001; Whitford, 2002; Chown &amp; Nicolson, 2004</w:t>
       </w:r>
       <w:commentRangeEnd w:id="11"/>
       <w:r>
@@ -3009,6 +3584,7 @@
           <w:rFonts w:ascii="Times New Roman" w:hAnsi="Times New Roman" w:cs="Times New Roman"/>
           <w:noProof/>
         </w:rPr>
+        <w:lastRenderedPageBreak/>
         <w:drawing>
           <wp:inline distT="0" distB="0" distL="0" distR="0" wp14:anchorId="67177B9B" wp14:editId="357C1A51">
             <wp:extent cx="5400040" cy="2833732"/>
@@ -3377,99 +3953,106 @@
           <w:rFonts w:ascii="Times New Roman" w:hAnsi="Times New Roman" w:cs="Times New Roman"/>
           <w:lang w:val="en-US"/>
         </w:rPr>
+        <w:t xml:space="preserve">and </w:t>
+      </w:r>
+      <w:r>
+        <w:rPr>
+          <w:rFonts w:ascii="Times New Roman" w:hAnsi="Times New Roman" w:cs="Times New Roman"/>
+          <w:lang w:val="en-US"/>
+        </w:rPr>
+        <w:t>refilled the solid material.</w:t>
+      </w:r>
+      <w:r>
+        <w:rPr>
+          <w:rFonts w:ascii="Times New Roman" w:hAnsi="Times New Roman" w:cs="Times New Roman"/>
+          <w:lang w:val="en-US"/>
+        </w:rPr>
+        <w:t xml:space="preserve"> </w:t>
+      </w:r>
+      <w:r>
+        <w:rPr>
+          <w:rFonts w:ascii="Times New Roman" w:hAnsi="Times New Roman" w:cs="Times New Roman"/>
+          <w:lang w:val="en-US"/>
+        </w:rPr>
+        <w:t xml:space="preserve">To collect invertebrates, we sieved the sand using a fine-mesh hand sieve. </w:t>
+      </w:r>
+      <w:r>
+        <w:rPr>
+          <w:rFonts w:ascii="Times New Roman" w:hAnsi="Times New Roman" w:cs="Times New Roman"/>
+          <w:lang w:val="en-US"/>
+        </w:rPr>
+        <w:t xml:space="preserve">All specimens were transported to the laboratory for identification. </w:t>
+      </w:r>
+      <w:r>
+        <w:rPr>
+          <w:rFonts w:ascii="Times New Roman" w:hAnsi="Times New Roman" w:cs="Times New Roman"/>
+          <w:lang w:val="en-US"/>
+        </w:rPr>
+        <w:t>The beginning of the sampling period varied between traps. S</w:t>
+      </w:r>
+      <w:r>
+        <w:rPr>
+          <w:rFonts w:ascii="Times New Roman" w:hAnsi="Times New Roman" w:cs="Times New Roman"/>
+          <w:lang w:val="en-US"/>
+        </w:rPr>
+        <w:t xml:space="preserve">ampling started in February 2024 </w:t>
+      </w:r>
+      <w:r>
+        <w:rPr>
+          <w:rFonts w:ascii="Times New Roman" w:hAnsi="Times New Roman" w:cs="Times New Roman"/>
+          <w:lang w:val="en-US"/>
+        </w:rPr>
+        <w:t xml:space="preserve">for the three stratified subterranean traps located in transects </w:t>
+      </w:r>
+      <w:r>
+        <w:rPr>
+          <w:rFonts w:ascii="Times New Roman" w:hAnsi="Times New Roman" w:cs="Times New Roman"/>
+          <w:lang w:val="en-US"/>
+        </w:rPr>
+        <w:t>J13, J15</w:t>
+      </w:r>
+      <w:r>
+        <w:rPr>
+          <w:rFonts w:ascii="Times New Roman" w:hAnsi="Times New Roman" w:cs="Times New Roman"/>
+          <w:lang w:val="en-US"/>
+        </w:rPr>
+        <w:t xml:space="preserve"> and</w:t>
+      </w:r>
+      <w:r>
+        <w:rPr>
+          <w:rFonts w:ascii="Times New Roman" w:hAnsi="Times New Roman" w:cs="Times New Roman"/>
+          <w:lang w:val="en-US"/>
+        </w:rPr>
+        <w:t xml:space="preserve"> H15</w:t>
+      </w:r>
+      <w:r>
+        <w:rPr>
+          <w:rFonts w:ascii="Times New Roman" w:hAnsi="Times New Roman" w:cs="Times New Roman"/>
+          <w:lang w:val="en-US"/>
+        </w:rPr>
+        <w:t xml:space="preserve"> (pilot study). S</w:t>
+      </w:r>
+      <w:r>
+        <w:rPr>
+          <w:rFonts w:ascii="Times New Roman" w:hAnsi="Times New Roman" w:cs="Times New Roman"/>
+          <w:lang w:val="en-US"/>
+        </w:rPr>
+        <w:t>ampling started in August 2024</w:t>
+      </w:r>
+      <w:r>
+        <w:rPr>
+          <w:rFonts w:ascii="Times New Roman" w:hAnsi="Times New Roman" w:cs="Times New Roman"/>
+          <w:lang w:val="en-US"/>
+        </w:rPr>
+        <w:t xml:space="preserve"> for the double stratified subterranean traps at the previous transects, and for the double and three stratified </w:t>
+      </w:r>
+      <w:r>
+        <w:rPr>
+          <w:rFonts w:ascii="Times New Roman" w:hAnsi="Times New Roman" w:cs="Times New Roman"/>
+          <w:lang w:val="en-US"/>
+        </w:rPr>
         <w:lastRenderedPageBreak/>
-        <w:t xml:space="preserve">and </w:t>
-      </w:r>
-      <w:r>
-        <w:rPr>
-          <w:rFonts w:ascii="Times New Roman" w:hAnsi="Times New Roman" w:cs="Times New Roman"/>
-          <w:lang w:val="en-US"/>
-        </w:rPr>
-        <w:t>refilled the solid material.</w:t>
-      </w:r>
-      <w:r>
-        <w:rPr>
-          <w:rFonts w:ascii="Times New Roman" w:hAnsi="Times New Roman" w:cs="Times New Roman"/>
-          <w:lang w:val="en-US"/>
-        </w:rPr>
-        <w:t xml:space="preserve"> </w:t>
-      </w:r>
-      <w:r>
-        <w:rPr>
-          <w:rFonts w:ascii="Times New Roman" w:hAnsi="Times New Roman" w:cs="Times New Roman"/>
-          <w:lang w:val="en-US"/>
-        </w:rPr>
-        <w:t xml:space="preserve">To collect invertebrates, we sieved the sand using a fine-mesh hand sieve. </w:t>
-      </w:r>
-      <w:r>
-        <w:rPr>
-          <w:rFonts w:ascii="Times New Roman" w:hAnsi="Times New Roman" w:cs="Times New Roman"/>
-          <w:lang w:val="en-US"/>
-        </w:rPr>
-        <w:t xml:space="preserve">All specimens were transported to the laboratory for identification. </w:t>
-      </w:r>
-      <w:r>
-        <w:rPr>
-          <w:rFonts w:ascii="Times New Roman" w:hAnsi="Times New Roman" w:cs="Times New Roman"/>
-          <w:lang w:val="en-US"/>
-        </w:rPr>
-        <w:t>The beginning of the sampling period varied between traps. S</w:t>
-      </w:r>
-      <w:r>
-        <w:rPr>
-          <w:rFonts w:ascii="Times New Roman" w:hAnsi="Times New Roman" w:cs="Times New Roman"/>
-          <w:lang w:val="en-US"/>
-        </w:rPr>
-        <w:t xml:space="preserve">ampling started in February 2024 </w:t>
-      </w:r>
-      <w:r>
-        <w:rPr>
-          <w:rFonts w:ascii="Times New Roman" w:hAnsi="Times New Roman" w:cs="Times New Roman"/>
-          <w:lang w:val="en-US"/>
-        </w:rPr>
-        <w:t xml:space="preserve">for the three stratified subterranean traps located in transects </w:t>
-      </w:r>
-      <w:r>
-        <w:rPr>
-          <w:rFonts w:ascii="Times New Roman" w:hAnsi="Times New Roman" w:cs="Times New Roman"/>
-          <w:lang w:val="en-US"/>
-        </w:rPr>
-        <w:t>J13, J15</w:t>
-      </w:r>
-      <w:r>
-        <w:rPr>
-          <w:rFonts w:ascii="Times New Roman" w:hAnsi="Times New Roman" w:cs="Times New Roman"/>
-          <w:lang w:val="en-US"/>
-        </w:rPr>
-        <w:t xml:space="preserve"> and</w:t>
-      </w:r>
-      <w:r>
-        <w:rPr>
-          <w:rFonts w:ascii="Times New Roman" w:hAnsi="Times New Roman" w:cs="Times New Roman"/>
-          <w:lang w:val="en-US"/>
-        </w:rPr>
-        <w:t xml:space="preserve"> H15</w:t>
-      </w:r>
-      <w:r>
-        <w:rPr>
-          <w:rFonts w:ascii="Times New Roman" w:hAnsi="Times New Roman" w:cs="Times New Roman"/>
-          <w:lang w:val="en-US"/>
-        </w:rPr>
-        <w:t xml:space="preserve"> (pilot study). S</w:t>
-      </w:r>
-      <w:r>
-        <w:rPr>
-          <w:rFonts w:ascii="Times New Roman" w:hAnsi="Times New Roman" w:cs="Times New Roman"/>
-          <w:lang w:val="en-US"/>
-        </w:rPr>
-        <w:t>ampling started in August 2024</w:t>
-      </w:r>
-      <w:r>
-        <w:rPr>
-          <w:rFonts w:ascii="Times New Roman" w:hAnsi="Times New Roman" w:cs="Times New Roman"/>
-          <w:lang w:val="en-US"/>
-        </w:rPr>
-        <w:t xml:space="preserve"> for the double stratified subterranean traps at the previous transects, and for the double and three stratified subterranean traps at transects </w:t>
+        <w:t xml:space="preserve">subterranean traps at transects </w:t>
       </w:r>
       <w:r>
         <w:rPr>
@@ -3790,7 +4373,95 @@
           <w:rFonts w:ascii="Times New Roman" w:hAnsi="Times New Roman" w:cs="Times New Roman"/>
           <w:lang w:val="en-US"/>
         </w:rPr>
-        <w:t>), allowing us to record measurements at multiple soil depths and heights.</w:t>
+        <w:t xml:space="preserve">), allowing us to record measurements at multiple soil depths and heights. TMS-Standard loggers recorded data every 15 minutes, measuring electrical conductivity in the upper soil layer (0 to </w:t>
+      </w:r>
+      <w:r>
+        <w:rPr>
+          <w:rFonts w:ascii="Times New Roman" w:hAnsi="Times New Roman" w:cs="Times New Roman"/>
+          <w:lang w:val="en-US"/>
+        </w:rPr>
+        <w:t>-</w:t>
+      </w:r>
+      <w:r>
+        <w:rPr>
+          <w:rFonts w:ascii="Times New Roman" w:hAnsi="Times New Roman" w:cs="Times New Roman"/>
+          <w:lang w:val="en-US"/>
+        </w:rPr>
+        <w:t xml:space="preserve">15 cm; </w:t>
+      </w:r>
+      <w:proofErr w:type="spellStart"/>
+      <w:r>
+        <w:rPr>
+          <w:rFonts w:ascii="Times New Roman" w:hAnsi="Times New Roman" w:cs="Times New Roman"/>
+          <w:lang w:val="en-US"/>
+        </w:rPr>
+        <w:t>TMS_moist</w:t>
+      </w:r>
+      <w:proofErr w:type="spellEnd"/>
+      <w:r>
+        <w:rPr>
+          <w:rFonts w:ascii="Times New Roman" w:hAnsi="Times New Roman" w:cs="Times New Roman"/>
+          <w:lang w:val="en-US"/>
+        </w:rPr>
+        <w:t xml:space="preserve">) and temperature at </w:t>
+      </w:r>
+      <w:r>
+        <w:rPr>
+          <w:rFonts w:ascii="Times New Roman" w:hAnsi="Times New Roman" w:cs="Times New Roman"/>
+          <w:lang w:val="en-US"/>
+        </w:rPr>
+        <w:t>-</w:t>
+      </w:r>
+      <w:r>
+        <w:rPr>
+          <w:rFonts w:ascii="Times New Roman" w:hAnsi="Times New Roman" w:cs="Times New Roman"/>
+          <w:lang w:val="en-US"/>
+        </w:rPr>
+        <w:t xml:space="preserve">6 cm (TMS_T1), +2 cm (TMS_T2), and +15 cm (TMS_T3). TMS-Cable loggers also recorded data every 15 minutes, measuring electrical conductivity at </w:t>
+      </w:r>
+      <w:r>
+        <w:rPr>
+          <w:rFonts w:ascii="Times New Roman" w:hAnsi="Times New Roman" w:cs="Times New Roman"/>
+          <w:lang w:val="en-US"/>
+        </w:rPr>
+        <w:t>-</w:t>
+      </w:r>
+      <w:r>
+        <w:rPr>
+          <w:rFonts w:ascii="Times New Roman" w:hAnsi="Times New Roman" w:cs="Times New Roman"/>
+          <w:lang w:val="en-US"/>
+        </w:rPr>
+        <w:t>50 cm (</w:t>
+      </w:r>
+      <w:proofErr w:type="spellStart"/>
+      <w:r>
+        <w:rPr>
+          <w:rFonts w:ascii="Times New Roman" w:hAnsi="Times New Roman" w:cs="Times New Roman"/>
+          <w:lang w:val="en-US"/>
+        </w:rPr>
+        <w:t>TMS_moist</w:t>
+      </w:r>
+      <w:proofErr w:type="spellEnd"/>
+      <w:r>
+        <w:rPr>
+          <w:rFonts w:ascii="Times New Roman" w:hAnsi="Times New Roman" w:cs="Times New Roman"/>
+          <w:lang w:val="en-US"/>
+        </w:rPr>
+        <w:t xml:space="preserve">) and temperature at </w:t>
+      </w:r>
+      <w:r>
+        <w:rPr>
+          <w:rFonts w:ascii="Times New Roman" w:hAnsi="Times New Roman" w:cs="Times New Roman"/>
+          <w:lang w:val="en-US"/>
+        </w:rPr>
+        <w:t>-</w:t>
+      </w:r>
+      <w:r>
+        <w:rPr>
+          <w:rFonts w:ascii="Times New Roman" w:hAnsi="Times New Roman" w:cs="Times New Roman"/>
+          <w:lang w:val="en-US"/>
+        </w:rPr>
+        <w:t>50 cm (TMS_T1 and TMS_T2) and +15 cm (TMS_T3).</w:t>
       </w:r>
       <w:r>
         <w:rPr>
@@ -3804,7 +4475,7 @@
           <w:rFonts w:ascii="Times New Roman" w:hAnsi="Times New Roman" w:cs="Times New Roman"/>
           <w:lang w:val="en-US"/>
         </w:rPr>
-        <w:t xml:space="preserve">TMS-Standard loggers recorded data every 15 minutes, measuring electrical conductivity in the upper soil layer </w:t>
+        <w:t xml:space="preserve">We installed two TMS-Standard loggers at each transect (except D15), placing one 1 m east of the first pitfall trap and the other 1 m east </w:t>
       </w:r>
       <w:r>
         <w:rPr>
@@ -3812,109 +4483,7 @@
           <w:lang w:val="en-US"/>
         </w:rPr>
         <w:lastRenderedPageBreak/>
-        <w:t xml:space="preserve">(0 to </w:t>
-      </w:r>
-      <w:r>
-        <w:rPr>
-          <w:rFonts w:ascii="Times New Roman" w:hAnsi="Times New Roman" w:cs="Times New Roman"/>
-          <w:lang w:val="en-US"/>
-        </w:rPr>
-        <w:t>-</w:t>
-      </w:r>
-      <w:r>
-        <w:rPr>
-          <w:rFonts w:ascii="Times New Roman" w:hAnsi="Times New Roman" w:cs="Times New Roman"/>
-          <w:lang w:val="en-US"/>
-        </w:rPr>
-        <w:t xml:space="preserve">15 cm; </w:t>
-      </w:r>
-      <w:proofErr w:type="spellStart"/>
-      <w:r>
-        <w:rPr>
-          <w:rFonts w:ascii="Times New Roman" w:hAnsi="Times New Roman" w:cs="Times New Roman"/>
-          <w:lang w:val="en-US"/>
-        </w:rPr>
-        <w:t>TMS_moist</w:t>
-      </w:r>
-      <w:proofErr w:type="spellEnd"/>
-      <w:r>
-        <w:rPr>
-          <w:rFonts w:ascii="Times New Roman" w:hAnsi="Times New Roman" w:cs="Times New Roman"/>
-          <w:lang w:val="en-US"/>
-        </w:rPr>
-        <w:t xml:space="preserve">) and temperature at </w:t>
-      </w:r>
-      <w:r>
-        <w:rPr>
-          <w:rFonts w:ascii="Times New Roman" w:hAnsi="Times New Roman" w:cs="Times New Roman"/>
-          <w:lang w:val="en-US"/>
-        </w:rPr>
-        <w:t>-</w:t>
-      </w:r>
-      <w:r>
-        <w:rPr>
-          <w:rFonts w:ascii="Times New Roman" w:hAnsi="Times New Roman" w:cs="Times New Roman"/>
-          <w:lang w:val="en-US"/>
-        </w:rPr>
-        <w:t xml:space="preserve">6 cm (TMS_T1), +2 cm (TMS_T2), and +15 cm (TMS_T3). TMS-Cable loggers also recorded data every 15 minutes, measuring electrical conductivity at </w:t>
-      </w:r>
-      <w:r>
-        <w:rPr>
-          <w:rFonts w:ascii="Times New Roman" w:hAnsi="Times New Roman" w:cs="Times New Roman"/>
-          <w:lang w:val="en-US"/>
-        </w:rPr>
-        <w:t>-</w:t>
-      </w:r>
-      <w:r>
-        <w:rPr>
-          <w:rFonts w:ascii="Times New Roman" w:hAnsi="Times New Roman" w:cs="Times New Roman"/>
-          <w:lang w:val="en-US"/>
-        </w:rPr>
-        <w:t>50 cm (</w:t>
-      </w:r>
-      <w:proofErr w:type="spellStart"/>
-      <w:r>
-        <w:rPr>
-          <w:rFonts w:ascii="Times New Roman" w:hAnsi="Times New Roman" w:cs="Times New Roman"/>
-          <w:lang w:val="en-US"/>
-        </w:rPr>
-        <w:t>TMS_moist</w:t>
-      </w:r>
-      <w:proofErr w:type="spellEnd"/>
-      <w:r>
-        <w:rPr>
-          <w:rFonts w:ascii="Times New Roman" w:hAnsi="Times New Roman" w:cs="Times New Roman"/>
-          <w:lang w:val="en-US"/>
-        </w:rPr>
-        <w:t xml:space="preserve">) and temperature at </w:t>
-      </w:r>
-      <w:r>
-        <w:rPr>
-          <w:rFonts w:ascii="Times New Roman" w:hAnsi="Times New Roman" w:cs="Times New Roman"/>
-          <w:lang w:val="en-US"/>
-        </w:rPr>
-        <w:t>-</w:t>
-      </w:r>
-      <w:r>
-        <w:rPr>
-          <w:rFonts w:ascii="Times New Roman" w:hAnsi="Times New Roman" w:cs="Times New Roman"/>
-          <w:lang w:val="en-US"/>
-        </w:rPr>
-        <w:t>50 cm (TMS_T1 and TMS_T2) and +15 cm (TMS_T3).</w:t>
-      </w:r>
-      <w:r>
-        <w:rPr>
-          <w:rFonts w:ascii="Times New Roman" w:hAnsi="Times New Roman" w:cs="Times New Roman"/>
-          <w:lang w:val="en-US"/>
-        </w:rPr>
-        <w:t xml:space="preserve"> </w:t>
-      </w:r>
-      <w:r>
-        <w:rPr>
-          <w:rFonts w:ascii="Times New Roman" w:hAnsi="Times New Roman" w:cs="Times New Roman"/>
-          <w:lang w:val="en-US"/>
-        </w:rPr>
-        <w:t>We installed two TMS-Standard loggers at each transect (except D15), placing one 1 m east of the first pitfall trap and the other 1 m east of the last pitfall trap. We installed one TMS-Cable logger at transects J13, J5, and H15, positioning it 0.5 cm below ground between pitfall traps five and six.</w:t>
+        <w:t>of the last pitfall trap. We installed one TMS-Cable logger at transects J13, J5, and H15, positioning it 0.5 cm below ground between pitfall traps five and six.</w:t>
       </w:r>
     </w:p>
     <w:p>
@@ -4426,7 +4995,113 @@
           <w:rFonts w:ascii="Times New Roman" w:hAnsi="Times New Roman" w:cs="Times New Roman"/>
           <w:lang w:val="en-GB"/>
         </w:rPr>
-        <w:t xml:space="preserve">-Schoeman et al., 2021; Penrith, 1984; </w:t>
+        <w:t>-Schoeman et al., 2021; Penrith, 1984; Slingsby, 2017</w:t>
+      </w:r>
+      <w:r>
+        <w:rPr>
+          <w:rFonts w:ascii="Times New Roman" w:hAnsi="Times New Roman" w:cs="Times New Roman"/>
+          <w:lang w:val="en-ZA"/>
+        </w:rPr>
+        <w:t xml:space="preserve">). </w:t>
+      </w:r>
+      <w:r>
+        <w:rPr>
+          <w:rFonts w:ascii="Times New Roman" w:hAnsi="Times New Roman" w:cs="Times New Roman"/>
+          <w:lang w:val="en-US"/>
+        </w:rPr>
+        <w:t xml:space="preserve">One </w:t>
+      </w:r>
+      <w:r>
+        <w:rPr>
+          <w:rFonts w:ascii="Times New Roman" w:hAnsi="Times New Roman" w:cs="Times New Roman"/>
+          <w:lang w:val="en-US"/>
+        </w:rPr>
+        <w:t xml:space="preserve">of the authors who have extensive knowledge of the regional </w:t>
+      </w:r>
+      <w:r>
+        <w:rPr>
+          <w:rFonts w:ascii="Times New Roman" w:hAnsi="Times New Roman" w:cs="Times New Roman"/>
+          <w:lang w:val="en-US"/>
+        </w:rPr>
+        <w:t>invertebrates</w:t>
+      </w:r>
+      <w:r>
+        <w:rPr>
+          <w:rFonts w:ascii="Times New Roman" w:hAnsi="Times New Roman" w:cs="Times New Roman"/>
+          <w:lang w:val="en-US"/>
+        </w:rPr>
+        <w:t xml:space="preserve"> (</w:t>
+      </w:r>
+      <w:r>
+        <w:rPr>
+          <w:rFonts w:ascii="Times New Roman" w:hAnsi="Times New Roman" w:cs="Times New Roman"/>
+          <w:lang w:val="en-US"/>
+        </w:rPr>
+        <w:t>WRJ</w:t>
+      </w:r>
+      <w:r>
+        <w:rPr>
+          <w:rFonts w:ascii="Times New Roman" w:hAnsi="Times New Roman" w:cs="Times New Roman"/>
+          <w:lang w:val="en-US"/>
+        </w:rPr>
+        <w:t>)</w:t>
+      </w:r>
+      <w:r>
+        <w:rPr>
+          <w:rFonts w:ascii="Times New Roman" w:hAnsi="Times New Roman" w:cs="Times New Roman"/>
+          <w:lang w:val="en-US"/>
+        </w:rPr>
+        <w:t xml:space="preserve"> </w:t>
+      </w:r>
+      <w:r>
+        <w:rPr>
+          <w:rFonts w:ascii="Times New Roman" w:hAnsi="Times New Roman" w:cs="Times New Roman"/>
+          <w:lang w:val="en-US"/>
+        </w:rPr>
+        <w:t>checked all identifications. For difficult</w:t>
+      </w:r>
+      <w:r>
+        <w:rPr>
+          <w:rFonts w:ascii="Times New Roman" w:hAnsi="Times New Roman" w:cs="Times New Roman"/>
+          <w:lang w:val="en-ZA"/>
+        </w:rPr>
+        <w:t xml:space="preserve"> </w:t>
+      </w:r>
+      <w:r>
+        <w:rPr>
+          <w:rFonts w:ascii="Times New Roman" w:hAnsi="Times New Roman" w:cs="Times New Roman"/>
+          <w:lang w:val="en-US"/>
+        </w:rPr>
+        <w:t xml:space="preserve">specimens, we consulted experts on the relevant taxonomic </w:t>
+      </w:r>
+      <w:commentRangeStart w:id="15"/>
+      <w:r>
+        <w:rPr>
+          <w:rFonts w:ascii="Times New Roman" w:hAnsi="Times New Roman" w:cs="Times New Roman"/>
+          <w:lang w:val="en-US"/>
+        </w:rPr>
+        <w:t>groups</w:t>
+      </w:r>
+      <w:commentRangeEnd w:id="15"/>
+      <w:r>
+        <w:rPr>
+          <w:rFonts w:ascii="Times New Roman" w:hAnsi="Times New Roman" w:cs="Times New Roman"/>
+        </w:rPr>
+        <w:commentReference w:id="15"/>
+      </w:r>
+      <w:r>
+        <w:rPr>
+          <w:rFonts w:ascii="Times New Roman" w:hAnsi="Times New Roman" w:cs="Times New Roman"/>
+          <w:lang w:val="en-US"/>
+        </w:rPr>
+        <w:t xml:space="preserve"> </w:t>
+      </w:r>
+      <w:r>
+        <w:rPr>
+          <w:rFonts w:ascii="Times New Roman" w:hAnsi="Times New Roman" w:cs="Times New Roman"/>
+          <w:lang w:val="en-GB"/>
+        </w:rPr>
+        <w:t xml:space="preserve">(Tharina Bird, Charles Haddad, </w:t>
       </w:r>
       <w:proofErr w:type="spellStart"/>
       <w:r>
@@ -4434,7 +5109,7 @@
           <w:rFonts w:ascii="Times New Roman" w:hAnsi="Times New Roman" w:cs="Times New Roman"/>
           <w:lang w:val="en-GB"/>
         </w:rPr>
-        <w:t>Slingsby</w:t>
+        <w:t>Ansie</w:t>
       </w:r>
       <w:proofErr w:type="spellEnd"/>
       <w:r>
@@ -4442,229 +5117,51 @@
           <w:rFonts w:ascii="Times New Roman" w:hAnsi="Times New Roman" w:cs="Times New Roman"/>
           <w:lang w:val="en-GB"/>
         </w:rPr>
-        <w:t>, 2017</w:t>
-      </w:r>
-      <w:r>
-        <w:rPr>
-          <w:rFonts w:ascii="Times New Roman" w:hAnsi="Times New Roman" w:cs="Times New Roman"/>
-          <w:lang w:val="en-ZA"/>
-        </w:rPr>
-        <w:t xml:space="preserve">). </w:t>
-      </w:r>
-      <w:r>
-        <w:rPr>
-          <w:rFonts w:ascii="Times New Roman" w:hAnsi="Times New Roman" w:cs="Times New Roman"/>
-          <w:lang w:val="en-US"/>
-        </w:rPr>
-        <w:t xml:space="preserve">One </w:t>
-      </w:r>
-      <w:r>
-        <w:rPr>
-          <w:rFonts w:ascii="Times New Roman" w:hAnsi="Times New Roman" w:cs="Times New Roman"/>
-          <w:lang w:val="en-US"/>
-        </w:rPr>
-        <w:t xml:space="preserve">of the authors who have extensive knowledge of the regional </w:t>
-      </w:r>
-      <w:r>
-        <w:rPr>
-          <w:rFonts w:ascii="Times New Roman" w:hAnsi="Times New Roman" w:cs="Times New Roman"/>
-          <w:lang w:val="en-US"/>
-        </w:rPr>
-        <w:t>invertebrates</w:t>
-      </w:r>
-      <w:r>
-        <w:rPr>
-          <w:rFonts w:ascii="Times New Roman" w:hAnsi="Times New Roman" w:cs="Times New Roman"/>
-          <w:lang w:val="en-US"/>
-        </w:rPr>
-        <w:t xml:space="preserve"> (</w:t>
-      </w:r>
-      <w:r>
-        <w:rPr>
-          <w:rFonts w:ascii="Times New Roman" w:hAnsi="Times New Roman" w:cs="Times New Roman"/>
-          <w:lang w:val="en-US"/>
-        </w:rPr>
-        <w:t>WRJ</w:t>
-      </w:r>
-      <w:r>
-        <w:rPr>
-          <w:rFonts w:ascii="Times New Roman" w:hAnsi="Times New Roman" w:cs="Times New Roman"/>
-          <w:lang w:val="en-US"/>
-        </w:rPr>
-        <w:t>)</w:t>
-      </w:r>
-      <w:r>
-        <w:rPr>
-          <w:rFonts w:ascii="Times New Roman" w:hAnsi="Times New Roman" w:cs="Times New Roman"/>
-          <w:lang w:val="en-US"/>
-        </w:rPr>
         <w:t xml:space="preserve"> </w:t>
       </w:r>
-      <w:r>
-        <w:rPr>
-          <w:rFonts w:ascii="Times New Roman" w:hAnsi="Times New Roman" w:cs="Times New Roman"/>
-          <w:lang w:val="en-US"/>
-        </w:rPr>
-        <w:t>checked all identifications. For difficult</w:t>
-      </w:r>
-      <w:r>
-        <w:rPr>
-          <w:rFonts w:ascii="Times New Roman" w:hAnsi="Times New Roman" w:cs="Times New Roman"/>
-          <w:lang w:val="en-ZA"/>
-        </w:rPr>
-        <w:t xml:space="preserve"> </w:t>
-      </w:r>
-      <w:r>
-        <w:rPr>
-          <w:rFonts w:ascii="Times New Roman" w:hAnsi="Times New Roman" w:cs="Times New Roman"/>
-          <w:lang w:val="en-US"/>
-        </w:rPr>
-        <w:t xml:space="preserve">specimens, we consulted experts on the relevant taxonomic </w:t>
-      </w:r>
-      <w:commentRangeStart w:id="15"/>
-      <w:r>
-        <w:rPr>
-          <w:rFonts w:ascii="Times New Roman" w:hAnsi="Times New Roman" w:cs="Times New Roman"/>
-          <w:lang w:val="en-US"/>
-        </w:rPr>
-        <w:t>groups</w:t>
-      </w:r>
-      <w:commentRangeEnd w:id="15"/>
-      <w:r>
-        <w:rPr>
-          <w:rFonts w:ascii="Times New Roman" w:hAnsi="Times New Roman" w:cs="Times New Roman"/>
-        </w:rPr>
-        <w:commentReference w:id="15"/>
-      </w:r>
-      <w:r>
-        <w:rPr>
-          <w:rFonts w:ascii="Times New Roman" w:hAnsi="Times New Roman" w:cs="Times New Roman"/>
-          <w:lang w:val="en-US"/>
-        </w:rPr>
-        <w:t xml:space="preserve"> </w:t>
-      </w:r>
+      <w:proofErr w:type="spellStart"/>
       <w:r>
         <w:rPr>
           <w:rFonts w:ascii="Times New Roman" w:hAnsi="Times New Roman" w:cs="Times New Roman"/>
           <w:lang w:val="en-GB"/>
         </w:rPr>
-        <w:t>(</w:t>
-      </w:r>
-      <w:proofErr w:type="spellStart"/>
+        <w:t>Dippernaar</w:t>
+      </w:r>
+      <w:proofErr w:type="spellEnd"/>
       <w:r>
         <w:rPr>
           <w:rFonts w:ascii="Times New Roman" w:hAnsi="Times New Roman" w:cs="Times New Roman"/>
           <w:lang w:val="en-GB"/>
         </w:rPr>
-        <w:t>Tharina</w:t>
-      </w:r>
-      <w:proofErr w:type="spellEnd"/>
+        <w:t>-Schoeman, Marcin Kaminski, John Irish, Lorenzo Pendrini, Ian Engelbrecht, Christian Descholtz, Clarke Scholtz)</w:t>
+      </w:r>
+      <w:r>
+        <w:rPr>
+          <w:rFonts w:ascii="Times New Roman" w:hAnsi="Times New Roman" w:cs="Times New Roman"/>
+          <w:lang w:val="en-US"/>
+        </w:rPr>
+        <w:t xml:space="preserve">. </w:t>
+      </w:r>
+      <w:r>
+        <w:rPr>
+          <w:rFonts w:ascii="Times New Roman" w:hAnsi="Times New Roman" w:cs="Times New Roman"/>
+          <w:lang w:val="en-US"/>
+        </w:rPr>
+        <w:t>New invertebrates wer</w:t>
+      </w:r>
+      <w:r>
+        <w:rPr>
+          <w:rFonts w:ascii="Times New Roman" w:hAnsi="Times New Roman" w:cs="Times New Roman"/>
+          <w:lang w:val="en-US"/>
+        </w:rPr>
+        <w:t xml:space="preserve">e labelled </w:t>
+      </w:r>
       <w:r>
         <w:rPr>
           <w:rFonts w:ascii="Times New Roman" w:hAnsi="Times New Roman" w:cs="Times New Roman"/>
           <w:lang w:val="en-GB"/>
         </w:rPr>
-        <w:t xml:space="preserve"> Bird, Charles Haddad, </w:t>
-      </w:r>
-      <w:proofErr w:type="spellStart"/>
-      <w:r>
-        <w:rPr>
-          <w:rFonts w:ascii="Times New Roman" w:hAnsi="Times New Roman" w:cs="Times New Roman"/>
-          <w:lang w:val="en-GB"/>
-        </w:rPr>
-        <w:t>Ansie</w:t>
-      </w:r>
-      <w:proofErr w:type="spellEnd"/>
-      <w:r>
-        <w:rPr>
-          <w:rFonts w:ascii="Times New Roman" w:hAnsi="Times New Roman" w:cs="Times New Roman"/>
-          <w:lang w:val="en-GB"/>
-        </w:rPr>
-        <w:t xml:space="preserve"> </w:t>
-      </w:r>
-      <w:proofErr w:type="spellStart"/>
-      <w:r>
-        <w:rPr>
-          <w:rFonts w:ascii="Times New Roman" w:hAnsi="Times New Roman" w:cs="Times New Roman"/>
-          <w:lang w:val="en-GB"/>
-        </w:rPr>
-        <w:t>Dippernaar</w:t>
-      </w:r>
-      <w:proofErr w:type="spellEnd"/>
-      <w:r>
-        <w:rPr>
-          <w:rFonts w:ascii="Times New Roman" w:hAnsi="Times New Roman" w:cs="Times New Roman"/>
-          <w:lang w:val="en-GB"/>
-        </w:rPr>
-        <w:t xml:space="preserve">-Schoeman, Marcin Kaminski, John Irish, Lorenzo </w:t>
-      </w:r>
-      <w:proofErr w:type="spellStart"/>
-      <w:r>
-        <w:rPr>
-          <w:rFonts w:ascii="Times New Roman" w:hAnsi="Times New Roman" w:cs="Times New Roman"/>
-          <w:lang w:val="en-GB"/>
-        </w:rPr>
-        <w:t>Pendrini</w:t>
-      </w:r>
-      <w:proofErr w:type="spellEnd"/>
-      <w:r>
-        <w:rPr>
-          <w:rFonts w:ascii="Times New Roman" w:hAnsi="Times New Roman" w:cs="Times New Roman"/>
-          <w:lang w:val="en-GB"/>
-        </w:rPr>
-        <w:t xml:space="preserve">, Ian Engelbrecht, Christian </w:t>
-      </w:r>
-      <w:proofErr w:type="spellStart"/>
-      <w:r>
-        <w:rPr>
-          <w:rFonts w:ascii="Times New Roman" w:hAnsi="Times New Roman" w:cs="Times New Roman"/>
-          <w:lang w:val="en-GB"/>
-        </w:rPr>
-        <w:t>Descholtz</w:t>
-      </w:r>
-      <w:proofErr w:type="spellEnd"/>
-      <w:r>
-        <w:rPr>
-          <w:rFonts w:ascii="Times New Roman" w:hAnsi="Times New Roman" w:cs="Times New Roman"/>
-          <w:lang w:val="en-GB"/>
-        </w:rPr>
-        <w:t>, Clarke Scholtz)</w:t>
-      </w:r>
-      <w:r>
-        <w:rPr>
-          <w:rFonts w:ascii="Times New Roman" w:hAnsi="Times New Roman" w:cs="Times New Roman"/>
-          <w:lang w:val="en-US"/>
-        </w:rPr>
-        <w:t xml:space="preserve">. </w:t>
-      </w:r>
-      <w:r>
-        <w:rPr>
-          <w:rFonts w:ascii="Times New Roman" w:hAnsi="Times New Roman" w:cs="Times New Roman"/>
-          <w:lang w:val="en-US"/>
-        </w:rPr>
-        <w:t>New invertebrates wer</w:t>
-      </w:r>
-      <w:r>
-        <w:rPr>
-          <w:rFonts w:ascii="Times New Roman" w:hAnsi="Times New Roman" w:cs="Times New Roman"/>
-          <w:lang w:val="en-US"/>
-        </w:rPr>
-        <w:t xml:space="preserve">e labelled </w:t>
-      </w:r>
-      <w:r>
-        <w:rPr>
-          <w:rFonts w:ascii="Times New Roman" w:hAnsi="Times New Roman" w:cs="Times New Roman"/>
-          <w:lang w:val="en-GB"/>
-        </w:rPr>
-        <w:t xml:space="preserve">and </w:t>
-      </w:r>
-      <w:r>
-        <w:rPr>
-          <w:rFonts w:ascii="Times New Roman" w:hAnsi="Times New Roman" w:cs="Times New Roman"/>
-          <w:lang w:val="en-GB"/>
-        </w:rPr>
-        <w:lastRenderedPageBreak/>
-        <w:t xml:space="preserve">preserved </w:t>
+        <w:t xml:space="preserve">and preserved </w:t>
       </w:r>
       <w:r>
         <w:rPr>
@@ -4787,7 +5284,15 @@
           <w:rFonts w:ascii="Times New Roman" w:hAnsi="Times New Roman" w:cs="Times New Roman"/>
           <w:lang w:val="en-ZA"/>
         </w:rPr>
-        <w:t xml:space="preserve"> did not kill invertebrates. Dry trapping improves DNA preservation, which is especially crucial in dryland environments where desiccation and DNA degradation rates are high (</w:t>
+        <w:t xml:space="preserve"> did not kill invertebrates. Dry trapping improves DNA preservation, which is especially crucial in dryland environments where desiccation and DNA degradation </w:t>
+      </w:r>
+      <w:r>
+        <w:rPr>
+          <w:rFonts w:ascii="Times New Roman" w:hAnsi="Times New Roman" w:cs="Times New Roman"/>
+          <w:lang w:val="en-ZA"/>
+        </w:rPr>
+        <w:lastRenderedPageBreak/>
+        <w:t>rates are high (</w:t>
       </w:r>
       <w:commentRangeStart w:id="17"/>
       <w:r>
@@ -4795,23 +5300,7 @@
           <w:rFonts w:ascii="Times New Roman" w:hAnsi="Times New Roman" w:cs="Times New Roman"/>
           <w:lang w:val="en-ZA"/>
         </w:rPr>
-        <w:t xml:space="preserve">Garrick et al., 2015; </w:t>
-      </w:r>
-      <w:proofErr w:type="spellStart"/>
-      <w:r>
-        <w:rPr>
-          <w:rFonts w:ascii="Times New Roman" w:hAnsi="Times New Roman" w:cs="Times New Roman"/>
-          <w:lang w:val="en-ZA"/>
-        </w:rPr>
-        <w:t>Höfer</w:t>
-      </w:r>
-      <w:proofErr w:type="spellEnd"/>
-      <w:r>
-        <w:rPr>
-          <w:rFonts w:ascii="Times New Roman" w:hAnsi="Times New Roman" w:cs="Times New Roman"/>
-          <w:lang w:val="en-ZA"/>
-        </w:rPr>
-        <w:t xml:space="preserve"> et al., 2023</w:t>
+        <w:t>Garrick et al., 2015; Höfer et al., 2023</w:t>
       </w:r>
       <w:commentRangeEnd w:id="17"/>
       <w:r>
@@ -5252,7 +5741,6 @@
         <w:pStyle w:val="Ttulo2"/>
       </w:pPr>
       <w:r>
-        <w:lastRenderedPageBreak/>
         <w:t>Dataset iii</w:t>
       </w:r>
       <w:r>
@@ -5558,7 +6046,15 @@
           <w:rFonts w:ascii="Times New Roman" w:hAnsi="Times New Roman" w:cs="Times New Roman"/>
           <w:lang w:val="en-US"/>
         </w:rPr>
-        <w:t>, shrubs and trees</w:t>
+        <w:t xml:space="preserve">, shrubs and </w:t>
+      </w:r>
+      <w:r>
+        <w:rPr>
+          <w:rFonts w:ascii="Times New Roman" w:hAnsi="Times New Roman" w:cs="Times New Roman"/>
+          <w:lang w:val="en-US"/>
+        </w:rPr>
+        <w:lastRenderedPageBreak/>
+        <w:t>trees</w:t>
       </w:r>
       <w:r>
         <w:rPr>
@@ -5957,15 +6453,7 @@
           <w:rFonts w:ascii="Times New Roman" w:hAnsi="Times New Roman" w:cs="Times New Roman"/>
           <w:lang w:val="en-US"/>
         </w:rPr>
-        <w:t xml:space="preserve">15 </w:t>
-      </w:r>
-      <w:r>
-        <w:rPr>
-          <w:rFonts w:ascii="Times New Roman" w:hAnsi="Times New Roman" w:cs="Times New Roman"/>
-          <w:lang w:val="en-US"/>
-        </w:rPr>
-        <w:lastRenderedPageBreak/>
-        <w:t>cm. For TMS</w:t>
+        <w:t>15 cm. For TMS</w:t>
       </w:r>
       <w:r>
         <w:rPr>
@@ -6124,6 +6612,7 @@
         <w:pStyle w:val="Ttulo2"/>
       </w:pPr>
       <w:r>
+        <w:lastRenderedPageBreak/>
         <w:t xml:space="preserve">Dataset </w:t>
       </w:r>
       <w:r>
@@ -6604,7 +7093,44 @@
           <w:rFonts w:ascii="Times New Roman" w:hAnsi="Times New Roman" w:cs="Times New Roman"/>
           <w:lang w:val="en-US"/>
         </w:rPr>
-        <w:t xml:space="preserve">. Shared variables (bold fonts in Fig. 2) can be used to </w:t>
+        <w:t xml:space="preserve">. Shared variables (bold fonts in Fig. 2) can be used to link different datasets, for example to combine them for analyses. The code necessary to access the raw data and produce cleaned datasets, along with explanations of the various data cleaning steps, issues, and outcomes, are available in </w:t>
+      </w:r>
+      <w:r>
+        <w:rPr>
+          <w:rFonts w:ascii="Times New Roman" w:hAnsi="Times New Roman" w:cs="Times New Roman"/>
+          <w:highlight w:val="yellow"/>
+          <w:lang w:val="en-US"/>
+        </w:rPr>
+        <w:t>open GitHub repositories</w:t>
+      </w:r>
+      <w:r>
+        <w:rPr>
+          <w:rFonts w:ascii="Times New Roman" w:hAnsi="Times New Roman" w:cs="Times New Roman"/>
+          <w:lang w:val="en-US"/>
+        </w:rPr>
+        <w:t xml:space="preserve"> </w:t>
+      </w:r>
+      <w:r>
+        <w:rPr>
+          <w:rFonts w:ascii="Times New Roman" w:hAnsi="Times New Roman" w:cs="Times New Roman"/>
+          <w:lang w:val="en-US"/>
+        </w:rPr>
+        <w:t xml:space="preserve">(see </w:t>
+      </w:r>
+      <w:r>
+        <w:rPr>
+          <w:rFonts w:ascii="Times New Roman" w:hAnsi="Times New Roman" w:cs="Times New Roman"/>
+          <w:highlight w:val="yellow"/>
+          <w:lang w:val="en-US"/>
+        </w:rPr>
+        <w:t>Table 1</w:t>
+      </w:r>
+      <w:r>
+        <w:rPr>
+          <w:rFonts w:ascii="Times New Roman" w:hAnsi="Times New Roman" w:cs="Times New Roman"/>
+          <w:lang w:val="en-US"/>
+        </w:rPr>
+        <w:t xml:space="preserve">). The Usage Notes section in this paper summarizes the data accuracy and data cleaning procedures, including explanations of and advice on how to deal with various comments and flags in the data, caveats regarding data quality, and our advice on ‘best practice’ data usage. The reader is referred to the code and the detailed coding, data </w:t>
       </w:r>
       <w:r>
         <w:rPr>
@@ -6612,44 +7138,7 @@
           <w:lang w:val="en-US"/>
         </w:rPr>
         <w:lastRenderedPageBreak/>
-        <w:t xml:space="preserve">link different datasets, for example to combine them for analyses. The code necessary to access the raw data and produce cleaned datasets, along with explanations of the various data cleaning steps, issues, and outcomes, are available in </w:t>
-      </w:r>
-      <w:r>
-        <w:rPr>
-          <w:rFonts w:ascii="Times New Roman" w:hAnsi="Times New Roman" w:cs="Times New Roman"/>
-          <w:highlight w:val="yellow"/>
-          <w:lang w:val="en-US"/>
-        </w:rPr>
-        <w:t>open GitHub repositories</w:t>
-      </w:r>
-      <w:r>
-        <w:rPr>
-          <w:rFonts w:ascii="Times New Roman" w:hAnsi="Times New Roman" w:cs="Times New Roman"/>
-          <w:lang w:val="en-US"/>
-        </w:rPr>
-        <w:t xml:space="preserve"> </w:t>
-      </w:r>
-      <w:r>
-        <w:rPr>
-          <w:rFonts w:ascii="Times New Roman" w:hAnsi="Times New Roman" w:cs="Times New Roman"/>
-          <w:lang w:val="en-US"/>
-        </w:rPr>
-        <w:t xml:space="preserve">(see </w:t>
-      </w:r>
-      <w:r>
-        <w:rPr>
-          <w:rFonts w:ascii="Times New Roman" w:hAnsi="Times New Roman" w:cs="Times New Roman"/>
-          <w:highlight w:val="yellow"/>
-          <w:lang w:val="en-US"/>
-        </w:rPr>
-        <w:t>Table 1</w:t>
-      </w:r>
-      <w:r>
-        <w:rPr>
-          <w:rFonts w:ascii="Times New Roman" w:hAnsi="Times New Roman" w:cs="Times New Roman"/>
-          <w:lang w:val="en-US"/>
-        </w:rPr>
-        <w:t>). The Usage Notes section in this paper summarizes the data accuracy and data cleaning procedures, including explanations of and advice on how to deal with various comments and flags in the data, caveats regarding data quality, and our advice on ‘best practice’ data usage. The reader is referred to the code and the detailed coding, data cleaning, and data accuracy comments and the associated raw and cleaned data and metadata tables below for further information.</w:t>
+        <w:t>cleaning, and data accuracy comments and the associated raw and cleaned data and metadata tables below for further information.</w:t>
       </w:r>
     </w:p>
     <w:tbl>
@@ -7113,15 +7602,7 @@
           <w:rFonts w:ascii="Times New Roman" w:hAnsi="Times New Roman" w:cs="Times New Roman"/>
           <w:lang w:val="en-US"/>
         </w:rPr>
-        <w:t xml:space="preserve">The mean number of species per pitfall (2.5–97.5 percentiles) was 16.9 (11–23.5) for standard pitfalls and 2.41 (1–6) for subterranean </w:t>
-      </w:r>
-      <w:r>
-        <w:rPr>
-          <w:rFonts w:ascii="Times New Roman" w:hAnsi="Times New Roman" w:cs="Times New Roman"/>
-          <w:lang w:val="en-US"/>
-        </w:rPr>
-        <w:lastRenderedPageBreak/>
-        <w:t xml:space="preserve">pitfalls. The most common species </w:t>
+        <w:t xml:space="preserve">The mean number of species per pitfall (2.5–97.5 percentiles) was 16.9 (11–23.5) for standard pitfalls and 2.41 (1–6) for subterranean pitfalls. The most common species </w:t>
       </w:r>
       <w:r>
         <w:rPr>
@@ -7396,7 +7877,6 @@
         </w:rPr>
         <w:t> (4,342 individuals) and </w:t>
       </w:r>
-      <w:proofErr w:type="spellStart"/>
       <w:r>
         <w:rPr>
           <w:rFonts w:ascii="Times New Roman" w:hAnsi="Times New Roman" w:cs="Times New Roman"/>
@@ -7404,17 +7884,7 @@
           <w:iCs/>
           <w:lang w:val="en-US"/>
         </w:rPr>
-        <w:t>Tetramorium</w:t>
-      </w:r>
-      <w:proofErr w:type="spellEnd"/>
-      <w:r>
-        <w:rPr>
-          <w:rFonts w:ascii="Times New Roman" w:hAnsi="Times New Roman" w:cs="Times New Roman"/>
-          <w:i/>
-          <w:iCs/>
-          <w:lang w:val="en-US"/>
-        </w:rPr>
-        <w:t xml:space="preserve"> solidum</w:t>
+        <w:t>Tetramorium solidum</w:t>
       </w:r>
       <w:r>
         <w:rPr>
@@ -7629,6 +8099,7 @@
                 <w:szCs w:val="22"/>
                 <w:lang w:val="en-US"/>
               </w:rPr>
+              <w:lastRenderedPageBreak/>
               <w:t>ref</w:t>
             </w:r>
           </w:p>
@@ -8865,7 +9336,6 @@
               </w:rPr>
               <w:t xml:space="preserve">e.g., </w:t>
             </w:r>
-            <w:proofErr w:type="spellStart"/>
             <w:r>
               <w:rPr>
                 <w:rFonts w:ascii="Times New Roman" w:hAnsi="Times New Roman" w:cs="Times New Roman"/>
@@ -8875,7 +9345,6 @@
               </w:rPr>
               <w:t>Formicinae</w:t>
             </w:r>
-            <w:proofErr w:type="spellEnd"/>
           </w:p>
         </w:tc>
         <w:tc>
@@ -9433,7 +9902,6 @@
                 <w:szCs w:val="22"/>
                 <w:lang w:val="en-US"/>
               </w:rPr>
-              <w:lastRenderedPageBreak/>
               <w:t>life_stage</w:t>
             </w:r>
             <w:proofErr w:type="spellEnd"/>
@@ -10095,6 +10563,7 @@
           <w:rFonts w:ascii="Times New Roman" w:hAnsi="Times New Roman" w:cs="Times New Roman"/>
           <w:lang w:val="en-US"/>
         </w:rPr>
+        <w:lastRenderedPageBreak/>
         <w:t xml:space="preserve">Table 3. </w:t>
       </w:r>
       <w:r>
@@ -10998,17 +11467,7 @@
                 <w:szCs w:val="22"/>
                 <w:lang w:val="en-US"/>
               </w:rPr>
-              <w:t xml:space="preserve"> </w:t>
-            </w:r>
-            <w:proofErr w:type="gramStart"/>
-            <w:r>
-              <w:rPr>
-                <w:rFonts w:ascii="Times New Roman" w:hAnsi="Times New Roman" w:cs="Times New Roman"/>
-                <w:sz w:val="22"/>
-                <w:szCs w:val="22"/>
-                <w:lang w:val="en-US"/>
-              </w:rPr>
-              <w:t>w</w:t>
+              <w:t xml:space="preserve"> w</w:t>
             </w:r>
             <w:r>
               <w:rPr>
@@ -11019,7 +11478,6 @@
               </w:rPr>
               <w:t>as</w:t>
             </w:r>
-            <w:proofErr w:type="gramEnd"/>
             <w:r>
               <w:rPr>
                 <w:rFonts w:ascii="Times New Roman" w:hAnsi="Times New Roman" w:cs="Times New Roman"/>
@@ -11303,25 +11761,7 @@
                 <w:szCs w:val="22"/>
                 <w:lang w:val="en-US"/>
               </w:rPr>
-              <w:t>For cable loggers</w:t>
-            </w:r>
-            <w:r>
-              <w:rPr>
-                <w:rFonts w:ascii="Times New Roman" w:hAnsi="Times New Roman" w:cs="Times New Roman"/>
-                <w:sz w:val="22"/>
-                <w:szCs w:val="22"/>
-                <w:lang w:val="en-US"/>
-              </w:rPr>
-              <w:t>,</w:t>
-            </w:r>
-            <w:r>
-              <w:rPr>
-                <w:rFonts w:ascii="Times New Roman" w:hAnsi="Times New Roman" w:cs="Times New Roman"/>
-                <w:sz w:val="22"/>
-                <w:szCs w:val="22"/>
-                <w:lang w:val="en-US"/>
-              </w:rPr>
-              <w:t xml:space="preserve"> positioned between two pitfalls, only the first one is reported</w:t>
+              <w:t>For cable loggers, positioned between two pitfalls, only the first one is reported</w:t>
             </w:r>
           </w:p>
         </w:tc>
@@ -11441,7 +11881,6 @@
         <w:pStyle w:val="Ttulo2"/>
       </w:pPr>
       <w:r>
-        <w:lastRenderedPageBreak/>
         <w:t xml:space="preserve">Dataset </w:t>
       </w:r>
       <w:commentRangeStart w:id="26"/>
@@ -11477,14 +11916,7 @@
           <w:rFonts w:ascii="Times New Roman" w:hAnsi="Times New Roman" w:cs="Times New Roman"/>
           <w:lang w:val="en-US"/>
         </w:rPr>
-        <w:t>This dataset contains time series of soil temperature and moisture measured at multiple depths and heights using sensors from 21 loggers deployed across 9 transects (Tables 2, 5).</w:t>
-      </w:r>
-      <w:r>
-        <w:rPr>
-          <w:rFonts w:ascii="Times New Roman" w:hAnsi="Times New Roman" w:cs="Times New Roman"/>
-          <w:lang w:val="en-US"/>
-        </w:rPr>
-        <w:t xml:space="preserve"> </w:t>
+        <w:t xml:space="preserve">This dataset contains time series of soil temperature and moisture measured at multiple depths and heights using sensors from 21 loggers deployed across 9 transects (Tables 2, 5). </w:t>
       </w:r>
       <w:r>
         <w:rPr>
@@ -12138,6 +12570,7 @@
                 <w:szCs w:val="22"/>
                 <w:lang w:val="en-US"/>
               </w:rPr>
+              <w:lastRenderedPageBreak/>
               <w:t>sensor_</w:t>
             </w:r>
             <w:r>
@@ -13187,15 +13620,7 @@
           <w:rFonts w:ascii="Times New Roman" w:hAnsi="Times New Roman" w:cs="Times New Roman"/>
           <w:lang w:val="en-US"/>
         </w:rPr>
-        <w:t xml:space="preserve"> life-stage labels; </w:t>
-      </w:r>
-      <w:r>
-        <w:rPr>
-          <w:rFonts w:ascii="Times New Roman" w:hAnsi="Times New Roman" w:cs="Times New Roman"/>
-          <w:lang w:val="en-US"/>
-        </w:rPr>
-        <w:lastRenderedPageBreak/>
-        <w:t>and correct</w:t>
+        <w:t xml:space="preserve"> life-stage labels; and correct</w:t>
       </w:r>
       <w:r>
         <w:rPr>
@@ -13299,6 +13724,7 @@
         <w:pStyle w:val="Ttulo2"/>
       </w:pPr>
       <w:r>
+        <w:lastRenderedPageBreak/>
         <w:t>Soil data validation (dataset vi, vii)</w:t>
       </w:r>
     </w:p>
@@ -13566,9 +13992,8 @@
           <w:color w:val="000000" w:themeColor="text1"/>
           <w:lang w:val="en-GB"/>
         </w:rPr>
-        <w:t xml:space="preserve">-Schoeman, A.S., Haddad, C.R., </w:t>
-      </w:r>
-      <w:proofErr w:type="spellStart"/>
+        <w:t xml:space="preserve">-Schoeman, A.S., Haddad, C.R., Foord, S.H., &amp; Lotz, L.N. </w:t>
+      </w:r>
       <w:r>
         <w:rPr>
           <w:b w:val="0"/>
@@ -13576,9 +14001,8 @@
           <w:color w:val="000000" w:themeColor="text1"/>
           <w:lang w:val="en-GB"/>
         </w:rPr>
-        <w:t>Foord</w:t>
-      </w:r>
-      <w:proofErr w:type="spellEnd"/>
+        <w:t>(</w:t>
+      </w:r>
       <w:r>
         <w:rPr>
           <w:b w:val="0"/>
@@ -13586,9 +14010,8 @@
           <w:color w:val="000000" w:themeColor="text1"/>
           <w:lang w:val="en-GB"/>
         </w:rPr>
-        <w:t xml:space="preserve">, S.H., &amp; </w:t>
-      </w:r>
-      <w:proofErr w:type="spellStart"/>
+        <w:t>2021</w:t>
+      </w:r>
       <w:r>
         <w:rPr>
           <w:b w:val="0"/>
@@ -13596,9 +14019,8 @@
           <w:color w:val="000000" w:themeColor="text1"/>
           <w:lang w:val="en-GB"/>
         </w:rPr>
-        <w:t>Lotz</w:t>
-      </w:r>
-      <w:proofErr w:type="spellEnd"/>
+        <w:t>)</w:t>
+      </w:r>
       <w:r>
         <w:rPr>
           <w:b w:val="0"/>
@@ -13606,8 +14028,9 @@
           <w:color w:val="000000" w:themeColor="text1"/>
           <w:lang w:val="en-GB"/>
         </w:rPr>
-        <w:t xml:space="preserve">, L.N. </w:t>
-      </w:r>
+        <w:t xml:space="preserve">. South African National Survey of Arachnida Photo Identification Guide: The </w:t>
+      </w:r>
+      <w:proofErr w:type="spellStart"/>
       <w:r>
         <w:rPr>
           <w:b w:val="0"/>
@@ -13615,8 +14038,9 @@
           <w:color w:val="000000" w:themeColor="text1"/>
           <w:lang w:val="en-GB"/>
         </w:rPr>
-        <w:t>(</w:t>
-      </w:r>
+        <w:t>Gnaphosidae</w:t>
+      </w:r>
+      <w:proofErr w:type="spellEnd"/>
       <w:r>
         <w:rPr>
           <w:b w:val="0"/>
@@ -13624,17 +14048,19 @@
           <w:color w:val="000000" w:themeColor="text1"/>
           <w:lang w:val="en-GB"/>
         </w:rPr>
-        <w:t>2021</w:t>
-      </w:r>
-      <w:r>
+        <w:t xml:space="preserve"> of South Africa part 1 (A-D) 2021 version 1: 1-77.</w:t>
+      </w:r>
+    </w:p>
+    <w:p>
+      <w:pPr>
+        <w:pStyle w:val="Ttulo11"/>
         <w:rPr>
           <w:b w:val="0"/>
           <w:bCs w:val="0"/>
           <w:color w:val="000000" w:themeColor="text1"/>
           <w:lang w:val="en-GB"/>
         </w:rPr>
-        <w:t>)</w:t>
-      </w:r>
+      </w:pPr>
       <w:r>
         <w:rPr>
           <w:b w:val="0"/>
@@ -13642,9 +14068,8 @@
           <w:color w:val="000000" w:themeColor="text1"/>
           <w:lang w:val="en-GB"/>
         </w:rPr>
-        <w:t xml:space="preserve">. South African National Survey of Arachnida Photo Identification Guide: The </w:t>
-      </w:r>
-      <w:proofErr w:type="spellStart"/>
+        <w:t>P</w:t>
+      </w:r>
       <w:r>
         <w:rPr>
           <w:b w:val="0"/>
@@ -13652,9 +14077,8 @@
           <w:color w:val="000000" w:themeColor="text1"/>
           <w:lang w:val="en-GB"/>
         </w:rPr>
-        <w:t>Gnaphosidae</w:t>
-      </w:r>
-      <w:proofErr w:type="spellEnd"/>
+        <w:t>enrith</w:t>
+      </w:r>
       <w:r>
         <w:rPr>
           <w:b w:val="0"/>
@@ -13662,19 +14086,17 @@
           <w:color w:val="000000" w:themeColor="text1"/>
           <w:lang w:val="en-GB"/>
         </w:rPr>
-        <w:t xml:space="preserve"> of South Africa part 1 (A-D) 2021 version 1: 1-77.</w:t>
-      </w:r>
-    </w:p>
-    <w:p>
-      <w:pPr>
-        <w:pStyle w:val="Ttulo11"/>
+        <w:t>, M.L.</w:t>
+      </w:r>
+      <w:r>
         <w:rPr>
           <w:b w:val="0"/>
           <w:bCs w:val="0"/>
           <w:color w:val="000000" w:themeColor="text1"/>
           <w:lang w:val="en-GB"/>
         </w:rPr>
-      </w:pPr>
+        <w:t xml:space="preserve"> (</w:t>
+      </w:r>
       <w:r>
         <w:rPr>
           <w:b w:val="0"/>
@@ -13682,8 +14104,7 @@
           <w:color w:val="000000" w:themeColor="text1"/>
           <w:lang w:val="en-GB"/>
         </w:rPr>
-        <w:lastRenderedPageBreak/>
-        <w:t>P</w:t>
+        <w:t>1984</w:t>
       </w:r>
       <w:r>
         <w:rPr>
@@ -13692,7 +14113,7 @@
           <w:color w:val="000000" w:themeColor="text1"/>
           <w:lang w:val="en-GB"/>
         </w:rPr>
-        <w:t>enrith</w:t>
+        <w:t>)</w:t>
       </w:r>
       <w:r>
         <w:rPr>
@@ -13701,7 +14122,7 @@
           <w:color w:val="000000" w:themeColor="text1"/>
           <w:lang w:val="en-GB"/>
         </w:rPr>
-        <w:t>, M.L.</w:t>
+        <w:t>. Two new species of</w:t>
       </w:r>
       <w:r>
         <w:rPr>
@@ -13710,8 +14131,9 @@
           <w:color w:val="000000" w:themeColor="text1"/>
           <w:lang w:val="en-GB"/>
         </w:rPr>
-        <w:t xml:space="preserve"> (</w:t>
-      </w:r>
+        <w:t xml:space="preserve"> </w:t>
+      </w:r>
+      <w:proofErr w:type="spellStart"/>
       <w:r>
         <w:rPr>
           <w:b w:val="0"/>
@@ -13719,8 +14141,9 @@
           <w:color w:val="000000" w:themeColor="text1"/>
           <w:lang w:val="en-GB"/>
         </w:rPr>
-        <w:t>1984</w:t>
-      </w:r>
+        <w:t>Stizopina</w:t>
+      </w:r>
+      <w:proofErr w:type="spellEnd"/>
       <w:r>
         <w:rPr>
           <w:b w:val="0"/>
@@ -13728,8 +14151,9 @@
           <w:color w:val="000000" w:themeColor="text1"/>
           <w:lang w:val="en-GB"/>
         </w:rPr>
-        <w:t>)</w:t>
-      </w:r>
+        <w:t xml:space="preserve"> (Coleoptera: Tenebrionidae: </w:t>
+      </w:r>
+      <w:proofErr w:type="spellStart"/>
       <w:r>
         <w:rPr>
           <w:b w:val="0"/>
@@ -13737,8 +14161,9 @@
           <w:color w:val="000000" w:themeColor="text1"/>
           <w:lang w:val="en-GB"/>
         </w:rPr>
-        <w:t>. Two new species of</w:t>
-      </w:r>
+        <w:t>Opatrini</w:t>
+      </w:r>
+      <w:proofErr w:type="spellEnd"/>
       <w:r>
         <w:rPr>
           <w:b w:val="0"/>
@@ -13746,80 +14171,19 @@
           <w:color w:val="000000" w:themeColor="text1"/>
           <w:lang w:val="en-GB"/>
         </w:rPr>
-        <w:t xml:space="preserve"> </w:t>
-      </w:r>
-      <w:proofErr w:type="spellStart"/>
-      <w:r>
+        <w:t>) from Namaqualand, southern Africa, and the relationships between the psammophilous genera. Annals of the Transvaal Museum 33 (24): 353-363.</w:t>
+      </w:r>
+    </w:p>
+    <w:p>
+      <w:pPr>
+        <w:pStyle w:val="Ttulo11"/>
         <w:rPr>
           <w:b w:val="0"/>
           <w:bCs w:val="0"/>
           <w:color w:val="000000" w:themeColor="text1"/>
-          <w:lang w:val="en-GB"/>
-        </w:rPr>
-        <w:t>Stizopina</w:t>
-      </w:r>
-      <w:proofErr w:type="spellEnd"/>
-      <w:r>
-        <w:rPr>
-          <w:b w:val="0"/>
-          <w:bCs w:val="0"/>
-          <w:color w:val="000000" w:themeColor="text1"/>
-          <w:lang w:val="en-GB"/>
-        </w:rPr>
-        <w:t xml:space="preserve"> (Coleoptera: </w:t>
-      </w:r>
-      <w:proofErr w:type="spellStart"/>
-      <w:r>
-        <w:rPr>
-          <w:b w:val="0"/>
-          <w:bCs w:val="0"/>
-          <w:color w:val="000000" w:themeColor="text1"/>
-          <w:lang w:val="en-GB"/>
-        </w:rPr>
-        <w:t>Tenebrionidae</w:t>
-      </w:r>
-      <w:proofErr w:type="spellEnd"/>
-      <w:r>
-        <w:rPr>
-          <w:b w:val="0"/>
-          <w:bCs w:val="0"/>
-          <w:color w:val="000000" w:themeColor="text1"/>
-          <w:lang w:val="en-GB"/>
-        </w:rPr>
-        <w:t xml:space="preserve">: </w:t>
-      </w:r>
-      <w:proofErr w:type="spellStart"/>
-      <w:r>
-        <w:rPr>
-          <w:b w:val="0"/>
-          <w:bCs w:val="0"/>
-          <w:color w:val="000000" w:themeColor="text1"/>
-          <w:lang w:val="en-GB"/>
-        </w:rPr>
-        <w:t>Opatrini</w:t>
-      </w:r>
-      <w:proofErr w:type="spellEnd"/>
-      <w:r>
-        <w:rPr>
-          <w:b w:val="0"/>
-          <w:bCs w:val="0"/>
-          <w:color w:val="000000" w:themeColor="text1"/>
-          <w:lang w:val="en-GB"/>
-        </w:rPr>
-        <w:t>) from Namaqualand, southern Africa, and the relationships between the psammophilous genera. Annals of the Transvaal Museum 33 (24): 353-363.</w:t>
-      </w:r>
-    </w:p>
-    <w:p>
-      <w:pPr>
-        <w:pStyle w:val="Ttulo11"/>
-        <w:rPr>
-          <w:b w:val="0"/>
-          <w:bCs w:val="0"/>
-          <w:color w:val="000000" w:themeColor="text1"/>
-          <w:lang w:val="en-US"/>
-        </w:rPr>
-      </w:pPr>
-      <w:proofErr w:type="spellStart"/>
+          <w:lang w:val="en-US"/>
+        </w:rPr>
+      </w:pPr>
       <w:r>
         <w:rPr>
           <w:b w:val="0"/>
@@ -13827,19 +14191,8 @@
           <w:color w:val="000000" w:themeColor="text1"/>
           <w:lang w:val="en-ZA"/>
         </w:rPr>
-        <w:t>Slingsby</w:t>
-      </w:r>
-      <w:proofErr w:type="spellEnd"/>
-      <w:r>
-        <w:rPr>
-          <w:b w:val="0"/>
-          <w:bCs w:val="0"/>
-          <w:color w:val="000000" w:themeColor="text1"/>
-          <w:lang w:val="en-ZA"/>
-        </w:rPr>
-        <w:t xml:space="preserve">, P. 2017. Ants of Southern Africa: The ant book for all. </w:t>
-      </w:r>
-      <w:proofErr w:type="spellStart"/>
+        <w:t xml:space="preserve">Slingsby, P. 2017. Ants of Southern Africa: The ant book for all. </w:t>
+      </w:r>
       <w:r>
         <w:rPr>
           <w:b w:val="0"/>
@@ -13849,19 +14202,7 @@
           <w:color w:val="000000" w:themeColor="text1"/>
           <w:lang w:val="en-ZA"/>
         </w:rPr>
-        <w:t>Slingsby</w:t>
-      </w:r>
-      <w:proofErr w:type="spellEnd"/>
-      <w:r>
-        <w:rPr>
-          <w:b w:val="0"/>
-          <w:bCs w:val="0"/>
-          <w:i/>
-          <w:iCs/>
-          <w:color w:val="000000" w:themeColor="text1"/>
-          <w:lang w:val="en-ZA"/>
-        </w:rPr>
-        <w:t xml:space="preserve"> Maps Publishers, Muizenberg.</w:t>
+        <w:t>Slingsby Maps Publishers, Muizenberg.</w:t>
       </w:r>
     </w:p>
     <w:p>
@@ -13875,6 +14216,7 @@
         <w:rPr>
           <w:lang w:val="en-US"/>
         </w:rPr>
+        <w:lastRenderedPageBreak/>
         <w:t>Acknowledgements</w:t>
       </w:r>
     </w:p>
@@ -14002,134 +14344,6 @@
         </w:rPr>
         <w:t>.</w:t>
       </w:r>
-    </w:p>
-    <w:p>
-      <w:pPr>
-        <w:spacing w:line="480" w:lineRule="auto"/>
-        <w:rPr>
-          <w:rFonts w:ascii="Times New Roman" w:hAnsi="Times New Roman" w:cs="Times New Roman"/>
-          <w:lang w:val="en-US"/>
-        </w:rPr>
-      </w:pPr>
-      <w:r>
-        <w:rPr>
-          <w:rFonts w:ascii="Times New Roman" w:hAnsi="Times New Roman" w:cs="Times New Roman"/>
-          <w:lang w:val="en-US"/>
-        </w:rPr>
-        <w:t xml:space="preserve">INCLUDE LIST OF AUTHORS AND </w:t>
-      </w:r>
-      <w:r>
-        <w:rPr>
-          <w:rFonts w:ascii="Times New Roman" w:hAnsi="Times New Roman" w:cs="Times New Roman"/>
-          <w:lang w:val="en-US"/>
-        </w:rPr>
-        <w:t>AFFILIATIONS</w:t>
-      </w:r>
-    </w:p>
-    <w:p>
-      <w:pPr>
-        <w:spacing w:line="480" w:lineRule="auto"/>
-        <w:rPr>
-          <w:rFonts w:ascii="Times New Roman" w:hAnsi="Times New Roman" w:cs="Times New Roman"/>
-          <w:lang w:val="en-US"/>
-        </w:rPr>
-      </w:pPr>
-    </w:p>
-    <w:p>
-      <w:pPr>
-        <w:spacing w:line="480" w:lineRule="auto"/>
-        <w:rPr>
-          <w:rFonts w:ascii="Times New Roman" w:hAnsi="Times New Roman" w:cs="Times New Roman"/>
-          <w:b/>
-          <w:bCs/>
-          <w:lang w:val="en-US"/>
-        </w:rPr>
-      </w:pPr>
-    </w:p>
-    <w:p>
-      <w:pPr>
-        <w:spacing w:line="480" w:lineRule="auto"/>
-        <w:rPr>
-          <w:rFonts w:ascii="Times New Roman" w:hAnsi="Times New Roman" w:cs="Times New Roman"/>
-          <w:b/>
-          <w:bCs/>
-          <w:lang w:val="en-US"/>
-        </w:rPr>
-      </w:pPr>
-    </w:p>
-    <w:p>
-      <w:pPr>
-        <w:spacing w:line="480" w:lineRule="auto"/>
-        <w:rPr>
-          <w:rFonts w:ascii="Times New Roman" w:hAnsi="Times New Roman" w:cs="Times New Roman"/>
-          <w:b/>
-          <w:bCs/>
-          <w:lang w:val="en-US"/>
-        </w:rPr>
-      </w:pPr>
-    </w:p>
-    <w:p>
-      <w:pPr>
-        <w:spacing w:line="480" w:lineRule="auto"/>
-        <w:rPr>
-          <w:rFonts w:ascii="Times New Roman" w:hAnsi="Times New Roman" w:cs="Times New Roman"/>
-          <w:lang w:val="en-US"/>
-        </w:rPr>
-      </w:pPr>
-      <w:r>
-        <w:rPr>
-          <w:rFonts w:ascii="Times New Roman" w:hAnsi="Times New Roman" w:cs="Times New Roman"/>
-          <w:lang w:val="en-US"/>
-        </w:rPr>
-        <w:t xml:space="preserve"> </w:t>
-      </w:r>
-    </w:p>
-    <w:p>
-      <w:pPr>
-        <w:spacing w:line="480" w:lineRule="auto"/>
-        <w:rPr>
-          <w:rFonts w:ascii="Times New Roman" w:hAnsi="Times New Roman" w:cs="Times New Roman"/>
-          <w:b/>
-          <w:bCs/>
-          <w:lang w:val="en-US"/>
-        </w:rPr>
-      </w:pPr>
-    </w:p>
-    <w:p>
-      <w:pPr>
-        <w:spacing w:line="480" w:lineRule="auto"/>
-        <w:rPr>
-          <w:rFonts w:ascii="Times New Roman" w:hAnsi="Times New Roman" w:cs="Times New Roman"/>
-          <w:lang w:val="en-US"/>
-        </w:rPr>
-      </w:pPr>
-    </w:p>
-    <w:p>
-      <w:pPr>
-        <w:spacing w:line="480" w:lineRule="auto"/>
-        <w:rPr>
-          <w:rFonts w:ascii="Times New Roman" w:hAnsi="Times New Roman" w:cs="Times New Roman"/>
-          <w:lang w:val="en-US"/>
-        </w:rPr>
-      </w:pPr>
-    </w:p>
-    <w:p>
-      <w:pPr>
-        <w:spacing w:line="480" w:lineRule="auto"/>
-        <w:rPr>
-          <w:rFonts w:ascii="Times New Roman" w:hAnsi="Times New Roman" w:cs="Times New Roman"/>
-          <w:lang w:val="en-US"/>
-        </w:rPr>
-      </w:pPr>
-    </w:p>
-    <w:p>
-      <w:pPr>
-        <w:spacing w:line="480" w:lineRule="auto"/>
-        <w:rPr>
-          <w:rFonts w:ascii="Times New Roman" w:hAnsi="Times New Roman" w:cs="Times New Roman"/>
-          <w:lang w:val="en-US"/>
-        </w:rPr>
-      </w:pPr>
     </w:p>
     <w:sectPr>
       <w:footerReference w:type="even" r:id="rId13"/>
@@ -14144,7 +14358,7 @@
 </file>
 
 <file path=word/comments.xml><?xml version="1.0" encoding="utf-8"?>
-<w:comments xmlns:wpc="http://schemas.microsoft.com/office/word/2010/wordprocessingCanvas" xmlns:cx="http://schemas.microsoft.com/office/drawing/2014/chartex" xmlns:cx1="http://schemas.microsoft.com/office/drawing/2015/9/8/chartex" xmlns:cx2="http://schemas.microsoft.com/office/drawing/2015/10/21/chartex" xmlns:cx3="http://schemas.microsoft.com/office/drawing/2016/5/9/chartex" xmlns:cx4="http://schemas.microsoft.com/office/drawing/2016/5/10/chartex" xmlns:cx5="http://schemas.microsoft.com/office/drawing/2016/5/11/chartex" xmlns:cx6="http://schemas.microsoft.com/office/drawing/2016/5/12/chartex" xmlns:cx7="http://schemas.microsoft.com/office/drawing/2016/5/13/chartex" xmlns:cx8="http://schemas.microsoft.com/office/drawing/2016/5/14/chartex" xmlns:mc="http://schemas.openxmlformats.org/markup-compatibility/2006" xmlns:aink="http://schemas.microsoft.com/office/drawing/2016/ink" xmlns:am3d="http://schemas.microsoft.com/office/drawing/2017/model3d" xmlns:o="urn:schemas-microsoft-com:office:office" xmlns:oel="http://schemas.microsoft.com/office/2019/extlst" xmlns:r="http://schemas.openxmlformats.org/officeDocument/2006/relationships" xmlns:m="http://schemas.openxmlformats.org/officeDocument/2006/math" xmlns:v="urn:schemas-microsoft-com:vml" xmlns:wp14="http://schemas.microsoft.com/office/word/2010/wordprocessingDrawing" xmlns:wp="http://schemas.openxmlformats.org/drawingml/2006/wordprocessingDrawing" xmlns:w10="urn:schemas-microsoft-com:office:word" xmlns:w="http://schemas.openxmlformats.org/wordprocessingml/2006/main" xmlns:w14="http://schemas.microsoft.com/office/word/2010/wordml" xmlns:w15="http://schemas.microsoft.com/office/word/2012/wordml" xmlns:w16cex="http://schemas.microsoft.com/office/word/2018/wordml/cex" xmlns:w16cid="http://schemas.microsoft.com/office/word/2016/wordml/cid" xmlns:w16="http://schemas.microsoft.com/office/word/2018/wordml" xmlns:w16sdtdh="http://schemas.microsoft.com/office/word/2020/wordml/sdtdatahash" xmlns:w16se="http://schemas.microsoft.com/office/word/2015/wordml/symex" xmlns:wpg="http://schemas.microsoft.com/office/word/2010/wordprocessingGroup" xmlns:wpi="http://schemas.microsoft.com/office/word/2010/wordprocessingInk" xmlns:wne="http://schemas.microsoft.com/office/word/2006/wordml" xmlns:wps="http://schemas.microsoft.com/office/word/2010/wordprocessingShape" mc:Ignorable="w14 w15 w16se w16cid w16 w16cex w16sdtdh wp14">
+<w:comments xmlns:wpc="http://schemas.microsoft.com/office/word/2010/wordprocessingCanvas" xmlns:cx="http://schemas.microsoft.com/office/drawing/2014/chartex" xmlns:cx1="http://schemas.microsoft.com/office/drawing/2015/9/8/chartex" xmlns:cx2="http://schemas.microsoft.com/office/drawing/2015/10/21/chartex" xmlns:cx3="http://schemas.microsoft.com/office/drawing/2016/5/9/chartex" xmlns:cx4="http://schemas.microsoft.com/office/drawing/2016/5/10/chartex" xmlns:cx5="http://schemas.microsoft.com/office/drawing/2016/5/11/chartex" xmlns:cx6="http://schemas.microsoft.com/office/drawing/2016/5/12/chartex" xmlns:cx7="http://schemas.microsoft.com/office/drawing/2016/5/13/chartex" xmlns:cx8="http://schemas.microsoft.com/office/drawing/2016/5/14/chartex" xmlns:mc="http://schemas.openxmlformats.org/markup-compatibility/2006" xmlns:aink="http://schemas.microsoft.com/office/drawing/2016/ink" xmlns:am3d="http://schemas.microsoft.com/office/drawing/2017/model3d" xmlns:o="urn:schemas-microsoft-com:office:office" xmlns:oel="http://schemas.microsoft.com/office/2019/extlst" xmlns:r="http://schemas.openxmlformats.org/officeDocument/2006/relationships" xmlns:m="http://schemas.openxmlformats.org/officeDocument/2006/math" xmlns:v="urn:schemas-microsoft-com:vml" xmlns:wp14="http://schemas.microsoft.com/office/word/2010/wordprocessingDrawing" xmlns:wp="http://schemas.openxmlformats.org/drawingml/2006/wordprocessingDrawing" xmlns:w10="urn:schemas-microsoft-com:office:word" xmlns:w="http://schemas.openxmlformats.org/wordprocessingml/2006/main" xmlns:w14="http://schemas.microsoft.com/office/word/2010/wordml" xmlns:w15="http://schemas.microsoft.com/office/word/2012/wordml" xmlns:w16cex="http://schemas.microsoft.com/office/word/2018/wordml/cex" xmlns:w16cid="http://schemas.microsoft.com/office/word/2016/wordml/cid" xmlns:w16="http://schemas.microsoft.com/office/word/2018/wordml" xmlns:w16du="http://schemas.microsoft.com/office/word/2023/wordml/word16du" xmlns:w16sdtdh="http://schemas.microsoft.com/office/word/2020/wordml/sdtdatahash" xmlns:w16sdtfl="http://schemas.microsoft.com/office/word/2024/wordml/sdtformatlock" xmlns:w16se="http://schemas.microsoft.com/office/word/2015/wordml/symex" xmlns:wpg="http://schemas.microsoft.com/office/word/2010/wordprocessingGroup" xmlns:wpi="http://schemas.microsoft.com/office/word/2010/wordprocessingInk" xmlns:wne="http://schemas.microsoft.com/office/word/2006/wordml" xmlns:wps="http://schemas.microsoft.com/office/word/2010/wordprocessingShape" mc:Ignorable="w14 w15 w16se w16cid w16 w16cex w16sdtdh w16sdtfl w16du wp14">
   <w:comment w:id="0" w:author="Ana Morales González" w:date="2025-11-24T16:48:00Z" w:initials="AM">
     <w:p>
       <w:pPr>
@@ -14380,35 +14594,7 @@
         <w:rPr>
           <w:lang w:val="en-US"/>
         </w:rPr>
-        <w:t xml:space="preserve">Reinhard, J. E., Geissler, K., </w:t>
-      </w:r>
-      <w:proofErr w:type="spellStart"/>
-      <w:r>
-        <w:rPr>
-          <w:lang w:val="en-US"/>
-        </w:rPr>
-        <w:t>Blaum</w:t>
-      </w:r>
-      <w:proofErr w:type="spellEnd"/>
-      <w:r>
-        <w:rPr>
-          <w:lang w:val="en-US"/>
-        </w:rPr>
-        <w:t xml:space="preserve">, N., Reinhard, J. E., Geissler, K. &amp; </w:t>
-      </w:r>
-      <w:proofErr w:type="spellStart"/>
-      <w:r>
-        <w:rPr>
-          <w:lang w:val="en-US"/>
-        </w:rPr>
-        <w:t>Blaum</w:t>
-      </w:r>
-      <w:proofErr w:type="spellEnd"/>
-      <w:r>
-        <w:rPr>
-          <w:lang w:val="en-US"/>
-        </w:rPr>
-        <w:t>, N. (2022). Grass and ground dwelling beetle community responses to holistic and wildlife grazing management using a cross-fence comparison in Western Kalahari rangeland, Namibia</w:t>
+        <w:t>Reinhard, J. E., Geissler, K., Blaum, N., Reinhard, J. E., Geissler, K. &amp; Blaum, N. (2022). Grass and ground dwelling beetle community responses to holistic and wildlife grazing management using a cross-fence comparison in Western Kalahari rangeland, Namibia</w:t>
       </w:r>
       <w:proofErr w:type="gramStart"/>
       <w:r>
@@ -14467,23 +14653,7 @@
           <w:rFonts w:ascii="Times New Roman" w:hAnsi="Times New Roman" w:cs="Times New Roman"/>
           <w:lang w:val="en-US"/>
         </w:rPr>
-        <w:t xml:space="preserve"> found in metadata. Detail what are the sampling occasions for each experiment, </w:t>
-      </w:r>
-      <w:proofErr w:type="gramStart"/>
-      <w:r>
-        <w:rPr>
-          <w:rFonts w:ascii="Times New Roman" w:hAnsi="Times New Roman" w:cs="Times New Roman"/>
-          <w:lang w:val="en-US"/>
-        </w:rPr>
-        <w:t>i.e.</w:t>
-      </w:r>
-      <w:proofErr w:type="gramEnd"/>
-      <w:r>
-        <w:rPr>
-          <w:rFonts w:ascii="Times New Roman" w:hAnsi="Times New Roman" w:cs="Times New Roman"/>
-          <w:lang w:val="en-US"/>
-        </w:rPr>
-        <w:t xml:space="preserve"> every 14 days, once every 4 months, etc.</w:t>
+        <w:t xml:space="preserve"> found in metadata. Detail what are the sampling occasions for each experiment, i.e. every 14 days, once every 4 months, etc.</w:t>
       </w:r>
       <w:r>
         <w:rPr>
@@ -15059,6 +15229,7 @@
         <w:t>’ and ‘</w:t>
       </w:r>
       <w:proofErr w:type="spellStart"/>
+      <w:proofErr w:type="gramStart"/>
       <w:r>
         <w:rPr>
           <w:rFonts w:ascii="Times New Roman" w:hAnsi="Times New Roman" w:cs="Times New Roman"/>
@@ -15067,6 +15238,7 @@
         <w:t>unknown.vegetation</w:t>
       </w:r>
       <w:proofErr w:type="spellEnd"/>
+      <w:proofErr w:type="gramEnd"/>
       <w:r>
         <w:rPr>
           <w:rFonts w:ascii="Times New Roman" w:hAnsi="Times New Roman" w:cs="Times New Roman"/>
@@ -15311,7 +15483,7 @@
 </file>
 
 <file path=word/commentsExtended.xml><?xml version="1.0" encoding="utf-8"?>
-<w15:commentsEx xmlns:wpc="http://schemas.microsoft.com/office/word/2010/wordprocessingCanvas" xmlns:cx="http://schemas.microsoft.com/office/drawing/2014/chartex" xmlns:cx1="http://schemas.microsoft.com/office/drawing/2015/9/8/chartex" xmlns:cx2="http://schemas.microsoft.com/office/drawing/2015/10/21/chartex" xmlns:cx3="http://schemas.microsoft.com/office/drawing/2016/5/9/chartex" xmlns:cx4="http://schemas.microsoft.com/office/drawing/2016/5/10/chartex" xmlns:cx5="http://schemas.microsoft.com/office/drawing/2016/5/11/chartex" xmlns:cx6="http://schemas.microsoft.com/office/drawing/2016/5/12/chartex" xmlns:cx7="http://schemas.microsoft.com/office/drawing/2016/5/13/chartex" xmlns:cx8="http://schemas.microsoft.com/office/drawing/2016/5/14/chartex" xmlns:mc="http://schemas.openxmlformats.org/markup-compatibility/2006" xmlns:aink="http://schemas.microsoft.com/office/drawing/2016/ink" xmlns:am3d="http://schemas.microsoft.com/office/drawing/2017/model3d" xmlns:o="urn:schemas-microsoft-com:office:office" xmlns:oel="http://schemas.microsoft.com/office/2019/extlst" xmlns:r="http://schemas.openxmlformats.org/officeDocument/2006/relationships" xmlns:m="http://schemas.openxmlformats.org/officeDocument/2006/math" xmlns:v="urn:schemas-microsoft-com:vml" xmlns:wp14="http://schemas.microsoft.com/office/word/2010/wordprocessingDrawing" xmlns:wp="http://schemas.openxmlformats.org/drawingml/2006/wordprocessingDrawing" xmlns:w10="urn:schemas-microsoft-com:office:word" xmlns:w="http://schemas.openxmlformats.org/wordprocessingml/2006/main" xmlns:w14="http://schemas.microsoft.com/office/word/2010/wordml" xmlns:w15="http://schemas.microsoft.com/office/word/2012/wordml" xmlns:w16cex="http://schemas.microsoft.com/office/word/2018/wordml/cex" xmlns:w16cid="http://schemas.microsoft.com/office/word/2016/wordml/cid" xmlns:w16="http://schemas.microsoft.com/office/word/2018/wordml" xmlns:w16sdtdh="http://schemas.microsoft.com/office/word/2020/wordml/sdtdatahash" xmlns:w16se="http://schemas.microsoft.com/office/word/2015/wordml/symex" xmlns:wpg="http://schemas.microsoft.com/office/word/2010/wordprocessingGroup" xmlns:wpi="http://schemas.microsoft.com/office/word/2010/wordprocessingInk" xmlns:wne="http://schemas.microsoft.com/office/word/2006/wordml" xmlns:wps="http://schemas.microsoft.com/office/word/2010/wordprocessingShape" mc:Ignorable="w14 w15 w16se w16cid w16 w16cex w16sdtdh wp14">
+<w15:commentsEx xmlns:wpc="http://schemas.microsoft.com/office/word/2010/wordprocessingCanvas" xmlns:cx="http://schemas.microsoft.com/office/drawing/2014/chartex" xmlns:cx1="http://schemas.microsoft.com/office/drawing/2015/9/8/chartex" xmlns:cx2="http://schemas.microsoft.com/office/drawing/2015/10/21/chartex" xmlns:cx3="http://schemas.microsoft.com/office/drawing/2016/5/9/chartex" xmlns:cx4="http://schemas.microsoft.com/office/drawing/2016/5/10/chartex" xmlns:cx5="http://schemas.microsoft.com/office/drawing/2016/5/11/chartex" xmlns:cx6="http://schemas.microsoft.com/office/drawing/2016/5/12/chartex" xmlns:cx7="http://schemas.microsoft.com/office/drawing/2016/5/13/chartex" xmlns:cx8="http://schemas.microsoft.com/office/drawing/2016/5/14/chartex" xmlns:mc="http://schemas.openxmlformats.org/markup-compatibility/2006" xmlns:aink="http://schemas.microsoft.com/office/drawing/2016/ink" xmlns:am3d="http://schemas.microsoft.com/office/drawing/2017/model3d" xmlns:o="urn:schemas-microsoft-com:office:office" xmlns:oel="http://schemas.microsoft.com/office/2019/extlst" xmlns:r="http://schemas.openxmlformats.org/officeDocument/2006/relationships" xmlns:m="http://schemas.openxmlformats.org/officeDocument/2006/math" xmlns:v="urn:schemas-microsoft-com:vml" xmlns:wp14="http://schemas.microsoft.com/office/word/2010/wordprocessingDrawing" xmlns:wp="http://schemas.openxmlformats.org/drawingml/2006/wordprocessingDrawing" xmlns:w10="urn:schemas-microsoft-com:office:word" xmlns:w="http://schemas.openxmlformats.org/wordprocessingml/2006/main" xmlns:w14="http://schemas.microsoft.com/office/word/2010/wordml" xmlns:w15="http://schemas.microsoft.com/office/word/2012/wordml" xmlns:w16cex="http://schemas.microsoft.com/office/word/2018/wordml/cex" xmlns:w16cid="http://schemas.microsoft.com/office/word/2016/wordml/cid" xmlns:w16="http://schemas.microsoft.com/office/word/2018/wordml" xmlns:w16du="http://schemas.microsoft.com/office/word/2023/wordml/word16du" xmlns:w16sdtdh="http://schemas.microsoft.com/office/word/2020/wordml/sdtdatahash" xmlns:w16sdtfl="http://schemas.microsoft.com/office/word/2024/wordml/sdtformatlock" xmlns:w16se="http://schemas.microsoft.com/office/word/2015/wordml/symex" xmlns:wpg="http://schemas.microsoft.com/office/word/2010/wordprocessingGroup" xmlns:wpi="http://schemas.microsoft.com/office/word/2010/wordprocessingInk" xmlns:wne="http://schemas.microsoft.com/office/word/2006/wordml" xmlns:wps="http://schemas.microsoft.com/office/word/2010/wordprocessingShape" mc:Ignorable="w14 w15 w16se w16cid w16 w16cex w16sdtdh w16sdtfl w16du wp14">
   <w15:commentEx w15:paraId="018560D1" w15:done="0"/>
   <w15:commentEx w15:paraId="6E323B7A" w15:done="0"/>
   <w15:commentEx w15:paraId="7D4733DC" w15:done="0"/>
@@ -15343,7 +15515,7 @@
 </file>
 
 <file path=word/commentsExtensible.xml><?xml version="1.0" encoding="utf-8"?>
-<w16cex:commentsExtensible xmlns:wpc="http://schemas.microsoft.com/office/word/2010/wordprocessingCanvas" xmlns:cx="http://schemas.microsoft.com/office/drawing/2014/chartex" xmlns:cx1="http://schemas.microsoft.com/office/drawing/2015/9/8/chartex" xmlns:cx2="http://schemas.microsoft.com/office/drawing/2015/10/21/chartex" xmlns:cx3="http://schemas.microsoft.com/office/drawing/2016/5/9/chartex" xmlns:cx4="http://schemas.microsoft.com/office/drawing/2016/5/10/chartex" xmlns:cx5="http://schemas.microsoft.com/office/drawing/2016/5/11/chartex" xmlns:cx6="http://schemas.microsoft.com/office/drawing/2016/5/12/chartex" xmlns:cx7="http://schemas.microsoft.com/office/drawing/2016/5/13/chartex" xmlns:cx8="http://schemas.microsoft.com/office/drawing/2016/5/14/chartex" xmlns:mc="http://schemas.openxmlformats.org/markup-compatibility/2006" xmlns:aink="http://schemas.microsoft.com/office/drawing/2016/ink" xmlns:am3d="http://schemas.microsoft.com/office/drawing/2017/model3d" xmlns:o="urn:schemas-microsoft-com:office:office" xmlns:oel="http://schemas.microsoft.com/office/2019/extlst" xmlns:r="http://schemas.openxmlformats.org/officeDocument/2006/relationships" xmlns:m="http://schemas.openxmlformats.org/officeDocument/2006/math" xmlns:v="urn:schemas-microsoft-com:vml" xmlns:wp14="http://schemas.microsoft.com/office/word/2010/wordprocessingDrawing" xmlns:wp="http://schemas.openxmlformats.org/drawingml/2006/wordprocessingDrawing" xmlns:w10="urn:schemas-microsoft-com:office:word" xmlns:w="http://schemas.openxmlformats.org/wordprocessingml/2006/main" xmlns:w14="http://schemas.microsoft.com/office/word/2010/wordml" xmlns:w15="http://schemas.microsoft.com/office/word/2012/wordml" xmlns:w16cex="http://schemas.microsoft.com/office/word/2018/wordml/cex" xmlns:w16cid="http://schemas.microsoft.com/office/word/2016/wordml/cid" xmlns:w16="http://schemas.microsoft.com/office/word/2018/wordml" xmlns:w16sdtdh="http://schemas.microsoft.com/office/word/2020/wordml/sdtdatahash" xmlns:w16se="http://schemas.microsoft.com/office/word/2015/wordml/symex" xmlns:wpg="http://schemas.microsoft.com/office/word/2010/wordprocessingGroup" xmlns:wpi="http://schemas.microsoft.com/office/word/2010/wordprocessingInk" xmlns:wne="http://schemas.microsoft.com/office/word/2006/wordml" xmlns:wps="http://schemas.microsoft.com/office/word/2010/wordprocessingShape" mc:Ignorable="w14 w15 w16se w16cid w16 w16cex w16sdtdh wp14">
+<w16cex:commentsExtensible xmlns:wpc="http://schemas.microsoft.com/office/word/2010/wordprocessingCanvas" xmlns:cx="http://schemas.microsoft.com/office/drawing/2014/chartex" xmlns:cx1="http://schemas.microsoft.com/office/drawing/2015/9/8/chartex" xmlns:cx2="http://schemas.microsoft.com/office/drawing/2015/10/21/chartex" xmlns:cx3="http://schemas.microsoft.com/office/drawing/2016/5/9/chartex" xmlns:cx4="http://schemas.microsoft.com/office/drawing/2016/5/10/chartex" xmlns:cx5="http://schemas.microsoft.com/office/drawing/2016/5/11/chartex" xmlns:cx6="http://schemas.microsoft.com/office/drawing/2016/5/12/chartex" xmlns:cx7="http://schemas.microsoft.com/office/drawing/2016/5/13/chartex" xmlns:cx8="http://schemas.microsoft.com/office/drawing/2016/5/14/chartex" xmlns:cr="http://schemas.microsoft.com/office/comments/2020/reactions" xmlns:mc="http://schemas.openxmlformats.org/markup-compatibility/2006" xmlns:aink="http://schemas.microsoft.com/office/drawing/2016/ink" xmlns:am3d="http://schemas.microsoft.com/office/drawing/2017/model3d" xmlns:o="urn:schemas-microsoft-com:office:office" xmlns:oel="http://schemas.microsoft.com/office/2019/extlst" xmlns:r="http://schemas.openxmlformats.org/officeDocument/2006/relationships" xmlns:m="http://schemas.openxmlformats.org/officeDocument/2006/math" xmlns:v="urn:schemas-microsoft-com:vml" xmlns:wp14="http://schemas.microsoft.com/office/word/2010/wordprocessingDrawing" xmlns:wp="http://schemas.openxmlformats.org/drawingml/2006/wordprocessingDrawing" xmlns:w10="urn:schemas-microsoft-com:office:word" xmlns:w="http://schemas.openxmlformats.org/wordprocessingml/2006/main" xmlns:w14="http://schemas.microsoft.com/office/word/2010/wordml" xmlns:w15="http://schemas.microsoft.com/office/word/2012/wordml" xmlns:w16cex="http://schemas.microsoft.com/office/word/2018/wordml/cex" xmlns:w16cid="http://schemas.microsoft.com/office/word/2016/wordml/cid" xmlns:w16="http://schemas.microsoft.com/office/word/2018/wordml" xmlns:w16du="http://schemas.microsoft.com/office/word/2023/wordml/word16du" xmlns:w16sdtdh="http://schemas.microsoft.com/office/word/2020/wordml/sdtdatahash" xmlns:w16sdtfl="http://schemas.microsoft.com/office/word/2024/wordml/sdtformatlock" xmlns:w16se="http://schemas.microsoft.com/office/word/2015/wordml/symex" xmlns:wpg="http://schemas.microsoft.com/office/word/2010/wordprocessingGroup" xmlns:wpi="http://schemas.microsoft.com/office/word/2010/wordprocessingInk" xmlns:wne="http://schemas.microsoft.com/office/word/2006/wordml" xmlns:wps="http://schemas.microsoft.com/office/word/2010/wordprocessingShape" mc:Ignorable="w14 w15 w16se w16cid w16 w16cex w16sdtdh w16sdtfl cr w16du wp14">
   <w16cex:commentExtensible w16cex:durableId="2A8C91C2" w16cex:dateUtc="2025-11-24T15:48:00Z"/>
   <w16cex:commentExtensible w16cex:durableId="5A7E864E" w16cex:dateUtc="2025-12-10T13:00:00Z"/>
   <w16cex:commentExtensible w16cex:durableId="789E52AE" w16cex:dateUtc="2025-12-10T12:59:00Z"/>
@@ -15375,7 +15547,7 @@
 </file>
 
 <file path=word/commentsIds.xml><?xml version="1.0" encoding="utf-8"?>
-<w16cid:commentsIds xmlns:wpc="http://schemas.microsoft.com/office/word/2010/wordprocessingCanvas" xmlns:cx="http://schemas.microsoft.com/office/drawing/2014/chartex" xmlns:cx1="http://schemas.microsoft.com/office/drawing/2015/9/8/chartex" xmlns:cx2="http://schemas.microsoft.com/office/drawing/2015/10/21/chartex" xmlns:cx3="http://schemas.microsoft.com/office/drawing/2016/5/9/chartex" xmlns:cx4="http://schemas.microsoft.com/office/drawing/2016/5/10/chartex" xmlns:cx5="http://schemas.microsoft.com/office/drawing/2016/5/11/chartex" xmlns:cx6="http://schemas.microsoft.com/office/drawing/2016/5/12/chartex" xmlns:cx7="http://schemas.microsoft.com/office/drawing/2016/5/13/chartex" xmlns:cx8="http://schemas.microsoft.com/office/drawing/2016/5/14/chartex" xmlns:mc="http://schemas.openxmlformats.org/markup-compatibility/2006" xmlns:aink="http://schemas.microsoft.com/office/drawing/2016/ink" xmlns:am3d="http://schemas.microsoft.com/office/drawing/2017/model3d" xmlns:o="urn:schemas-microsoft-com:office:office" xmlns:oel="http://schemas.microsoft.com/office/2019/extlst" xmlns:r="http://schemas.openxmlformats.org/officeDocument/2006/relationships" xmlns:m="http://schemas.openxmlformats.org/officeDocument/2006/math" xmlns:v="urn:schemas-microsoft-com:vml" xmlns:wp14="http://schemas.microsoft.com/office/word/2010/wordprocessingDrawing" xmlns:wp="http://schemas.openxmlformats.org/drawingml/2006/wordprocessingDrawing" xmlns:w10="urn:schemas-microsoft-com:office:word" xmlns:w="http://schemas.openxmlformats.org/wordprocessingml/2006/main" xmlns:w14="http://schemas.microsoft.com/office/word/2010/wordml" xmlns:w15="http://schemas.microsoft.com/office/word/2012/wordml" xmlns:w16cex="http://schemas.microsoft.com/office/word/2018/wordml/cex" xmlns:w16cid="http://schemas.microsoft.com/office/word/2016/wordml/cid" xmlns:w16="http://schemas.microsoft.com/office/word/2018/wordml" xmlns:w16sdtdh="http://schemas.microsoft.com/office/word/2020/wordml/sdtdatahash" xmlns:w16se="http://schemas.microsoft.com/office/word/2015/wordml/symex" xmlns:wpg="http://schemas.microsoft.com/office/word/2010/wordprocessingGroup" xmlns:wpi="http://schemas.microsoft.com/office/word/2010/wordprocessingInk" xmlns:wne="http://schemas.microsoft.com/office/word/2006/wordml" xmlns:wps="http://schemas.microsoft.com/office/word/2010/wordprocessingShape" mc:Ignorable="w14 w15 w16se w16cid w16 w16cex w16sdtdh wp14">
+<w16cid:commentsIds xmlns:wpc="http://schemas.microsoft.com/office/word/2010/wordprocessingCanvas" xmlns:cx="http://schemas.microsoft.com/office/drawing/2014/chartex" xmlns:cx1="http://schemas.microsoft.com/office/drawing/2015/9/8/chartex" xmlns:cx2="http://schemas.microsoft.com/office/drawing/2015/10/21/chartex" xmlns:cx3="http://schemas.microsoft.com/office/drawing/2016/5/9/chartex" xmlns:cx4="http://schemas.microsoft.com/office/drawing/2016/5/10/chartex" xmlns:cx5="http://schemas.microsoft.com/office/drawing/2016/5/11/chartex" xmlns:cx6="http://schemas.microsoft.com/office/drawing/2016/5/12/chartex" xmlns:cx7="http://schemas.microsoft.com/office/drawing/2016/5/13/chartex" xmlns:cx8="http://schemas.microsoft.com/office/drawing/2016/5/14/chartex" xmlns:mc="http://schemas.openxmlformats.org/markup-compatibility/2006" xmlns:aink="http://schemas.microsoft.com/office/drawing/2016/ink" xmlns:am3d="http://schemas.microsoft.com/office/drawing/2017/model3d" xmlns:o="urn:schemas-microsoft-com:office:office" xmlns:oel="http://schemas.microsoft.com/office/2019/extlst" xmlns:r="http://schemas.openxmlformats.org/officeDocument/2006/relationships" xmlns:m="http://schemas.openxmlformats.org/officeDocument/2006/math" xmlns:v="urn:schemas-microsoft-com:vml" xmlns:wp14="http://schemas.microsoft.com/office/word/2010/wordprocessingDrawing" xmlns:wp="http://schemas.openxmlformats.org/drawingml/2006/wordprocessingDrawing" xmlns:w10="urn:schemas-microsoft-com:office:word" xmlns:w="http://schemas.openxmlformats.org/wordprocessingml/2006/main" xmlns:w14="http://schemas.microsoft.com/office/word/2010/wordml" xmlns:w15="http://schemas.microsoft.com/office/word/2012/wordml" xmlns:w16cex="http://schemas.microsoft.com/office/word/2018/wordml/cex" xmlns:w16cid="http://schemas.microsoft.com/office/word/2016/wordml/cid" xmlns:w16="http://schemas.microsoft.com/office/word/2018/wordml" xmlns:w16du="http://schemas.microsoft.com/office/word/2023/wordml/word16du" xmlns:w16sdtdh="http://schemas.microsoft.com/office/word/2020/wordml/sdtdatahash" xmlns:w16sdtfl="http://schemas.microsoft.com/office/word/2024/wordml/sdtformatlock" xmlns:w16se="http://schemas.microsoft.com/office/word/2015/wordml/symex" xmlns:wpg="http://schemas.microsoft.com/office/word/2010/wordprocessingGroup" xmlns:wpi="http://schemas.microsoft.com/office/word/2010/wordprocessingInk" xmlns:wne="http://schemas.microsoft.com/office/word/2006/wordml" xmlns:wps="http://schemas.microsoft.com/office/word/2010/wordprocessingShape" mc:Ignorable="w14 w15 w16se w16cid w16 w16cex w16sdtdh w16sdtfl w16du wp14">
   <w16cid:commentId w16cid:paraId="018560D1" w16cid:durableId="2A8C91C2"/>
   <w16cid:commentId w16cid:paraId="6E323B7A" w16cid:durableId="5A7E864E"/>
   <w16cid:commentId w16cid:paraId="7D4733DC" w16cid:durableId="789E52AE"/>
@@ -15407,7 +15579,7 @@
 </file>
 
 <file path=word/endnotes.xml><?xml version="1.0" encoding="utf-8"?>
-<w:endnotes xmlns:wpc="http://schemas.microsoft.com/office/word/2010/wordprocessingCanvas" xmlns:cx="http://schemas.microsoft.com/office/drawing/2014/chartex" xmlns:cx1="http://schemas.microsoft.com/office/drawing/2015/9/8/chartex" xmlns:cx2="http://schemas.microsoft.com/office/drawing/2015/10/21/chartex" xmlns:cx3="http://schemas.microsoft.com/office/drawing/2016/5/9/chartex" xmlns:cx4="http://schemas.microsoft.com/office/drawing/2016/5/10/chartex" xmlns:cx5="http://schemas.microsoft.com/office/drawing/2016/5/11/chartex" xmlns:cx6="http://schemas.microsoft.com/office/drawing/2016/5/12/chartex" xmlns:cx7="http://schemas.microsoft.com/office/drawing/2016/5/13/chartex" xmlns:cx8="http://schemas.microsoft.com/office/drawing/2016/5/14/chartex" xmlns:mc="http://schemas.openxmlformats.org/markup-compatibility/2006" xmlns:aink="http://schemas.microsoft.com/office/drawing/2016/ink" xmlns:am3d="http://schemas.microsoft.com/office/drawing/2017/model3d" xmlns:o="urn:schemas-microsoft-com:office:office" xmlns:oel="http://schemas.microsoft.com/office/2019/extlst" xmlns:r="http://schemas.openxmlformats.org/officeDocument/2006/relationships" xmlns:m="http://schemas.openxmlformats.org/officeDocument/2006/math" xmlns:v="urn:schemas-microsoft-com:vml" xmlns:wp14="http://schemas.microsoft.com/office/word/2010/wordprocessingDrawing" xmlns:wp="http://schemas.openxmlformats.org/drawingml/2006/wordprocessingDrawing" xmlns:w10="urn:schemas-microsoft-com:office:word" xmlns:w="http://schemas.openxmlformats.org/wordprocessingml/2006/main" xmlns:w14="http://schemas.microsoft.com/office/word/2010/wordml" xmlns:w15="http://schemas.microsoft.com/office/word/2012/wordml" xmlns:w16cex="http://schemas.microsoft.com/office/word/2018/wordml/cex" xmlns:w16cid="http://schemas.microsoft.com/office/word/2016/wordml/cid" xmlns:w16="http://schemas.microsoft.com/office/word/2018/wordml" xmlns:w16sdtdh="http://schemas.microsoft.com/office/word/2020/wordml/sdtdatahash" xmlns:w16se="http://schemas.microsoft.com/office/word/2015/wordml/symex" xmlns:wpg="http://schemas.microsoft.com/office/word/2010/wordprocessingGroup" xmlns:wpi="http://schemas.microsoft.com/office/word/2010/wordprocessingInk" xmlns:wne="http://schemas.microsoft.com/office/word/2006/wordml" xmlns:wps="http://schemas.microsoft.com/office/word/2010/wordprocessingShape" mc:Ignorable="w14 w15 w16se w16cid w16 w16cex w16sdtdh wp14">
+<w:endnotes xmlns:wpc="http://schemas.microsoft.com/office/word/2010/wordprocessingCanvas" xmlns:cx="http://schemas.microsoft.com/office/drawing/2014/chartex" xmlns:cx1="http://schemas.microsoft.com/office/drawing/2015/9/8/chartex" xmlns:cx2="http://schemas.microsoft.com/office/drawing/2015/10/21/chartex" xmlns:cx3="http://schemas.microsoft.com/office/drawing/2016/5/9/chartex" xmlns:cx4="http://schemas.microsoft.com/office/drawing/2016/5/10/chartex" xmlns:cx5="http://schemas.microsoft.com/office/drawing/2016/5/11/chartex" xmlns:cx6="http://schemas.microsoft.com/office/drawing/2016/5/12/chartex" xmlns:cx7="http://schemas.microsoft.com/office/drawing/2016/5/13/chartex" xmlns:cx8="http://schemas.microsoft.com/office/drawing/2016/5/14/chartex" xmlns:mc="http://schemas.openxmlformats.org/markup-compatibility/2006" xmlns:aink="http://schemas.microsoft.com/office/drawing/2016/ink" xmlns:am3d="http://schemas.microsoft.com/office/drawing/2017/model3d" xmlns:o="urn:schemas-microsoft-com:office:office" xmlns:oel="http://schemas.microsoft.com/office/2019/extlst" xmlns:r="http://schemas.openxmlformats.org/officeDocument/2006/relationships" xmlns:m="http://schemas.openxmlformats.org/officeDocument/2006/math" xmlns:v="urn:schemas-microsoft-com:vml" xmlns:wp14="http://schemas.microsoft.com/office/word/2010/wordprocessingDrawing" xmlns:wp="http://schemas.openxmlformats.org/drawingml/2006/wordprocessingDrawing" xmlns:w10="urn:schemas-microsoft-com:office:word" xmlns:w="http://schemas.openxmlformats.org/wordprocessingml/2006/main" xmlns:w14="http://schemas.microsoft.com/office/word/2010/wordml" xmlns:w15="http://schemas.microsoft.com/office/word/2012/wordml" xmlns:w16cex="http://schemas.microsoft.com/office/word/2018/wordml/cex" xmlns:w16cid="http://schemas.microsoft.com/office/word/2016/wordml/cid" xmlns:w16="http://schemas.microsoft.com/office/word/2018/wordml" xmlns:w16du="http://schemas.microsoft.com/office/word/2023/wordml/word16du" xmlns:w16sdtdh="http://schemas.microsoft.com/office/word/2020/wordml/sdtdatahash" xmlns:w16sdtfl="http://schemas.microsoft.com/office/word/2024/wordml/sdtformatlock" xmlns:w16se="http://schemas.microsoft.com/office/word/2015/wordml/symex" xmlns:wpg="http://schemas.microsoft.com/office/word/2010/wordprocessingGroup" xmlns:wpi="http://schemas.microsoft.com/office/word/2010/wordprocessingInk" xmlns:wne="http://schemas.microsoft.com/office/word/2006/wordml" xmlns:wps="http://schemas.microsoft.com/office/word/2010/wordprocessingShape" mc:Ignorable="w14 w15 w16se w16cid w16 w16cex w16sdtdh w16sdtfl w16du wp14">
   <w:endnote w:type="separator" w:id="-1">
     <w:p>
       <w:r>
@@ -15426,7 +15598,7 @@
 </file>
 
 <file path=word/footer1.xml><?xml version="1.0" encoding="utf-8"?>
-<w:ftr xmlns:wpc="http://schemas.microsoft.com/office/word/2010/wordprocessingCanvas" xmlns:cx="http://schemas.microsoft.com/office/drawing/2014/chartex" xmlns:cx1="http://schemas.microsoft.com/office/drawing/2015/9/8/chartex" xmlns:cx2="http://schemas.microsoft.com/office/drawing/2015/10/21/chartex" xmlns:cx3="http://schemas.microsoft.com/office/drawing/2016/5/9/chartex" xmlns:cx4="http://schemas.microsoft.com/office/drawing/2016/5/10/chartex" xmlns:cx5="http://schemas.microsoft.com/office/drawing/2016/5/11/chartex" xmlns:cx6="http://schemas.microsoft.com/office/drawing/2016/5/12/chartex" xmlns:cx7="http://schemas.microsoft.com/office/drawing/2016/5/13/chartex" xmlns:cx8="http://schemas.microsoft.com/office/drawing/2016/5/14/chartex" xmlns:mc="http://schemas.openxmlformats.org/markup-compatibility/2006" xmlns:aink="http://schemas.microsoft.com/office/drawing/2016/ink" xmlns:am3d="http://schemas.microsoft.com/office/drawing/2017/model3d" xmlns:o="urn:schemas-microsoft-com:office:office" xmlns:oel="http://schemas.microsoft.com/office/2019/extlst" xmlns:r="http://schemas.openxmlformats.org/officeDocument/2006/relationships" xmlns:m="http://schemas.openxmlformats.org/officeDocument/2006/math" xmlns:v="urn:schemas-microsoft-com:vml" xmlns:wp14="http://schemas.microsoft.com/office/word/2010/wordprocessingDrawing" xmlns:wp="http://schemas.openxmlformats.org/drawingml/2006/wordprocessingDrawing" xmlns:w10="urn:schemas-microsoft-com:office:word" xmlns:w="http://schemas.openxmlformats.org/wordprocessingml/2006/main" xmlns:w14="http://schemas.microsoft.com/office/word/2010/wordml" xmlns:w15="http://schemas.microsoft.com/office/word/2012/wordml" xmlns:w16cex="http://schemas.microsoft.com/office/word/2018/wordml/cex" xmlns:w16cid="http://schemas.microsoft.com/office/word/2016/wordml/cid" xmlns:w16="http://schemas.microsoft.com/office/word/2018/wordml" xmlns:w16sdtdh="http://schemas.microsoft.com/office/word/2020/wordml/sdtdatahash" xmlns:w16se="http://schemas.microsoft.com/office/word/2015/wordml/symex" xmlns:wpg="http://schemas.microsoft.com/office/word/2010/wordprocessingGroup" xmlns:wpi="http://schemas.microsoft.com/office/word/2010/wordprocessingInk" xmlns:wne="http://schemas.microsoft.com/office/word/2006/wordml" xmlns:wps="http://schemas.microsoft.com/office/word/2010/wordprocessingShape" mc:Ignorable="w14 w15 w16se w16cid w16 w16cex w16sdtdh wp14">
+<w:ftr xmlns:wpc="http://schemas.microsoft.com/office/word/2010/wordprocessingCanvas" xmlns:cx="http://schemas.microsoft.com/office/drawing/2014/chartex" xmlns:cx1="http://schemas.microsoft.com/office/drawing/2015/9/8/chartex" xmlns:cx2="http://schemas.microsoft.com/office/drawing/2015/10/21/chartex" xmlns:cx3="http://schemas.microsoft.com/office/drawing/2016/5/9/chartex" xmlns:cx4="http://schemas.microsoft.com/office/drawing/2016/5/10/chartex" xmlns:cx5="http://schemas.microsoft.com/office/drawing/2016/5/11/chartex" xmlns:cx6="http://schemas.microsoft.com/office/drawing/2016/5/12/chartex" xmlns:cx7="http://schemas.microsoft.com/office/drawing/2016/5/13/chartex" xmlns:cx8="http://schemas.microsoft.com/office/drawing/2016/5/14/chartex" xmlns:mc="http://schemas.openxmlformats.org/markup-compatibility/2006" xmlns:aink="http://schemas.microsoft.com/office/drawing/2016/ink" xmlns:am3d="http://schemas.microsoft.com/office/drawing/2017/model3d" xmlns:o="urn:schemas-microsoft-com:office:office" xmlns:oel="http://schemas.microsoft.com/office/2019/extlst" xmlns:r="http://schemas.openxmlformats.org/officeDocument/2006/relationships" xmlns:m="http://schemas.openxmlformats.org/officeDocument/2006/math" xmlns:v="urn:schemas-microsoft-com:vml" xmlns:wp14="http://schemas.microsoft.com/office/word/2010/wordprocessingDrawing" xmlns:wp="http://schemas.openxmlformats.org/drawingml/2006/wordprocessingDrawing" xmlns:w10="urn:schemas-microsoft-com:office:word" xmlns:w="http://schemas.openxmlformats.org/wordprocessingml/2006/main" xmlns:w14="http://schemas.microsoft.com/office/word/2010/wordml" xmlns:w15="http://schemas.microsoft.com/office/word/2012/wordml" xmlns:w16cex="http://schemas.microsoft.com/office/word/2018/wordml/cex" xmlns:w16cid="http://schemas.microsoft.com/office/word/2016/wordml/cid" xmlns:w16="http://schemas.microsoft.com/office/word/2018/wordml" xmlns:w16du="http://schemas.microsoft.com/office/word/2023/wordml/word16du" xmlns:w16sdtdh="http://schemas.microsoft.com/office/word/2020/wordml/sdtdatahash" xmlns:w16sdtfl="http://schemas.microsoft.com/office/word/2024/wordml/sdtformatlock" xmlns:w16se="http://schemas.microsoft.com/office/word/2015/wordml/symex" xmlns:wpg="http://schemas.microsoft.com/office/word/2010/wordprocessingGroup" xmlns:wpi="http://schemas.microsoft.com/office/word/2010/wordprocessingInk" xmlns:wne="http://schemas.microsoft.com/office/word/2006/wordml" xmlns:wps="http://schemas.microsoft.com/office/word/2010/wordprocessingShape" mc:Ignorable="w14 w15 w16se w16cid w16 w16cex w16sdtdh w16sdtfl w16du wp14">
   <w:sdt>
     <w:sdtPr>
       <w:rPr>
@@ -15478,7 +15650,7 @@
 </file>
 
 <file path=word/footer2.xml><?xml version="1.0" encoding="utf-8"?>
-<w:ftr xmlns:wpc="http://schemas.microsoft.com/office/word/2010/wordprocessingCanvas" xmlns:cx="http://schemas.microsoft.com/office/drawing/2014/chartex" xmlns:cx1="http://schemas.microsoft.com/office/drawing/2015/9/8/chartex" xmlns:cx2="http://schemas.microsoft.com/office/drawing/2015/10/21/chartex" xmlns:cx3="http://schemas.microsoft.com/office/drawing/2016/5/9/chartex" xmlns:cx4="http://schemas.microsoft.com/office/drawing/2016/5/10/chartex" xmlns:cx5="http://schemas.microsoft.com/office/drawing/2016/5/11/chartex" xmlns:cx6="http://schemas.microsoft.com/office/drawing/2016/5/12/chartex" xmlns:cx7="http://schemas.microsoft.com/office/drawing/2016/5/13/chartex" xmlns:cx8="http://schemas.microsoft.com/office/drawing/2016/5/14/chartex" xmlns:mc="http://schemas.openxmlformats.org/markup-compatibility/2006" xmlns:aink="http://schemas.microsoft.com/office/drawing/2016/ink" xmlns:am3d="http://schemas.microsoft.com/office/drawing/2017/model3d" xmlns:o="urn:schemas-microsoft-com:office:office" xmlns:oel="http://schemas.microsoft.com/office/2019/extlst" xmlns:r="http://schemas.openxmlformats.org/officeDocument/2006/relationships" xmlns:m="http://schemas.openxmlformats.org/officeDocument/2006/math" xmlns:v="urn:schemas-microsoft-com:vml" xmlns:wp14="http://schemas.microsoft.com/office/word/2010/wordprocessingDrawing" xmlns:wp="http://schemas.openxmlformats.org/drawingml/2006/wordprocessingDrawing" xmlns:w10="urn:schemas-microsoft-com:office:word" xmlns:w="http://schemas.openxmlformats.org/wordprocessingml/2006/main" xmlns:w14="http://schemas.microsoft.com/office/word/2010/wordml" xmlns:w15="http://schemas.microsoft.com/office/word/2012/wordml" xmlns:w16cex="http://schemas.microsoft.com/office/word/2018/wordml/cex" xmlns:w16cid="http://schemas.microsoft.com/office/word/2016/wordml/cid" xmlns:w16="http://schemas.microsoft.com/office/word/2018/wordml" xmlns:w16sdtdh="http://schemas.microsoft.com/office/word/2020/wordml/sdtdatahash" xmlns:w16se="http://schemas.microsoft.com/office/word/2015/wordml/symex" xmlns:wpg="http://schemas.microsoft.com/office/word/2010/wordprocessingGroup" xmlns:wpi="http://schemas.microsoft.com/office/word/2010/wordprocessingInk" xmlns:wne="http://schemas.microsoft.com/office/word/2006/wordml" xmlns:wps="http://schemas.microsoft.com/office/word/2010/wordprocessingShape" mc:Ignorable="w14 w15 w16se w16cid w16 w16cex w16sdtdh wp14">
+<w:ftr xmlns:wpc="http://schemas.microsoft.com/office/word/2010/wordprocessingCanvas" xmlns:cx="http://schemas.microsoft.com/office/drawing/2014/chartex" xmlns:cx1="http://schemas.microsoft.com/office/drawing/2015/9/8/chartex" xmlns:cx2="http://schemas.microsoft.com/office/drawing/2015/10/21/chartex" xmlns:cx3="http://schemas.microsoft.com/office/drawing/2016/5/9/chartex" xmlns:cx4="http://schemas.microsoft.com/office/drawing/2016/5/10/chartex" xmlns:cx5="http://schemas.microsoft.com/office/drawing/2016/5/11/chartex" xmlns:cx6="http://schemas.microsoft.com/office/drawing/2016/5/12/chartex" xmlns:cx7="http://schemas.microsoft.com/office/drawing/2016/5/13/chartex" xmlns:cx8="http://schemas.microsoft.com/office/drawing/2016/5/14/chartex" xmlns:mc="http://schemas.openxmlformats.org/markup-compatibility/2006" xmlns:aink="http://schemas.microsoft.com/office/drawing/2016/ink" xmlns:am3d="http://schemas.microsoft.com/office/drawing/2017/model3d" xmlns:o="urn:schemas-microsoft-com:office:office" xmlns:oel="http://schemas.microsoft.com/office/2019/extlst" xmlns:r="http://schemas.openxmlformats.org/officeDocument/2006/relationships" xmlns:m="http://schemas.openxmlformats.org/officeDocument/2006/math" xmlns:v="urn:schemas-microsoft-com:vml" xmlns:wp14="http://schemas.microsoft.com/office/word/2010/wordprocessingDrawing" xmlns:wp="http://schemas.openxmlformats.org/drawingml/2006/wordprocessingDrawing" xmlns:w10="urn:schemas-microsoft-com:office:word" xmlns:w="http://schemas.openxmlformats.org/wordprocessingml/2006/main" xmlns:w14="http://schemas.microsoft.com/office/word/2010/wordml" xmlns:w15="http://schemas.microsoft.com/office/word/2012/wordml" xmlns:w16cex="http://schemas.microsoft.com/office/word/2018/wordml/cex" xmlns:w16cid="http://schemas.microsoft.com/office/word/2016/wordml/cid" xmlns:w16="http://schemas.microsoft.com/office/word/2018/wordml" xmlns:w16du="http://schemas.microsoft.com/office/word/2023/wordml/word16du" xmlns:w16sdtdh="http://schemas.microsoft.com/office/word/2020/wordml/sdtdatahash" xmlns:w16sdtfl="http://schemas.microsoft.com/office/word/2024/wordml/sdtformatlock" xmlns:w16se="http://schemas.microsoft.com/office/word/2015/wordml/symex" xmlns:wpg="http://schemas.microsoft.com/office/word/2010/wordprocessingGroup" xmlns:wpi="http://schemas.microsoft.com/office/word/2010/wordprocessingInk" xmlns:wne="http://schemas.microsoft.com/office/word/2006/wordml" xmlns:wps="http://schemas.microsoft.com/office/word/2010/wordprocessingShape" mc:Ignorable="w14 w15 w16se w16cid w16 w16cex w16sdtdh w16sdtfl w16du wp14">
   <w:sdt>
     <w:sdtPr>
       <w:rPr>
@@ -15543,7 +15715,7 @@
 </file>
 
 <file path=word/footnotes.xml><?xml version="1.0" encoding="utf-8"?>
-<w:footnotes xmlns:wpc="http://schemas.microsoft.com/office/word/2010/wordprocessingCanvas" xmlns:cx="http://schemas.microsoft.com/office/drawing/2014/chartex" xmlns:cx1="http://schemas.microsoft.com/office/drawing/2015/9/8/chartex" xmlns:cx2="http://schemas.microsoft.com/office/drawing/2015/10/21/chartex" xmlns:cx3="http://schemas.microsoft.com/office/drawing/2016/5/9/chartex" xmlns:cx4="http://schemas.microsoft.com/office/drawing/2016/5/10/chartex" xmlns:cx5="http://schemas.microsoft.com/office/drawing/2016/5/11/chartex" xmlns:cx6="http://schemas.microsoft.com/office/drawing/2016/5/12/chartex" xmlns:cx7="http://schemas.microsoft.com/office/drawing/2016/5/13/chartex" xmlns:cx8="http://schemas.microsoft.com/office/drawing/2016/5/14/chartex" xmlns:mc="http://schemas.openxmlformats.org/markup-compatibility/2006" xmlns:aink="http://schemas.microsoft.com/office/drawing/2016/ink" xmlns:am3d="http://schemas.microsoft.com/office/drawing/2017/model3d" xmlns:o="urn:schemas-microsoft-com:office:office" xmlns:oel="http://schemas.microsoft.com/office/2019/extlst" xmlns:r="http://schemas.openxmlformats.org/officeDocument/2006/relationships" xmlns:m="http://schemas.openxmlformats.org/officeDocument/2006/math" xmlns:v="urn:schemas-microsoft-com:vml" xmlns:wp14="http://schemas.microsoft.com/office/word/2010/wordprocessingDrawing" xmlns:wp="http://schemas.openxmlformats.org/drawingml/2006/wordprocessingDrawing" xmlns:w10="urn:schemas-microsoft-com:office:word" xmlns:w="http://schemas.openxmlformats.org/wordprocessingml/2006/main" xmlns:w14="http://schemas.microsoft.com/office/word/2010/wordml" xmlns:w15="http://schemas.microsoft.com/office/word/2012/wordml" xmlns:w16cex="http://schemas.microsoft.com/office/word/2018/wordml/cex" xmlns:w16cid="http://schemas.microsoft.com/office/word/2016/wordml/cid" xmlns:w16="http://schemas.microsoft.com/office/word/2018/wordml" xmlns:w16sdtdh="http://schemas.microsoft.com/office/word/2020/wordml/sdtdatahash" xmlns:w16se="http://schemas.microsoft.com/office/word/2015/wordml/symex" xmlns:wpg="http://schemas.microsoft.com/office/word/2010/wordprocessingGroup" xmlns:wpi="http://schemas.microsoft.com/office/word/2010/wordprocessingInk" xmlns:wne="http://schemas.microsoft.com/office/word/2006/wordml" xmlns:wps="http://schemas.microsoft.com/office/word/2010/wordprocessingShape" mc:Ignorable="w14 w15 w16se w16cid w16 w16cex w16sdtdh wp14">
+<w:footnotes xmlns:wpc="http://schemas.microsoft.com/office/word/2010/wordprocessingCanvas" xmlns:cx="http://schemas.microsoft.com/office/drawing/2014/chartex" xmlns:cx1="http://schemas.microsoft.com/office/drawing/2015/9/8/chartex" xmlns:cx2="http://schemas.microsoft.com/office/drawing/2015/10/21/chartex" xmlns:cx3="http://schemas.microsoft.com/office/drawing/2016/5/9/chartex" xmlns:cx4="http://schemas.microsoft.com/office/drawing/2016/5/10/chartex" xmlns:cx5="http://schemas.microsoft.com/office/drawing/2016/5/11/chartex" xmlns:cx6="http://schemas.microsoft.com/office/drawing/2016/5/12/chartex" xmlns:cx7="http://schemas.microsoft.com/office/drawing/2016/5/13/chartex" xmlns:cx8="http://schemas.microsoft.com/office/drawing/2016/5/14/chartex" xmlns:mc="http://schemas.openxmlformats.org/markup-compatibility/2006" xmlns:aink="http://schemas.microsoft.com/office/drawing/2016/ink" xmlns:am3d="http://schemas.microsoft.com/office/drawing/2017/model3d" xmlns:o="urn:schemas-microsoft-com:office:office" xmlns:oel="http://schemas.microsoft.com/office/2019/extlst" xmlns:r="http://schemas.openxmlformats.org/officeDocument/2006/relationships" xmlns:m="http://schemas.openxmlformats.org/officeDocument/2006/math" xmlns:v="urn:schemas-microsoft-com:vml" xmlns:wp14="http://schemas.microsoft.com/office/word/2010/wordprocessingDrawing" xmlns:wp="http://schemas.openxmlformats.org/drawingml/2006/wordprocessingDrawing" xmlns:w10="urn:schemas-microsoft-com:office:word" xmlns:w="http://schemas.openxmlformats.org/wordprocessingml/2006/main" xmlns:w14="http://schemas.microsoft.com/office/word/2010/wordml" xmlns:w15="http://schemas.microsoft.com/office/word/2012/wordml" xmlns:w16cex="http://schemas.microsoft.com/office/word/2018/wordml/cex" xmlns:w16cid="http://schemas.microsoft.com/office/word/2016/wordml/cid" xmlns:w16="http://schemas.microsoft.com/office/word/2018/wordml" xmlns:w16du="http://schemas.microsoft.com/office/word/2023/wordml/word16du" xmlns:w16sdtdh="http://schemas.microsoft.com/office/word/2020/wordml/sdtdatahash" xmlns:w16sdtfl="http://schemas.microsoft.com/office/word/2024/wordml/sdtformatlock" xmlns:w16se="http://schemas.microsoft.com/office/word/2015/wordml/symex" xmlns:wpg="http://schemas.microsoft.com/office/word/2010/wordprocessingGroup" xmlns:wpi="http://schemas.microsoft.com/office/word/2010/wordprocessingInk" xmlns:wne="http://schemas.microsoft.com/office/word/2006/wordml" xmlns:wps="http://schemas.microsoft.com/office/word/2010/wordprocessingShape" mc:Ignorable="w14 w15 w16se w16cid w16 w16cex w16sdtdh w16sdtfl w16du wp14">
   <w:footnote w:type="separator" w:id="-1">
     <w:p>
       <w:r>
@@ -15555,44 +15727,6 @@
     <w:p>
       <w:r>
         <w:continuationSeparator/>
-      </w:r>
-    </w:p>
-  </w:footnote>
-  <w:footnote w:id="1">
-    <w:p>
-      <w:pPr>
-        <w:pStyle w:val="Textonotapie"/>
-        <w:rPr>
-          <w:rFonts w:ascii="Times New Roman" w:hAnsi="Times New Roman" w:cs="Times New Roman"/>
-          <w:lang w:val="en-US"/>
-        </w:rPr>
-      </w:pPr>
-      <w:r>
-        <w:rPr>
-          <w:rStyle w:val="Refdenotaalpie"/>
-          <w:sz w:val="28"/>
-          <w:szCs w:val="28"/>
-          <w:lang w:val="en-US"/>
-        </w:rPr>
-        <w:t>#</w:t>
-      </w:r>
-      <w:r>
-        <w:rPr>
-          <w:rFonts w:ascii="Times New Roman" w:hAnsi="Times New Roman" w:cs="Times New Roman"/>
-          <w:sz w:val="40"/>
-          <w:szCs w:val="40"/>
-          <w:lang w:val="en-US"/>
-        </w:rPr>
-        <w:t xml:space="preserve"> </w:t>
-      </w:r>
-      <w:r>
-        <w:rPr>
-          <w:rFonts w:ascii="Times New Roman" w:hAnsi="Times New Roman" w:cs="Times New Roman"/>
-          <w:sz w:val="24"/>
-          <w:szCs w:val="24"/>
-          <w:lang w:val="en-US"/>
-        </w:rPr>
-        <w:t>A full list of authors and their affiliations appears at the end of the paper.</w:t>
       </w:r>
     </w:p>
   </w:footnote>
@@ -15600,7 +15734,7 @@
 </file>
 
 <file path=word/numbering.xml><?xml version="1.0" encoding="utf-8"?>
-<w:numbering xmlns:wpc="http://schemas.microsoft.com/office/word/2010/wordprocessingCanvas" xmlns:cx="http://schemas.microsoft.com/office/drawing/2014/chartex" xmlns:cx1="http://schemas.microsoft.com/office/drawing/2015/9/8/chartex" xmlns:cx2="http://schemas.microsoft.com/office/drawing/2015/10/21/chartex" xmlns:cx3="http://schemas.microsoft.com/office/drawing/2016/5/9/chartex" xmlns:cx4="http://schemas.microsoft.com/office/drawing/2016/5/10/chartex" xmlns:cx5="http://schemas.microsoft.com/office/drawing/2016/5/11/chartex" xmlns:cx6="http://schemas.microsoft.com/office/drawing/2016/5/12/chartex" xmlns:cx7="http://schemas.microsoft.com/office/drawing/2016/5/13/chartex" xmlns:cx8="http://schemas.microsoft.com/office/drawing/2016/5/14/chartex" xmlns:mc="http://schemas.openxmlformats.org/markup-compatibility/2006" xmlns:aink="http://schemas.microsoft.com/office/drawing/2016/ink" xmlns:am3d="http://schemas.microsoft.com/office/drawing/2017/model3d" xmlns:o="urn:schemas-microsoft-com:office:office" xmlns:oel="http://schemas.microsoft.com/office/2019/extlst" xmlns:r="http://schemas.openxmlformats.org/officeDocument/2006/relationships" xmlns:m="http://schemas.openxmlformats.org/officeDocument/2006/math" xmlns:v="urn:schemas-microsoft-com:vml" xmlns:wp14="http://schemas.microsoft.com/office/word/2010/wordprocessingDrawing" xmlns:wp="http://schemas.openxmlformats.org/drawingml/2006/wordprocessingDrawing" xmlns:w10="urn:schemas-microsoft-com:office:word" xmlns:w="http://schemas.openxmlformats.org/wordprocessingml/2006/main" xmlns:w14="http://schemas.microsoft.com/office/word/2010/wordml" xmlns:w15="http://schemas.microsoft.com/office/word/2012/wordml" xmlns:w16cex="http://schemas.microsoft.com/office/word/2018/wordml/cex" xmlns:w16cid="http://schemas.microsoft.com/office/word/2016/wordml/cid" xmlns:w16="http://schemas.microsoft.com/office/word/2018/wordml" xmlns:w16sdtdh="http://schemas.microsoft.com/office/word/2020/wordml/sdtdatahash" xmlns:w16se="http://schemas.microsoft.com/office/word/2015/wordml/symex" xmlns:wpg="http://schemas.microsoft.com/office/word/2010/wordprocessingGroup" xmlns:wpi="http://schemas.microsoft.com/office/word/2010/wordprocessingInk" xmlns:wne="http://schemas.microsoft.com/office/word/2006/wordml" xmlns:wps="http://schemas.microsoft.com/office/word/2010/wordprocessingShape" mc:Ignorable="w14 w15 w16se w16cid w16 w16cex w16sdtdh wp14">
+<w:numbering xmlns:wpc="http://schemas.microsoft.com/office/word/2010/wordprocessingCanvas" xmlns:cx="http://schemas.microsoft.com/office/drawing/2014/chartex" xmlns:cx1="http://schemas.microsoft.com/office/drawing/2015/9/8/chartex" xmlns:cx2="http://schemas.microsoft.com/office/drawing/2015/10/21/chartex" xmlns:cx3="http://schemas.microsoft.com/office/drawing/2016/5/9/chartex" xmlns:cx4="http://schemas.microsoft.com/office/drawing/2016/5/10/chartex" xmlns:cx5="http://schemas.microsoft.com/office/drawing/2016/5/11/chartex" xmlns:cx6="http://schemas.microsoft.com/office/drawing/2016/5/12/chartex" xmlns:cx7="http://schemas.microsoft.com/office/drawing/2016/5/13/chartex" xmlns:cx8="http://schemas.microsoft.com/office/drawing/2016/5/14/chartex" xmlns:mc="http://schemas.openxmlformats.org/markup-compatibility/2006" xmlns:aink="http://schemas.microsoft.com/office/drawing/2016/ink" xmlns:am3d="http://schemas.microsoft.com/office/drawing/2017/model3d" xmlns:o="urn:schemas-microsoft-com:office:office" xmlns:oel="http://schemas.microsoft.com/office/2019/extlst" xmlns:r="http://schemas.openxmlformats.org/officeDocument/2006/relationships" xmlns:m="http://schemas.openxmlformats.org/officeDocument/2006/math" xmlns:v="urn:schemas-microsoft-com:vml" xmlns:wp14="http://schemas.microsoft.com/office/word/2010/wordprocessingDrawing" xmlns:wp="http://schemas.openxmlformats.org/drawingml/2006/wordprocessingDrawing" xmlns:w10="urn:schemas-microsoft-com:office:word" xmlns:w="http://schemas.openxmlformats.org/wordprocessingml/2006/main" xmlns:w14="http://schemas.microsoft.com/office/word/2010/wordml" xmlns:w15="http://schemas.microsoft.com/office/word/2012/wordml" xmlns:w16cex="http://schemas.microsoft.com/office/word/2018/wordml/cex" xmlns:w16cid="http://schemas.microsoft.com/office/word/2016/wordml/cid" xmlns:w16="http://schemas.microsoft.com/office/word/2018/wordml" xmlns:w16du="http://schemas.microsoft.com/office/word/2023/wordml/word16du" xmlns:w16sdtdh="http://schemas.microsoft.com/office/word/2020/wordml/sdtdatahash" xmlns:w16sdtfl="http://schemas.microsoft.com/office/word/2024/wordml/sdtformatlock" xmlns:w16se="http://schemas.microsoft.com/office/word/2015/wordml/symex" xmlns:wpg="http://schemas.microsoft.com/office/word/2010/wordprocessingGroup" xmlns:wpi="http://schemas.microsoft.com/office/word/2010/wordprocessingInk" xmlns:wne="http://schemas.microsoft.com/office/word/2006/wordml" xmlns:wps="http://schemas.microsoft.com/office/word/2010/wordprocessingShape" mc:Ignorable="w14 w15 w16se w16cid w16 w16cex w16sdtdh w16sdtfl w16du wp14">
   <w:abstractNum w:abstractNumId="0" w15:restartNumberingAfterBreak="0">
     <w:nsid w:val="25AC7911"/>
     <w:multiLevelType w:val="multilevel"/>
@@ -16673,7 +16807,7 @@
 </file>
 
 <file path=word/people.xml><?xml version="1.0" encoding="utf-8"?>
-<w15:people xmlns:wpc="http://schemas.microsoft.com/office/word/2010/wordprocessingCanvas" xmlns:cx="http://schemas.microsoft.com/office/drawing/2014/chartex" xmlns:cx1="http://schemas.microsoft.com/office/drawing/2015/9/8/chartex" xmlns:cx2="http://schemas.microsoft.com/office/drawing/2015/10/21/chartex" xmlns:cx3="http://schemas.microsoft.com/office/drawing/2016/5/9/chartex" xmlns:cx4="http://schemas.microsoft.com/office/drawing/2016/5/10/chartex" xmlns:cx5="http://schemas.microsoft.com/office/drawing/2016/5/11/chartex" xmlns:cx6="http://schemas.microsoft.com/office/drawing/2016/5/12/chartex" xmlns:cx7="http://schemas.microsoft.com/office/drawing/2016/5/13/chartex" xmlns:cx8="http://schemas.microsoft.com/office/drawing/2016/5/14/chartex" xmlns:mc="http://schemas.openxmlformats.org/markup-compatibility/2006" xmlns:aink="http://schemas.microsoft.com/office/drawing/2016/ink" xmlns:am3d="http://schemas.microsoft.com/office/drawing/2017/model3d" xmlns:o="urn:schemas-microsoft-com:office:office" xmlns:oel="http://schemas.microsoft.com/office/2019/extlst" xmlns:r="http://schemas.openxmlformats.org/officeDocument/2006/relationships" xmlns:m="http://schemas.openxmlformats.org/officeDocument/2006/math" xmlns:v="urn:schemas-microsoft-com:vml" xmlns:wp14="http://schemas.microsoft.com/office/word/2010/wordprocessingDrawing" xmlns:wp="http://schemas.openxmlformats.org/drawingml/2006/wordprocessingDrawing" xmlns:w10="urn:schemas-microsoft-com:office:word" xmlns:w="http://schemas.openxmlformats.org/wordprocessingml/2006/main" xmlns:w14="http://schemas.microsoft.com/office/word/2010/wordml" xmlns:w15="http://schemas.microsoft.com/office/word/2012/wordml" xmlns:w16cex="http://schemas.microsoft.com/office/word/2018/wordml/cex" xmlns:w16cid="http://schemas.microsoft.com/office/word/2016/wordml/cid" xmlns:w16="http://schemas.microsoft.com/office/word/2018/wordml" xmlns:w16sdtdh="http://schemas.microsoft.com/office/word/2020/wordml/sdtdatahash" xmlns:w16se="http://schemas.microsoft.com/office/word/2015/wordml/symex" xmlns:wpg="http://schemas.microsoft.com/office/word/2010/wordprocessingGroup" xmlns:wpi="http://schemas.microsoft.com/office/word/2010/wordprocessingInk" xmlns:wne="http://schemas.microsoft.com/office/word/2006/wordml" xmlns:wps="http://schemas.microsoft.com/office/word/2010/wordprocessingShape" mc:Ignorable="w14 w15 w16se w16cid w16 w16cex w16sdtdh wp14">
+<w15:people xmlns:wpc="http://schemas.microsoft.com/office/word/2010/wordprocessingCanvas" xmlns:cx="http://schemas.microsoft.com/office/drawing/2014/chartex" xmlns:cx1="http://schemas.microsoft.com/office/drawing/2015/9/8/chartex" xmlns:cx2="http://schemas.microsoft.com/office/drawing/2015/10/21/chartex" xmlns:cx3="http://schemas.microsoft.com/office/drawing/2016/5/9/chartex" xmlns:cx4="http://schemas.microsoft.com/office/drawing/2016/5/10/chartex" xmlns:cx5="http://schemas.microsoft.com/office/drawing/2016/5/11/chartex" xmlns:cx6="http://schemas.microsoft.com/office/drawing/2016/5/12/chartex" xmlns:cx7="http://schemas.microsoft.com/office/drawing/2016/5/13/chartex" xmlns:cx8="http://schemas.microsoft.com/office/drawing/2016/5/14/chartex" xmlns:mc="http://schemas.openxmlformats.org/markup-compatibility/2006" xmlns:aink="http://schemas.microsoft.com/office/drawing/2016/ink" xmlns:am3d="http://schemas.microsoft.com/office/drawing/2017/model3d" xmlns:o="urn:schemas-microsoft-com:office:office" xmlns:oel="http://schemas.microsoft.com/office/2019/extlst" xmlns:r="http://schemas.openxmlformats.org/officeDocument/2006/relationships" xmlns:m="http://schemas.openxmlformats.org/officeDocument/2006/math" xmlns:v="urn:schemas-microsoft-com:vml" xmlns:wp14="http://schemas.microsoft.com/office/word/2010/wordprocessingDrawing" xmlns:wp="http://schemas.openxmlformats.org/drawingml/2006/wordprocessingDrawing" xmlns:w10="urn:schemas-microsoft-com:office:word" xmlns:w="http://schemas.openxmlformats.org/wordprocessingml/2006/main" xmlns:w14="http://schemas.microsoft.com/office/word/2010/wordml" xmlns:w15="http://schemas.microsoft.com/office/word/2012/wordml" xmlns:w16cex="http://schemas.microsoft.com/office/word/2018/wordml/cex" xmlns:w16cid="http://schemas.microsoft.com/office/word/2016/wordml/cid" xmlns:w16="http://schemas.microsoft.com/office/word/2018/wordml" xmlns:w16du="http://schemas.microsoft.com/office/word/2023/wordml/word16du" xmlns:w16sdtdh="http://schemas.microsoft.com/office/word/2020/wordml/sdtdatahash" xmlns:w16sdtfl="http://schemas.microsoft.com/office/word/2024/wordml/sdtformatlock" xmlns:w16se="http://schemas.microsoft.com/office/word/2015/wordml/symex" xmlns:wpg="http://schemas.microsoft.com/office/word/2010/wordprocessingGroup" xmlns:wpi="http://schemas.microsoft.com/office/word/2010/wordprocessingInk" xmlns:wne="http://schemas.microsoft.com/office/word/2006/wordml" xmlns:wps="http://schemas.microsoft.com/office/word/2010/wordprocessingShape" mc:Ignorable="w14 w15 w16se w16cid w16 w16cex w16sdtdh w16sdtfl w16du wp14">
   <w15:person w15:author="Ana Morales González">
     <w15:presenceInfo w15:providerId="Windows Live" w15:userId="1d8b2db107ff8cdd"/>
   </w15:person>
@@ -16687,7 +16821,7 @@
 </file>
 
 <file path=word/styles.xml><?xml version="1.0" encoding="utf-8"?>
-<w:styles xmlns:mc="http://schemas.openxmlformats.org/markup-compatibility/2006" xmlns:r="http://schemas.openxmlformats.org/officeDocument/2006/relationships" xmlns:w="http://schemas.openxmlformats.org/wordprocessingml/2006/main" xmlns:w14="http://schemas.microsoft.com/office/word/2010/wordml" xmlns:w15="http://schemas.microsoft.com/office/word/2012/wordml" xmlns:w16cex="http://schemas.microsoft.com/office/word/2018/wordml/cex" xmlns:w16cid="http://schemas.microsoft.com/office/word/2016/wordml/cid" xmlns:w16="http://schemas.microsoft.com/office/word/2018/wordml" xmlns:w16sdtdh="http://schemas.microsoft.com/office/word/2020/wordml/sdtdatahash" xmlns:w16se="http://schemas.microsoft.com/office/word/2015/wordml/symex" mc:Ignorable="w14 w15 w16se w16cid w16 w16cex w16sdtdh">
+<w:styles xmlns:mc="http://schemas.openxmlformats.org/markup-compatibility/2006" xmlns:r="http://schemas.openxmlformats.org/officeDocument/2006/relationships" xmlns:w="http://schemas.openxmlformats.org/wordprocessingml/2006/main" xmlns:w14="http://schemas.microsoft.com/office/word/2010/wordml" xmlns:w15="http://schemas.microsoft.com/office/word/2012/wordml" xmlns:w16cex="http://schemas.microsoft.com/office/word/2018/wordml/cex" xmlns:w16cid="http://schemas.microsoft.com/office/word/2016/wordml/cid" xmlns:w16="http://schemas.microsoft.com/office/word/2018/wordml" xmlns:w16du="http://schemas.microsoft.com/office/word/2023/wordml/word16du" xmlns:w16sdtdh="http://schemas.microsoft.com/office/word/2020/wordml/sdtdatahash" xmlns:w16sdtfl="http://schemas.microsoft.com/office/word/2024/wordml/sdtformatlock" xmlns:w16se="http://schemas.microsoft.com/office/word/2015/wordml/symex" mc:Ignorable="w14 w15 w16se w16cid w16 w16cex w16sdtdh w16sdtfl w16du">
   <w:docDefaults>
     <w:rPrDefault>
       <w:rPr>
@@ -17148,6 +17282,29 @@
       <w:u w:val="single"/>
     </w:rPr>
   </w:style>
+  <w:style w:type="paragraph" w:styleId="Ttulo4">
+    <w:name w:val="heading 4"/>
+    <w:basedOn w:val="Normal"/>
+    <w:next w:val="Normal"/>
+    <w:link w:val="Ttulo4Car"/>
+    <w:uiPriority w:val="9"/>
+    <w:semiHidden/>
+    <w:unhideWhenUsed/>
+    <w:qFormat/>
+    <w:rsid w:val="00772B77"/>
+    <w:pPr>
+      <w:keepNext/>
+      <w:keepLines/>
+      <w:spacing w:before="40"/>
+      <w:outlineLvl w:val="3"/>
+    </w:pPr>
+    <w:rPr>
+      <w:rFonts w:asciiTheme="majorHAnsi" w:eastAsiaTheme="majorEastAsia" w:hAnsiTheme="majorHAnsi" w:cstheme="majorBidi"/>
+      <w:i/>
+      <w:iCs/>
+      <w:color w:val="2F5496" w:themeColor="accent1" w:themeShade="BF"/>
+    </w:rPr>
+  </w:style>
   <w:style w:type="character" w:default="1" w:styleId="Fuentedeprrafopredeter">
     <w:name w:val="Default Paragraph Font"/>
     <w:uiPriority w:val="1"/>
@@ -17474,11 +17631,48 @@
     <w:unhideWhenUsed/>
     <w:rsid w:val="00A30C3B"/>
   </w:style>
+  <w:style w:type="paragraph" w:styleId="Sinespaciado">
+    <w:name w:val="No Spacing"/>
+    <w:uiPriority w:val="1"/>
+    <w:qFormat/>
+    <w:rsid w:val="00305B92"/>
+  </w:style>
+  <w:style w:type="character" w:customStyle="1" w:styleId="Ttulo4Car">
+    <w:name w:val="Título 4 Car"/>
+    <w:basedOn w:val="Fuentedeprrafopredeter"/>
+    <w:link w:val="Ttulo4"/>
+    <w:uiPriority w:val="9"/>
+    <w:semiHidden/>
+    <w:rsid w:val="00772B77"/>
+    <w:rPr>
+      <w:rFonts w:asciiTheme="majorHAnsi" w:eastAsiaTheme="majorEastAsia" w:hAnsiTheme="majorHAnsi" w:cstheme="majorBidi"/>
+      <w:i/>
+      <w:iCs/>
+      <w:color w:val="2F5496" w:themeColor="accent1" w:themeShade="BF"/>
+    </w:rPr>
+  </w:style>
+  <w:style w:type="paragraph" w:styleId="NormalWeb">
+    <w:name w:val="Normal (Web)"/>
+    <w:basedOn w:val="Normal"/>
+    <w:uiPriority w:val="99"/>
+    <w:semiHidden/>
+    <w:unhideWhenUsed/>
+    <w:rsid w:val="00CB3AFF"/>
+    <w:pPr>
+      <w:spacing w:before="100" w:beforeAutospacing="1" w:after="100" w:afterAutospacing="1"/>
+    </w:pPr>
+    <w:rPr>
+      <w:rFonts w:ascii="Times New Roman" w:eastAsia="Times New Roman" w:hAnsi="Times New Roman" w:cs="Times New Roman"/>
+      <w:kern w:val="0"/>
+      <w:lang w:eastAsia="es-ES_tradnl"/>
+      <w14:ligatures w14:val="none"/>
+    </w:rPr>
+  </w:style>
 </w:styles>
 </file>
 
 <file path=word/glossary/document.xml><?xml version="1.0" encoding="utf-8"?>
-<w:glossaryDocument xmlns:wpc="http://schemas.microsoft.com/office/word/2010/wordprocessingCanvas" xmlns:cx="http://schemas.microsoft.com/office/drawing/2014/chartex" xmlns:cx1="http://schemas.microsoft.com/office/drawing/2015/9/8/chartex" xmlns:cx2="http://schemas.microsoft.com/office/drawing/2015/10/21/chartex" xmlns:cx3="http://schemas.microsoft.com/office/drawing/2016/5/9/chartex" xmlns:cx4="http://schemas.microsoft.com/office/drawing/2016/5/10/chartex" xmlns:cx5="http://schemas.microsoft.com/office/drawing/2016/5/11/chartex" xmlns:cx6="http://schemas.microsoft.com/office/drawing/2016/5/12/chartex" xmlns:cx7="http://schemas.microsoft.com/office/drawing/2016/5/13/chartex" xmlns:cx8="http://schemas.microsoft.com/office/drawing/2016/5/14/chartex" xmlns:mc="http://schemas.openxmlformats.org/markup-compatibility/2006" xmlns:aink="http://schemas.microsoft.com/office/drawing/2016/ink" xmlns:am3d="http://schemas.microsoft.com/office/drawing/2017/model3d" xmlns:o="urn:schemas-microsoft-com:office:office" xmlns:oel="http://schemas.microsoft.com/office/2019/extlst" xmlns:r="http://schemas.openxmlformats.org/officeDocument/2006/relationships" xmlns:m="http://schemas.openxmlformats.org/officeDocument/2006/math" xmlns:v="urn:schemas-microsoft-com:vml" xmlns:wp14="http://schemas.microsoft.com/office/word/2010/wordprocessingDrawing" xmlns:wp="http://schemas.openxmlformats.org/drawingml/2006/wordprocessingDrawing" xmlns:w10="urn:schemas-microsoft-com:office:word" xmlns:w="http://schemas.openxmlformats.org/wordprocessingml/2006/main" xmlns:w14="http://schemas.microsoft.com/office/word/2010/wordml" xmlns:w15="http://schemas.microsoft.com/office/word/2012/wordml" xmlns:w16cex="http://schemas.microsoft.com/office/word/2018/wordml/cex" xmlns:w16cid="http://schemas.microsoft.com/office/word/2016/wordml/cid" xmlns:w16="http://schemas.microsoft.com/office/word/2018/wordml" xmlns:w16sdtdh="http://schemas.microsoft.com/office/word/2020/wordml/sdtdatahash" xmlns:w16se="http://schemas.microsoft.com/office/word/2015/wordml/symex" xmlns:wpg="http://schemas.microsoft.com/office/word/2010/wordprocessingGroup" xmlns:wpi="http://schemas.microsoft.com/office/word/2010/wordprocessingInk" xmlns:wne="http://schemas.microsoft.com/office/word/2006/wordml" xmlns:wps="http://schemas.microsoft.com/office/word/2010/wordprocessingShape" mc:Ignorable="w14 w15 w16se w16cid w16 w16cex w16sdtdh wp14">
+<w:glossaryDocument xmlns:wpc="http://schemas.microsoft.com/office/word/2010/wordprocessingCanvas" xmlns:cx="http://schemas.microsoft.com/office/drawing/2014/chartex" xmlns:cx1="http://schemas.microsoft.com/office/drawing/2015/9/8/chartex" xmlns:cx2="http://schemas.microsoft.com/office/drawing/2015/10/21/chartex" xmlns:cx3="http://schemas.microsoft.com/office/drawing/2016/5/9/chartex" xmlns:cx4="http://schemas.microsoft.com/office/drawing/2016/5/10/chartex" xmlns:cx5="http://schemas.microsoft.com/office/drawing/2016/5/11/chartex" xmlns:cx6="http://schemas.microsoft.com/office/drawing/2016/5/12/chartex" xmlns:cx7="http://schemas.microsoft.com/office/drawing/2016/5/13/chartex" xmlns:cx8="http://schemas.microsoft.com/office/drawing/2016/5/14/chartex" xmlns:mc="http://schemas.openxmlformats.org/markup-compatibility/2006" xmlns:aink="http://schemas.microsoft.com/office/drawing/2016/ink" xmlns:am3d="http://schemas.microsoft.com/office/drawing/2017/model3d" xmlns:o="urn:schemas-microsoft-com:office:office" xmlns:oel="http://schemas.microsoft.com/office/2019/extlst" xmlns:r="http://schemas.openxmlformats.org/officeDocument/2006/relationships" xmlns:m="http://schemas.openxmlformats.org/officeDocument/2006/math" xmlns:v="urn:schemas-microsoft-com:vml" xmlns:wp14="http://schemas.microsoft.com/office/word/2010/wordprocessingDrawing" xmlns:wp="http://schemas.openxmlformats.org/drawingml/2006/wordprocessingDrawing" xmlns:w10="urn:schemas-microsoft-com:office:word" xmlns:w="http://schemas.openxmlformats.org/wordprocessingml/2006/main" xmlns:w14="http://schemas.microsoft.com/office/word/2010/wordml" xmlns:w15="http://schemas.microsoft.com/office/word/2012/wordml" xmlns:w16cex="http://schemas.microsoft.com/office/word/2018/wordml/cex" xmlns:w16cid="http://schemas.microsoft.com/office/word/2016/wordml/cid" xmlns:w16="http://schemas.microsoft.com/office/word/2018/wordml" xmlns:w16du="http://schemas.microsoft.com/office/word/2023/wordml/word16du" xmlns:w16sdtdh="http://schemas.microsoft.com/office/word/2020/wordml/sdtdatahash" xmlns:w16sdtfl="http://schemas.microsoft.com/office/word/2024/wordml/sdtformatlock" xmlns:w16se="http://schemas.microsoft.com/office/word/2015/wordml/symex" xmlns:wpg="http://schemas.microsoft.com/office/word/2010/wordprocessingGroup" xmlns:wpi="http://schemas.microsoft.com/office/word/2010/wordprocessingInk" xmlns:wne="http://schemas.microsoft.com/office/word/2006/wordml" xmlns:wps="http://schemas.microsoft.com/office/word/2010/wordprocessingShape" mc:Ignorable="w14 w15 w16se w16cid w16 w16cex w16sdtdh w16sdtfl w16du wp14">
   <w:docParts>
     <w:docPart>
       <w:docPartPr>
@@ -17514,7 +17708,7 @@
 </file>
 
 <file path=word/glossary/fontTable.xml><?xml version="1.0" encoding="utf-8"?>
-<w:fonts xmlns:mc="http://schemas.openxmlformats.org/markup-compatibility/2006" xmlns:r="http://schemas.openxmlformats.org/officeDocument/2006/relationships" xmlns:w="http://schemas.openxmlformats.org/wordprocessingml/2006/main" xmlns:w14="http://schemas.microsoft.com/office/word/2010/wordml" xmlns:w15="http://schemas.microsoft.com/office/word/2012/wordml" xmlns:w16cex="http://schemas.microsoft.com/office/word/2018/wordml/cex" xmlns:w16cid="http://schemas.microsoft.com/office/word/2016/wordml/cid" xmlns:w16="http://schemas.microsoft.com/office/word/2018/wordml" xmlns:w16sdtdh="http://schemas.microsoft.com/office/word/2020/wordml/sdtdatahash" xmlns:w16se="http://schemas.microsoft.com/office/word/2015/wordml/symex" mc:Ignorable="w14 w15 w16se w16cid w16 w16cex w16sdtdh">
+<w:fonts xmlns:mc="http://schemas.openxmlformats.org/markup-compatibility/2006" xmlns:r="http://schemas.openxmlformats.org/officeDocument/2006/relationships" xmlns:w="http://schemas.openxmlformats.org/wordprocessingml/2006/main" xmlns:w14="http://schemas.microsoft.com/office/word/2010/wordml" xmlns:w15="http://schemas.microsoft.com/office/word/2012/wordml" xmlns:w16cex="http://schemas.microsoft.com/office/word/2018/wordml/cex" xmlns:w16cid="http://schemas.microsoft.com/office/word/2016/wordml/cid" xmlns:w16="http://schemas.microsoft.com/office/word/2018/wordml" xmlns:w16du="http://schemas.microsoft.com/office/word/2023/wordml/word16du" xmlns:w16sdtdh="http://schemas.microsoft.com/office/word/2020/wordml/sdtdatahash" xmlns:w16sdtfl="http://schemas.microsoft.com/office/word/2024/wordml/sdtformatlock" xmlns:w16se="http://schemas.microsoft.com/office/word/2015/wordml/symex" mc:Ignorable="w14 w15 w16se w16cid w16 w16cex w16sdtdh w16sdtfl w16du">
   <w:font w:name="Symbol">
     <w:panose1 w:val="05050102010706020507"/>
     <w:charset w:val="02"/>
@@ -17557,6 +17751,13 @@
     <w:family w:val="roman"/>
     <w:pitch w:val="default"/>
   </w:font>
+  <w:font w:name="Calibri Light">
+    <w:panose1 w:val="020F0302020204030204"/>
+    <w:charset w:val="00"/>
+    <w:family w:val="swiss"/>
+    <w:pitch w:val="variable"/>
+    <w:sig w:usb0="E4002EFF" w:usb1="C000247B" w:usb2="00000009" w:usb3="00000000" w:csb0="000001FF" w:csb1="00000000"/>
+  </w:font>
   <w:font w:name="Arial">
     <w:panose1 w:val="020B0604020202020204"/>
     <w:charset w:val="00"/>
@@ -17571,18 +17772,25 @@
     <w:pitch w:val="variable"/>
     <w:sig w:usb0="E00002EF" w:usb1="4000205B" w:usb2="00000028" w:usb3="00000000" w:csb0="0000019F" w:csb1="00000000"/>
   </w:font>
-  <w:font w:name="Calibri Light">
-    <w:panose1 w:val="020F0302020204030204"/>
+  <w:font w:name="Aptos">
+    <w:panose1 w:val="020B0004020202020204"/>
     <w:charset w:val="00"/>
     <w:family w:val="swiss"/>
     <w:pitch w:val="variable"/>
-    <w:sig w:usb0="E4002EFF" w:usb1="C000247B" w:usb2="00000009" w:usb3="00000000" w:csb0="000001FF" w:csb1="00000000"/>
+    <w:sig w:usb0="20000287" w:usb1="00000003" w:usb2="00000000" w:usb3="00000000" w:csb0="0000019F" w:csb1="00000000"/>
+  </w:font>
+  <w:font w:name="Aptos Display">
+    <w:panose1 w:val="020B0004020202020204"/>
+    <w:charset w:val="00"/>
+    <w:family w:val="swiss"/>
+    <w:pitch w:val="variable"/>
+    <w:sig w:usb0="20000287" w:usb1="00000003" w:usb2="00000000" w:usb3="00000000" w:csb0="0000019F" w:csb1="00000000"/>
   </w:font>
 </w:fonts>
 </file>
 
 <file path=word/glossary/settings.xml><?xml version="1.0" encoding="utf-8"?>
-<w:settings xmlns:mc="http://schemas.openxmlformats.org/markup-compatibility/2006" xmlns:o="urn:schemas-microsoft-com:office:office" xmlns:r="http://schemas.openxmlformats.org/officeDocument/2006/relationships" xmlns:m="http://schemas.openxmlformats.org/officeDocument/2006/math" xmlns:v="urn:schemas-microsoft-com:vml" xmlns:w10="urn:schemas-microsoft-com:office:word" xmlns:w="http://schemas.openxmlformats.org/wordprocessingml/2006/main" xmlns:w14="http://schemas.microsoft.com/office/word/2010/wordml" xmlns:w15="http://schemas.microsoft.com/office/word/2012/wordml" xmlns:w16cex="http://schemas.microsoft.com/office/word/2018/wordml/cex" xmlns:w16cid="http://schemas.microsoft.com/office/word/2016/wordml/cid" xmlns:w16="http://schemas.microsoft.com/office/word/2018/wordml" xmlns:w16sdtdh="http://schemas.microsoft.com/office/word/2020/wordml/sdtdatahash" xmlns:w16se="http://schemas.microsoft.com/office/word/2015/wordml/symex" xmlns:sl="http://schemas.openxmlformats.org/schemaLibrary/2006/main" mc:Ignorable="w14 w15 w16se w16cid w16 w16cex w16sdtdh">
+<w:settings xmlns:mc="http://schemas.openxmlformats.org/markup-compatibility/2006" xmlns:o="urn:schemas-microsoft-com:office:office" xmlns:r="http://schemas.openxmlformats.org/officeDocument/2006/relationships" xmlns:m="http://schemas.openxmlformats.org/officeDocument/2006/math" xmlns:v="urn:schemas-microsoft-com:vml" xmlns:w10="urn:schemas-microsoft-com:office:word" xmlns:w="http://schemas.openxmlformats.org/wordprocessingml/2006/main" xmlns:w14="http://schemas.microsoft.com/office/word/2010/wordml" xmlns:w15="http://schemas.microsoft.com/office/word/2012/wordml" xmlns:w16cex="http://schemas.microsoft.com/office/word/2018/wordml/cex" xmlns:w16cid="http://schemas.microsoft.com/office/word/2016/wordml/cid" xmlns:w16="http://schemas.microsoft.com/office/word/2018/wordml" xmlns:w16du="http://schemas.microsoft.com/office/word/2023/wordml/word16du" xmlns:w16sdtdh="http://schemas.microsoft.com/office/word/2020/wordml/sdtdatahash" xmlns:w16sdtfl="http://schemas.microsoft.com/office/word/2024/wordml/sdtformatlock" xmlns:w16se="http://schemas.microsoft.com/office/word/2015/wordml/symex" xmlns:sl="http://schemas.openxmlformats.org/schemaLibrary/2006/main" mc:Ignorable="w14 w15 w16se w16cid w16 w16cex w16sdtdh w16sdtfl w16du">
   <w:view w:val="normal"/>
   <w:defaultTabStop w:val="708"/>
   <w:hyphenationZone w:val="425"/>
@@ -17600,10 +17808,13 @@
     <w:rsidRoot w:val="00AF2680"/>
     <w:rsid w:val="00093506"/>
     <w:rsid w:val="003E771F"/>
+    <w:rsid w:val="00447D9B"/>
     <w:rsid w:val="004E5ED6"/>
+    <w:rsid w:val="005D1017"/>
     <w:rsid w:val="006E6CCF"/>
     <w:rsid w:val="00AF2680"/>
     <w:rsid w:val="00B50181"/>
+    <w:rsid w:val="00DC567C"/>
     <w:rsid w:val="00E65549"/>
     <w:rsid w:val="00F17289"/>
   </w:rsids>
@@ -17629,7 +17840,7 @@
 </file>
 
 <file path=word/glossary/styles.xml><?xml version="1.0" encoding="utf-8"?>
-<w:styles xmlns:mc="http://schemas.openxmlformats.org/markup-compatibility/2006" xmlns:r="http://schemas.openxmlformats.org/officeDocument/2006/relationships" xmlns:w="http://schemas.openxmlformats.org/wordprocessingml/2006/main" xmlns:w14="http://schemas.microsoft.com/office/word/2010/wordml" xmlns:w15="http://schemas.microsoft.com/office/word/2012/wordml" xmlns:w16cex="http://schemas.microsoft.com/office/word/2018/wordml/cex" xmlns:w16cid="http://schemas.microsoft.com/office/word/2016/wordml/cid" xmlns:w16="http://schemas.microsoft.com/office/word/2018/wordml" xmlns:w16sdtdh="http://schemas.microsoft.com/office/word/2020/wordml/sdtdatahash" xmlns:w16se="http://schemas.microsoft.com/office/word/2015/wordml/symex" mc:Ignorable="w14 w15 w16se w16cid w16 w16cex w16sdtdh">
+<w:styles xmlns:mc="http://schemas.openxmlformats.org/markup-compatibility/2006" xmlns:r="http://schemas.openxmlformats.org/officeDocument/2006/relationships" xmlns:w="http://schemas.openxmlformats.org/wordprocessingml/2006/main" xmlns:w14="http://schemas.microsoft.com/office/word/2010/wordml" xmlns:w15="http://schemas.microsoft.com/office/word/2012/wordml" xmlns:w16cex="http://schemas.microsoft.com/office/word/2018/wordml/cex" xmlns:w16cid="http://schemas.microsoft.com/office/word/2016/wordml/cid" xmlns:w16="http://schemas.microsoft.com/office/word/2018/wordml" xmlns:w16du="http://schemas.microsoft.com/office/word/2023/wordml/word16du" xmlns:w16sdtdh="http://schemas.microsoft.com/office/word/2020/wordml/sdtdatahash" xmlns:w16sdtfl="http://schemas.microsoft.com/office/word/2024/wordml/sdtformatlock" xmlns:w16se="http://schemas.microsoft.com/office/word/2015/wordml/symex" mc:Ignorable="w14 w15 w16se w16cid w16 w16cex w16sdtdh w16sdtfl w16du">
   <w:docDefaults>
     <w:rPrDefault>
       <w:rPr>
@@ -18070,7 +18281,7 @@
 </file>
 
 <file path=word/glossary/webSettings.xml><?xml version="1.0" encoding="utf-8"?>
-<w:webSettings xmlns:mc="http://schemas.openxmlformats.org/markup-compatibility/2006" xmlns:r="http://schemas.openxmlformats.org/officeDocument/2006/relationships" xmlns:w="http://schemas.openxmlformats.org/wordprocessingml/2006/main" xmlns:w14="http://schemas.microsoft.com/office/word/2010/wordml" xmlns:w15="http://schemas.microsoft.com/office/word/2012/wordml" xmlns:w16cex="http://schemas.microsoft.com/office/word/2018/wordml/cex" xmlns:w16cid="http://schemas.microsoft.com/office/word/2016/wordml/cid" xmlns:w16="http://schemas.microsoft.com/office/word/2018/wordml" xmlns:w16sdtdh="http://schemas.microsoft.com/office/word/2020/wordml/sdtdatahash" xmlns:w16se="http://schemas.microsoft.com/office/word/2015/wordml/symex" mc:Ignorable="w14 w15 w16se w16cid w16 w16cex w16sdtdh">
+<w:webSettings xmlns:mc="http://schemas.openxmlformats.org/markup-compatibility/2006" xmlns:r="http://schemas.openxmlformats.org/officeDocument/2006/relationships" xmlns:w="http://schemas.openxmlformats.org/wordprocessingml/2006/main" xmlns:w14="http://schemas.microsoft.com/office/word/2010/wordml" xmlns:w15="http://schemas.microsoft.com/office/word/2012/wordml" xmlns:w16cex="http://schemas.microsoft.com/office/word/2018/wordml/cex" xmlns:w16cid="http://schemas.microsoft.com/office/word/2016/wordml/cid" xmlns:w16="http://schemas.microsoft.com/office/word/2018/wordml" xmlns:w16du="http://schemas.microsoft.com/office/word/2023/wordml/word16du" xmlns:w16sdtdh="http://schemas.microsoft.com/office/word/2020/wordml/sdtdatahash" xmlns:w16sdtfl="http://schemas.microsoft.com/office/word/2024/wordml/sdtformatlock" xmlns:w16se="http://schemas.microsoft.com/office/word/2015/wordml/symex" mc:Ignorable="w14 w15 w16se w16cid w16 w16cex w16sdtdh w16sdtfl w16du">
   <w:optimizeForBrowser/>
   <w:allowPNG/>
 </w:webSettings>

--- a/manuscript_v080126.docx
+++ b/manuscript_v080126.docx
@@ -18,199 +18,240 @@
           <w:sz w:val="36"/>
           <w:szCs w:val="36"/>
         </w:rPr>
-        <w:t>A comprehensive multi-</w:t>
-      </w:r>
-      <w:proofErr w:type="spellStart"/>
+        <w:t xml:space="preserve">A comprehensive multi-trophic biodiversity and environmental dataset for </w:t>
+      </w:r>
       <w:r>
         <w:rPr>
           <w:rFonts w:ascii="Times New Roman" w:hAnsi="Times New Roman" w:cs="Times New Roman"/>
           <w:sz w:val="36"/>
           <w:szCs w:val="36"/>
         </w:rPr>
-        <w:t>trophic</w:t>
-      </w:r>
-      <w:proofErr w:type="spellEnd"/>
+        <w:t xml:space="preserve">understanding </w:t>
+      </w:r>
       <w:r>
         <w:rPr>
           <w:rFonts w:ascii="Times New Roman" w:hAnsi="Times New Roman" w:cs="Times New Roman"/>
           <w:sz w:val="36"/>
           <w:szCs w:val="36"/>
         </w:rPr>
-        <w:t xml:space="preserve"> </w:t>
-      </w:r>
-      <w:proofErr w:type="spellStart"/>
+        <w:t xml:space="preserve">global change </w:t>
+      </w:r>
       <w:r>
         <w:rPr>
           <w:rFonts w:ascii="Times New Roman" w:hAnsi="Times New Roman" w:cs="Times New Roman"/>
           <w:sz w:val="36"/>
           <w:szCs w:val="36"/>
         </w:rPr>
-        <w:t>biodiversity</w:t>
-      </w:r>
-      <w:proofErr w:type="spellEnd"/>
+        <w:t>impacts</w:t>
+      </w:r>
       <w:r>
         <w:rPr>
           <w:rFonts w:ascii="Times New Roman" w:hAnsi="Times New Roman" w:cs="Times New Roman"/>
           <w:sz w:val="36"/>
           <w:szCs w:val="36"/>
         </w:rPr>
-        <w:t xml:space="preserve"> and </w:t>
-      </w:r>
-      <w:proofErr w:type="spellStart"/>
+        <w:t xml:space="preserve"> in dryland</w:t>
+      </w:r>
       <w:r>
         <w:rPr>
           <w:rFonts w:ascii="Times New Roman" w:hAnsi="Times New Roman" w:cs="Times New Roman"/>
           <w:sz w:val="36"/>
           <w:szCs w:val="36"/>
         </w:rPr>
-        <w:t>environmental</w:t>
-      </w:r>
-      <w:proofErr w:type="spellEnd"/>
-      <w:r>
+        <w:t xml:space="preserve"> ecosystems</w:t>
+      </w:r>
+    </w:p>
+    <w:p>
+      <w:pPr>
+        <w:spacing w:line="480" w:lineRule="auto"/>
+        <w:jc w:val="center"/>
         <w:rPr>
           <w:rFonts w:ascii="Times New Roman" w:hAnsi="Times New Roman" w:cs="Times New Roman"/>
           <w:sz w:val="36"/>
           <w:szCs w:val="36"/>
         </w:rPr>
-        <w:t xml:space="preserve"> </w:t>
-      </w:r>
-      <w:proofErr w:type="spellStart"/>
-      <w:r>
-        <w:rPr>
-          <w:rFonts w:ascii="Times New Roman" w:hAnsi="Times New Roman" w:cs="Times New Roman"/>
-          <w:sz w:val="36"/>
-          <w:szCs w:val="36"/>
-        </w:rPr>
-        <w:t>dataset</w:t>
-      </w:r>
-      <w:proofErr w:type="spellEnd"/>
-      <w:r>
-        <w:rPr>
-          <w:rFonts w:ascii="Times New Roman" w:hAnsi="Times New Roman" w:cs="Times New Roman"/>
-          <w:sz w:val="36"/>
-          <w:szCs w:val="36"/>
-        </w:rPr>
-        <w:t xml:space="preserve"> </w:t>
-      </w:r>
-      <w:proofErr w:type="spellStart"/>
-      <w:r>
-        <w:rPr>
-          <w:rFonts w:ascii="Times New Roman" w:hAnsi="Times New Roman" w:cs="Times New Roman"/>
-          <w:sz w:val="36"/>
-          <w:szCs w:val="36"/>
-        </w:rPr>
-        <w:t>for</w:t>
-      </w:r>
-      <w:proofErr w:type="spellEnd"/>
-      <w:r>
-        <w:rPr>
-          <w:rFonts w:ascii="Times New Roman" w:hAnsi="Times New Roman" w:cs="Times New Roman"/>
-          <w:sz w:val="36"/>
-          <w:szCs w:val="36"/>
-        </w:rPr>
-        <w:t xml:space="preserve"> </w:t>
-      </w:r>
-      <w:proofErr w:type="spellStart"/>
-      <w:r>
-        <w:rPr>
-          <w:rFonts w:ascii="Times New Roman" w:hAnsi="Times New Roman" w:cs="Times New Roman"/>
-          <w:sz w:val="36"/>
-          <w:szCs w:val="36"/>
-        </w:rPr>
-        <w:t>understanding</w:t>
-      </w:r>
-      <w:proofErr w:type="spellEnd"/>
-      <w:r>
-        <w:rPr>
-          <w:rFonts w:ascii="Times New Roman" w:hAnsi="Times New Roman" w:cs="Times New Roman"/>
-          <w:sz w:val="36"/>
-          <w:szCs w:val="36"/>
-        </w:rPr>
-        <w:t xml:space="preserve"> </w:t>
-      </w:r>
-      <w:r>
-        <w:rPr>
-          <w:rFonts w:ascii="Times New Roman" w:hAnsi="Times New Roman" w:cs="Times New Roman"/>
-          <w:sz w:val="36"/>
-          <w:szCs w:val="36"/>
-        </w:rPr>
-        <w:t xml:space="preserve">global </w:t>
-      </w:r>
-      <w:proofErr w:type="spellStart"/>
-      <w:r>
-        <w:rPr>
-          <w:rFonts w:ascii="Times New Roman" w:hAnsi="Times New Roman" w:cs="Times New Roman"/>
-          <w:sz w:val="36"/>
-          <w:szCs w:val="36"/>
-        </w:rPr>
-        <w:t>change</w:t>
-      </w:r>
-      <w:proofErr w:type="spellEnd"/>
-      <w:r>
-        <w:rPr>
-          <w:rFonts w:ascii="Times New Roman" w:hAnsi="Times New Roman" w:cs="Times New Roman"/>
-          <w:sz w:val="36"/>
-          <w:szCs w:val="36"/>
-        </w:rPr>
-        <w:t xml:space="preserve"> </w:t>
-      </w:r>
-      <w:proofErr w:type="spellStart"/>
-      <w:r>
-        <w:rPr>
-          <w:rFonts w:ascii="Times New Roman" w:hAnsi="Times New Roman" w:cs="Times New Roman"/>
-          <w:sz w:val="36"/>
-          <w:szCs w:val="36"/>
-        </w:rPr>
-        <w:t>impacts</w:t>
-      </w:r>
-      <w:proofErr w:type="spellEnd"/>
-      <w:r>
-        <w:rPr>
-          <w:rFonts w:ascii="Times New Roman" w:hAnsi="Times New Roman" w:cs="Times New Roman"/>
-          <w:sz w:val="36"/>
-          <w:szCs w:val="36"/>
-        </w:rPr>
-        <w:t xml:space="preserve"> in </w:t>
-      </w:r>
-      <w:proofErr w:type="spellStart"/>
-      <w:r>
-        <w:rPr>
-          <w:rFonts w:ascii="Times New Roman" w:hAnsi="Times New Roman" w:cs="Times New Roman"/>
-          <w:sz w:val="36"/>
-          <w:szCs w:val="36"/>
-        </w:rPr>
-        <w:t>dryland</w:t>
-      </w:r>
-      <w:proofErr w:type="spellEnd"/>
-      <w:r>
-        <w:rPr>
-          <w:rFonts w:ascii="Times New Roman" w:hAnsi="Times New Roman" w:cs="Times New Roman"/>
-          <w:sz w:val="36"/>
-          <w:szCs w:val="36"/>
-        </w:rPr>
-        <w:t xml:space="preserve"> </w:t>
-      </w:r>
-      <w:proofErr w:type="spellStart"/>
-      <w:r>
-        <w:rPr>
-          <w:rFonts w:ascii="Times New Roman" w:hAnsi="Times New Roman" w:cs="Times New Roman"/>
-          <w:sz w:val="36"/>
-          <w:szCs w:val="36"/>
-        </w:rPr>
-        <w:t>ecosystems</w:t>
-      </w:r>
-      <w:proofErr w:type="spellEnd"/>
+      </w:pPr>
     </w:p>
     <w:p>
       <w:pPr>
         <w:spacing w:line="480" w:lineRule="auto"/>
-        <w:jc w:val="center"/>
-        <w:rPr>
-          <w:rFonts w:ascii="Times New Roman" w:hAnsi="Times New Roman" w:cs="Times New Roman"/>
-          <w:sz w:val="36"/>
-          <w:szCs w:val="36"/>
-        </w:rPr>
-      </w:pPr>
+        <w:rPr>
+          <w:rFonts w:ascii="Times New Roman" w:hAnsi="Times New Roman" w:cs="Times New Roman"/>
+          <w:lang w:val="en-GB"/>
+        </w:rPr>
+      </w:pPr>
+      <w:r>
+        <w:rPr>
+          <w:rFonts w:ascii="Times New Roman" w:hAnsi="Times New Roman" w:cs="Times New Roman"/>
+          <w:lang w:val="en-US"/>
+        </w:rPr>
+        <w:t>Ana Morales-González</w:t>
+      </w:r>
+      <w:r>
+        <w:rPr>
+          <w:rFonts w:ascii="Times New Roman" w:hAnsi="Times New Roman" w:cs="Times New Roman"/>
+          <w:vertAlign w:val="superscript"/>
+          <w:lang w:val="en-US"/>
+        </w:rPr>
+        <w:t>1,2</w:t>
+      </w:r>
+      <w:r>
+        <w:rPr>
+          <w:rFonts w:ascii="Times New Roman" w:hAnsi="Times New Roman" w:cs="Times New Roman"/>
+          <w:lang w:val="en-US"/>
+        </w:rPr>
+        <w:t xml:space="preserve">, </w:t>
+      </w:r>
+      <w:r>
+        <w:rPr>
+          <w:rFonts w:ascii="Times New Roman" w:hAnsi="Times New Roman" w:cs="Times New Roman"/>
+          <w:lang w:val="en-GB"/>
+        </w:rPr>
+        <w:t>Walter R Jubber</w:t>
+      </w:r>
+      <w:r>
+        <w:rPr>
+          <w:rFonts w:ascii="Times New Roman" w:hAnsi="Times New Roman" w:cs="Times New Roman"/>
+          <w:vertAlign w:val="superscript"/>
+          <w:lang w:val="en-GB"/>
+        </w:rPr>
+        <w:t>3,4</w:t>
+      </w:r>
+      <w:r>
+        <w:rPr>
+          <w:rFonts w:ascii="Times New Roman" w:hAnsi="Times New Roman" w:cs="Times New Roman"/>
+          <w:lang w:val="en-GB"/>
+        </w:rPr>
+        <w:t>, Andrea Fuller</w:t>
+      </w:r>
+      <w:r>
+        <w:rPr>
+          <w:rFonts w:ascii="Times New Roman" w:hAnsi="Times New Roman" w:cs="Times New Roman"/>
+          <w:vertAlign w:val="superscript"/>
+          <w:lang w:val="en-GB"/>
+        </w:rPr>
+        <w:t>3</w:t>
+      </w:r>
+      <w:r>
+        <w:rPr>
+          <w:rFonts w:ascii="Times New Roman" w:hAnsi="Times New Roman" w:cs="Times New Roman"/>
+          <w:lang w:val="en-GB"/>
+        </w:rPr>
+        <w:t>, Arpat Ozgul</w:t>
+      </w:r>
+      <w:r>
+        <w:rPr>
+          <w:rFonts w:ascii="Times New Roman" w:hAnsi="Times New Roman" w:cs="Times New Roman"/>
+          <w:vertAlign w:val="superscript"/>
+          <w:lang w:val="en-GB"/>
+        </w:rPr>
+        <w:t>5</w:t>
+      </w:r>
+      <w:r>
+        <w:rPr>
+          <w:rFonts w:ascii="Times New Roman" w:hAnsi="Times New Roman" w:cs="Times New Roman"/>
+          <w:lang w:val="en-GB"/>
+        </w:rPr>
+        <w:t>, Ken Graf</w:t>
+      </w:r>
+      <w:r>
+        <w:rPr>
+          <w:rFonts w:ascii="Times New Roman" w:hAnsi="Times New Roman" w:cs="Times New Roman"/>
+          <w:vertAlign w:val="superscript"/>
+          <w:lang w:val="en-GB"/>
+        </w:rPr>
+        <w:t>5</w:t>
+      </w:r>
+      <w:r>
+        <w:rPr>
+          <w:rFonts w:ascii="Times New Roman" w:hAnsi="Times New Roman" w:cs="Times New Roman"/>
+          <w:lang w:val="en-GB"/>
+        </w:rPr>
+        <w:t>, C</w:t>
+      </w:r>
+      <w:r>
+        <w:rPr>
+          <w:rFonts w:ascii="Times New Roman" w:hAnsi="Times New Roman" w:cs="Times New Roman"/>
+        </w:rPr>
+        <w:t>andela Yáñez da Silva</w:t>
+      </w:r>
+      <w:r>
+        <w:rPr>
+          <w:rFonts w:ascii="Times New Roman" w:hAnsi="Times New Roman" w:cs="Times New Roman"/>
+          <w:vertAlign w:val="superscript"/>
+        </w:rPr>
+        <w:t>1</w:t>
+      </w:r>
+      <w:r>
+        <w:rPr>
+          <w:rFonts w:ascii="Times New Roman" w:hAnsi="Times New Roman" w:cs="Times New Roman"/>
+        </w:rPr>
+        <w:t>, Guillermo Gómez Peña</w:t>
+      </w:r>
+      <w:r>
+        <w:rPr>
+          <w:rFonts w:ascii="Times New Roman" w:hAnsi="Times New Roman" w:cs="Times New Roman"/>
+          <w:vertAlign w:val="superscript"/>
+        </w:rPr>
+        <w:t>1</w:t>
+      </w:r>
+      <w:r>
+        <w:rPr>
+          <w:rFonts w:ascii="Times New Roman" w:hAnsi="Times New Roman" w:cs="Times New Roman"/>
+        </w:rPr>
+        <w:t>, Sonja Huber</w:t>
+      </w:r>
+      <w:r>
+        <w:rPr>
+          <w:rFonts w:ascii="Times New Roman" w:hAnsi="Times New Roman" w:cs="Times New Roman"/>
+          <w:vertAlign w:val="superscript"/>
+        </w:rPr>
+        <w:t>1</w:t>
+      </w:r>
+      <w:r>
+        <w:rPr>
+          <w:rFonts w:ascii="Times New Roman" w:hAnsi="Times New Roman" w:cs="Times New Roman"/>
+        </w:rPr>
+        <w:t xml:space="preserve">, </w:t>
+      </w:r>
+      <w:r>
+        <w:rPr>
+          <w:rFonts w:ascii="Times New Roman" w:hAnsi="Times New Roman" w:cs="Times New Roman"/>
+          <w:lang w:val="en-GB"/>
+        </w:rPr>
+        <w:t>Marta B. Manser</w:t>
+      </w:r>
+      <w:r>
+        <w:rPr>
+          <w:rFonts w:ascii="Times New Roman" w:hAnsi="Times New Roman" w:cs="Times New Roman"/>
+          <w:vertAlign w:val="superscript"/>
+          <w:lang w:val="en-GB"/>
+        </w:rPr>
+        <w:t>4,5</w:t>
+      </w:r>
+      <w:r>
+        <w:rPr>
+          <w:rFonts w:ascii="Times New Roman" w:hAnsi="Times New Roman" w:cs="Times New Roman"/>
+          <w:vertAlign w:val="superscript"/>
+          <w:lang w:val="en-GB"/>
+        </w:rPr>
+        <w:t>,6</w:t>
+      </w:r>
+      <w:r>
+        <w:rPr>
+          <w:rFonts w:ascii="Times New Roman" w:hAnsi="Times New Roman" w:cs="Times New Roman"/>
+          <w:lang w:val="en-GB"/>
+        </w:rPr>
+        <w:t>, Maria Paniw</w:t>
+      </w:r>
+      <w:r>
+        <w:rPr>
+          <w:rFonts w:ascii="Times New Roman" w:hAnsi="Times New Roman" w:cs="Times New Roman"/>
+          <w:vertAlign w:val="superscript"/>
+          <w:lang w:val="en-GB"/>
+        </w:rPr>
+        <w:t>1</w:t>
+      </w:r>
     </w:p>
     <w:p>
       <w:pPr>
@@ -220,95 +261,105 @@
           <w:lang w:val="en-GB"/>
         </w:rPr>
       </w:pPr>
-      <w:r>
-        <w:rPr>
-          <w:rFonts w:ascii="Times New Roman" w:hAnsi="Times New Roman" w:cs="Times New Roman"/>
-          <w:lang w:val="en-US"/>
-        </w:rPr>
-        <w:t>Ana Morales-González</w:t>
-      </w:r>
-      <w:r>
-        <w:rPr>
-          <w:rFonts w:ascii="Times New Roman" w:hAnsi="Times New Roman" w:cs="Times New Roman"/>
-          <w:vertAlign w:val="superscript"/>
-          <w:lang w:val="en-US"/>
-        </w:rPr>
-        <w:t>1,2</w:t>
-      </w:r>
-      <w:r>
-        <w:rPr>
-          <w:rFonts w:ascii="Times New Roman" w:hAnsi="Times New Roman" w:cs="Times New Roman"/>
-          <w:lang w:val="en-US"/>
-        </w:rPr>
-        <w:t xml:space="preserve">, </w:t>
-      </w:r>
-      <w:r>
+    </w:p>
+    <w:p>
+      <w:pPr>
+        <w:spacing w:line="480" w:lineRule="auto"/>
         <w:rPr>
           <w:rFonts w:ascii="Times New Roman" w:hAnsi="Times New Roman" w:cs="Times New Roman"/>
           <w:lang w:val="en-GB"/>
         </w:rPr>
-        <w:t>Walter R Jubber</w:t>
-      </w:r>
+      </w:pPr>
       <w:r>
         <w:rPr>
           <w:rFonts w:ascii="Times New Roman" w:hAnsi="Times New Roman" w:cs="Times New Roman"/>
           <w:vertAlign w:val="superscript"/>
           <w:lang w:val="en-GB"/>
         </w:rPr>
-        <w:t>3,4</w:t>
+        <w:t xml:space="preserve">1 </w:t>
       </w:r>
       <w:r>
         <w:rPr>
           <w:rFonts w:ascii="Times New Roman" w:hAnsi="Times New Roman" w:cs="Times New Roman"/>
           <w:lang w:val="en-GB"/>
         </w:rPr>
-        <w:t>, Andrea Fuller</w:t>
-      </w:r>
+        <w:t>Department</w:t>
+      </w:r>
+      <w:r>
+        <w:rPr>
+          <w:rFonts w:ascii="Times New Roman" w:hAnsi="Times New Roman" w:cs="Times New Roman"/>
+          <w:lang w:val="en-GB"/>
+        </w:rPr>
+        <w:t xml:space="preserve"> of</w:t>
+      </w:r>
+      <w:r>
+        <w:rPr>
+          <w:rFonts w:ascii="Times New Roman" w:hAnsi="Times New Roman" w:cs="Times New Roman"/>
+          <w:lang w:val="en-GB"/>
+        </w:rPr>
+        <w:t xml:space="preserve"> Conservation Biology and Global Change, Estación Biológica de Doñana</w:t>
+      </w:r>
+      <w:r>
+        <w:rPr>
+          <w:rFonts w:ascii="Times New Roman" w:hAnsi="Times New Roman" w:cs="Times New Roman"/>
+          <w:lang w:val="en-GB"/>
+        </w:rPr>
+        <w:t>-</w:t>
+      </w:r>
+      <w:r>
+        <w:rPr>
+          <w:rFonts w:ascii="Times New Roman" w:hAnsi="Times New Roman" w:cs="Times New Roman"/>
+          <w:lang w:val="en-GB"/>
+        </w:rPr>
+        <w:t>CSIC, Sevilla, Spain.</w:t>
+      </w:r>
+    </w:p>
+    <w:p>
+      <w:pPr>
+        <w:spacing w:line="480" w:lineRule="auto"/>
+        <w:rPr>
+          <w:rFonts w:ascii="Times New Roman" w:hAnsi="Times New Roman" w:cs="Times New Roman"/>
+          <w:lang w:val="en-GB"/>
+        </w:rPr>
+      </w:pPr>
       <w:r>
         <w:rPr>
           <w:rFonts w:ascii="Times New Roman" w:hAnsi="Times New Roman" w:cs="Times New Roman"/>
           <w:vertAlign w:val="superscript"/>
           <w:lang w:val="en-GB"/>
         </w:rPr>
-        <w:t>3</w:t>
+        <w:t xml:space="preserve">2 </w:t>
       </w:r>
       <w:r>
         <w:rPr>
           <w:rFonts w:ascii="Times New Roman" w:hAnsi="Times New Roman" w:cs="Times New Roman"/>
           <w:lang w:val="en-GB"/>
         </w:rPr>
-        <w:t xml:space="preserve">, </w:t>
-      </w:r>
-      <w:proofErr w:type="spellStart"/>
+        <w:t>Institute of Nature Conservation of the Polish Academy of Sciences (IOP PAN), Kraków, Poland</w:t>
+      </w:r>
       <w:r>
         <w:rPr>
           <w:rFonts w:ascii="Times New Roman" w:hAnsi="Times New Roman" w:cs="Times New Roman"/>
           <w:lang w:val="en-GB"/>
         </w:rPr>
-        <w:t>Arpat</w:t>
-      </w:r>
-      <w:proofErr w:type="spellEnd"/>
-      <w:r>
+        <w:t>.</w:t>
+      </w:r>
+    </w:p>
+    <w:p>
+      <w:pPr>
+        <w:spacing w:line="480" w:lineRule="auto"/>
         <w:rPr>
           <w:rFonts w:ascii="Times New Roman" w:hAnsi="Times New Roman" w:cs="Times New Roman"/>
           <w:lang w:val="en-GB"/>
         </w:rPr>
-        <w:t xml:space="preserve"> Ozgul</w:t>
-      </w:r>
+      </w:pPr>
       <w:r>
         <w:rPr>
           <w:rFonts w:ascii="Times New Roman" w:hAnsi="Times New Roman" w:cs="Times New Roman"/>
           <w:vertAlign w:val="superscript"/>
           <w:lang w:val="en-GB"/>
         </w:rPr>
-        <w:t>5</w:t>
-      </w:r>
-      <w:r>
-        <w:rPr>
-          <w:rFonts w:ascii="Times New Roman" w:hAnsi="Times New Roman" w:cs="Times New Roman"/>
-          <w:lang w:val="en-GB"/>
-        </w:rPr>
-        <w:t>, Ken Graf</w:t>
+        <w:t>3</w:t>
       </w:r>
       <w:r>
         <w:rPr>
@@ -316,119 +367,63 @@
           <w:vertAlign w:val="superscript"/>
           <w:lang w:val="en-GB"/>
         </w:rPr>
-        <w:t>5</w:t>
+        <w:t xml:space="preserve"> </w:t>
       </w:r>
       <w:r>
         <w:rPr>
           <w:rFonts w:ascii="Times New Roman" w:hAnsi="Times New Roman" w:cs="Times New Roman"/>
           <w:lang w:val="en-GB"/>
         </w:rPr>
-        <w:t>, C</w:t>
-      </w:r>
-      <w:proofErr w:type="spellStart"/>
-      <w:r>
-        <w:rPr>
-          <w:rFonts w:ascii="Times New Roman" w:hAnsi="Times New Roman" w:cs="Times New Roman"/>
-        </w:rPr>
-        <w:t>andela</w:t>
-      </w:r>
-      <w:proofErr w:type="spellEnd"/>
-      <w:r>
-        <w:rPr>
-          <w:rFonts w:ascii="Times New Roman" w:hAnsi="Times New Roman" w:cs="Times New Roman"/>
-        </w:rPr>
-        <w:t xml:space="preserve"> Yáñez da Silva</w:t>
-      </w:r>
-      <w:r>
-        <w:rPr>
-          <w:rFonts w:ascii="Times New Roman" w:hAnsi="Times New Roman" w:cs="Times New Roman"/>
-          <w:vertAlign w:val="superscript"/>
-        </w:rPr>
-        <w:t>1</w:t>
-      </w:r>
-      <w:r>
-        <w:rPr>
-          <w:rFonts w:ascii="Times New Roman" w:hAnsi="Times New Roman" w:cs="Times New Roman"/>
-        </w:rPr>
-        <w:t>, Guillermo Gómez Peña</w:t>
-      </w:r>
-      <w:r>
-        <w:rPr>
-          <w:rFonts w:ascii="Times New Roman" w:hAnsi="Times New Roman" w:cs="Times New Roman"/>
-          <w:vertAlign w:val="superscript"/>
-        </w:rPr>
-        <w:t>1</w:t>
-      </w:r>
-      <w:r>
-        <w:rPr>
-          <w:rFonts w:ascii="Times New Roman" w:hAnsi="Times New Roman" w:cs="Times New Roman"/>
-        </w:rPr>
-        <w:t xml:space="preserve">, </w:t>
-      </w:r>
-      <w:proofErr w:type="spellStart"/>
-      <w:r>
-        <w:rPr>
-          <w:rFonts w:ascii="Times New Roman" w:hAnsi="Times New Roman" w:cs="Times New Roman"/>
-        </w:rPr>
-        <w:t>Sonja</w:t>
-      </w:r>
-      <w:proofErr w:type="spellEnd"/>
-      <w:r>
-        <w:rPr>
-          <w:rFonts w:ascii="Times New Roman" w:hAnsi="Times New Roman" w:cs="Times New Roman"/>
-        </w:rPr>
-        <w:t xml:space="preserve"> Huber</w:t>
-      </w:r>
-      <w:r>
-        <w:rPr>
-          <w:rFonts w:ascii="Times New Roman" w:hAnsi="Times New Roman" w:cs="Times New Roman"/>
-          <w:vertAlign w:val="superscript"/>
-        </w:rPr>
-        <w:t>1</w:t>
-      </w:r>
-      <w:r>
-        <w:rPr>
-          <w:rFonts w:ascii="Times New Roman" w:hAnsi="Times New Roman" w:cs="Times New Roman"/>
-        </w:rPr>
-        <w:t xml:space="preserve">, </w:t>
-      </w:r>
-      <w:r>
-        <w:rPr>
-          <w:rFonts w:ascii="Times New Roman" w:hAnsi="Times New Roman" w:cs="Times New Roman"/>
-          <w:lang w:val="en-GB"/>
-        </w:rPr>
-        <w:t>Marta B. Manser</w:t>
-      </w:r>
-      <w:r>
+        <w:t>Brain Function Research Group, School of Physiology, Faculty of Health Sciences, University of the Witwatersrand, Parktown 2193, South Africa.</w:t>
+      </w:r>
+    </w:p>
+    <w:p>
+      <w:pPr>
+        <w:spacing w:line="480" w:lineRule="auto"/>
         <w:rPr>
           <w:rFonts w:ascii="Times New Roman" w:hAnsi="Times New Roman" w:cs="Times New Roman"/>
           <w:vertAlign w:val="superscript"/>
           <w:lang w:val="en-GB"/>
         </w:rPr>
-        <w:t>4,5</w:t>
-      </w:r>
+      </w:pPr>
       <w:r>
         <w:rPr>
           <w:rFonts w:ascii="Times New Roman" w:hAnsi="Times New Roman" w:cs="Times New Roman"/>
           <w:vertAlign w:val="superscript"/>
           <w:lang w:val="en-GB"/>
         </w:rPr>
-        <w:t>,6</w:t>
+        <w:t xml:space="preserve">4 </w:t>
       </w:r>
       <w:r>
         <w:rPr>
           <w:rFonts w:ascii="Times New Roman" w:hAnsi="Times New Roman" w:cs="Times New Roman"/>
           <w:lang w:val="en-GB"/>
         </w:rPr>
-        <w:t>, Maria Paniw</w:t>
-      </w:r>
+        <w:t>Kalahari Research Trust, Kuruman River Reserve, Van Zylsrus 8467, Northern Cape, South Africa.</w:t>
+      </w:r>
+    </w:p>
+    <w:p>
+      <w:pPr>
+        <w:spacing w:line="480" w:lineRule="auto"/>
+        <w:rPr>
+          <w:rFonts w:ascii="Times New Roman" w:hAnsi="Times New Roman" w:cs="Times New Roman"/>
+          <w:lang w:val="en-GB"/>
+        </w:rPr>
+      </w:pPr>
       <w:r>
         <w:rPr>
           <w:rFonts w:ascii="Times New Roman" w:hAnsi="Times New Roman" w:cs="Times New Roman"/>
           <w:vertAlign w:val="superscript"/>
           <w:lang w:val="en-GB"/>
         </w:rPr>
-        <w:t>1</w:t>
+        <w:t xml:space="preserve">5 </w:t>
+      </w:r>
+      <w:r>
+        <w:rPr>
+          <w:rFonts w:ascii="Times New Roman" w:hAnsi="Times New Roman" w:cs="Times New Roman"/>
+          <w:lang w:val="en-GB"/>
+        </w:rPr>
+        <w:t>Department of Evolutionary Biology and Environmental Studies, University of Zurich, Zurich, Switzerland.</w:t>
       </w:r>
     </w:p>
     <w:p>
@@ -439,6 +434,21 @@
           <w:lang w:val="en-GB"/>
         </w:rPr>
       </w:pPr>
+      <w:r>
+        <w:rPr>
+          <w:rFonts w:ascii="Times New Roman" w:hAnsi="Times New Roman" w:cs="Times New Roman"/>
+          <w:vertAlign w:val="superscript"/>
+          <w:lang w:val="en-GB"/>
+        </w:rPr>
+        <w:t xml:space="preserve">6 </w:t>
+      </w:r>
+      <w:r>
+        <w:rPr>
+          <w:rFonts w:ascii="Times New Roman" w:hAnsi="Times New Roman" w:cs="Times New Roman"/>
+          <w:lang w:val="en-GB"/>
+        </w:rPr>
+        <w:t>Mammal Research Institute, University of Pretoria, Hatfield, South Africa.</w:t>
+      </w:r>
     </w:p>
     <w:p>
       <w:pPr>
@@ -448,261 +458,22 @@
           <w:lang w:val="en-GB"/>
         </w:rPr>
       </w:pPr>
-      <w:r>
-        <w:rPr>
-          <w:rFonts w:ascii="Times New Roman" w:hAnsi="Times New Roman" w:cs="Times New Roman"/>
-          <w:vertAlign w:val="superscript"/>
-          <w:lang w:val="en-GB"/>
-        </w:rPr>
-        <w:t xml:space="preserve">1 </w:t>
-      </w:r>
-      <w:r>
-        <w:rPr>
-          <w:rFonts w:ascii="Times New Roman" w:hAnsi="Times New Roman" w:cs="Times New Roman"/>
-          <w:lang w:val="en-GB"/>
-        </w:rPr>
-        <w:t>Department</w:t>
-      </w:r>
-      <w:r>
-        <w:rPr>
-          <w:rFonts w:ascii="Times New Roman" w:hAnsi="Times New Roman" w:cs="Times New Roman"/>
-          <w:lang w:val="en-GB"/>
-        </w:rPr>
-        <w:t xml:space="preserve"> of</w:t>
-      </w:r>
-      <w:r>
-        <w:rPr>
-          <w:rFonts w:ascii="Times New Roman" w:hAnsi="Times New Roman" w:cs="Times New Roman"/>
-          <w:lang w:val="en-GB"/>
-        </w:rPr>
-        <w:t xml:space="preserve"> Conservation Biology and Global Change, Estación </w:t>
-      </w:r>
-      <w:proofErr w:type="spellStart"/>
-      <w:r>
-        <w:rPr>
-          <w:rFonts w:ascii="Times New Roman" w:hAnsi="Times New Roman" w:cs="Times New Roman"/>
-          <w:lang w:val="en-GB"/>
-        </w:rPr>
-        <w:t>Biológica</w:t>
-      </w:r>
-      <w:proofErr w:type="spellEnd"/>
-      <w:r>
-        <w:rPr>
-          <w:rFonts w:ascii="Times New Roman" w:hAnsi="Times New Roman" w:cs="Times New Roman"/>
-          <w:lang w:val="en-GB"/>
-        </w:rPr>
-        <w:t xml:space="preserve"> de </w:t>
-      </w:r>
-      <w:proofErr w:type="spellStart"/>
-      <w:r>
-        <w:rPr>
-          <w:rFonts w:ascii="Times New Roman" w:hAnsi="Times New Roman" w:cs="Times New Roman"/>
-          <w:lang w:val="en-GB"/>
-        </w:rPr>
-        <w:t>Doñana</w:t>
-      </w:r>
-      <w:proofErr w:type="spellEnd"/>
-      <w:r>
-        <w:rPr>
-          <w:rFonts w:ascii="Times New Roman" w:hAnsi="Times New Roman" w:cs="Times New Roman"/>
-          <w:lang w:val="en-GB"/>
-        </w:rPr>
-        <w:t>-</w:t>
-      </w:r>
-      <w:r>
-        <w:rPr>
-          <w:rFonts w:ascii="Times New Roman" w:hAnsi="Times New Roman" w:cs="Times New Roman"/>
-          <w:lang w:val="en-GB"/>
-        </w:rPr>
-        <w:t>CSIC, Sevilla, Spain.</w:t>
-      </w:r>
     </w:p>
     <w:p>
       <w:pPr>
-        <w:spacing w:line="480" w:lineRule="auto"/>
-        <w:rPr>
-          <w:rFonts w:ascii="Times New Roman" w:hAnsi="Times New Roman" w:cs="Times New Roman"/>
-          <w:lang w:val="en-GB"/>
-        </w:rPr>
-      </w:pPr>
-      <w:r>
-        <w:rPr>
-          <w:rFonts w:ascii="Times New Roman" w:hAnsi="Times New Roman" w:cs="Times New Roman"/>
-          <w:vertAlign w:val="superscript"/>
-          <w:lang w:val="en-GB"/>
-        </w:rPr>
-        <w:t xml:space="preserve">2 </w:t>
-      </w:r>
-      <w:r>
-        <w:rPr>
-          <w:rFonts w:ascii="Times New Roman" w:hAnsi="Times New Roman" w:cs="Times New Roman"/>
-          <w:lang w:val="en-GB"/>
-        </w:rPr>
-        <w:t>Institute of Nature Conservation of the Polish Academy of Sciences (IOP PAN), Kraków, Poland</w:t>
-      </w:r>
-      <w:r>
-        <w:rPr>
-          <w:rFonts w:ascii="Times New Roman" w:hAnsi="Times New Roman" w:cs="Times New Roman"/>
-          <w:lang w:val="en-GB"/>
-        </w:rPr>
-        <w:t>.</w:t>
+        <w:pStyle w:val="ABSTRACT"/>
+      </w:pPr>
+      <w:r>
+        <w:t>ABSTRACT</w:t>
       </w:r>
     </w:p>
     <w:p>
       <w:pPr>
-        <w:spacing w:line="480" w:lineRule="auto"/>
-        <w:rPr>
-          <w:rFonts w:ascii="Times New Roman" w:hAnsi="Times New Roman" w:cs="Times New Roman"/>
-          <w:lang w:val="en-GB"/>
-        </w:rPr>
-      </w:pPr>
-      <w:r>
-        <w:rPr>
-          <w:rFonts w:ascii="Times New Roman" w:hAnsi="Times New Roman" w:cs="Times New Roman"/>
-          <w:vertAlign w:val="superscript"/>
-          <w:lang w:val="en-GB"/>
-        </w:rPr>
-        <w:t>3</w:t>
-      </w:r>
-      <w:r>
-        <w:rPr>
-          <w:rFonts w:ascii="Times New Roman" w:hAnsi="Times New Roman" w:cs="Times New Roman"/>
-          <w:vertAlign w:val="superscript"/>
-          <w:lang w:val="en-GB"/>
-        </w:rPr>
-        <w:t xml:space="preserve"> </w:t>
-      </w:r>
-      <w:r>
-        <w:rPr>
-          <w:rFonts w:ascii="Times New Roman" w:hAnsi="Times New Roman" w:cs="Times New Roman"/>
-          <w:lang w:val="en-GB"/>
-        </w:rPr>
-        <w:t>Brain Function Research Group, School of Physiology, Faculty of Health Sciences, University of the Witwatersrand, Parktown 2193, South Africa.</w:t>
-      </w:r>
-    </w:p>
-    <w:p>
-      <w:pPr>
-        <w:spacing w:line="480" w:lineRule="auto"/>
-        <w:rPr>
-          <w:rFonts w:ascii="Times New Roman" w:hAnsi="Times New Roman" w:cs="Times New Roman"/>
-          <w:vertAlign w:val="superscript"/>
-          <w:lang w:val="en-GB"/>
-        </w:rPr>
-      </w:pPr>
-      <w:r>
-        <w:rPr>
-          <w:rFonts w:ascii="Times New Roman" w:hAnsi="Times New Roman" w:cs="Times New Roman"/>
-          <w:vertAlign w:val="superscript"/>
-          <w:lang w:val="en-GB"/>
-        </w:rPr>
-        <w:t xml:space="preserve">4 </w:t>
-      </w:r>
-      <w:r>
-        <w:rPr>
-          <w:rFonts w:ascii="Times New Roman" w:hAnsi="Times New Roman" w:cs="Times New Roman"/>
-          <w:lang w:val="en-GB"/>
-        </w:rPr>
-        <w:t xml:space="preserve">Kalahari Research Trust, Kuruman River Reserve, Van </w:t>
-      </w:r>
-      <w:proofErr w:type="spellStart"/>
-      <w:r>
-        <w:rPr>
-          <w:rFonts w:ascii="Times New Roman" w:hAnsi="Times New Roman" w:cs="Times New Roman"/>
-          <w:lang w:val="en-GB"/>
-        </w:rPr>
-        <w:t>Zylsrus</w:t>
-      </w:r>
-      <w:proofErr w:type="spellEnd"/>
-      <w:r>
-        <w:rPr>
-          <w:rFonts w:ascii="Times New Roman" w:hAnsi="Times New Roman" w:cs="Times New Roman"/>
-          <w:lang w:val="en-GB"/>
-        </w:rPr>
-        <w:t xml:space="preserve"> 8467, Northern Cape, South Africa.</w:t>
-      </w:r>
-    </w:p>
-    <w:p>
-      <w:pPr>
-        <w:spacing w:line="480" w:lineRule="auto"/>
-        <w:rPr>
-          <w:rFonts w:ascii="Times New Roman" w:hAnsi="Times New Roman" w:cs="Times New Roman"/>
-          <w:lang w:val="en-GB"/>
-        </w:rPr>
-      </w:pPr>
-      <w:r>
-        <w:rPr>
-          <w:rFonts w:ascii="Times New Roman" w:hAnsi="Times New Roman" w:cs="Times New Roman"/>
-          <w:vertAlign w:val="superscript"/>
-          <w:lang w:val="en-GB"/>
-        </w:rPr>
-        <w:t xml:space="preserve">5 </w:t>
-      </w:r>
-      <w:r>
-        <w:rPr>
-          <w:rFonts w:ascii="Times New Roman" w:hAnsi="Times New Roman" w:cs="Times New Roman"/>
-          <w:lang w:val="en-GB"/>
-        </w:rPr>
-        <w:t>Department of Evolutionary Biology and Environmental Studies, University of Zurich, Zurich, Switzerland.</w:t>
-      </w:r>
-    </w:p>
-    <w:p>
-      <w:pPr>
-        <w:spacing w:line="480" w:lineRule="auto"/>
-        <w:rPr>
-          <w:rFonts w:ascii="Times New Roman" w:hAnsi="Times New Roman" w:cs="Times New Roman"/>
-          <w:lang w:val="en-GB"/>
-        </w:rPr>
-      </w:pPr>
-      <w:r>
-        <w:rPr>
-          <w:rFonts w:ascii="Times New Roman" w:hAnsi="Times New Roman" w:cs="Times New Roman"/>
-          <w:vertAlign w:val="superscript"/>
-          <w:lang w:val="en-GB"/>
-        </w:rPr>
-        <w:t xml:space="preserve">6 </w:t>
-      </w:r>
-      <w:r>
-        <w:rPr>
-          <w:rFonts w:ascii="Times New Roman" w:hAnsi="Times New Roman" w:cs="Times New Roman"/>
-          <w:lang w:val="en-GB"/>
-        </w:rPr>
-        <w:t>Mammal Research Institute, University of Pretoria, Hatfield, South Africa.</w:t>
-      </w:r>
-    </w:p>
-    <w:p>
-      <w:pPr>
-        <w:spacing w:line="480" w:lineRule="auto"/>
-        <w:rPr>
-          <w:rFonts w:ascii="Times New Roman" w:hAnsi="Times New Roman" w:cs="Times New Roman"/>
-          <w:lang w:val="en-GB"/>
-        </w:rPr>
-      </w:pPr>
-    </w:p>
-    <w:p>
-      <w:pPr>
-        <w:pStyle w:val="ABSTRACT"/>
-      </w:pPr>
-      <w:r>
-        <w:t>ABSTRACT</w:t>
-      </w:r>
-    </w:p>
-    <w:p>
-      <w:pPr>
         <w:pStyle w:val="Ttulo1"/>
       </w:pPr>
-      <w:proofErr w:type="spellStart"/>
-      <w:r>
-        <w:t>Background</w:t>
-      </w:r>
-      <w:proofErr w:type="spellEnd"/>
-      <w:r>
-        <w:t xml:space="preserve"> &amp; </w:t>
-      </w:r>
-      <w:proofErr w:type="spellStart"/>
-      <w:r>
-        <w:t>Summary</w:t>
-      </w:r>
-      <w:proofErr w:type="spellEnd"/>
+      <w:r>
+        <w:t>Background &amp; Summary</w:t>
+      </w:r>
     </w:p>
     <w:p>
       <w:pPr>
@@ -750,6 +521,10 @@
       <w:r>
         <w:rPr>
           <w:rStyle w:val="Refdecomentario"/>
+          <w:rFonts w:ascii="Times New Roman" w:hAnsi="Times New Roman" w:cs="Times New Roman"/>
+          <w:sz w:val="24"/>
+          <w:szCs w:val="24"/>
+          <w:lang w:val="en-US"/>
         </w:rPr>
         <w:commentReference w:id="0"/>
       </w:r>
@@ -951,7 +726,6 @@
                 <w:lang w:val="en-US"/>
               </w:rPr>
             </w:pPr>
-            <w:proofErr w:type="spellStart"/>
             <w:r>
               <w:rPr>
                 <w:rFonts w:ascii="Times New Roman" w:hAnsi="Times New Roman" w:cs="Times New Roman"/>
@@ -961,7 +735,6 @@
               </w:rPr>
               <w:t>i</w:t>
             </w:r>
-            <w:proofErr w:type="spellEnd"/>
           </w:p>
         </w:tc>
         <w:tc>
@@ -1505,6 +1278,10 @@
       <w:r>
         <w:rPr>
           <w:rStyle w:val="Refdecomentario"/>
+          <w:rFonts w:ascii="Times New Roman" w:hAnsi="Times New Roman" w:cs="Times New Roman"/>
+          <w:sz w:val="24"/>
+          <w:szCs w:val="24"/>
+          <w:lang w:val="en-US"/>
         </w:rPr>
         <w:commentReference w:id="1"/>
       </w:r>
@@ -1551,7 +1328,6 @@
         </w:rPr>
         <w:t xml:space="preserve">vegetation data (green), </w:t>
       </w:r>
-      <w:proofErr w:type="gramStart"/>
       <w:r>
         <w:rPr>
           <w:rFonts w:ascii="Times New Roman" w:hAnsi="Times New Roman" w:cs="Times New Roman"/>
@@ -1559,7 +1335,6 @@
         </w:rPr>
         <w:t>vertebrates</w:t>
       </w:r>
-      <w:proofErr w:type="gramEnd"/>
       <w:r>
         <w:rPr>
           <w:rFonts w:ascii="Times New Roman" w:hAnsi="Times New Roman" w:cs="Times New Roman"/>
@@ -1571,6 +1346,10 @@
       <w:r>
         <w:rPr>
           <w:rStyle w:val="Refdecomentario"/>
+          <w:rFonts w:ascii="Times New Roman" w:hAnsi="Times New Roman" w:cs="Times New Roman"/>
+          <w:sz w:val="24"/>
+          <w:szCs w:val="24"/>
+          <w:lang w:val="en-US"/>
         </w:rPr>
         <w:commentReference w:id="2"/>
       </w:r>
@@ -1731,11 +1510,8 @@
       <w:r>
         <w:rPr>
           <w:rStyle w:val="Refdecomentario"/>
-          <w:rFonts w:asciiTheme="minorHAnsi" w:eastAsiaTheme="minorHAnsi" w:hAnsiTheme="minorHAnsi" w:cstheme="minorBidi"/>
-          <w:b w:val="0"/>
-          <w:bCs w:val="0"/>
-          <w:color w:val="auto"/>
-          <w:lang w:val="es-ES"/>
+          <w:sz w:val="24"/>
+          <w:szCs w:val="26"/>
         </w:rPr>
         <w:commentReference w:id="3"/>
       </w:r>
@@ -1800,113 +1576,65 @@
           <w:lang w:val="en-GB"/>
         </w:rPr>
         <w:lastRenderedPageBreak/>
-        <w:t xml:space="preserve">October (dry season). Over the past 12 years, the mean annual rainfall has averaged 266 mm, and in the summer, the average daily air temperature is 30.3°C, reaching a maximum of 44.2°C. In contrast, winter months have an average air temperature of 10.1°C, with a minimum temperature dropping to -11.9°C (Paniw et al., 2022; </w:t>
-      </w:r>
-      <w:proofErr w:type="spellStart"/>
+        <w:t>October (dry season). Over the past 12 years, the mean annual rainfall has averaged 266 mm, and in the summer, the average daily air temperature is 30.3°C, reaching a maximum of 44.2°C. In contrast, winter months have an average air temperature of 10.1°C, with a minimum temperature dropping to -11.9°C (Paniw et al., 2022; Jubber et al., 2025). Soils at the study area are characteristic of the southern Kalahari, and are acidic, nutrient-poor, and dominated by sand (</w:t>
+      </w:r>
+      <w:commentRangeStart w:id="4"/>
       <w:r>
         <w:rPr>
           <w:b w:val="0"/>
           <w:bCs w:val="0"/>
           <w:lang w:val="en-GB"/>
         </w:rPr>
-        <w:t>Jubber</w:t>
-      </w:r>
-      <w:proofErr w:type="spellEnd"/>
+        <w:t>Wang et al., 2007</w:t>
+      </w:r>
+      <w:commentRangeEnd w:id="4"/>
+      <w:r>
+        <w:rPr>
+          <w:rStyle w:val="Refdecomentario"/>
+          <w:b w:val="0"/>
+          <w:bCs w:val="0"/>
+          <w:sz w:val="24"/>
+          <w:szCs w:val="24"/>
+          <w:lang w:val="en-GB"/>
+        </w:rPr>
+        <w:commentReference w:id="4"/>
+      </w:r>
       <w:r>
         <w:rPr>
           <w:b w:val="0"/>
           <w:bCs w:val="0"/>
           <w:lang w:val="en-GB"/>
         </w:rPr>
-        <w:t xml:space="preserve"> et al., 2025). Soils at the study area are characteristic of the southern Kalahari, and are acidic, nutrient-poor, and dominated by sand (</w:t>
-      </w:r>
-      <w:commentRangeStart w:id="4"/>
+        <w:t xml:space="preserve">). Macrohabitats in the area include high and low duneveld (van Rooyen &amp; van Rooyen, </w:t>
+      </w:r>
+      <w:commentRangeStart w:id="5"/>
       <w:r>
         <w:rPr>
           <w:b w:val="0"/>
           <w:bCs w:val="0"/>
           <w:lang w:val="en-GB"/>
         </w:rPr>
-        <w:t>Wang et al., 2007</w:t>
-      </w:r>
-      <w:commentRangeEnd w:id="4"/>
+        <w:t>2010</w:t>
+      </w:r>
+      <w:commentRangeEnd w:id="5"/>
+      <w:r>
+        <w:rPr>
+          <w:rStyle w:val="Refdecomentario"/>
+          <w:b w:val="0"/>
+          <w:bCs w:val="0"/>
+          <w:sz w:val="24"/>
+          <w:szCs w:val="24"/>
+          <w:lang w:val="en-GB"/>
+        </w:rPr>
+        <w:commentReference w:id="5"/>
+      </w:r>
       <w:r>
         <w:rPr>
           <w:b w:val="0"/>
           <w:bCs w:val="0"/>
           <w:lang w:val="en-GB"/>
         </w:rPr>
-        <w:commentReference w:id="4"/>
-      </w:r>
-      <w:r>
-        <w:rPr>
-          <w:b w:val="0"/>
-          <w:bCs w:val="0"/>
-          <w:lang w:val="en-GB"/>
-        </w:rPr>
-        <w:t xml:space="preserve">). Macrohabitats in the area include high and low </w:t>
-      </w:r>
-      <w:proofErr w:type="spellStart"/>
-      <w:r>
-        <w:rPr>
-          <w:b w:val="0"/>
-          <w:bCs w:val="0"/>
-          <w:lang w:val="en-GB"/>
-        </w:rPr>
-        <w:t>duneveld</w:t>
-      </w:r>
-      <w:proofErr w:type="spellEnd"/>
-      <w:r>
-        <w:rPr>
-          <w:b w:val="0"/>
-          <w:bCs w:val="0"/>
-          <w:lang w:val="en-GB"/>
-        </w:rPr>
-        <w:t xml:space="preserve"> (van Rooyen &amp; van Rooyen, </w:t>
-      </w:r>
-      <w:commentRangeStart w:id="5"/>
-      <w:r>
-        <w:rPr>
-          <w:b w:val="0"/>
-          <w:bCs w:val="0"/>
-          <w:lang w:val="en-GB"/>
-        </w:rPr>
-        <w:t>2010</w:t>
-      </w:r>
-      <w:commentRangeEnd w:id="5"/>
-      <w:r>
-        <w:rPr>
-          <w:b w:val="0"/>
-          <w:bCs w:val="0"/>
-          <w:lang w:val="en-GB"/>
-        </w:rPr>
-        <w:commentReference w:id="5"/>
-      </w:r>
-      <w:r>
-        <w:rPr>
-          <w:b w:val="0"/>
-          <w:bCs w:val="0"/>
-          <w:lang w:val="en-GB"/>
-        </w:rPr>
-        <w:t xml:space="preserve">), white calcareous river terraces and floodplains, calcareous pan flats with limited grass cover interspersed with short dwarf shrubs, and the </w:t>
-      </w:r>
-      <w:proofErr w:type="spellStart"/>
-      <w:r>
-        <w:rPr>
-          <w:b w:val="0"/>
-          <w:bCs w:val="0"/>
-          <w:lang w:val="en-GB"/>
-        </w:rPr>
-        <w:t>Diatomous</w:t>
-      </w:r>
-      <w:proofErr w:type="spellEnd"/>
-      <w:r>
-        <w:rPr>
-          <w:b w:val="0"/>
-          <w:bCs w:val="0"/>
-          <w:lang w:val="en-GB"/>
-        </w:rPr>
-        <w:t xml:space="preserve"> fossil riverbed of the Kuruman River (van Rooyen &amp; van Rooyen, 2008) (Fig. 1).</w:t>
+        <w:t>), white calcareous river terraces and floodplains, calcareous pan flats with limited grass cover interspersed with short dwarf shrubs, and the Diatomous fossil riverbed of the Kuruman River (van Rooyen &amp; van Rooyen, 2008) (Fig. 1).</w:t>
       </w:r>
     </w:p>
     <w:p>
@@ -1962,7 +1690,6 @@
         </w:rPr>
         <w:t>), blue wildebeest (</w:t>
       </w:r>
-      <w:proofErr w:type="spellStart"/>
       <w:r>
         <w:rPr>
           <w:b w:val="0"/>
@@ -1971,9 +1698,16 @@
           <w:iCs/>
           <w:lang w:val="en-GB"/>
         </w:rPr>
-        <w:t>Connochaetus</w:t>
-      </w:r>
-      <w:proofErr w:type="spellEnd"/>
+        <w:t>Connochaetus taurinus taurinus</w:t>
+      </w:r>
+      <w:r>
+        <w:rPr>
+          <w:b w:val="0"/>
+          <w:bCs w:val="0"/>
+          <w:lang w:val="en-GB"/>
+        </w:rPr>
+        <w:t>), red hartebeest (</w:t>
+      </w:r>
       <w:r>
         <w:rPr>
           <w:b w:val="0"/>
@@ -1982,9 +1716,16 @@
           <w:iCs/>
           <w:lang w:val="en-GB"/>
         </w:rPr>
-        <w:t xml:space="preserve"> </w:t>
-      </w:r>
-      <w:proofErr w:type="spellStart"/>
+        <w:t>Alcelaphus buselaphus</w:t>
+      </w:r>
+      <w:r>
+        <w:rPr>
+          <w:b w:val="0"/>
+          <w:bCs w:val="0"/>
+          <w:lang w:val="en-GB"/>
+        </w:rPr>
+        <w:t>), and oryx (</w:t>
+      </w:r>
       <w:r>
         <w:rPr>
           <w:b w:val="0"/>
@@ -1993,90 +1734,36 @@
           <w:iCs/>
           <w:lang w:val="en-GB"/>
         </w:rPr>
-        <w:t>taurinus</w:t>
-      </w:r>
-      <w:proofErr w:type="spellEnd"/>
-      <w:r>
-        <w:rPr>
-          <w:b w:val="0"/>
-          <w:bCs w:val="0"/>
-          <w:i/>
-          <w:iCs/>
-          <w:lang w:val="en-GB"/>
-        </w:rPr>
-        <w:t xml:space="preserve"> </w:t>
-      </w:r>
-      <w:proofErr w:type="spellStart"/>
-      <w:r>
-        <w:rPr>
-          <w:b w:val="0"/>
-          <w:bCs w:val="0"/>
-          <w:i/>
-          <w:iCs/>
-          <w:lang w:val="en-GB"/>
-        </w:rPr>
-        <w:t>taurinus</w:t>
-      </w:r>
-      <w:proofErr w:type="spellEnd"/>
+        <w:t>Oryx gazella</w:t>
+      </w:r>
       <w:r>
         <w:rPr>
           <w:b w:val="0"/>
           <w:bCs w:val="0"/>
           <w:lang w:val="en-GB"/>
         </w:rPr>
-        <w:t>), red hartebeest (</w:t>
-      </w:r>
-      <w:proofErr w:type="spellStart"/>
-      <w:r>
-        <w:rPr>
-          <w:b w:val="0"/>
-          <w:bCs w:val="0"/>
-          <w:i/>
-          <w:iCs/>
-          <w:lang w:val="en-GB"/>
-        </w:rPr>
-        <w:t>Alcelaphus</w:t>
-      </w:r>
-      <w:proofErr w:type="spellEnd"/>
-      <w:r>
-        <w:rPr>
-          <w:b w:val="0"/>
-          <w:bCs w:val="0"/>
-          <w:i/>
-          <w:iCs/>
-          <w:lang w:val="en-GB"/>
-        </w:rPr>
-        <w:t xml:space="preserve"> </w:t>
-      </w:r>
-      <w:proofErr w:type="spellStart"/>
-      <w:r>
-        <w:rPr>
-          <w:b w:val="0"/>
-          <w:bCs w:val="0"/>
-          <w:i/>
-          <w:iCs/>
-          <w:lang w:val="en-GB"/>
-        </w:rPr>
-        <w:t>buselaphus</w:t>
-      </w:r>
-      <w:proofErr w:type="spellEnd"/>
+        <w:t>); 2. Holistic farm area, covering 2,000 hectares, which supports a combination of cattle and indigenous game species, managed through a rotational livestock farming approach (</w:t>
+      </w:r>
+      <w:commentRangeStart w:id="6"/>
       <w:r>
         <w:rPr>
           <w:b w:val="0"/>
           <w:bCs w:val="0"/>
           <w:lang w:val="en-GB"/>
         </w:rPr>
-        <w:t>), and oryx (</w:t>
-      </w:r>
-      <w:r>
-        <w:rPr>
+        <w:t>Kong, 2012</w:t>
+      </w:r>
+      <w:commentRangeEnd w:id="6"/>
+      <w:r>
+        <w:rPr>
+          <w:rStyle w:val="Refdecomentario"/>
           <w:b w:val="0"/>
           <w:bCs w:val="0"/>
-          <w:i/>
-          <w:iCs/>
+          <w:sz w:val="24"/>
+          <w:szCs w:val="24"/>
           <w:lang w:val="en-GB"/>
         </w:rPr>
-        <w:t>Oryx gazella</w:t>
+        <w:commentReference w:id="6"/>
       </w:r>
       <w:r>
         <w:rPr>
@@ -2084,58 +1771,35 @@
           <w:bCs w:val="0"/>
           <w:lang w:val="en-GB"/>
         </w:rPr>
-        <w:t>); 2. Holistic farm area, covering 2,000 hectares, which supports a combination of cattle and indigenous game species, managed through a rotational livestock farming approach (</w:t>
-      </w:r>
-      <w:commentRangeStart w:id="6"/>
+        <w:t xml:space="preserve">; </w:t>
+      </w:r>
+      <w:commentRangeStart w:id="7"/>
       <w:r>
         <w:rPr>
           <w:b w:val="0"/>
           <w:bCs w:val="0"/>
           <w:lang w:val="en-GB"/>
         </w:rPr>
-        <w:t>Kong, 2012</w:t>
-      </w:r>
-      <w:commentRangeEnd w:id="6"/>
+        <w:t xml:space="preserve">Reinhard et al., </w:t>
+      </w:r>
+      <w:commentRangeEnd w:id="7"/>
+      <w:r>
+        <w:rPr>
+          <w:rStyle w:val="Refdecomentario"/>
+          <w:b w:val="0"/>
+          <w:bCs w:val="0"/>
+          <w:sz w:val="24"/>
+          <w:szCs w:val="24"/>
+          <w:lang w:val="en-GB"/>
+        </w:rPr>
+        <w:commentReference w:id="7"/>
+      </w:r>
       <w:r>
         <w:rPr>
           <w:b w:val="0"/>
           <w:bCs w:val="0"/>
           <w:lang w:val="en-GB"/>
         </w:rPr>
-        <w:commentReference w:id="6"/>
-      </w:r>
-      <w:r>
-        <w:rPr>
-          <w:b w:val="0"/>
-          <w:bCs w:val="0"/>
-          <w:lang w:val="en-GB"/>
-        </w:rPr>
-        <w:t xml:space="preserve">; </w:t>
-      </w:r>
-      <w:commentRangeStart w:id="7"/>
-      <w:r>
-        <w:rPr>
-          <w:b w:val="0"/>
-          <w:bCs w:val="0"/>
-          <w:lang w:val="en-GB"/>
-        </w:rPr>
-        <w:t xml:space="preserve">Reinhard et al., </w:t>
-      </w:r>
-      <w:commentRangeEnd w:id="7"/>
-      <w:r>
-        <w:rPr>
-          <w:b w:val="0"/>
-          <w:bCs w:val="0"/>
-          <w:lang w:val="en-GB"/>
-        </w:rPr>
-        <w:commentReference w:id="7"/>
-      </w:r>
-      <w:r>
-        <w:rPr>
-          <w:b w:val="0"/>
-          <w:bCs w:val="0"/>
-          <w:lang w:val="en-GB"/>
-        </w:rPr>
         <w:t>2022); and 3. High impact/grazing area, also 2,000 hectares, primarily used for mixed livestock farming that accommodates sheep, goats, and cattle with various game species (Fig. 1). The boundaries are defined between these distinct land-use types with game fencing ranging from 2.2 to 2.4 meters in height, including predator-proof fencing extending one meter below the ground and an additional 50 centimetres above ground.</w:t>
       </w:r>
     </w:p>
@@ -2163,11 +1827,8 @@
       <w:r>
         <w:rPr>
           <w:rStyle w:val="Refdecomentario"/>
-          <w:rFonts w:asciiTheme="minorHAnsi" w:eastAsiaTheme="minorHAnsi" w:hAnsiTheme="minorHAnsi" w:cstheme="minorBidi"/>
-          <w:b w:val="0"/>
-          <w:bCs w:val="0"/>
-          <w:color w:val="auto"/>
-          <w:lang w:val="es-ES"/>
+          <w:sz w:val="24"/>
+          <w:szCs w:val="26"/>
         </w:rPr>
         <w:commentReference w:id="8"/>
       </w:r>
@@ -2438,7 +2099,10 @@
       <w:r>
         <w:rPr>
           <w:rStyle w:val="Refdecomentario"/>
-          <w:highlight w:val="yellow"/>
+          <w:rFonts w:ascii="Times New Roman" w:hAnsi="Times New Roman" w:cs="Times New Roman"/>
+          <w:sz w:val="24"/>
+          <w:szCs w:val="24"/>
+          <w:lang w:val="en-GB"/>
         </w:rPr>
         <w:commentReference w:id="9"/>
       </w:r>
@@ -2656,6 +2320,10 @@
       <w:r>
         <w:rPr>
           <w:rStyle w:val="Refdecomentario"/>
+          <w:rFonts w:ascii="Times New Roman" w:hAnsi="Times New Roman" w:cs="Times New Roman"/>
+          <w:sz w:val="24"/>
+          <w:szCs w:val="24"/>
+          <w:lang w:val="en-US"/>
         </w:rPr>
         <w:commentReference w:id="10"/>
       </w:r>
@@ -3036,23 +2704,7 @@
           <w:rFonts w:ascii="Times New Roman" w:hAnsi="Times New Roman" w:cs="Times New Roman"/>
           <w:lang w:val="en-US"/>
         </w:rPr>
-        <w:t xml:space="preserve"> in ‘Dataset </w:t>
-      </w:r>
-      <w:proofErr w:type="spellStart"/>
-      <w:r>
-        <w:rPr>
-          <w:rFonts w:ascii="Times New Roman" w:hAnsi="Times New Roman" w:cs="Times New Roman"/>
-          <w:lang w:val="en-US"/>
-        </w:rPr>
-        <w:t>i</w:t>
-      </w:r>
-      <w:proofErr w:type="spellEnd"/>
-      <w:r>
-        <w:rPr>
-          <w:rFonts w:ascii="Times New Roman" w:hAnsi="Times New Roman" w:cs="Times New Roman"/>
-          <w:lang w:val="en-US"/>
-        </w:rPr>
-        <w:t>’ and ‘Dataset ii’.</w:t>
+        <w:t xml:space="preserve"> in ‘Dataset i’ and ‘Dataset ii’.</w:t>
       </w:r>
     </w:p>
     <w:p>
@@ -3282,18 +2934,8 @@
           <w:highlight w:val="yellow"/>
           <w:lang w:val="en-US"/>
         </w:rPr>
-        <w:t xml:space="preserve">Fig. </w:t>
-      </w:r>
-      <w:proofErr w:type="spellStart"/>
-      <w:r>
-        <w:rPr>
-          <w:rFonts w:ascii="Times New Roman" w:hAnsi="Times New Roman" w:cs="Times New Roman"/>
-          <w:highlight w:val="yellow"/>
-          <w:lang w:val="en-US"/>
-        </w:rPr>
-        <w:t>Xb</w:t>
-      </w:r>
-      <w:proofErr w:type="spellEnd"/>
+        <w:t>Fig. Xb</w:t>
+      </w:r>
       <w:r>
         <w:rPr>
           <w:rFonts w:ascii="Times New Roman" w:hAnsi="Times New Roman" w:cs="Times New Roman"/>
@@ -3497,23 +3139,13 @@
         </w:rPr>
         <w:t xml:space="preserve"> (</w:t>
       </w:r>
-      <w:proofErr w:type="spellStart"/>
       <w:r>
         <w:rPr>
           <w:rFonts w:ascii="Times New Roman" w:hAnsi="Times New Roman" w:cs="Times New Roman"/>
           <w:highlight w:val="yellow"/>
           <w:lang w:val="en-ZA"/>
         </w:rPr>
-        <w:t>Jubber</w:t>
-      </w:r>
-      <w:proofErr w:type="spellEnd"/>
-      <w:r>
-        <w:rPr>
-          <w:rFonts w:ascii="Times New Roman" w:hAnsi="Times New Roman" w:cs="Times New Roman"/>
-          <w:highlight w:val="yellow"/>
-          <w:lang w:val="en-ZA"/>
-        </w:rPr>
-        <w:t xml:space="preserve"> et al. </w:t>
+        <w:t xml:space="preserve">Jubber et al. </w:t>
       </w:r>
       <w:r>
         <w:rPr>
@@ -3540,26 +3172,21 @@
         <w:t>. Specifically, to determine whether soil invertebrates occupy distinct soil depths as a behavioural adaptation to thermoregulatory pressures and varied environmental conditions (</w:t>
       </w:r>
       <w:commentRangeStart w:id="11"/>
-      <w:proofErr w:type="spellStart"/>
       <w:r>
         <w:rPr>
           <w:rFonts w:ascii="Times New Roman" w:hAnsi="Times New Roman" w:cs="Times New Roman"/>
           <w:lang w:val="en-ZA"/>
         </w:rPr>
-        <w:t>Cloudsley</w:t>
-      </w:r>
-      <w:proofErr w:type="spellEnd"/>
-      <w:r>
-        <w:rPr>
-          <w:rFonts w:ascii="Times New Roman" w:hAnsi="Times New Roman" w:cs="Times New Roman"/>
+        <w:t>Cloudsley-Thompson, 2001; Whitford, 2002; Chown &amp; Nicolson, 2004</w:t>
+      </w:r>
+      <w:commentRangeEnd w:id="11"/>
+      <w:r>
+        <w:rPr>
+          <w:rStyle w:val="Refdecomentario"/>
+          <w:rFonts w:ascii="Times New Roman" w:hAnsi="Times New Roman" w:cs="Times New Roman"/>
+          <w:sz w:val="24"/>
+          <w:szCs w:val="24"/>
           <w:lang w:val="en-ZA"/>
-        </w:rPr>
-        <w:t>-Thompson, 2001; Whitford, 2002; Chown &amp; Nicolson, 2004</w:t>
-      </w:r>
-      <w:commentRangeEnd w:id="11"/>
-      <w:r>
-        <w:rPr>
-          <w:rStyle w:val="Refdecomentario"/>
         </w:rPr>
         <w:commentReference w:id="11"/>
       </w:r>
@@ -4115,23 +3742,7 @@
           <w:rFonts w:ascii="Times New Roman" w:hAnsi="Times New Roman" w:cs="Times New Roman"/>
           <w:lang w:val="en-US"/>
         </w:rPr>
-        <w:t xml:space="preserve"> in ‘Dataset </w:t>
-      </w:r>
-      <w:proofErr w:type="spellStart"/>
-      <w:r>
-        <w:rPr>
-          <w:rFonts w:ascii="Times New Roman" w:hAnsi="Times New Roman" w:cs="Times New Roman"/>
-          <w:lang w:val="en-US"/>
-        </w:rPr>
-        <w:t>i</w:t>
-      </w:r>
-      <w:proofErr w:type="spellEnd"/>
-      <w:r>
-        <w:rPr>
-          <w:rFonts w:ascii="Times New Roman" w:hAnsi="Times New Roman" w:cs="Times New Roman"/>
-          <w:lang w:val="en-US"/>
-        </w:rPr>
-        <w:t>’ and ‘Dataset iii’.</w:t>
+        <w:t xml:space="preserve"> in ‘Dataset i’ and ‘Dataset iii’.</w:t>
       </w:r>
     </w:p>
     <w:p>
@@ -4357,23 +3968,21 @@
           <w:rFonts w:ascii="Times New Roman" w:hAnsi="Times New Roman" w:cs="Times New Roman"/>
           <w:lang w:val="en-US"/>
         </w:rPr>
-        <w:t>pitfall transect. We used two types of TMS loggers, TMS-Standard and TMS-Cable, each equipped with three temperature sensors (TMS_T1, TMS_T2, TMS_T3) and one electrical conductivity sensor (</w:t>
-      </w:r>
-      <w:proofErr w:type="spellStart"/>
-      <w:r>
-        <w:rPr>
-          <w:rFonts w:ascii="Times New Roman" w:hAnsi="Times New Roman" w:cs="Times New Roman"/>
-          <w:lang w:val="en-US"/>
-        </w:rPr>
-        <w:t>TMS_moist</w:t>
-      </w:r>
-      <w:proofErr w:type="spellEnd"/>
-      <w:r>
-        <w:rPr>
-          <w:rFonts w:ascii="Times New Roman" w:hAnsi="Times New Roman" w:cs="Times New Roman"/>
-          <w:lang w:val="en-US"/>
-        </w:rPr>
-        <w:t xml:space="preserve">), allowing us to record measurements at multiple soil depths and heights. TMS-Standard loggers recorded data every 15 minutes, measuring electrical conductivity in the upper soil layer (0 to </w:t>
+        <w:t>pitfall transect. We used two types of TMS loggers, TMS-Standard and TMS-Cable</w:t>
+      </w:r>
+      <w:r>
+        <w:rPr>
+          <w:rFonts w:ascii="Times New Roman" w:hAnsi="Times New Roman" w:cs="Times New Roman"/>
+          <w:lang w:val="en-US"/>
+        </w:rPr>
+        <w:t xml:space="preserve"> loggers</w:t>
+      </w:r>
+      <w:r>
+        <w:rPr>
+          <w:rFonts w:ascii="Times New Roman" w:hAnsi="Times New Roman" w:cs="Times New Roman"/>
+          <w:lang w:val="en-US"/>
+        </w:rPr>
+        <w:t xml:space="preserve">, each equipped with three temperature sensors (TMS_T1, TMS_T2, TMS_T3) and one electrical conductivity sensor (TMS_moist), allowing us to record measurements at multiple soil depths and heights. TMS-Standard loggers recorded data every 15 minutes, measuring electrical conductivity in the upper soil layer (0 to </w:t>
       </w:r>
       <w:r>
         <w:rPr>
@@ -4387,23 +3996,7 @@
           <w:rFonts w:ascii="Times New Roman" w:hAnsi="Times New Roman" w:cs="Times New Roman"/>
           <w:lang w:val="en-US"/>
         </w:rPr>
-        <w:t xml:space="preserve">15 cm; </w:t>
-      </w:r>
-      <w:proofErr w:type="spellStart"/>
-      <w:r>
-        <w:rPr>
-          <w:rFonts w:ascii="Times New Roman" w:hAnsi="Times New Roman" w:cs="Times New Roman"/>
-          <w:lang w:val="en-US"/>
-        </w:rPr>
-        <w:t>TMS_moist</w:t>
-      </w:r>
-      <w:proofErr w:type="spellEnd"/>
-      <w:r>
-        <w:rPr>
-          <w:rFonts w:ascii="Times New Roman" w:hAnsi="Times New Roman" w:cs="Times New Roman"/>
-          <w:lang w:val="en-US"/>
-        </w:rPr>
-        <w:t xml:space="preserve">) and temperature at </w:t>
+        <w:t xml:space="preserve">15 cm; TMS_moist) and temperature at </w:t>
       </w:r>
       <w:r>
         <w:rPr>
@@ -4431,23 +4024,7 @@
           <w:rFonts w:ascii="Times New Roman" w:hAnsi="Times New Roman" w:cs="Times New Roman"/>
           <w:lang w:val="en-US"/>
         </w:rPr>
-        <w:t>50 cm (</w:t>
-      </w:r>
-      <w:proofErr w:type="spellStart"/>
-      <w:r>
-        <w:rPr>
-          <w:rFonts w:ascii="Times New Roman" w:hAnsi="Times New Roman" w:cs="Times New Roman"/>
-          <w:lang w:val="en-US"/>
-        </w:rPr>
-        <w:t>TMS_moist</w:t>
-      </w:r>
-      <w:proofErr w:type="spellEnd"/>
-      <w:r>
-        <w:rPr>
-          <w:rFonts w:ascii="Times New Roman" w:hAnsi="Times New Roman" w:cs="Times New Roman"/>
-          <w:lang w:val="en-US"/>
-        </w:rPr>
-        <w:t xml:space="preserve">) and temperature at </w:t>
+        <w:t xml:space="preserve">50 cm (TMS_moist) and temperature at </w:t>
       </w:r>
       <w:r>
         <w:rPr>
@@ -4475,7 +4052,7 @@
           <w:rFonts w:ascii="Times New Roman" w:hAnsi="Times New Roman" w:cs="Times New Roman"/>
           <w:lang w:val="en-US"/>
         </w:rPr>
-        <w:t xml:space="preserve">We installed two TMS-Standard loggers at each transect (except D15), placing one 1 m east of the first pitfall trap and the other 1 m east </w:t>
+        <w:t xml:space="preserve">We installed two TMS-Standard loggers at each transect (except D15), placing one 1 m east of the first pitfall trap and the other 1 m east of the last pitfall trap. We installed one TMS-Cable logger at </w:t>
       </w:r>
       <w:r>
         <w:rPr>
@@ -4483,7 +4060,7 @@
           <w:lang w:val="en-US"/>
         </w:rPr>
         <w:lastRenderedPageBreak/>
-        <w:t>of the last pitfall trap. We installed one TMS-Cable logger at transects J13, J5, and H15, positioning it 0.5 cm below ground between pitfall traps five and six.</w:t>
+        <w:t>transects J13, J5, and H15, positioning it 0.5 cm below ground between pitfall traps five and six.</w:t>
       </w:r>
     </w:p>
     <w:p>
@@ -4739,6 +4316,10 @@
       <w:r>
         <w:rPr>
           <w:rStyle w:val="Refdecomentario"/>
+          <w:rFonts w:ascii="Times New Roman" w:hAnsi="Times New Roman" w:cs="Times New Roman"/>
+          <w:sz w:val="24"/>
+          <w:szCs w:val="24"/>
+          <w:lang w:val="en-US"/>
         </w:rPr>
         <w:commentReference w:id="12"/>
       </w:r>
@@ -4859,6 +4440,10 @@
       <w:r>
         <w:rPr>
           <w:rStyle w:val="Refdecomentario"/>
+          <w:rFonts w:ascii="Times New Roman" w:hAnsi="Times New Roman" w:cs="Times New Roman"/>
+          <w:sz w:val="24"/>
+          <w:szCs w:val="24"/>
+          <w:lang w:val="en-US"/>
         </w:rPr>
         <w:commentReference w:id="13"/>
       </w:r>
@@ -4962,282 +4547,237 @@
       <w:r>
         <w:rPr>
           <w:rStyle w:val="Refdecomentario"/>
+          <w:rFonts w:ascii="Times New Roman" w:hAnsi="Times New Roman" w:cs="Times New Roman"/>
+          <w:sz w:val="24"/>
+          <w:szCs w:val="24"/>
+          <w:lang w:val="en-GB"/>
         </w:rPr>
         <w:commentReference w:id="14"/>
       </w:r>
-      <w:proofErr w:type="spellStart"/>
       <w:r>
         <w:rPr>
           <w:rFonts w:ascii="Times New Roman" w:hAnsi="Times New Roman" w:cs="Times New Roman"/>
           <w:lang w:val="en-GB"/>
         </w:rPr>
-        <w:t>Borkent</w:t>
-      </w:r>
-      <w:proofErr w:type="spellEnd"/>
+        <w:t>Borkent &amp; Sinclair, 2017; Dippernaar-Schoeman et al., 2021; Penrith, 1984; Slingsby, 2017</w:t>
+      </w:r>
+      <w:r>
+        <w:rPr>
+          <w:rFonts w:ascii="Times New Roman" w:hAnsi="Times New Roman" w:cs="Times New Roman"/>
+          <w:lang w:val="en-ZA"/>
+        </w:rPr>
+        <w:t xml:space="preserve">). </w:t>
+      </w:r>
+      <w:r>
+        <w:rPr>
+          <w:rFonts w:ascii="Times New Roman" w:hAnsi="Times New Roman" w:cs="Times New Roman"/>
+          <w:lang w:val="en-US"/>
+        </w:rPr>
+        <w:t xml:space="preserve">One </w:t>
+      </w:r>
+      <w:r>
+        <w:rPr>
+          <w:rFonts w:ascii="Times New Roman" w:hAnsi="Times New Roman" w:cs="Times New Roman"/>
+          <w:lang w:val="en-US"/>
+        </w:rPr>
+        <w:t xml:space="preserve">of the authors who have extensive knowledge of the regional </w:t>
+      </w:r>
+      <w:r>
+        <w:rPr>
+          <w:rFonts w:ascii="Times New Roman" w:hAnsi="Times New Roman" w:cs="Times New Roman"/>
+          <w:lang w:val="en-US"/>
+        </w:rPr>
+        <w:t>invertebrates</w:t>
+      </w:r>
+      <w:r>
+        <w:rPr>
+          <w:rFonts w:ascii="Times New Roman" w:hAnsi="Times New Roman" w:cs="Times New Roman"/>
+          <w:lang w:val="en-US"/>
+        </w:rPr>
+        <w:t xml:space="preserve"> (</w:t>
+      </w:r>
+      <w:r>
+        <w:rPr>
+          <w:rFonts w:ascii="Times New Roman" w:hAnsi="Times New Roman" w:cs="Times New Roman"/>
+          <w:lang w:val="en-US"/>
+        </w:rPr>
+        <w:t>WRJ</w:t>
+      </w:r>
+      <w:r>
+        <w:rPr>
+          <w:rFonts w:ascii="Times New Roman" w:hAnsi="Times New Roman" w:cs="Times New Roman"/>
+          <w:lang w:val="en-US"/>
+        </w:rPr>
+        <w:t>)</w:t>
+      </w:r>
+      <w:r>
+        <w:rPr>
+          <w:rFonts w:ascii="Times New Roman" w:hAnsi="Times New Roman" w:cs="Times New Roman"/>
+          <w:lang w:val="en-US"/>
+        </w:rPr>
+        <w:t xml:space="preserve"> </w:t>
+      </w:r>
+      <w:r>
+        <w:rPr>
+          <w:rFonts w:ascii="Times New Roman" w:hAnsi="Times New Roman" w:cs="Times New Roman"/>
+          <w:lang w:val="en-US"/>
+        </w:rPr>
+        <w:t>checked all identifications. For difficult</w:t>
+      </w:r>
+      <w:r>
+        <w:rPr>
+          <w:rFonts w:ascii="Times New Roman" w:hAnsi="Times New Roman" w:cs="Times New Roman"/>
+          <w:lang w:val="en-ZA"/>
+        </w:rPr>
+        <w:t xml:space="preserve"> </w:t>
+      </w:r>
+      <w:r>
+        <w:rPr>
+          <w:rFonts w:ascii="Times New Roman" w:hAnsi="Times New Roman" w:cs="Times New Roman"/>
+          <w:lang w:val="en-US"/>
+        </w:rPr>
+        <w:t xml:space="preserve">specimens, we consulted experts on the relevant taxonomic </w:t>
+      </w:r>
+      <w:commentRangeStart w:id="15"/>
+      <w:r>
+        <w:rPr>
+          <w:rFonts w:ascii="Times New Roman" w:hAnsi="Times New Roman" w:cs="Times New Roman"/>
+          <w:lang w:val="en-US"/>
+        </w:rPr>
+        <w:t>groups</w:t>
+      </w:r>
+      <w:commentRangeEnd w:id="15"/>
+      <w:r>
+        <w:rPr>
+          <w:rStyle w:val="Refdecomentario"/>
+          <w:rFonts w:ascii="Times New Roman" w:hAnsi="Times New Roman" w:cs="Times New Roman"/>
+          <w:sz w:val="24"/>
+          <w:szCs w:val="24"/>
+          <w:lang w:val="en-US"/>
+        </w:rPr>
+        <w:commentReference w:id="15"/>
+      </w:r>
+      <w:r>
+        <w:rPr>
+          <w:rFonts w:ascii="Times New Roman" w:hAnsi="Times New Roman" w:cs="Times New Roman"/>
+          <w:lang w:val="en-US"/>
+        </w:rPr>
+        <w:t xml:space="preserve"> </w:t>
+      </w:r>
       <w:r>
         <w:rPr>
           <w:rFonts w:ascii="Times New Roman" w:hAnsi="Times New Roman" w:cs="Times New Roman"/>
           <w:lang w:val="en-GB"/>
         </w:rPr>
-        <w:t xml:space="preserve"> &amp; Sinclair, 2017; </w:t>
-      </w:r>
-      <w:proofErr w:type="spellStart"/>
+        <w:t>(Tharina Bird, Charles Haddad, Ansie Dippernaar-Schoeman, Marcin Kaminski, John Irish, Lorenzo Pendrini, Ian Engelbrecht, Christian Descholtz, Clarke Scholtz)</w:t>
+      </w:r>
+      <w:r>
+        <w:rPr>
+          <w:rFonts w:ascii="Times New Roman" w:hAnsi="Times New Roman" w:cs="Times New Roman"/>
+          <w:lang w:val="en-US"/>
+        </w:rPr>
+        <w:t xml:space="preserve">. </w:t>
+      </w:r>
+      <w:r>
+        <w:rPr>
+          <w:rFonts w:ascii="Times New Roman" w:hAnsi="Times New Roman" w:cs="Times New Roman"/>
+          <w:lang w:val="en-US"/>
+        </w:rPr>
+        <w:t>New invertebrates wer</w:t>
+      </w:r>
+      <w:r>
+        <w:rPr>
+          <w:rFonts w:ascii="Times New Roman" w:hAnsi="Times New Roman" w:cs="Times New Roman"/>
+          <w:lang w:val="en-US"/>
+        </w:rPr>
+        <w:t xml:space="preserve">e labelled </w:t>
+      </w:r>
       <w:r>
         <w:rPr>
           <w:rFonts w:ascii="Times New Roman" w:hAnsi="Times New Roman" w:cs="Times New Roman"/>
           <w:lang w:val="en-GB"/>
         </w:rPr>
-        <w:t>Dippernaar</w:t>
-      </w:r>
-      <w:proofErr w:type="spellEnd"/>
+        <w:t xml:space="preserve">and preserved </w:t>
+      </w:r>
       <w:r>
         <w:rPr>
           <w:rFonts w:ascii="Times New Roman" w:hAnsi="Times New Roman" w:cs="Times New Roman"/>
           <w:lang w:val="en-GB"/>
         </w:rPr>
-        <w:t>-Schoeman et al., 2021; Penrith, 1984; Slingsby, 2017</w:t>
-      </w:r>
-      <w:r>
-        <w:rPr>
-          <w:rFonts w:ascii="Times New Roman" w:hAnsi="Times New Roman" w:cs="Times New Roman"/>
-          <w:lang w:val="en-ZA"/>
-        </w:rPr>
-        <w:t xml:space="preserve">). </w:t>
-      </w:r>
-      <w:r>
-        <w:rPr>
-          <w:rFonts w:ascii="Times New Roman" w:hAnsi="Times New Roman" w:cs="Times New Roman"/>
-          <w:lang w:val="en-US"/>
-        </w:rPr>
-        <w:t xml:space="preserve">One </w:t>
-      </w:r>
-      <w:r>
-        <w:rPr>
-          <w:rFonts w:ascii="Times New Roman" w:hAnsi="Times New Roman" w:cs="Times New Roman"/>
-          <w:lang w:val="en-US"/>
-        </w:rPr>
-        <w:t xml:space="preserve">of the authors who have extensive knowledge of the regional </w:t>
-      </w:r>
-      <w:r>
-        <w:rPr>
-          <w:rFonts w:ascii="Times New Roman" w:hAnsi="Times New Roman" w:cs="Times New Roman"/>
-          <w:lang w:val="en-US"/>
-        </w:rPr>
-        <w:t>invertebrates</w:t>
-      </w:r>
-      <w:r>
-        <w:rPr>
-          <w:rFonts w:ascii="Times New Roman" w:hAnsi="Times New Roman" w:cs="Times New Roman"/>
-          <w:lang w:val="en-US"/>
-        </w:rPr>
-        <w:t xml:space="preserve"> (</w:t>
-      </w:r>
-      <w:r>
-        <w:rPr>
-          <w:rFonts w:ascii="Times New Roman" w:hAnsi="Times New Roman" w:cs="Times New Roman"/>
-          <w:lang w:val="en-US"/>
-        </w:rPr>
-        <w:t>WRJ</w:t>
-      </w:r>
-      <w:r>
-        <w:rPr>
-          <w:rFonts w:ascii="Times New Roman" w:hAnsi="Times New Roman" w:cs="Times New Roman"/>
-          <w:lang w:val="en-US"/>
-        </w:rPr>
-        <w:t>)</w:t>
-      </w:r>
-      <w:r>
-        <w:rPr>
-          <w:rFonts w:ascii="Times New Roman" w:hAnsi="Times New Roman" w:cs="Times New Roman"/>
-          <w:lang w:val="en-US"/>
+        <w:t xml:space="preserve">in </w:t>
+      </w:r>
+      <w:r>
+        <w:rPr>
+          <w:rFonts w:ascii="Times New Roman" w:hAnsi="Times New Roman" w:cs="Times New Roman"/>
+          <w:lang w:val="en-US"/>
+        </w:rPr>
+        <w:t>sealable tubes with 96% to 99% ethanol</w:t>
+      </w:r>
+      <w:r>
+        <w:rPr>
+          <w:rFonts w:ascii="Times New Roman" w:hAnsi="Times New Roman" w:cs="Times New Roman"/>
+          <w:lang w:val="en-GB"/>
+        </w:rPr>
+        <w:t xml:space="preserve">. </w:t>
+      </w:r>
+      <w:r>
+        <w:rPr>
+          <w:rFonts w:ascii="Times New Roman" w:hAnsi="Times New Roman" w:cs="Times New Roman"/>
+          <w:lang w:val="en-GB"/>
+        </w:rPr>
+        <w:t>Otherwise, we</w:t>
+      </w:r>
+      <w:r>
+        <w:rPr>
+          <w:rFonts w:ascii="Times New Roman" w:hAnsi="Times New Roman" w:cs="Times New Roman"/>
+          <w:lang w:val="en-GB"/>
+        </w:rPr>
+        <w:t xml:space="preserve"> release</w:t>
+      </w:r>
+      <w:r>
+        <w:rPr>
+          <w:rFonts w:ascii="Times New Roman" w:hAnsi="Times New Roman" w:cs="Times New Roman"/>
+          <w:lang w:val="en-GB"/>
+        </w:rPr>
+        <w:t>d</w:t>
+      </w:r>
+      <w:r>
+        <w:rPr>
+          <w:rFonts w:ascii="Times New Roman" w:hAnsi="Times New Roman" w:cs="Times New Roman"/>
+          <w:lang w:val="en-GB"/>
         </w:rPr>
         <w:t xml:space="preserve"> </w:t>
       </w:r>
       <w:r>
         <w:rPr>
           <w:rFonts w:ascii="Times New Roman" w:hAnsi="Times New Roman" w:cs="Times New Roman"/>
-          <w:lang w:val="en-US"/>
-        </w:rPr>
-        <w:t>checked all identifications. For difficult</w:t>
-      </w:r>
-      <w:r>
-        <w:rPr>
-          <w:rFonts w:ascii="Times New Roman" w:hAnsi="Times New Roman" w:cs="Times New Roman"/>
-          <w:lang w:val="en-ZA"/>
-        </w:rPr>
-        <w:t xml:space="preserve"> </w:t>
-      </w:r>
-      <w:r>
-        <w:rPr>
-          <w:rFonts w:ascii="Times New Roman" w:hAnsi="Times New Roman" w:cs="Times New Roman"/>
-          <w:lang w:val="en-US"/>
-        </w:rPr>
-        <w:t xml:space="preserve">specimens, we consulted experts on the relevant taxonomic </w:t>
-      </w:r>
-      <w:commentRangeStart w:id="15"/>
-      <w:r>
-        <w:rPr>
-          <w:rFonts w:ascii="Times New Roman" w:hAnsi="Times New Roman" w:cs="Times New Roman"/>
-          <w:lang w:val="en-US"/>
-        </w:rPr>
-        <w:t>groups</w:t>
-      </w:r>
-      <w:commentRangeEnd w:id="15"/>
-      <w:r>
-        <w:rPr>
-          <w:rFonts w:ascii="Times New Roman" w:hAnsi="Times New Roman" w:cs="Times New Roman"/>
-        </w:rPr>
-        <w:commentReference w:id="15"/>
-      </w:r>
-      <w:r>
-        <w:rPr>
-          <w:rFonts w:ascii="Times New Roman" w:hAnsi="Times New Roman" w:cs="Times New Roman"/>
-          <w:lang w:val="en-US"/>
-        </w:rPr>
-        <w:t xml:space="preserve"> </w:t>
-      </w:r>
-      <w:r>
-        <w:rPr>
-          <w:rFonts w:ascii="Times New Roman" w:hAnsi="Times New Roman" w:cs="Times New Roman"/>
           <w:lang w:val="en-GB"/>
         </w:rPr>
-        <w:t xml:space="preserve">(Tharina Bird, Charles Haddad, </w:t>
-      </w:r>
-      <w:proofErr w:type="spellStart"/>
+        <w:t xml:space="preserve">the invertebrates </w:t>
+      </w:r>
       <w:r>
         <w:rPr>
           <w:rFonts w:ascii="Times New Roman" w:hAnsi="Times New Roman" w:cs="Times New Roman"/>
           <w:lang w:val="en-GB"/>
         </w:rPr>
-        <w:t>Ansie</w:t>
-      </w:r>
-      <w:proofErr w:type="spellEnd"/>
+        <w:t>back to the site</w:t>
+      </w:r>
+      <w:commentRangeStart w:id="16"/>
       <w:r>
         <w:rPr>
           <w:rFonts w:ascii="Times New Roman" w:hAnsi="Times New Roman" w:cs="Times New Roman"/>
           <w:lang w:val="en-GB"/>
         </w:rPr>
-        <w:t xml:space="preserve"> </w:t>
-      </w:r>
-      <w:proofErr w:type="spellStart"/>
-      <w:r>
-        <w:rPr>
-          <w:rFonts w:ascii="Times New Roman" w:hAnsi="Times New Roman" w:cs="Times New Roman"/>
-          <w:lang w:val="en-GB"/>
-        </w:rPr>
-        <w:t>Dippernaar</w:t>
-      </w:r>
-      <w:proofErr w:type="spellEnd"/>
-      <w:r>
-        <w:rPr>
-          <w:rFonts w:ascii="Times New Roman" w:hAnsi="Times New Roman" w:cs="Times New Roman"/>
-          <w:lang w:val="en-GB"/>
-        </w:rPr>
-        <w:t>-Schoeman, Marcin Kaminski, John Irish, Lorenzo Pendrini, Ian Engelbrecht, Christian Descholtz, Clarke Scholtz)</w:t>
-      </w:r>
-      <w:r>
-        <w:rPr>
-          <w:rFonts w:ascii="Times New Roman" w:hAnsi="Times New Roman" w:cs="Times New Roman"/>
-          <w:lang w:val="en-US"/>
-        </w:rPr>
-        <w:t xml:space="preserve">. </w:t>
-      </w:r>
-      <w:r>
-        <w:rPr>
-          <w:rFonts w:ascii="Times New Roman" w:hAnsi="Times New Roman" w:cs="Times New Roman"/>
-          <w:lang w:val="en-US"/>
-        </w:rPr>
-        <w:t>New invertebrates wer</w:t>
-      </w:r>
-      <w:r>
-        <w:rPr>
-          <w:rFonts w:ascii="Times New Roman" w:hAnsi="Times New Roman" w:cs="Times New Roman"/>
-          <w:lang w:val="en-US"/>
-        </w:rPr>
-        <w:t xml:space="preserve">e labelled </w:t>
-      </w:r>
-      <w:r>
-        <w:rPr>
-          <w:rFonts w:ascii="Times New Roman" w:hAnsi="Times New Roman" w:cs="Times New Roman"/>
-          <w:lang w:val="en-GB"/>
-        </w:rPr>
-        <w:t xml:space="preserve">and preserved </w:t>
-      </w:r>
-      <w:r>
-        <w:rPr>
-          <w:rFonts w:ascii="Times New Roman" w:hAnsi="Times New Roman" w:cs="Times New Roman"/>
-          <w:lang w:val="en-GB"/>
-        </w:rPr>
-        <w:t xml:space="preserve">in </w:t>
-      </w:r>
-      <w:r>
-        <w:rPr>
-          <w:rFonts w:ascii="Times New Roman" w:hAnsi="Times New Roman" w:cs="Times New Roman"/>
-          <w:lang w:val="en-US"/>
-        </w:rPr>
-        <w:t>sealable tubes with 96% to 99% ethanol</w:t>
-      </w:r>
-      <w:r>
-        <w:rPr>
-          <w:rFonts w:ascii="Times New Roman" w:hAnsi="Times New Roman" w:cs="Times New Roman"/>
-          <w:lang w:val="en-GB"/>
-        </w:rPr>
-        <w:t xml:space="preserve">. </w:t>
-      </w:r>
-      <w:r>
-        <w:rPr>
-          <w:rFonts w:ascii="Times New Roman" w:hAnsi="Times New Roman" w:cs="Times New Roman"/>
-          <w:lang w:val="en-GB"/>
-        </w:rPr>
-        <w:t>Otherwise, we</w:t>
-      </w:r>
-      <w:r>
-        <w:rPr>
-          <w:rFonts w:ascii="Times New Roman" w:hAnsi="Times New Roman" w:cs="Times New Roman"/>
-          <w:lang w:val="en-GB"/>
-        </w:rPr>
-        <w:t xml:space="preserve"> release</w:t>
-      </w:r>
-      <w:r>
-        <w:rPr>
-          <w:rFonts w:ascii="Times New Roman" w:hAnsi="Times New Roman" w:cs="Times New Roman"/>
-          <w:lang w:val="en-GB"/>
-        </w:rPr>
-        <w:t>d</w:t>
-      </w:r>
-      <w:r>
-        <w:rPr>
-          <w:rFonts w:ascii="Times New Roman" w:hAnsi="Times New Roman" w:cs="Times New Roman"/>
-          <w:lang w:val="en-GB"/>
-        </w:rPr>
-        <w:t xml:space="preserve"> </w:t>
-      </w:r>
-      <w:r>
-        <w:rPr>
-          <w:rFonts w:ascii="Times New Roman" w:hAnsi="Times New Roman" w:cs="Times New Roman"/>
-          <w:lang w:val="en-GB"/>
-        </w:rPr>
-        <w:t xml:space="preserve">the invertebrates </w:t>
-      </w:r>
-      <w:r>
-        <w:rPr>
-          <w:rFonts w:ascii="Times New Roman" w:hAnsi="Times New Roman" w:cs="Times New Roman"/>
-          <w:lang w:val="en-GB"/>
-        </w:rPr>
-        <w:t>back to the site</w:t>
-      </w:r>
-      <w:commentRangeStart w:id="16"/>
-      <w:r>
-        <w:rPr>
-          <w:rFonts w:ascii="Times New Roman" w:hAnsi="Times New Roman" w:cs="Times New Roman"/>
-          <w:lang w:val="en-GB"/>
-        </w:rPr>
         <w:t>.</w:t>
       </w:r>
       <w:commentRangeEnd w:id="16"/>
       <w:r>
         <w:rPr>
           <w:rStyle w:val="Refdecomentario"/>
+          <w:rFonts w:ascii="Times New Roman" w:hAnsi="Times New Roman" w:cs="Times New Roman"/>
+          <w:sz w:val="24"/>
+          <w:szCs w:val="24"/>
+          <w:lang w:val="en-US"/>
         </w:rPr>
         <w:commentReference w:id="16"/>
       </w:r>
@@ -5306,6 +4846,10 @@
       <w:r>
         <w:rPr>
           <w:rStyle w:val="Refdecomentario"/>
+          <w:rFonts w:ascii="Times New Roman" w:hAnsi="Times New Roman" w:cs="Times New Roman"/>
+          <w:sz w:val="24"/>
+          <w:szCs w:val="24"/>
+          <w:lang w:val="en-ZA"/>
         </w:rPr>
         <w:commentReference w:id="17"/>
       </w:r>
@@ -5342,6 +4886,10 @@
       <w:r>
         <w:rPr>
           <w:rStyle w:val="Refdecomentario"/>
+          <w:rFonts w:ascii="Times New Roman" w:hAnsi="Times New Roman" w:cs="Times New Roman"/>
+          <w:sz w:val="24"/>
+          <w:szCs w:val="24"/>
+          <w:lang w:val="en-ZA"/>
         </w:rPr>
         <w:commentReference w:id="18"/>
       </w:r>
@@ -5365,15 +4913,7 @@
         <w:pStyle w:val="Ttulo2"/>
       </w:pPr>
       <w:r>
-        <w:t xml:space="preserve">Dataset </w:t>
-      </w:r>
-      <w:proofErr w:type="spellStart"/>
-      <w:r>
-        <w:t>i</w:t>
-      </w:r>
-      <w:proofErr w:type="spellEnd"/>
-      <w:r>
-        <w:t xml:space="preserve">: </w:t>
+        <w:t xml:space="preserve">Dataset i: </w:t>
       </w:r>
       <w:r>
         <w:t>I</w:t>
@@ -6017,6 +5557,10 @@
       <w:r>
         <w:rPr>
           <w:rStyle w:val="Refdecomentario"/>
+          <w:rFonts w:ascii="Times New Roman" w:hAnsi="Times New Roman" w:cs="Times New Roman"/>
+          <w:sz w:val="24"/>
+          <w:szCs w:val="24"/>
+          <w:lang w:val="en-US"/>
         </w:rPr>
         <w:commentReference w:id="19"/>
       </w:r>
@@ -6557,6 +6101,10 @@
       <w:r>
         <w:rPr>
           <w:rStyle w:val="Refdecomentario"/>
+          <w:rFonts w:ascii="Times New Roman" w:hAnsi="Times New Roman" w:cs="Times New Roman"/>
+          <w:sz w:val="24"/>
+          <w:szCs w:val="24"/>
+          <w:lang w:val="en-US"/>
         </w:rPr>
         <w:commentReference w:id="20"/>
       </w:r>
@@ -6730,23 +6278,7 @@
           <w:rFonts w:ascii="Times New Roman" w:hAnsi="Times New Roman" w:cs="Times New Roman"/>
           <w:lang w:val="en-US"/>
         </w:rPr>
-        <w:t>The data outputs consist of raw and clean datafiles for (</w:t>
-      </w:r>
-      <w:proofErr w:type="spellStart"/>
-      <w:r>
-        <w:rPr>
-          <w:rFonts w:ascii="Times New Roman" w:hAnsi="Times New Roman" w:cs="Times New Roman"/>
-          <w:lang w:val="en-US"/>
-        </w:rPr>
-        <w:t>i</w:t>
-      </w:r>
-      <w:proofErr w:type="spellEnd"/>
-      <w:r>
-        <w:rPr>
-          <w:rFonts w:ascii="Times New Roman" w:hAnsi="Times New Roman" w:cs="Times New Roman"/>
-          <w:lang w:val="en-US"/>
-        </w:rPr>
-        <w:t xml:space="preserve">) invertebrate species composition, (ii) …. The final clean datafiles are available </w:t>
+        <w:t xml:space="preserve">The data outputs consist of raw and clean datafiles for (i) invertebrate species composition, (ii) …. The final clean datafiles are available </w:t>
       </w:r>
       <w:r>
         <w:rPr>
@@ -6981,7 +6513,15 @@
           <w:highlight w:val="yellow"/>
           <w:lang w:val="en-US"/>
         </w:rPr>
-        <w:t>timestamp and ref_</w:t>
+        <w:t xml:space="preserve">timestamp and </w:t>
+      </w:r>
+      <w:r>
+        <w:rPr>
+          <w:rFonts w:ascii="Times New Roman" w:hAnsi="Times New Roman" w:cs="Times New Roman"/>
+          <w:highlight w:val="yellow"/>
+          <w:lang w:val="en-US"/>
+        </w:rPr>
+        <w:t>pitfall_i</w:t>
       </w:r>
       <w:commentRangeStart w:id="21"/>
       <w:r>
@@ -6990,12 +6530,16 @@
           <w:highlight w:val="yellow"/>
           <w:lang w:val="en-US"/>
         </w:rPr>
-        <w:t>2</w:t>
+        <w:t>d</w:t>
       </w:r>
       <w:commentRangeEnd w:id="21"/>
       <w:r>
         <w:rPr>
           <w:rStyle w:val="Refdecomentario"/>
+          <w:rFonts w:ascii="Times New Roman" w:hAnsi="Times New Roman" w:cs="Times New Roman"/>
+          <w:sz w:val="24"/>
+          <w:szCs w:val="24"/>
+          <w:lang w:val="en-US"/>
         </w:rPr>
         <w:commentReference w:id="21"/>
       </w:r>
@@ -7085,6 +6629,10 @@
       <w:r>
         <w:rPr>
           <w:rStyle w:val="Refdecomentario"/>
+          <w:rFonts w:ascii="Times New Roman" w:hAnsi="Times New Roman" w:cs="Times New Roman"/>
+          <w:sz w:val="24"/>
+          <w:szCs w:val="24"/>
+          <w:lang w:val="en-US"/>
         </w:rPr>
         <w:commentReference w:id="22"/>
       </w:r>
@@ -7130,7 +6678,7 @@
           <w:rFonts w:ascii="Times New Roman" w:hAnsi="Times New Roman" w:cs="Times New Roman"/>
           <w:lang w:val="en-US"/>
         </w:rPr>
-        <w:t xml:space="preserve">). The Usage Notes section in this paper summarizes the data accuracy and data cleaning procedures, including explanations of and advice on how to deal with various comments and flags in the data, caveats regarding data quality, and our advice on ‘best practice’ data usage. The reader is referred to the code and the detailed coding, data </w:t>
+        <w:t xml:space="preserve">). The Usage Notes section in this paper summarizes the data accuracy and data cleaning procedures, including explanations of and advice on how to deal with various comments and flags in the data, caveats regarding data quality, and our advice on ‘best practice’ data usage. The reader is referred to the code and the </w:t>
       </w:r>
       <w:r>
         <w:rPr>
@@ -7138,7 +6686,7 @@
           <w:lang w:val="en-US"/>
         </w:rPr>
         <w:lastRenderedPageBreak/>
-        <w:t>cleaning, and data accuracy comments and the associated raw and cleaned data and metadata tables below for further information.</w:t>
+        <w:t>detailed coding, data cleaning, and data accuracy comments and the associated raw and cleaned data and metadata tables below for further information.</w:t>
       </w:r>
     </w:p>
     <w:tbl>
@@ -7237,25 +6785,14 @@
                 <w:lang w:val="en-US"/>
               </w:rPr>
             </w:pPr>
-            <w:proofErr w:type="spellStart"/>
-            <w:r>
-              <w:rPr>
-                <w:rFonts w:ascii="Times New Roman" w:hAnsi="Times New Roman" w:cs="Times New Roman"/>
-                <w:sz w:val="22"/>
-                <w:szCs w:val="22"/>
-                <w:lang w:val="en-US"/>
-              </w:rPr>
-              <w:t>i</w:t>
-            </w:r>
-            <w:proofErr w:type="spellEnd"/>
-            <w:r>
-              <w:rPr>
-                <w:rFonts w:ascii="Times New Roman" w:hAnsi="Times New Roman" w:cs="Times New Roman"/>
-                <w:sz w:val="22"/>
-                <w:szCs w:val="22"/>
-                <w:lang w:val="en-US"/>
-              </w:rPr>
-              <w:t>, vi, vii</w:t>
+            <w:r>
+              <w:rPr>
+                <w:rFonts w:ascii="Times New Roman" w:hAnsi="Times New Roman" w:cs="Times New Roman"/>
+                <w:sz w:val="22"/>
+                <w:szCs w:val="22"/>
+                <w:lang w:val="en-US"/>
+              </w:rPr>
+              <w:t>i, vi, vii</w:t>
             </w:r>
           </w:p>
         </w:tc>
@@ -7273,7 +6810,6 @@
                 <w:lang w:val="en-US"/>
               </w:rPr>
             </w:pPr>
-            <w:proofErr w:type="spellStart"/>
             <w:r>
               <w:rPr>
                 <w:rFonts w:ascii="Times New Roman" w:hAnsi="Times New Roman" w:cs="Times New Roman"/>
@@ -7292,7 +6828,6 @@
               </w:rPr>
               <w:t>id</w:t>
             </w:r>
-            <w:proofErr w:type="spellEnd"/>
           </w:p>
         </w:tc>
         <w:tc>
@@ -7307,25 +6842,14 @@
                 <w:lang w:val="en-US"/>
               </w:rPr>
             </w:pPr>
-            <w:proofErr w:type="spellStart"/>
-            <w:r>
-              <w:rPr>
-                <w:rFonts w:ascii="Times New Roman" w:hAnsi="Times New Roman" w:cs="Times New Roman"/>
-                <w:sz w:val="22"/>
-                <w:szCs w:val="22"/>
-                <w:lang w:val="en-US"/>
-              </w:rPr>
-              <w:t>i</w:t>
-            </w:r>
-            <w:proofErr w:type="spellEnd"/>
-            <w:r>
-              <w:rPr>
-                <w:rFonts w:ascii="Times New Roman" w:hAnsi="Times New Roman" w:cs="Times New Roman"/>
-                <w:sz w:val="22"/>
-                <w:szCs w:val="22"/>
-                <w:lang w:val="en-US"/>
-              </w:rPr>
-              <w:t>, vi</w:t>
+            <w:r>
+              <w:rPr>
+                <w:rFonts w:ascii="Times New Roman" w:hAnsi="Times New Roman" w:cs="Times New Roman"/>
+                <w:sz w:val="22"/>
+                <w:szCs w:val="22"/>
+                <w:lang w:val="en-US"/>
+              </w:rPr>
+              <w:t>i, vi</w:t>
             </w:r>
           </w:p>
         </w:tc>
@@ -7345,7 +6869,6 @@
                 <w:lang w:val="en-US"/>
               </w:rPr>
             </w:pPr>
-            <w:proofErr w:type="spellStart"/>
             <w:r>
               <w:rPr>
                 <w:rFonts w:ascii="Times New Roman" w:hAnsi="Times New Roman" w:cs="Times New Roman"/>
@@ -7355,7 +6878,6 @@
               </w:rPr>
               <w:t>serial_number</w:t>
             </w:r>
-            <w:proofErr w:type="spellEnd"/>
           </w:p>
         </w:tc>
         <w:tc>
@@ -7416,6 +6938,11 @@
       <w:r>
         <w:rPr>
           <w:rStyle w:val="Refdecomentario"/>
+          <w:rFonts w:ascii="Times New Roman" w:hAnsi="Times New Roman" w:cs="Times New Roman"/>
+          <w:sz w:val="24"/>
+          <w:szCs w:val="24"/>
+          <w:highlight w:val="yellow"/>
+          <w:lang w:val="en-US"/>
         </w:rPr>
         <w:commentReference w:id="23"/>
       </w:r>
@@ -7440,15 +6967,7 @@
         <w:pStyle w:val="Ttulo2"/>
       </w:pPr>
       <w:r>
-        <w:t xml:space="preserve">Dataset </w:t>
-      </w:r>
-      <w:proofErr w:type="spellStart"/>
-      <w:r>
-        <w:t>i</w:t>
-      </w:r>
-      <w:proofErr w:type="spellEnd"/>
-      <w:r>
-        <w:t>: Invertebrate species composition.</w:t>
+        <w:t>Dataset i: Invertebrate species composition.</w:t>
       </w:r>
       <w:r>
         <w:t xml:space="preserve"> </w:t>
@@ -7602,7 +7121,49 @@
           <w:rFonts w:ascii="Times New Roman" w:hAnsi="Times New Roman" w:cs="Times New Roman"/>
           <w:lang w:val="en-US"/>
         </w:rPr>
-        <w:t xml:space="preserve">The mean number of species per pitfall (2.5–97.5 percentiles) was 16.9 (11–23.5) for standard pitfalls and 2.41 (1–6) for subterranean pitfalls. The most common species </w:t>
+        <w:t>The mean number of species per pitfall (2.5</w:t>
+      </w:r>
+      <w:r>
+        <w:rPr>
+          <w:rFonts w:ascii="Times New Roman" w:hAnsi="Times New Roman" w:cs="Times New Roman"/>
+          <w:lang w:val="en-US"/>
+        </w:rPr>
+        <w:t>-</w:t>
+      </w:r>
+      <w:r>
+        <w:rPr>
+          <w:rFonts w:ascii="Times New Roman" w:hAnsi="Times New Roman" w:cs="Times New Roman"/>
+          <w:lang w:val="en-US"/>
+        </w:rPr>
+        <w:t>97.5 percentiles) was 16.9 (11</w:t>
+      </w:r>
+      <w:r>
+        <w:rPr>
+          <w:rFonts w:ascii="Times New Roman" w:hAnsi="Times New Roman" w:cs="Times New Roman"/>
+          <w:lang w:val="en-US"/>
+        </w:rPr>
+        <w:t>-</w:t>
+      </w:r>
+      <w:r>
+        <w:rPr>
+          <w:rFonts w:ascii="Times New Roman" w:hAnsi="Times New Roman" w:cs="Times New Roman"/>
+          <w:lang w:val="en-US"/>
+        </w:rPr>
+        <w:t>23.5) for standard pitfalls and 2.41 (1</w:t>
+      </w:r>
+      <w:r>
+        <w:rPr>
+          <w:rFonts w:ascii="Times New Roman" w:hAnsi="Times New Roman" w:cs="Times New Roman"/>
+          <w:lang w:val="en-US"/>
+        </w:rPr>
+        <w:t>-</w:t>
+      </w:r>
+      <w:r>
+        <w:rPr>
+          <w:rFonts w:ascii="Times New Roman" w:hAnsi="Times New Roman" w:cs="Times New Roman"/>
+          <w:lang w:val="en-US"/>
+        </w:rPr>
+        <w:t xml:space="preserve">6) for subterranean pitfalls. The most common species </w:t>
       </w:r>
       <w:r>
         <w:rPr>
@@ -7632,7 +7193,6 @@
         </w:rPr>
         <w:t>standard pitfalls were </w:t>
       </w:r>
-      <w:proofErr w:type="spellStart"/>
       <w:r>
         <w:rPr>
           <w:rFonts w:ascii="Times New Roman" w:hAnsi="Times New Roman" w:cs="Times New Roman"/>
@@ -7640,9 +7200,29 @@
           <w:iCs/>
           <w:lang w:val="en-US"/>
         </w:rPr>
-        <w:t>Ocymyrmex</w:t>
-      </w:r>
-      <w:proofErr w:type="spellEnd"/>
+        <w:t>Ocymyrmex barbiger</w:t>
+      </w:r>
+      <w:r>
+        <w:rPr>
+          <w:rFonts w:ascii="Times New Roman" w:hAnsi="Times New Roman" w:cs="Times New Roman"/>
+          <w:lang w:val="en-US"/>
+        </w:rPr>
+        <w:t xml:space="preserve"> (detected in </w:t>
+      </w:r>
+      <w:r>
+        <w:rPr>
+          <w:rFonts w:ascii="Times New Roman" w:hAnsi="Times New Roman" w:cs="Times New Roman"/>
+          <w:lang w:val="en-US"/>
+        </w:rPr>
+        <w:t xml:space="preserve">all </w:t>
+      </w:r>
+      <w:r>
+        <w:rPr>
+          <w:rFonts w:ascii="Times New Roman" w:hAnsi="Times New Roman" w:cs="Times New Roman"/>
+          <w:lang w:val="en-US"/>
+        </w:rPr>
+        <w:t>pitfalls), </w:t>
+      </w:r>
       <w:r>
         <w:rPr>
           <w:rFonts w:ascii="Times New Roman" w:hAnsi="Times New Roman" w:cs="Times New Roman"/>
@@ -7650,9 +7230,15 @@
           <w:iCs/>
           <w:lang w:val="en-US"/>
         </w:rPr>
-        <w:t xml:space="preserve"> </w:t>
-      </w:r>
-      <w:proofErr w:type="spellStart"/>
+        <w:t>Dignathosis arcana</w:t>
+      </w:r>
+      <w:r>
+        <w:rPr>
+          <w:rFonts w:ascii="Times New Roman" w:hAnsi="Times New Roman" w:cs="Times New Roman"/>
+          <w:lang w:val="en-US"/>
+        </w:rPr>
+        <w:t> (99 pitfalls), and </w:t>
+      </w:r>
       <w:r>
         <w:rPr>
           <w:rFonts w:ascii="Times New Roman" w:hAnsi="Times New Roman" w:cs="Times New Roman"/>
@@ -7660,31 +7246,29 @@
           <w:iCs/>
           <w:lang w:val="en-US"/>
         </w:rPr>
-        <w:t>barbiger</w:t>
-      </w:r>
-      <w:proofErr w:type="spellEnd"/>
-      <w:r>
-        <w:rPr>
-          <w:rFonts w:ascii="Times New Roman" w:hAnsi="Times New Roman" w:cs="Times New Roman"/>
-          <w:lang w:val="en-US"/>
-        </w:rPr>
-        <w:t xml:space="preserve"> (detected in </w:t>
-      </w:r>
-      <w:r>
-        <w:rPr>
-          <w:rFonts w:ascii="Times New Roman" w:hAnsi="Times New Roman" w:cs="Times New Roman"/>
-          <w:lang w:val="en-US"/>
-        </w:rPr>
-        <w:t xml:space="preserve">all </w:t>
-      </w:r>
-      <w:r>
-        <w:rPr>
-          <w:rFonts w:ascii="Times New Roman" w:hAnsi="Times New Roman" w:cs="Times New Roman"/>
-          <w:lang w:val="en-US"/>
-        </w:rPr>
-        <w:t>pitfalls), </w:t>
-      </w:r>
-      <w:proofErr w:type="spellStart"/>
+        <w:t>Heliophosis subcordata</w:t>
+      </w:r>
+      <w:r>
+        <w:rPr>
+          <w:rFonts w:ascii="Times New Roman" w:hAnsi="Times New Roman" w:cs="Times New Roman"/>
+          <w:lang w:val="en-US"/>
+        </w:rPr>
+        <w:t xml:space="preserve"> (99 pitfalls), whereas in </w:t>
+      </w:r>
+      <w:r>
+        <w:rPr>
+          <w:rFonts w:ascii="Times New Roman" w:hAnsi="Times New Roman" w:cs="Times New Roman"/>
+          <w:lang w:val="en-US"/>
+        </w:rPr>
+        <w:t xml:space="preserve">the 20 </w:t>
+      </w:r>
+      <w:r>
+        <w:rPr>
+          <w:rFonts w:ascii="Times New Roman" w:hAnsi="Times New Roman" w:cs="Times New Roman"/>
+          <w:lang w:val="en-US"/>
+        </w:rPr>
+        <w:t>subterranean pitfalls they were </w:t>
+      </w:r>
       <w:r>
         <w:rPr>
           <w:rFonts w:ascii="Times New Roman" w:hAnsi="Times New Roman" w:cs="Times New Roman"/>
@@ -7692,9 +7276,15 @@
           <w:iCs/>
           <w:lang w:val="en-US"/>
         </w:rPr>
-        <w:t>Dignathosis</w:t>
-      </w:r>
-      <w:proofErr w:type="spellEnd"/>
+        <w:t>Calaharena dutoiti</w:t>
+      </w:r>
+      <w:r>
+        <w:rPr>
+          <w:rFonts w:ascii="Times New Roman" w:hAnsi="Times New Roman" w:cs="Times New Roman"/>
+          <w:lang w:val="en-US"/>
+        </w:rPr>
+        <w:t> (11 pitfalls) and </w:t>
+      </w:r>
       <w:r>
         <w:rPr>
           <w:rFonts w:ascii="Times New Roman" w:hAnsi="Times New Roman" w:cs="Times New Roman"/>
@@ -7702,16 +7292,15 @@
           <w:iCs/>
           <w:lang w:val="en-US"/>
         </w:rPr>
-        <w:t xml:space="preserve"> arcana</w:t>
-      </w:r>
-      <w:r>
-        <w:rPr>
-          <w:rFonts w:ascii="Times New Roman" w:hAnsi="Times New Roman" w:cs="Times New Roman"/>
-          <w:lang w:val="en-US"/>
-        </w:rPr>
-        <w:t> (99 pitfalls), and </w:t>
-      </w:r>
-      <w:proofErr w:type="spellStart"/>
+        <w:t>Heliophosis subcordata</w:t>
+      </w:r>
+      <w:r>
+        <w:rPr>
+          <w:rFonts w:ascii="Times New Roman" w:hAnsi="Times New Roman" w:cs="Times New Roman"/>
+          <w:lang w:val="en-US"/>
+        </w:rPr>
+        <w:t> (6 pitfalls). The most abundant species overall were </w:t>
+      </w:r>
       <w:r>
         <w:rPr>
           <w:rFonts w:ascii="Times New Roman" w:hAnsi="Times New Roman" w:cs="Times New Roman"/>
@@ -7719,157 +7308,8 @@
           <w:iCs/>
           <w:lang w:val="en-US"/>
         </w:rPr>
-        <w:t>Heliophosis</w:t>
-      </w:r>
-      <w:proofErr w:type="spellEnd"/>
-      <w:r>
-        <w:rPr>
-          <w:rFonts w:ascii="Times New Roman" w:hAnsi="Times New Roman" w:cs="Times New Roman"/>
-          <w:i/>
-          <w:iCs/>
-          <w:lang w:val="en-US"/>
-        </w:rPr>
-        <w:t xml:space="preserve"> </w:t>
-      </w:r>
-      <w:proofErr w:type="spellStart"/>
-      <w:r>
-        <w:rPr>
-          <w:rFonts w:ascii="Times New Roman" w:hAnsi="Times New Roman" w:cs="Times New Roman"/>
-          <w:i/>
-          <w:iCs/>
-          <w:lang w:val="en-US"/>
-        </w:rPr>
-        <w:t>subcordata</w:t>
-      </w:r>
-      <w:proofErr w:type="spellEnd"/>
-      <w:r>
-        <w:rPr>
-          <w:rFonts w:ascii="Times New Roman" w:hAnsi="Times New Roman" w:cs="Times New Roman"/>
-          <w:lang w:val="en-US"/>
-        </w:rPr>
-        <w:t xml:space="preserve"> (99 pitfalls), whereas in </w:t>
-      </w:r>
-      <w:r>
-        <w:rPr>
-          <w:rFonts w:ascii="Times New Roman" w:hAnsi="Times New Roman" w:cs="Times New Roman"/>
-          <w:lang w:val="en-US"/>
-        </w:rPr>
-        <w:t xml:space="preserve">the 20 </w:t>
-      </w:r>
-      <w:r>
-        <w:rPr>
-          <w:rFonts w:ascii="Times New Roman" w:hAnsi="Times New Roman" w:cs="Times New Roman"/>
-          <w:lang w:val="en-US"/>
-        </w:rPr>
-        <w:t>subterranean pitfalls they were </w:t>
-      </w:r>
-      <w:proofErr w:type="spellStart"/>
-      <w:r>
-        <w:rPr>
-          <w:rFonts w:ascii="Times New Roman" w:hAnsi="Times New Roman" w:cs="Times New Roman"/>
-          <w:i/>
-          <w:iCs/>
-          <w:lang w:val="en-US"/>
-        </w:rPr>
-        <w:t>Calaharena</w:t>
-      </w:r>
-      <w:proofErr w:type="spellEnd"/>
-      <w:r>
-        <w:rPr>
-          <w:rFonts w:ascii="Times New Roman" w:hAnsi="Times New Roman" w:cs="Times New Roman"/>
-          <w:i/>
-          <w:iCs/>
-          <w:lang w:val="en-US"/>
-        </w:rPr>
-        <w:t xml:space="preserve"> </w:t>
-      </w:r>
-      <w:proofErr w:type="spellStart"/>
-      <w:r>
-        <w:rPr>
-          <w:rFonts w:ascii="Times New Roman" w:hAnsi="Times New Roman" w:cs="Times New Roman"/>
-          <w:i/>
-          <w:iCs/>
-          <w:lang w:val="en-US"/>
-        </w:rPr>
-        <w:t>dutoiti</w:t>
-      </w:r>
-      <w:proofErr w:type="spellEnd"/>
-      <w:r>
-        <w:rPr>
-          <w:rFonts w:ascii="Times New Roman" w:hAnsi="Times New Roman" w:cs="Times New Roman"/>
-          <w:lang w:val="en-US"/>
-        </w:rPr>
-        <w:t> (11 pitfalls) and </w:t>
-      </w:r>
-      <w:proofErr w:type="spellStart"/>
-      <w:r>
-        <w:rPr>
-          <w:rFonts w:ascii="Times New Roman" w:hAnsi="Times New Roman" w:cs="Times New Roman"/>
-          <w:i/>
-          <w:iCs/>
-          <w:lang w:val="en-US"/>
-        </w:rPr>
-        <w:t>Heliophosis</w:t>
-      </w:r>
-      <w:proofErr w:type="spellEnd"/>
-      <w:r>
-        <w:rPr>
-          <w:rFonts w:ascii="Times New Roman" w:hAnsi="Times New Roman" w:cs="Times New Roman"/>
-          <w:i/>
-          <w:iCs/>
-          <w:lang w:val="en-US"/>
-        </w:rPr>
-        <w:t xml:space="preserve"> </w:t>
-      </w:r>
-      <w:proofErr w:type="spellStart"/>
-      <w:r>
-        <w:rPr>
-          <w:rFonts w:ascii="Times New Roman" w:hAnsi="Times New Roman" w:cs="Times New Roman"/>
-          <w:i/>
-          <w:iCs/>
-          <w:lang w:val="en-US"/>
-        </w:rPr>
-        <w:t>subcordata</w:t>
-      </w:r>
-      <w:proofErr w:type="spellEnd"/>
-      <w:r>
-        <w:rPr>
-          <w:rFonts w:ascii="Times New Roman" w:hAnsi="Times New Roman" w:cs="Times New Roman"/>
-          <w:lang w:val="en-US"/>
-        </w:rPr>
-        <w:t> (6 pitfalls). The most abundant species overall were </w:t>
-      </w:r>
-      <w:proofErr w:type="spellStart"/>
-      <w:r>
-        <w:rPr>
-          <w:rFonts w:ascii="Times New Roman" w:hAnsi="Times New Roman" w:cs="Times New Roman"/>
-          <w:i/>
-          <w:iCs/>
-          <w:lang w:val="en-US"/>
-        </w:rPr>
-        <w:t>Ocymyrmex</w:t>
-      </w:r>
-      <w:proofErr w:type="spellEnd"/>
-      <w:r>
-        <w:rPr>
-          <w:rFonts w:ascii="Times New Roman" w:hAnsi="Times New Roman" w:cs="Times New Roman"/>
-          <w:i/>
-          <w:iCs/>
-          <w:lang w:val="en-US"/>
-        </w:rPr>
-        <w:t xml:space="preserve"> </w:t>
-      </w:r>
-      <w:proofErr w:type="spellStart"/>
-      <w:r>
-        <w:rPr>
-          <w:rFonts w:ascii="Times New Roman" w:hAnsi="Times New Roman" w:cs="Times New Roman"/>
-          <w:i/>
-          <w:iCs/>
-          <w:lang w:val="en-US"/>
-        </w:rPr>
-        <w:t>barbiger</w:t>
-      </w:r>
-      <w:proofErr w:type="spellEnd"/>
+        <w:t>Ocymyrmex barbiger</w:t>
+      </w:r>
       <w:r>
         <w:rPr>
           <w:rFonts w:ascii="Times New Roman" w:hAnsi="Times New Roman" w:cs="Times New Roman"/>
@@ -8100,304 +7540,6 @@
                 <w:lang w:val="en-US"/>
               </w:rPr>
               <w:lastRenderedPageBreak/>
-              <w:t>ref</w:t>
-            </w:r>
-          </w:p>
-        </w:tc>
-        <w:tc>
-          <w:tcPr>
-            <w:tcW w:w="2977" w:type="dxa"/>
-          </w:tcPr>
-          <w:p>
-            <w:pPr>
-              <w:spacing w:line="276" w:lineRule="auto"/>
-              <w:rPr>
-                <w:rFonts w:ascii="Times New Roman" w:hAnsi="Times New Roman" w:cs="Times New Roman"/>
-                <w:sz w:val="22"/>
-                <w:szCs w:val="22"/>
-                <w:lang w:val="en-US"/>
-              </w:rPr>
-            </w:pPr>
-            <w:r>
-              <w:rPr>
-                <w:rFonts w:ascii="Times New Roman" w:hAnsi="Times New Roman" w:cs="Times New Roman"/>
-                <w:sz w:val="22"/>
-                <w:szCs w:val="22"/>
-                <w:lang w:val="en-US"/>
-              </w:rPr>
-              <w:t>ID indicating the collection reference of the specimen(s)</w:t>
-            </w:r>
-            <w:r>
-              <w:rPr>
-                <w:rFonts w:ascii="Times New Roman" w:hAnsi="Times New Roman" w:cs="Times New Roman"/>
-                <w:sz w:val="22"/>
-                <w:szCs w:val="22"/>
-                <w:lang w:val="en-US"/>
-              </w:rPr>
-              <w:t xml:space="preserve">. </w:t>
-            </w:r>
-            <w:r>
-              <w:rPr>
-                <w:rFonts w:ascii="Times New Roman" w:hAnsi="Times New Roman" w:cs="Times New Roman"/>
-                <w:sz w:val="22"/>
-                <w:szCs w:val="22"/>
-                <w:lang w:val="en-US"/>
-              </w:rPr>
-              <w:t>If several specimens are clearly the same species and were collected at the same sampling occasion, pitfall, and stratum (if subterranean), they are recorded as a single entry and share the same ID.</w:t>
-            </w:r>
-            <w:r>
-              <w:rPr>
-                <w:rFonts w:ascii="Times New Roman" w:hAnsi="Times New Roman" w:cs="Times New Roman"/>
-                <w:sz w:val="22"/>
-                <w:szCs w:val="22"/>
-                <w:lang w:val="en-US"/>
-              </w:rPr>
-              <w:t xml:space="preserve"> </w:t>
-            </w:r>
-            <w:r>
-              <w:rPr>
-                <w:rFonts w:ascii="Times New Roman" w:hAnsi="Times New Roman" w:cs="Times New Roman"/>
-                <w:sz w:val="22"/>
-                <w:szCs w:val="22"/>
-                <w:lang w:val="en-US"/>
-              </w:rPr>
-              <w:t xml:space="preserve">Otherwise, they receive </w:t>
-            </w:r>
-            <w:r>
-              <w:rPr>
-                <w:rFonts w:ascii="Times New Roman" w:hAnsi="Times New Roman" w:cs="Times New Roman"/>
-                <w:sz w:val="22"/>
-                <w:szCs w:val="22"/>
-                <w:lang w:val="en-US"/>
-              </w:rPr>
-              <w:t>a unique ID</w:t>
-            </w:r>
-            <w:r>
-              <w:rPr>
-                <w:rFonts w:ascii="Times New Roman" w:hAnsi="Times New Roman" w:cs="Times New Roman"/>
-                <w:sz w:val="22"/>
-                <w:szCs w:val="22"/>
-                <w:lang w:val="en-US"/>
-              </w:rPr>
-              <w:t xml:space="preserve"> and</w:t>
-            </w:r>
-            <w:r>
-              <w:rPr>
-                <w:rFonts w:ascii="Times New Roman" w:hAnsi="Times New Roman" w:cs="Times New Roman"/>
-                <w:sz w:val="22"/>
-                <w:szCs w:val="22"/>
-                <w:lang w:val="en-US"/>
-              </w:rPr>
-              <w:t xml:space="preserve"> entry.</w:t>
-            </w:r>
-            <w:r>
-              <w:rPr>
-                <w:rFonts w:ascii="Times New Roman" w:hAnsi="Times New Roman" w:cs="Times New Roman"/>
-                <w:sz w:val="22"/>
-                <w:szCs w:val="22"/>
-                <w:lang w:val="en-US"/>
-              </w:rPr>
-              <w:t xml:space="preserve"> </w:t>
-            </w:r>
-            <w:r>
-              <w:rPr>
-                <w:rFonts w:ascii="Times New Roman" w:hAnsi="Times New Roman" w:cs="Times New Roman"/>
-                <w:sz w:val="22"/>
-                <w:szCs w:val="22"/>
-                <w:lang w:val="en-US"/>
-              </w:rPr>
-              <w:t>This ID allows experts to later assist with</w:t>
-            </w:r>
-            <w:r>
-              <w:rPr>
-                <w:rFonts w:ascii="Times New Roman" w:hAnsi="Times New Roman" w:cs="Times New Roman"/>
-                <w:sz w:val="22"/>
-                <w:szCs w:val="22"/>
-                <w:lang w:val="en-US"/>
-              </w:rPr>
-              <w:t xml:space="preserve"> </w:t>
-            </w:r>
-            <w:r>
-              <w:rPr>
-                <w:rFonts w:ascii="Times New Roman" w:hAnsi="Times New Roman" w:cs="Times New Roman"/>
-                <w:sz w:val="22"/>
-                <w:szCs w:val="22"/>
-                <w:lang w:val="en-US"/>
-              </w:rPr>
-              <w:t>identification</w:t>
-            </w:r>
-            <w:r>
-              <w:rPr>
-                <w:rFonts w:ascii="Times New Roman" w:hAnsi="Times New Roman" w:cs="Times New Roman"/>
-                <w:sz w:val="22"/>
-                <w:szCs w:val="22"/>
-                <w:lang w:val="en-US"/>
-              </w:rPr>
-              <w:t>s</w:t>
-            </w:r>
-          </w:p>
-        </w:tc>
-        <w:tc>
-          <w:tcPr>
-            <w:tcW w:w="1276" w:type="dxa"/>
-          </w:tcPr>
-          <w:p>
-            <w:pPr>
-              <w:spacing w:line="276" w:lineRule="auto"/>
-              <w:rPr>
-                <w:rFonts w:ascii="Times New Roman" w:hAnsi="Times New Roman" w:cs="Times New Roman"/>
-                <w:sz w:val="22"/>
-                <w:szCs w:val="22"/>
-                <w:lang w:val="en-US"/>
-              </w:rPr>
-            </w:pPr>
-            <w:r>
-              <w:rPr>
-                <w:rFonts w:ascii="Times New Roman" w:hAnsi="Times New Roman" w:cs="Times New Roman"/>
-                <w:sz w:val="22"/>
-                <w:szCs w:val="22"/>
-                <w:lang w:val="en-US"/>
-              </w:rPr>
-              <w:t>character</w:t>
-            </w:r>
-          </w:p>
-        </w:tc>
-        <w:tc>
-          <w:tcPr>
-            <w:tcW w:w="3402" w:type="dxa"/>
-          </w:tcPr>
-          <w:p>
-            <w:pPr>
-              <w:spacing w:line="276" w:lineRule="auto"/>
-              <w:rPr>
-                <w:rFonts w:ascii="Times New Roman" w:hAnsi="Times New Roman" w:cs="Times New Roman"/>
-                <w:sz w:val="22"/>
-                <w:szCs w:val="22"/>
-                <w:lang w:val="en-US"/>
-              </w:rPr>
-            </w:pPr>
-            <w:r>
-              <w:rPr>
-                <w:rFonts w:ascii="Times New Roman" w:hAnsi="Times New Roman" w:cs="Times New Roman"/>
-                <w:sz w:val="22"/>
-                <w:szCs w:val="22"/>
-                <w:lang w:val="en-US"/>
-              </w:rPr>
-              <w:t>NCVZR7271</w:t>
-            </w:r>
-            <w:r>
-              <w:rPr>
-                <w:rFonts w:ascii="Times New Roman" w:hAnsi="Times New Roman" w:cs="Times New Roman"/>
-                <w:sz w:val="22"/>
-                <w:szCs w:val="22"/>
-                <w:lang w:val="en-US"/>
-              </w:rPr>
-              <w:t xml:space="preserve"> – </w:t>
-            </w:r>
-            <w:r>
-              <w:rPr>
-                <w:rFonts w:ascii="Times New Roman" w:hAnsi="Times New Roman" w:cs="Times New Roman"/>
-                <w:sz w:val="22"/>
-                <w:szCs w:val="22"/>
-                <w:lang w:val="en-US"/>
-              </w:rPr>
-              <w:t>NCVZR8712</w:t>
-            </w:r>
-            <w:r>
-              <w:rPr>
-                <w:rFonts w:ascii="Times New Roman" w:hAnsi="Times New Roman" w:cs="Times New Roman"/>
-                <w:sz w:val="22"/>
-                <w:szCs w:val="22"/>
-                <w:lang w:val="en-US"/>
-              </w:rPr>
-              <w:t xml:space="preserve">. The reference consists of NC (Northern Cape), VZR (Van </w:t>
-            </w:r>
-            <w:proofErr w:type="spellStart"/>
-            <w:r>
-              <w:rPr>
-                <w:rFonts w:ascii="Times New Roman" w:hAnsi="Times New Roman" w:cs="Times New Roman"/>
-                <w:sz w:val="22"/>
-                <w:szCs w:val="22"/>
-                <w:lang w:val="en-US"/>
-              </w:rPr>
-              <w:t>Zylsrus</w:t>
-            </w:r>
-            <w:proofErr w:type="spellEnd"/>
-            <w:r>
-              <w:rPr>
-                <w:rFonts w:ascii="Times New Roman" w:hAnsi="Times New Roman" w:cs="Times New Roman"/>
-                <w:sz w:val="22"/>
-                <w:szCs w:val="22"/>
-                <w:lang w:val="en-US"/>
-              </w:rPr>
-              <w:t>), and a four-digit number.</w:t>
-            </w:r>
-          </w:p>
-        </w:tc>
-        <w:tc>
-          <w:tcPr>
-            <w:tcW w:w="709" w:type="dxa"/>
-          </w:tcPr>
-          <w:p>
-            <w:pPr>
-              <w:spacing w:line="276" w:lineRule="auto"/>
-              <w:rPr>
-                <w:rFonts w:ascii="Times New Roman" w:hAnsi="Times New Roman" w:cs="Times New Roman"/>
-                <w:sz w:val="22"/>
-                <w:szCs w:val="22"/>
-                <w:lang w:val="en-US"/>
-              </w:rPr>
-            </w:pPr>
-          </w:p>
-        </w:tc>
-        <w:tc>
-          <w:tcPr>
-            <w:tcW w:w="1417" w:type="dxa"/>
-          </w:tcPr>
-          <w:p>
-            <w:pPr>
-              <w:spacing w:line="276" w:lineRule="auto"/>
-              <w:rPr>
-                <w:rFonts w:ascii="Times New Roman" w:hAnsi="Times New Roman" w:cs="Times New Roman"/>
-                <w:sz w:val="22"/>
-                <w:szCs w:val="22"/>
-                <w:lang w:val="en-US"/>
-              </w:rPr>
-            </w:pPr>
-            <w:r>
-              <w:rPr>
-                <w:rFonts w:ascii="Times New Roman" w:hAnsi="Times New Roman" w:cs="Times New Roman"/>
-                <w:sz w:val="22"/>
-                <w:szCs w:val="22"/>
-                <w:lang w:val="en-US"/>
-              </w:rPr>
-              <w:t>defined</w:t>
-            </w:r>
-          </w:p>
-        </w:tc>
-      </w:tr>
-      <w:tr>
-        <w:tc>
-          <w:tcPr>
-            <w:tcW w:w="1276" w:type="dxa"/>
-          </w:tcPr>
-          <w:p>
-            <w:pPr>
-              <w:spacing w:line="276" w:lineRule="auto"/>
-              <w:rPr>
-                <w:rFonts w:ascii="Times New Roman" w:hAnsi="Times New Roman" w:cs="Times New Roman"/>
-                <w:sz w:val="22"/>
-                <w:szCs w:val="22"/>
-                <w:lang w:val="en-US"/>
-              </w:rPr>
-            </w:pPr>
-            <w:r>
-              <w:rPr>
-                <w:rFonts w:ascii="Times New Roman" w:hAnsi="Times New Roman" w:cs="Times New Roman"/>
-                <w:sz w:val="22"/>
-                <w:szCs w:val="22"/>
-                <w:lang w:val="en-US"/>
-              </w:rPr>
               <w:t>timestamp</w:t>
             </w:r>
           </w:p>
@@ -8588,8 +7730,6 @@
                 <w:lang w:val="en-US"/>
               </w:rPr>
             </w:pPr>
-            <w:commentRangeStart w:id="24"/>
-            <w:proofErr w:type="spellStart"/>
             <w:r>
               <w:rPr>
                 <w:rFonts w:ascii="Times New Roman" w:hAnsi="Times New Roman" w:cs="Times New Roman"/>
@@ -8607,14 +7747,6 @@
                 <w:lang w:val="en-US"/>
               </w:rPr>
               <w:t>id</w:t>
-            </w:r>
-            <w:commentRangeEnd w:id="24"/>
-            <w:proofErr w:type="spellEnd"/>
-            <w:r>
-              <w:rPr>
-                <w:rStyle w:val="Refdecomentario"/>
-              </w:rPr>
-              <w:commentReference w:id="24"/>
             </w:r>
           </w:p>
         </w:tc>
@@ -8786,7 +7918,6 @@
                 <w:lang w:val="en-US"/>
               </w:rPr>
             </w:pPr>
-            <w:proofErr w:type="spellStart"/>
             <w:r>
               <w:rPr>
                 <w:rFonts w:ascii="Times New Roman" w:hAnsi="Times New Roman" w:cs="Times New Roman"/>
@@ -8796,7 +7927,6 @@
               </w:rPr>
               <w:t>prey_item_class</w:t>
             </w:r>
-            <w:proofErr w:type="spellEnd"/>
           </w:p>
         </w:tc>
         <w:tc>
@@ -8872,7 +8002,6 @@
               </w:rPr>
               <w:t xml:space="preserve">e.g., </w:t>
             </w:r>
-            <w:proofErr w:type="spellStart"/>
             <w:r>
               <w:rPr>
                 <w:rFonts w:ascii="Times New Roman" w:hAnsi="Times New Roman" w:cs="Times New Roman"/>
@@ -8882,7 +8011,6 @@
               </w:rPr>
               <w:t>Insecta</w:t>
             </w:r>
-            <w:proofErr w:type="spellEnd"/>
           </w:p>
         </w:tc>
         <w:tc>
@@ -8942,7 +8070,6 @@
                 <w:lang w:val="en-US"/>
               </w:rPr>
             </w:pPr>
-            <w:proofErr w:type="spellStart"/>
             <w:r>
               <w:rPr>
                 <w:rFonts w:ascii="Times New Roman" w:hAnsi="Times New Roman" w:cs="Times New Roman"/>
@@ -8952,7 +8079,6 @@
               </w:rPr>
               <w:t>prey_item_order</w:t>
             </w:r>
-            <w:proofErr w:type="spellEnd"/>
           </w:p>
         </w:tc>
         <w:tc>
@@ -9096,7 +8222,6 @@
                 <w:lang w:val="en-US"/>
               </w:rPr>
             </w:pPr>
-            <w:proofErr w:type="spellStart"/>
             <w:r>
               <w:rPr>
                 <w:rFonts w:ascii="Times New Roman" w:hAnsi="Times New Roman" w:cs="Times New Roman"/>
@@ -9106,7 +8231,6 @@
               </w:rPr>
               <w:t>prey_item_family</w:t>
             </w:r>
-            <w:proofErr w:type="spellEnd"/>
           </w:p>
         </w:tc>
         <w:tc>
@@ -9250,7 +8374,6 @@
                 <w:lang w:val="en-US"/>
               </w:rPr>
             </w:pPr>
-            <w:proofErr w:type="spellStart"/>
             <w:r>
               <w:rPr>
                 <w:rFonts w:ascii="Times New Roman" w:hAnsi="Times New Roman" w:cs="Times New Roman"/>
@@ -9260,7 +8383,6 @@
               </w:rPr>
               <w:t>prey_item_subfamily</w:t>
             </w:r>
-            <w:proofErr w:type="spellEnd"/>
           </w:p>
         </w:tc>
         <w:tc>
@@ -9404,7 +8526,6 @@
                 <w:lang w:val="en-US"/>
               </w:rPr>
             </w:pPr>
-            <w:proofErr w:type="spellStart"/>
             <w:r>
               <w:rPr>
                 <w:rFonts w:ascii="Times New Roman" w:hAnsi="Times New Roman" w:cs="Times New Roman"/>
@@ -9414,7 +8535,6 @@
               </w:rPr>
               <w:t>prey_item_tribe</w:t>
             </w:r>
-            <w:proofErr w:type="spellEnd"/>
           </w:p>
         </w:tc>
         <w:tc>
@@ -9490,7 +8610,6 @@
               </w:rPr>
               <w:t xml:space="preserve">e.g., </w:t>
             </w:r>
-            <w:proofErr w:type="spellStart"/>
             <w:r>
               <w:rPr>
                 <w:rFonts w:ascii="Times New Roman" w:hAnsi="Times New Roman" w:cs="Times New Roman"/>
@@ -9500,7 +8619,6 @@
               </w:rPr>
               <w:t>Camponotini</w:t>
             </w:r>
-            <w:proofErr w:type="spellEnd"/>
           </w:p>
         </w:tc>
         <w:tc>
@@ -9560,7 +8678,6 @@
                 <w:lang w:val="en-US"/>
               </w:rPr>
             </w:pPr>
-            <w:proofErr w:type="spellStart"/>
             <w:r>
               <w:rPr>
                 <w:rFonts w:ascii="Times New Roman" w:hAnsi="Times New Roman" w:cs="Times New Roman"/>
@@ -9579,7 +8696,6 @@
               </w:rPr>
               <w:t>genera</w:t>
             </w:r>
-            <w:proofErr w:type="spellEnd"/>
           </w:p>
         </w:tc>
         <w:tc>
@@ -9655,7 +8771,6 @@
               </w:rPr>
               <w:t xml:space="preserve">e.g., </w:t>
             </w:r>
-            <w:proofErr w:type="spellStart"/>
             <w:r>
               <w:rPr>
                 <w:rFonts w:ascii="Times New Roman" w:hAnsi="Times New Roman" w:cs="Times New Roman"/>
@@ -9667,7 +8782,6 @@
               </w:rPr>
               <w:t>Camponotus</w:t>
             </w:r>
-            <w:proofErr w:type="spellEnd"/>
           </w:p>
         </w:tc>
         <w:tc>
@@ -9727,7 +8841,6 @@
                 <w:lang w:val="en-US"/>
               </w:rPr>
             </w:pPr>
-            <w:proofErr w:type="spellStart"/>
             <w:r>
               <w:rPr>
                 <w:rFonts w:ascii="Times New Roman" w:hAnsi="Times New Roman" w:cs="Times New Roman"/>
@@ -9746,7 +8859,6 @@
               </w:rPr>
               <w:t>species</w:t>
             </w:r>
-            <w:proofErr w:type="spellEnd"/>
           </w:p>
         </w:tc>
         <w:tc>
@@ -9822,7 +8934,6 @@
               </w:rPr>
               <w:t xml:space="preserve">e.g., </w:t>
             </w:r>
-            <w:proofErr w:type="spellStart"/>
             <w:r>
               <w:rPr>
                 <w:rFonts w:ascii="Times New Roman" w:hAnsi="Times New Roman" w:cs="Times New Roman"/>
@@ -9834,7 +8945,6 @@
               </w:rPr>
               <w:t>fulvopilosus</w:t>
             </w:r>
-            <w:proofErr w:type="spellEnd"/>
           </w:p>
         </w:tc>
         <w:tc>
@@ -9894,7 +9004,6 @@
                 <w:lang w:val="en-US"/>
               </w:rPr>
             </w:pPr>
-            <w:proofErr w:type="spellStart"/>
             <w:r>
               <w:rPr>
                 <w:rFonts w:ascii="Times New Roman" w:hAnsi="Times New Roman" w:cs="Times New Roman"/>
@@ -9904,7 +9013,6 @@
               </w:rPr>
               <w:t>life_stage</w:t>
             </w:r>
-            <w:proofErr w:type="spellEnd"/>
           </w:p>
         </w:tc>
         <w:tc>
@@ -9987,47 +9095,7 @@
                 <w:szCs w:val="22"/>
                 <w:lang w:val="en-US"/>
               </w:rPr>
-              <w:t xml:space="preserve">adult, egg sac, </w:t>
-            </w:r>
-            <w:proofErr w:type="spellStart"/>
-            <w:r>
-              <w:rPr>
-                <w:rFonts w:ascii="Times New Roman" w:hAnsi="Times New Roman" w:cs="Times New Roman"/>
-                <w:sz w:val="22"/>
-                <w:szCs w:val="22"/>
-                <w:lang w:val="en-US"/>
-              </w:rPr>
-              <w:t>imm</w:t>
-            </w:r>
-            <w:proofErr w:type="spellEnd"/>
-            <w:r>
-              <w:rPr>
-                <w:rFonts w:ascii="Times New Roman" w:hAnsi="Times New Roman" w:cs="Times New Roman"/>
-                <w:sz w:val="22"/>
-                <w:szCs w:val="22"/>
-                <w:lang w:val="en-US"/>
-              </w:rPr>
-              <w:t xml:space="preserve">, </w:t>
-            </w:r>
-            <w:proofErr w:type="spellStart"/>
-            <w:r>
-              <w:rPr>
-                <w:rFonts w:ascii="Times New Roman" w:hAnsi="Times New Roman" w:cs="Times New Roman"/>
-                <w:sz w:val="22"/>
-                <w:szCs w:val="22"/>
-                <w:lang w:val="en-US"/>
-              </w:rPr>
-              <w:t>juv</w:t>
-            </w:r>
-            <w:proofErr w:type="spellEnd"/>
-            <w:r>
-              <w:rPr>
-                <w:rFonts w:ascii="Times New Roman" w:hAnsi="Times New Roman" w:cs="Times New Roman"/>
-                <w:sz w:val="22"/>
-                <w:szCs w:val="22"/>
-                <w:lang w:val="en-US"/>
-              </w:rPr>
-              <w:t>, larva, nymph and pupa</w:t>
+              <w:t>adult, egg sac, imm, juv, larva, nymph and pupa</w:t>
             </w:r>
           </w:p>
         </w:tc>
@@ -10249,7 +9317,6 @@
                 <w:lang w:val="en-US"/>
               </w:rPr>
             </w:pPr>
-            <w:proofErr w:type="spellStart"/>
             <w:r>
               <w:rPr>
                 <w:rFonts w:ascii="Times New Roman" w:hAnsi="Times New Roman" w:cs="Times New Roman"/>
@@ -10259,7 +9326,6 @@
               </w:rPr>
               <w:t>number_caught</w:t>
             </w:r>
-            <w:proofErr w:type="spellEnd"/>
           </w:p>
         </w:tc>
         <w:tc>
@@ -10563,7 +9629,6 @@
           <w:rFonts w:ascii="Times New Roman" w:hAnsi="Times New Roman" w:cs="Times New Roman"/>
           <w:lang w:val="en-US"/>
         </w:rPr>
-        <w:lastRenderedPageBreak/>
         <w:t xml:space="preserve">Table 3. </w:t>
       </w:r>
       <w:r>
@@ -10571,23 +9636,7 @@
           <w:rFonts w:ascii="Times New Roman" w:hAnsi="Times New Roman" w:cs="Times New Roman"/>
           <w:lang w:val="en-US"/>
         </w:rPr>
-        <w:t xml:space="preserve">Data dictionary for the invertebrate species composition (dataset </w:t>
-      </w:r>
-      <w:proofErr w:type="spellStart"/>
-      <w:r>
-        <w:rPr>
-          <w:rFonts w:ascii="Times New Roman" w:hAnsi="Times New Roman" w:cs="Times New Roman"/>
-          <w:lang w:val="en-US"/>
-        </w:rPr>
-        <w:t>i</w:t>
-      </w:r>
-      <w:proofErr w:type="spellEnd"/>
-      <w:r>
-        <w:rPr>
-          <w:rFonts w:ascii="Times New Roman" w:hAnsi="Times New Roman" w:cs="Times New Roman"/>
-          <w:lang w:val="en-US"/>
-        </w:rPr>
-        <w:t xml:space="preserve">). This dataset reports the abundance of 313 potential taxa across 120 pitfalls. </w:t>
+        <w:t xml:space="preserve">Data dictionary for the invertebrate species composition (dataset i). This dataset reports the abundance of 313 potential taxa across 120 pitfalls. </w:t>
       </w:r>
       <w:r>
         <w:rPr>
@@ -10632,7 +9681,7 @@
         </w:rPr>
         <w:t xml:space="preserve">Table </w:t>
       </w:r>
-      <w:commentRangeStart w:id="25"/>
+      <w:commentRangeStart w:id="24"/>
       <w:r>
         <w:rPr>
           <w:rFonts w:ascii="Times New Roman" w:hAnsi="Times New Roman" w:cs="Times New Roman"/>
@@ -10641,12 +9690,16 @@
         </w:rPr>
         <w:t>2</w:t>
       </w:r>
-      <w:commentRangeEnd w:id="25"/>
+      <w:commentRangeEnd w:id="24"/>
       <w:r>
         <w:rPr>
           <w:rStyle w:val="Refdecomentario"/>
-        </w:rPr>
-        <w:commentReference w:id="25"/>
+          <w:rFonts w:ascii="Times New Roman" w:hAnsi="Times New Roman" w:cs="Times New Roman"/>
+          <w:sz w:val="24"/>
+          <w:szCs w:val="24"/>
+          <w:lang w:val="en-US"/>
+        </w:rPr>
+        <w:commentReference w:id="24"/>
       </w:r>
       <w:r>
         <w:rPr>
@@ -10689,6 +9742,7 @@
         <w:pStyle w:val="Ttulo2"/>
       </w:pPr>
       <w:r>
+        <w:lastRenderedPageBreak/>
         <w:t>Dataset ii</w:t>
       </w:r>
     </w:p>
@@ -10987,7 +10041,6 @@
                 <w:lang w:val="en-US"/>
               </w:rPr>
             </w:pPr>
-            <w:proofErr w:type="spellStart"/>
             <w:r>
               <w:rPr>
                 <w:rFonts w:ascii="Times New Roman" w:hAnsi="Times New Roman" w:cs="Times New Roman"/>
@@ -10997,7 +10050,6 @@
               </w:rPr>
               <w:t>serial_number</w:t>
             </w:r>
-            <w:proofErr w:type="spellEnd"/>
           </w:p>
         </w:tc>
         <w:tc>
@@ -11168,7 +10220,6 @@
                 <w:lang w:val="en-US"/>
               </w:rPr>
             </w:pPr>
-            <w:proofErr w:type="spellStart"/>
             <w:r>
               <w:rPr>
                 <w:rFonts w:ascii="Times New Roman" w:hAnsi="Times New Roman" w:cs="Times New Roman"/>
@@ -11187,7 +10238,6 @@
               </w:rPr>
               <w:t>type</w:t>
             </w:r>
-            <w:proofErr w:type="spellEnd"/>
           </w:p>
         </w:tc>
         <w:tc>
@@ -11709,7 +10759,6 @@
                 <w:lang w:val="en-US"/>
               </w:rPr>
             </w:pPr>
-            <w:proofErr w:type="spellStart"/>
             <w:r>
               <w:rPr>
                 <w:rFonts w:ascii="Times New Roman" w:hAnsi="Times New Roman" w:cs="Times New Roman"/>
@@ -11719,7 +10768,6 @@
               </w:rPr>
               <w:t>pitfall_id</w:t>
             </w:r>
-            <w:proofErr w:type="spellEnd"/>
           </w:p>
         </w:tc>
         <w:tc>
@@ -11883,21 +10931,18 @@
       <w:r>
         <w:t xml:space="preserve">Dataset </w:t>
       </w:r>
-      <w:commentRangeStart w:id="26"/>
+      <w:commentRangeStart w:id="25"/>
       <w:r>
         <w:t>vii</w:t>
       </w:r>
-      <w:commentRangeEnd w:id="26"/>
+      <w:commentRangeEnd w:id="25"/>
       <w:r>
         <w:rPr>
           <w:rStyle w:val="Refdecomentario"/>
-          <w:rFonts w:asciiTheme="minorHAnsi" w:eastAsiaTheme="minorHAnsi" w:hAnsiTheme="minorHAnsi" w:cstheme="minorBidi"/>
-          <w:b w:val="0"/>
-          <w:bCs w:val="0"/>
-          <w:color w:val="auto"/>
-          <w:lang w:val="es-ES"/>
-        </w:rPr>
-        <w:commentReference w:id="26"/>
+          <w:sz w:val="24"/>
+          <w:szCs w:val="26"/>
+        </w:rPr>
+        <w:commentReference w:id="25"/>
       </w:r>
       <w:r>
         <w:t>: Soil temperature and moisture</w:t>
@@ -12116,7 +11161,6 @@
                 <w:lang w:val="en-US"/>
               </w:rPr>
             </w:pPr>
-            <w:proofErr w:type="spellStart"/>
             <w:r>
               <w:rPr>
                 <w:rFonts w:ascii="Times New Roman" w:hAnsi="Times New Roman" w:cs="Times New Roman"/>
@@ -12126,7 +11170,6 @@
               </w:rPr>
               <w:t>serial_number</w:t>
             </w:r>
-            <w:proofErr w:type="spellEnd"/>
           </w:p>
         </w:tc>
         <w:tc>
@@ -12562,15 +11605,13 @@
                 <w:lang w:val="en-US"/>
               </w:rPr>
             </w:pPr>
-            <w:proofErr w:type="spellStart"/>
-            <w:r>
-              <w:rPr>
-                <w:rFonts w:ascii="Times New Roman" w:hAnsi="Times New Roman" w:cs="Times New Roman"/>
-                <w:sz w:val="22"/>
-                <w:szCs w:val="22"/>
-                <w:lang w:val="en-US"/>
-              </w:rPr>
-              <w:lastRenderedPageBreak/>
+            <w:r>
+              <w:rPr>
+                <w:rFonts w:ascii="Times New Roman" w:hAnsi="Times New Roman" w:cs="Times New Roman"/>
+                <w:sz w:val="22"/>
+                <w:szCs w:val="22"/>
+                <w:lang w:val="en-US"/>
+              </w:rPr>
               <w:t>sensor_</w:t>
             </w:r>
             <w:r>
@@ -12582,7 +11623,6 @@
               </w:rPr>
               <w:t>name</w:t>
             </w:r>
-            <w:proofErr w:type="spellEnd"/>
           </w:p>
         </w:tc>
         <w:tc>
@@ -12605,54 +11645,8 @@
                 <w:sz w:val="22"/>
                 <w:szCs w:val="22"/>
               </w:rPr>
-              <w:t xml:space="preserve">Sensor </w:t>
-            </w:r>
-            <w:proofErr w:type="spellStart"/>
-            <w:r>
-              <w:rPr>
-                <w:rFonts w:ascii="Times New Roman" w:hAnsi="Times New Roman" w:cs="Times New Roman"/>
-                <w:sz w:val="22"/>
-                <w:szCs w:val="22"/>
-              </w:rPr>
-              <w:t>name</w:t>
-            </w:r>
-            <w:proofErr w:type="spellEnd"/>
-            <w:r>
-              <w:rPr>
-                <w:rFonts w:ascii="Times New Roman" w:hAnsi="Times New Roman" w:cs="Times New Roman"/>
-                <w:sz w:val="22"/>
-                <w:szCs w:val="22"/>
-              </w:rPr>
-              <w:t xml:space="preserve"> </w:t>
-            </w:r>
-            <w:proofErr w:type="spellStart"/>
-            <w:r>
-              <w:rPr>
-                <w:rFonts w:ascii="Times New Roman" w:hAnsi="Times New Roman" w:cs="Times New Roman"/>
-                <w:sz w:val="22"/>
-                <w:szCs w:val="22"/>
-              </w:rPr>
-              <w:t>by</w:t>
-            </w:r>
-            <w:proofErr w:type="spellEnd"/>
-            <w:r>
-              <w:rPr>
-                <w:rFonts w:ascii="Times New Roman" w:hAnsi="Times New Roman" w:cs="Times New Roman"/>
-                <w:sz w:val="22"/>
-                <w:szCs w:val="22"/>
-              </w:rPr>
-              <w:t xml:space="preserve"> </w:t>
-            </w:r>
-            <w:proofErr w:type="spellStart"/>
-            <w:r>
-              <w:rPr>
-                <w:rFonts w:ascii="Times New Roman" w:hAnsi="Times New Roman" w:cs="Times New Roman"/>
-                <w:sz w:val="22"/>
-                <w:szCs w:val="22"/>
-              </w:rPr>
-              <w:t>manufacturer</w:t>
-            </w:r>
-            <w:proofErr w:type="spellEnd"/>
+              <w:t>Sensor name by manufacturer</w:t>
+            </w:r>
           </w:p>
         </w:tc>
         <w:tc>
@@ -12712,7 +11706,6 @@
               </w:rPr>
               <w:t xml:space="preserve">TMS-1, TMS-2, TMS-3 (temperature) and </w:t>
             </w:r>
-            <w:proofErr w:type="spellStart"/>
             <w:r>
               <w:rPr>
                 <w:rFonts w:ascii="Times New Roman" w:hAnsi="Times New Roman" w:cs="Times New Roman"/>
@@ -12722,7 +11715,6 @@
               </w:rPr>
               <w:t>VWC_moist</w:t>
             </w:r>
-            <w:proofErr w:type="spellEnd"/>
             <w:r>
               <w:rPr>
                 <w:rFonts w:ascii="Times New Roman" w:hAnsi="Times New Roman" w:cs="Times New Roman"/>
@@ -13013,34 +12005,14 @@
                 <w:lang w:val="en-US"/>
               </w:rPr>
             </w:pPr>
-            <w:proofErr w:type="spellStart"/>
-            <w:r>
-              <w:rPr>
-                <w:rFonts w:ascii="Times New Roman" w:hAnsi="Times New Roman" w:cs="Times New Roman"/>
-                <w:sz w:val="22"/>
-                <w:szCs w:val="22"/>
-              </w:rPr>
-              <w:t>Measured</w:t>
-            </w:r>
-            <w:proofErr w:type="spellEnd"/>
-            <w:r>
-              <w:rPr>
-                <w:rFonts w:ascii="Times New Roman" w:hAnsi="Times New Roman" w:cs="Times New Roman"/>
-                <w:sz w:val="22"/>
-                <w:szCs w:val="22"/>
-              </w:rPr>
-              <w:t xml:space="preserve"> variable </w:t>
-            </w:r>
-            <w:proofErr w:type="spellStart"/>
-            <w:r>
-              <w:rPr>
-                <w:rFonts w:ascii="Times New Roman" w:hAnsi="Times New Roman" w:cs="Times New Roman"/>
-                <w:sz w:val="22"/>
-                <w:szCs w:val="22"/>
-              </w:rPr>
-              <w:t>value</w:t>
-            </w:r>
-            <w:proofErr w:type="spellEnd"/>
+            <w:r>
+              <w:rPr>
+                <w:rFonts w:ascii="Times New Roman" w:hAnsi="Times New Roman" w:cs="Times New Roman"/>
+                <w:sz w:val="22"/>
+                <w:szCs w:val="22"/>
+              </w:rPr>
+              <w:t>Measured variable value</w:t>
+            </w:r>
           </w:p>
         </w:tc>
         <w:tc>
@@ -13089,9 +12061,8 @@
                 <w:sz w:val="22"/>
                 <w:szCs w:val="22"/>
               </w:rPr>
-              <w:t>-10.9 – 60 (</w:t>
-            </w:r>
-            <w:proofErr w:type="spellStart"/>
+              <w:t>-10.9 – 60 (temperature)</w:t>
+            </w:r>
             <w:r>
               <w:rPr>
                 <w:rFonts w:ascii="Times New Roman" w:hAnsi="Times New Roman" w:cs="Times New Roman"/>
@@ -13099,9 +12070,8 @@
                 <w:sz w:val="22"/>
                 <w:szCs w:val="22"/>
               </w:rPr>
-              <w:t>temperature</w:t>
-            </w:r>
-            <w:proofErr w:type="spellEnd"/>
+              <w:t xml:space="preserve">; </w:t>
+            </w:r>
             <w:r>
               <w:rPr>
                 <w:rFonts w:ascii="Times New Roman" w:hAnsi="Times New Roman" w:cs="Times New Roman"/>
@@ -13109,51 +12079,102 @@
                 <w:sz w:val="22"/>
                 <w:szCs w:val="22"/>
               </w:rPr>
-              <w:t>)</w:t>
-            </w:r>
-            <w:r>
-              <w:rPr>
-                <w:rFonts w:ascii="Times New Roman" w:hAnsi="Times New Roman" w:cs="Times New Roman"/>
-                <w:color w:val="000000"/>
-                <w:sz w:val="22"/>
-                <w:szCs w:val="22"/>
+              <w:t>0 – 0.220 (moisture)</w:t>
+            </w:r>
+          </w:p>
+        </w:tc>
+        <w:tc>
+          <w:tcPr>
+            <w:tcW w:w="1276" w:type="dxa"/>
+          </w:tcPr>
+          <w:p>
+            <w:pPr>
+              <w:spacing w:line="276" w:lineRule="auto"/>
+              <w:rPr>
+                <w:rFonts w:ascii="Times New Roman" w:hAnsi="Times New Roman" w:cs="Times New Roman"/>
+                <w:sz w:val="22"/>
+                <w:szCs w:val="22"/>
+                <w:lang w:val="en-US"/>
+              </w:rPr>
+            </w:pPr>
+            <w:r>
+              <w:rPr>
+                <w:rFonts w:ascii="Times New Roman" w:hAnsi="Times New Roman" w:cs="Times New Roman"/>
+                <w:sz w:val="22"/>
+                <w:szCs w:val="22"/>
+                <w:lang w:val="en-US"/>
+              </w:rPr>
+              <w:t>ºC</w:t>
+            </w:r>
+            <w:r>
+              <w:rPr>
+                <w:rFonts w:ascii="Times New Roman" w:hAnsi="Times New Roman" w:cs="Times New Roman"/>
+                <w:sz w:val="22"/>
+                <w:szCs w:val="22"/>
+                <w:lang w:val="en-US"/>
+              </w:rPr>
+              <w:t xml:space="preserve"> </w:t>
+            </w:r>
+            <w:r>
+              <w:rPr>
+                <w:rFonts w:ascii="Times New Roman" w:hAnsi="Times New Roman" w:cs="Times New Roman"/>
+                <w:sz w:val="22"/>
+                <w:szCs w:val="22"/>
+                <w:lang w:val="en-US"/>
+              </w:rPr>
+              <w:t>(temperature)</w:t>
+            </w:r>
+            <w:r>
+              <w:rPr>
+                <w:rFonts w:ascii="Times New Roman" w:hAnsi="Times New Roman" w:cs="Times New Roman"/>
+                <w:sz w:val="22"/>
+                <w:szCs w:val="22"/>
+                <w:lang w:val="en-US"/>
               </w:rPr>
               <w:t xml:space="preserve">; </w:t>
             </w:r>
             <w:r>
               <w:rPr>
                 <w:rFonts w:ascii="Times New Roman" w:hAnsi="Times New Roman" w:cs="Times New Roman"/>
-                <w:color w:val="000000"/>
-                <w:sz w:val="22"/>
-                <w:szCs w:val="22"/>
-              </w:rPr>
-              <w:t>0 – 0.220 (</w:t>
-            </w:r>
-            <w:proofErr w:type="spellStart"/>
-            <w:r>
-              <w:rPr>
-                <w:rFonts w:ascii="Times New Roman" w:hAnsi="Times New Roman" w:cs="Times New Roman"/>
-                <w:color w:val="000000"/>
-                <w:sz w:val="22"/>
-                <w:szCs w:val="22"/>
-              </w:rPr>
-              <w:t>moisture</w:t>
-            </w:r>
-            <w:proofErr w:type="spellEnd"/>
-            <w:r>
-              <w:rPr>
-                <w:rFonts w:ascii="Times New Roman" w:hAnsi="Times New Roman" w:cs="Times New Roman"/>
-                <w:color w:val="000000"/>
-                <w:sz w:val="22"/>
-                <w:szCs w:val="22"/>
-              </w:rPr>
-              <w:t>)</w:t>
-            </w:r>
-          </w:p>
-        </w:tc>
-        <w:tc>
-          <w:tcPr>
-            <w:tcW w:w="1276" w:type="dxa"/>
+                <w:sz w:val="22"/>
+                <w:szCs w:val="22"/>
+                <w:lang w:val="en-US"/>
+              </w:rPr>
+              <w:t>VW</w:t>
+            </w:r>
+            <w:r>
+              <w:rPr>
+                <w:rFonts w:ascii="Times New Roman" w:hAnsi="Times New Roman" w:cs="Times New Roman"/>
+                <w:sz w:val="22"/>
+                <w:szCs w:val="22"/>
+                <w:lang w:val="en-US"/>
+              </w:rPr>
+              <w:t>C</w:t>
+            </w:r>
+            <w:r>
+              <w:rPr>
+                <w:rFonts w:ascii="Times New Roman" w:hAnsi="Times New Roman" w:cs="Times New Roman"/>
+                <w:sz w:val="22"/>
+                <w:szCs w:val="22"/>
+                <w:lang w:val="en-US"/>
+              </w:rPr>
+              <w:t xml:space="preserve"> (volumetric </w:t>
+            </w:r>
+            <w:r>
+              <w:rPr>
+                <w:rFonts w:ascii="Times New Roman" w:hAnsi="Times New Roman" w:cs="Times New Roman"/>
+                <w:sz w:val="22"/>
+                <w:szCs w:val="22"/>
+                <w:lang w:val="en-US"/>
+              </w:rPr>
+              <w:lastRenderedPageBreak/>
+              <w:t>water content)</w:t>
+            </w:r>
+          </w:p>
+        </w:tc>
+        <w:tc>
+          <w:tcPr>
+            <w:tcW w:w="1417" w:type="dxa"/>
           </w:tcPr>
           <w:p>
             <w:pPr>
@@ -13172,85 +12193,7 @@
                 <w:szCs w:val="22"/>
                 <w:lang w:val="en-US"/>
               </w:rPr>
-              <w:t>ºC</w:t>
-            </w:r>
-            <w:r>
-              <w:rPr>
-                <w:rFonts w:ascii="Times New Roman" w:hAnsi="Times New Roman" w:cs="Times New Roman"/>
-                <w:sz w:val="22"/>
-                <w:szCs w:val="22"/>
-                <w:lang w:val="en-US"/>
-              </w:rPr>
-              <w:t xml:space="preserve"> </w:t>
-            </w:r>
-            <w:r>
-              <w:rPr>
-                <w:rFonts w:ascii="Times New Roman" w:hAnsi="Times New Roman" w:cs="Times New Roman"/>
-                <w:sz w:val="22"/>
-                <w:szCs w:val="22"/>
-                <w:lang w:val="en-US"/>
-              </w:rPr>
-              <w:t>(temperature)</w:t>
-            </w:r>
-            <w:r>
-              <w:rPr>
-                <w:rFonts w:ascii="Times New Roman" w:hAnsi="Times New Roman" w:cs="Times New Roman"/>
-                <w:sz w:val="22"/>
-                <w:szCs w:val="22"/>
-                <w:lang w:val="en-US"/>
-              </w:rPr>
-              <w:t xml:space="preserve">; </w:t>
-            </w:r>
-            <w:r>
-              <w:rPr>
-                <w:rFonts w:ascii="Times New Roman" w:hAnsi="Times New Roman" w:cs="Times New Roman"/>
-                <w:sz w:val="22"/>
-                <w:szCs w:val="22"/>
-                <w:lang w:val="en-US"/>
-              </w:rPr>
-              <w:t>VW</w:t>
-            </w:r>
-            <w:r>
-              <w:rPr>
-                <w:rFonts w:ascii="Times New Roman" w:hAnsi="Times New Roman" w:cs="Times New Roman"/>
-                <w:sz w:val="22"/>
-                <w:szCs w:val="22"/>
-                <w:lang w:val="en-US"/>
-              </w:rPr>
-              <w:t>C</w:t>
-            </w:r>
-            <w:r>
-              <w:rPr>
-                <w:rFonts w:ascii="Times New Roman" w:hAnsi="Times New Roman" w:cs="Times New Roman"/>
-                <w:sz w:val="22"/>
-                <w:szCs w:val="22"/>
-                <w:lang w:val="en-US"/>
-              </w:rPr>
-              <w:t xml:space="preserve"> (volumetric water content)</w:t>
-            </w:r>
-          </w:p>
-        </w:tc>
-        <w:tc>
-          <w:tcPr>
-            <w:tcW w:w="1417" w:type="dxa"/>
-          </w:tcPr>
-          <w:p>
-            <w:pPr>
-              <w:spacing w:line="276" w:lineRule="auto"/>
-              <w:rPr>
-                <w:rFonts w:ascii="Times New Roman" w:hAnsi="Times New Roman" w:cs="Times New Roman"/>
-                <w:sz w:val="22"/>
-                <w:szCs w:val="22"/>
-                <w:lang w:val="en-US"/>
-              </w:rPr>
-            </w:pPr>
-            <w:r>
-              <w:rPr>
-                <w:rFonts w:ascii="Times New Roman" w:hAnsi="Times New Roman" w:cs="Times New Roman"/>
-                <w:sz w:val="22"/>
-                <w:szCs w:val="22"/>
-                <w:lang w:val="en-US"/>
-              </w:rPr>
+              <w:lastRenderedPageBreak/>
               <w:t>recorded</w:t>
             </w:r>
           </w:p>
@@ -13285,15 +12228,7 @@
         <w:pStyle w:val="Ttulo2"/>
       </w:pPr>
       <w:r>
-        <w:t xml:space="preserve">Community data validation (dataset </w:t>
-      </w:r>
-      <w:proofErr w:type="spellStart"/>
-      <w:r>
-        <w:t>i</w:t>
-      </w:r>
-      <w:proofErr w:type="spellEnd"/>
-      <w:r>
-        <w:t>)</w:t>
+        <w:t>Community data validation (dataset i)</w:t>
       </w:r>
       <w:r>
         <w:t xml:space="preserve">. </w:t>
@@ -13724,7 +12659,6 @@
         <w:pStyle w:val="Ttulo2"/>
       </w:pPr>
       <w:r>
-        <w:lastRenderedPageBreak/>
         <w:t>Soil data validation (dataset vi, vii)</w:t>
       </w:r>
     </w:p>
@@ -13799,6 +12733,7 @@
         <w:rPr>
           <w:lang w:val="en-US"/>
         </w:rPr>
+        <w:lastRenderedPageBreak/>
         <w:t>Code Availability</w:t>
       </w:r>
     </w:p>
@@ -13849,7 +12784,6 @@
           <w:lang w:val="en-GB"/>
         </w:rPr>
       </w:pPr>
-      <w:proofErr w:type="spellStart"/>
       <w:r>
         <w:rPr>
           <w:b w:val="0"/>
@@ -13857,17 +12791,7 @@
           <w:color w:val="000000" w:themeColor="text1"/>
           <w:lang w:val="en-GB"/>
         </w:rPr>
-        <w:t>Borkent</w:t>
-      </w:r>
-      <w:proofErr w:type="spellEnd"/>
-      <w:r>
-        <w:rPr>
-          <w:b w:val="0"/>
-          <w:bCs w:val="0"/>
-          <w:color w:val="000000" w:themeColor="text1"/>
-          <w:lang w:val="en-GB"/>
-        </w:rPr>
-        <w:t xml:space="preserve">, A.  </w:t>
+        <w:t xml:space="preserve">Borkent, A.  </w:t>
       </w:r>
       <w:r>
         <w:rPr>
@@ -13974,7 +12898,6 @@
           <w:lang w:val="en-GB"/>
         </w:rPr>
       </w:pPr>
-      <w:proofErr w:type="spellStart"/>
       <w:r>
         <w:rPr>
           <w:b w:val="0"/>
@@ -13982,9 +12905,8 @@
           <w:color w:val="000000" w:themeColor="text1"/>
           <w:lang w:val="en-GB"/>
         </w:rPr>
-        <w:t>Dippenaar</w:t>
-      </w:r>
-      <w:proofErr w:type="spellEnd"/>
+        <w:t xml:space="preserve">Dippenaar-Schoeman, A.S., Haddad, C.R., Foord, S.H., &amp; Lotz, L.N. </w:t>
+      </w:r>
       <w:r>
         <w:rPr>
           <w:b w:val="0"/>
@@ -13992,7 +12914,7 @@
           <w:color w:val="000000" w:themeColor="text1"/>
           <w:lang w:val="en-GB"/>
         </w:rPr>
-        <w:t xml:space="preserve">-Schoeman, A.S., Haddad, C.R., Foord, S.H., &amp; Lotz, L.N. </w:t>
+        <w:t>(</w:t>
       </w:r>
       <w:r>
         <w:rPr>
@@ -14001,7 +12923,7 @@
           <w:color w:val="000000" w:themeColor="text1"/>
           <w:lang w:val="en-GB"/>
         </w:rPr>
-        <w:t>(</w:t>
+        <w:t>2021</w:t>
       </w:r>
       <w:r>
         <w:rPr>
@@ -14010,7 +12932,7 @@
           <w:color w:val="000000" w:themeColor="text1"/>
           <w:lang w:val="en-GB"/>
         </w:rPr>
-        <w:t>2021</w:t>
+        <w:t>)</w:t>
       </w:r>
       <w:r>
         <w:rPr>
@@ -14019,18 +12941,19 @@
           <w:color w:val="000000" w:themeColor="text1"/>
           <w:lang w:val="en-GB"/>
         </w:rPr>
-        <w:t>)</w:t>
-      </w:r>
-      <w:r>
+        <w:t>. South African National Survey of Arachnida Photo Identification Guide: The Gnaphosidae of South Africa part 1 (A-D) 2021 version 1: 1-77.</w:t>
+      </w:r>
+    </w:p>
+    <w:p>
+      <w:pPr>
+        <w:pStyle w:val="Ttulo11"/>
         <w:rPr>
           <w:b w:val="0"/>
           <w:bCs w:val="0"/>
           <w:color w:val="000000" w:themeColor="text1"/>
           <w:lang w:val="en-GB"/>
         </w:rPr>
-        <w:t xml:space="preserve">. South African National Survey of Arachnida Photo Identification Guide: The </w:t>
-      </w:r>
-      <w:proofErr w:type="spellStart"/>
+      </w:pPr>
       <w:r>
         <w:rPr>
           <w:b w:val="0"/>
@@ -14038,9 +12961,8 @@
           <w:color w:val="000000" w:themeColor="text1"/>
           <w:lang w:val="en-GB"/>
         </w:rPr>
-        <w:t>Gnaphosidae</w:t>
-      </w:r>
-      <w:proofErr w:type="spellEnd"/>
+        <w:t>P</w:t>
+      </w:r>
       <w:r>
         <w:rPr>
           <w:b w:val="0"/>
@@ -14048,19 +12970,17 @@
           <w:color w:val="000000" w:themeColor="text1"/>
           <w:lang w:val="en-GB"/>
         </w:rPr>
-        <w:t xml:space="preserve"> of South Africa part 1 (A-D) 2021 version 1: 1-77.</w:t>
-      </w:r>
-    </w:p>
-    <w:p>
-      <w:pPr>
-        <w:pStyle w:val="Ttulo11"/>
+        <w:t>enrith</w:t>
+      </w:r>
+      <w:r>
         <w:rPr>
           <w:b w:val="0"/>
           <w:bCs w:val="0"/>
           <w:color w:val="000000" w:themeColor="text1"/>
           <w:lang w:val="en-GB"/>
         </w:rPr>
-      </w:pPr>
+        <w:t>, M.L.</w:t>
+      </w:r>
       <w:r>
         <w:rPr>
           <w:b w:val="0"/>
@@ -14068,7 +12988,7 @@
           <w:color w:val="000000" w:themeColor="text1"/>
           <w:lang w:val="en-GB"/>
         </w:rPr>
-        <w:t>P</w:t>
+        <w:t xml:space="preserve"> (</w:t>
       </w:r>
       <w:r>
         <w:rPr>
@@ -14077,7 +12997,7 @@
           <w:color w:val="000000" w:themeColor="text1"/>
           <w:lang w:val="en-GB"/>
         </w:rPr>
-        <w:t>enrith</w:t>
+        <w:t>1984</w:t>
       </w:r>
       <w:r>
         <w:rPr>
@@ -14086,7 +13006,7 @@
           <w:color w:val="000000" w:themeColor="text1"/>
           <w:lang w:val="en-GB"/>
         </w:rPr>
-        <w:t>, M.L.</w:t>
+        <w:t>)</w:t>
       </w:r>
       <w:r>
         <w:rPr>
@@ -14095,7 +13015,7 @@
           <w:color w:val="000000" w:themeColor="text1"/>
           <w:lang w:val="en-GB"/>
         </w:rPr>
-        <w:t xml:space="preserve"> (</w:t>
+        <w:t>. Two new species of</w:t>
       </w:r>
       <w:r>
         <w:rPr>
@@ -14104,7 +13024,7 @@
           <w:color w:val="000000" w:themeColor="text1"/>
           <w:lang w:val="en-GB"/>
         </w:rPr>
-        <w:t>1984</w:t>
+        <w:t xml:space="preserve"> </w:t>
       </w:r>
       <w:r>
         <w:rPr>
@@ -14113,65 +13033,7 @@
           <w:color w:val="000000" w:themeColor="text1"/>
           <w:lang w:val="en-GB"/>
         </w:rPr>
-        <w:t>)</w:t>
-      </w:r>
-      <w:r>
-        <w:rPr>
-          <w:b w:val="0"/>
-          <w:bCs w:val="0"/>
-          <w:color w:val="000000" w:themeColor="text1"/>
-          <w:lang w:val="en-GB"/>
-        </w:rPr>
-        <w:t>. Two new species of</w:t>
-      </w:r>
-      <w:r>
-        <w:rPr>
-          <w:b w:val="0"/>
-          <w:bCs w:val="0"/>
-          <w:color w:val="000000" w:themeColor="text1"/>
-          <w:lang w:val="en-GB"/>
-        </w:rPr>
-        <w:t xml:space="preserve"> </w:t>
-      </w:r>
-      <w:proofErr w:type="spellStart"/>
-      <w:r>
-        <w:rPr>
-          <w:b w:val="0"/>
-          <w:bCs w:val="0"/>
-          <w:color w:val="000000" w:themeColor="text1"/>
-          <w:lang w:val="en-GB"/>
-        </w:rPr>
-        <w:t>Stizopina</w:t>
-      </w:r>
-      <w:proofErr w:type="spellEnd"/>
-      <w:r>
-        <w:rPr>
-          <w:b w:val="0"/>
-          <w:bCs w:val="0"/>
-          <w:color w:val="000000" w:themeColor="text1"/>
-          <w:lang w:val="en-GB"/>
-        </w:rPr>
-        <w:t xml:space="preserve"> (Coleoptera: Tenebrionidae: </w:t>
-      </w:r>
-      <w:proofErr w:type="spellStart"/>
-      <w:r>
-        <w:rPr>
-          <w:b w:val="0"/>
-          <w:bCs w:val="0"/>
-          <w:color w:val="000000" w:themeColor="text1"/>
-          <w:lang w:val="en-GB"/>
-        </w:rPr>
-        <w:t>Opatrini</w:t>
-      </w:r>
-      <w:proofErr w:type="spellEnd"/>
-      <w:r>
-        <w:rPr>
-          <w:b w:val="0"/>
-          <w:bCs w:val="0"/>
-          <w:color w:val="000000" w:themeColor="text1"/>
-          <w:lang w:val="en-GB"/>
-        </w:rPr>
-        <w:t>) from Namaqualand, southern Africa, and the relationships between the psammophilous genera. Annals of the Transvaal Museum 33 (24): 353-363.</w:t>
+        <w:t>Stizopina (Coleoptera: Tenebrionidae: Opatrini) from Namaqualand, southern Africa, and the relationships between the psammophilous genera. Annals of the Transvaal Museum 33 (24): 353-363.</w:t>
       </w:r>
     </w:p>
     <w:p>
@@ -14216,7 +13078,6 @@
         <w:rPr>
           <w:lang w:val="en-US"/>
         </w:rPr>
-        <w:lastRenderedPageBreak/>
         <w:t>Acknowledgements</w:t>
       </w:r>
     </w:p>
@@ -14558,21 +13419,7 @@
         <w:rPr>
           <w:lang w:val="en-US"/>
         </w:rPr>
-        <w:t>Kong, T. M. (2012). Understanding Land Management and Desertification in the South African Kalahari with Local Knowledge and Perspectives</w:t>
-      </w:r>
-      <w:proofErr w:type="gramStart"/>
-      <w:r>
-        <w:rPr>
-          <w:lang w:val="en-US"/>
-        </w:rPr>
-        <w:t>. .</w:t>
-      </w:r>
-      <w:proofErr w:type="gramEnd"/>
-      <w:r>
-        <w:rPr>
-          <w:lang w:val="en-US"/>
-        </w:rPr>
-        <w:t xml:space="preserve"> https://repository.arizona.edu/handle/10150/268615 </w:t>
+        <w:t xml:space="preserve">Kong, T. M. (2012). Understanding Land Management and Desertification in the South African Kalahari with Local Knowledge and Perspectives. . https://repository.arizona.edu/handle/10150/268615 </w:t>
       </w:r>
     </w:p>
   </w:comment>
@@ -14594,21 +13441,7 @@
         <w:rPr>
           <w:lang w:val="en-US"/>
         </w:rPr>
-        <w:t>Reinhard, J. E., Geissler, K., Blaum, N., Reinhard, J. E., Geissler, K. &amp; Blaum, N. (2022). Grass and ground dwelling beetle community responses to holistic and wildlife grazing management using a cross-fence comparison in Western Kalahari rangeland, Namibia</w:t>
-      </w:r>
-      <w:proofErr w:type="gramStart"/>
-      <w:r>
-        <w:rPr>
-          <w:lang w:val="en-US"/>
-        </w:rPr>
-        <w:t>. .</w:t>
-      </w:r>
-      <w:proofErr w:type="gramEnd"/>
-      <w:r>
-        <w:rPr>
-          <w:lang w:val="en-US"/>
-        </w:rPr>
-        <w:t xml:space="preserve"> https://doi.org/10.1007/s10841-022-00410-6 </w:t>
+        <w:t xml:space="preserve">Reinhard, J. E., Geissler, K., Blaum, N., Reinhard, J. E., Geissler, K. &amp; Blaum, N. (2022). Grass and ground dwelling beetle community responses to holistic and wildlife grazing management using a cross-fence comparison in Western Kalahari rangeland, Namibia. . https://doi.org/10.1007/s10841-022-00410-6 </w:t>
       </w:r>
     </w:p>
   </w:comment>
@@ -15154,12 +13987,6 @@
       </w:pPr>
       <w:r>
         <w:rPr>
-          <w:rStyle w:val="Refdecomentario"/>
-        </w:rPr>
-        <w:annotationRef/>
-      </w:r>
-      <w:r>
-        <w:rPr>
           <w:lang w:val="en-US"/>
         </w:rPr>
         <w:t>I previously wrote th</w:t>
@@ -15208,43 +14035,7 @@
           <w:rFonts w:ascii="Times New Roman" w:hAnsi="Times New Roman" w:cs="Times New Roman"/>
           <w:lang w:val="en-US"/>
         </w:rPr>
-        <w:t>or each herbaceous and woody plant, we recorded the finest possible taxonomic level, identifying to species level whenever possible. We classified as ‘</w:t>
-      </w:r>
-      <w:proofErr w:type="spellStart"/>
-      <w:proofErr w:type="gramStart"/>
-      <w:r>
-        <w:rPr>
-          <w:rFonts w:ascii="Times New Roman" w:hAnsi="Times New Roman" w:cs="Times New Roman"/>
-          <w:lang w:val="en-US"/>
-        </w:rPr>
-        <w:t>unidentified.stubs</w:t>
-      </w:r>
-      <w:proofErr w:type="spellEnd"/>
-      <w:proofErr w:type="gramEnd"/>
-      <w:r>
-        <w:rPr>
-          <w:rFonts w:ascii="Times New Roman" w:hAnsi="Times New Roman" w:cs="Times New Roman"/>
-          <w:lang w:val="en-US"/>
-        </w:rPr>
-        <w:t>’ and ‘</w:t>
-      </w:r>
-      <w:proofErr w:type="spellStart"/>
-      <w:proofErr w:type="gramStart"/>
-      <w:r>
-        <w:rPr>
-          <w:rFonts w:ascii="Times New Roman" w:hAnsi="Times New Roman" w:cs="Times New Roman"/>
-          <w:lang w:val="en-US"/>
-        </w:rPr>
-        <w:t>unknown.vegetation</w:t>
-      </w:r>
-      <w:proofErr w:type="spellEnd"/>
-      <w:proofErr w:type="gramEnd"/>
-      <w:r>
-        <w:rPr>
-          <w:rFonts w:ascii="Times New Roman" w:hAnsi="Times New Roman" w:cs="Times New Roman"/>
-          <w:lang w:val="en-US"/>
-        </w:rPr>
-        <w:t>’ basal stems and plants that could not be identified, respectively.</w:t>
+        <w:t>or each herbaceous and woody plant, we recorded the finest possible taxonomic level, identifying to species level whenever possible. We classified as ‘unidentified.stubs’ and ‘unknown.vegetation’ basal stems and plants that could not be identified, respectively.</w:t>
       </w:r>
     </w:p>
   </w:comment>
@@ -15270,12 +14061,12 @@
       </w:r>
     </w:p>
   </w:comment>
-  <w:comment w:id="21" w:author="Ana Morales González" w:date="2025-12-10T13:25:00Z" w:initials="AM">
+  <w:comment w:id="21" w:author="ANA MORALES GONZALEZ" w:date="2026-03-23T20:49:00Z" w:initials="AMG">
     <w:p>
       <w:pPr>
         <w:pStyle w:val="Textocomentario"/>
         <w:rPr>
-          <w:lang w:val="en-US"/>
+          <w:lang w:val="pl-PL"/>
         </w:rPr>
       </w:pPr>
       <w:r>
@@ -15286,15 +14077,24 @@
       </w:r>
       <w:r>
         <w:rPr>
-          <w:lang w:val="en-US"/>
-        </w:rPr>
-        <w:t>Not sure if there are common variables for all datasets</w:t>
-      </w:r>
-      <w:r>
-        <w:rPr>
-          <w:lang w:val="en-US"/>
-        </w:rPr>
-        <w:t>, probably the only common variable is the location… I need to modify this when I have all cleaned datasets</w:t>
+          <w:rFonts w:ascii="Roboto" w:hAnsi="Roboto"/>
+          <w:color w:val="444746"/>
+          <w:spacing w:val="3"/>
+          <w:sz w:val="21"/>
+          <w:szCs w:val="21"/>
+        </w:rPr>
+        <w:t xml:space="preserve">Not sure if there are common variables for all datasets, probably the only common variable is the location… </w:t>
+      </w:r>
+      <w:r>
+        <w:rPr>
+          <w:rFonts w:ascii="Roboto" w:hAnsi="Roboto"/>
+          <w:color w:val="444746"/>
+          <w:spacing w:val="3"/>
+          <w:sz w:val="21"/>
+          <w:szCs w:val="21"/>
+          <w:lang w:val="pl-PL"/>
+        </w:rPr>
+        <w:t>I need to modify this when I have all cleaned datasets</w:t>
       </w:r>
     </w:p>
   </w:comment>
@@ -15316,16 +14116,8 @@
         <w:rPr>
           <w:lang w:val="en-US"/>
         </w:rPr>
-        <w:t xml:space="preserve">Write variables shared between </w:t>
-      </w:r>
-      <w:proofErr w:type="spellStart"/>
-      <w:r>
-        <w:rPr>
-          <w:lang w:val="en-US"/>
-        </w:rPr>
-        <w:t>anydataset</w:t>
-      </w:r>
-      <w:proofErr w:type="spellEnd"/>
+        <w:t>Write variables shared between anydataset</w:t>
+      </w:r>
     </w:p>
   </w:comment>
   <w:comment w:id="23" w:author="Ana Morales González" w:date="2025-12-10T13:33:00Z" w:initials="AM">
@@ -15356,7 +14148,7 @@
       </w:r>
     </w:p>
   </w:comment>
-  <w:comment w:id="24" w:author="Ana Morales González" w:date="2025-12-17T11:18:00Z" w:initials="AM">
+  <w:comment w:id="24" w:author="Ana Morales González" w:date="2025-12-11T18:39:00Z" w:initials="AM">
     <w:p>
       <w:pPr>
         <w:pStyle w:val="Textocomentario"/>
@@ -15372,70 +14164,43 @@
       </w:r>
       <w:r>
         <w:rPr>
-          <w:highlight w:val="yellow"/>
-          <w:lang w:val="en-US"/>
-        </w:rPr>
-        <w:t xml:space="preserve">Replace ref_2 by </w:t>
-      </w:r>
-      <w:proofErr w:type="spellStart"/>
-      <w:r>
-        <w:rPr>
-          <w:highlight w:val="yellow"/>
+          <w:lang w:val="en-US"/>
+        </w:rPr>
+        <w:t xml:space="preserve">Some variables </w:t>
+      </w:r>
+      <w:r>
+        <w:rPr>
+          <w:lang w:val="en-US"/>
+        </w:rPr>
+        <w:t>w</w:t>
+      </w:r>
+      <w:r>
+        <w:rPr>
+          <w:lang w:val="en-US"/>
+        </w:rPr>
+        <w:t xml:space="preserve">ill go in </w:t>
+      </w:r>
+      <w:r>
+        <w:rPr>
+          <w:lang w:val="en-US"/>
+        </w:rPr>
+        <w:t xml:space="preserve">Table 2 (timestamp and </w:t>
+      </w:r>
+      <w:r>
+        <w:rPr>
           <w:lang w:val="en-US"/>
         </w:rPr>
         <w:t>pitfall_id</w:t>
       </w:r>
-      <w:proofErr w:type="spellEnd"/>
-      <w:r>
-        <w:rPr>
-          <w:highlight w:val="yellow"/>
-          <w:lang w:val="en-US"/>
-        </w:rPr>
-        <w:t xml:space="preserve"> in the code!!</w:t>
+      <w:r>
+        <w:rPr>
+          <w:lang w:val="en-US"/>
+        </w:rPr>
+        <w:t xml:space="preserve">) </w:t>
       </w:r>
     </w:p>
   </w:comment>
-  <w:comment w:id="25" w:author="Ana Morales González" w:date="2025-12-11T18:39:00Z" w:initials="AM">
-    <w:p>
-      <w:pPr>
-        <w:pStyle w:val="Textocomentario"/>
-        <w:rPr>
-          <w:lang w:val="en-US"/>
-        </w:rPr>
-      </w:pPr>
-      <w:r>
-        <w:rPr>
-          <w:rStyle w:val="Refdecomentario"/>
-        </w:rPr>
-        <w:annotationRef/>
-      </w:r>
-      <w:r>
-        <w:rPr>
-          <w:lang w:val="en-US"/>
-        </w:rPr>
-        <w:t xml:space="preserve">Some variables </w:t>
-      </w:r>
-      <w:r>
-        <w:rPr>
-          <w:lang w:val="en-US"/>
-        </w:rPr>
-        <w:t>w</w:t>
-      </w:r>
-      <w:r>
-        <w:rPr>
-          <w:lang w:val="en-US"/>
-        </w:rPr>
-        <w:t xml:space="preserve">ill go in </w:t>
-      </w:r>
-      <w:r>
-        <w:rPr>
-          <w:lang w:val="en-US"/>
-        </w:rPr>
-        <w:t xml:space="preserve">Table 2 (timestamp and ref_2) </w:t>
-      </w:r>
-    </w:p>
-  </w:comment>
-  <w:comment w:id="26" w:author="Ana Morales González" w:date="2025-12-13T09:05:00Z" w:initials="AM">
+  <w:comment w:id="25" w:author="Ana Morales González" w:date="2025-12-13T09:05:00Z" w:initials="AM">
     <w:p>
       <w:pPr>
         <w:pStyle w:val="Textocomentario"/>
@@ -15505,10 +14270,9 @@
   <w15:commentEx w15:paraId="3C00639D" w15:done="0"/>
   <w15:commentEx w15:paraId="164BF5EF" w15:done="0"/>
   <w15:commentEx w15:paraId="3AA90E8C" w15:done="0"/>
-  <w15:commentEx w15:paraId="6A629B80" w15:done="0"/>
+  <w15:commentEx w15:paraId="6E80B038" w15:done="0"/>
   <w15:commentEx w15:paraId="27BEDF57" w15:done="0"/>
   <w15:commentEx w15:paraId="75183DBC" w15:done="0"/>
-  <w15:commentEx w15:paraId="553919C8" w15:done="0"/>
   <w15:commentEx w15:paraId="47152F72" w15:done="0"/>
   <w15:commentEx w15:paraId="2BF4BAD8" w15:done="0"/>
 </w15:commentsEx>
@@ -15537,10 +14301,9 @@
   <w16cex:commentExtensible w16cex:durableId="2AC550F1" w16cex:dateUtc="2025-11-24T14:24:00Z"/>
   <w16cex:commentExtensible w16cex:durableId="2B9BEB19" w16cex:dateUtc="2025-11-24T11:29:00Z"/>
   <w16cex:commentExtensible w16cex:durableId="73378C74" w16cex:dateUtc="2025-11-25T12:14:00Z"/>
-  <w16cex:commentExtensible w16cex:durableId="444F3501" w16cex:dateUtc="2025-12-10T12:25:00Z"/>
+  <w16cex:commentExtensible w16cex:durableId="3E6EB966" w16cex:dateUtc="2026-03-23T19:49:00Z"/>
   <w16cex:commentExtensible w16cex:durableId="5C888B41" w16cex:dateUtc="2025-12-10T12:29:00Z"/>
   <w16cex:commentExtensible w16cex:durableId="6C62ECE7" w16cex:dateUtc="2025-12-10T12:33:00Z"/>
-  <w16cex:commentExtensible w16cex:durableId="6CA08EFF" w16cex:dateUtc="2025-12-17T10:18:00Z"/>
   <w16cex:commentExtensible w16cex:durableId="0A6CCF75" w16cex:dateUtc="2025-12-11T17:39:00Z"/>
   <w16cex:commentExtensible w16cex:durableId="55BE12ED" w16cex:dateUtc="2025-12-13T08:05:00Z"/>
 </w16cex:commentsExtensible>
@@ -15569,10 +14332,9 @@
   <w16cid:commentId w16cid:paraId="3C00639D" w16cid:durableId="2AC550F1"/>
   <w16cid:commentId w16cid:paraId="164BF5EF" w16cid:durableId="2B9BEB19"/>
   <w16cid:commentId w16cid:paraId="3AA90E8C" w16cid:durableId="73378C74"/>
-  <w16cid:commentId w16cid:paraId="6A629B80" w16cid:durableId="444F3501"/>
+  <w16cid:commentId w16cid:paraId="6E80B038" w16cid:durableId="3E6EB966"/>
   <w16cid:commentId w16cid:paraId="27BEDF57" w16cid:durableId="5C888B41"/>
   <w16cid:commentId w16cid:paraId="75183DBC" w16cid:durableId="6C62ECE7"/>
-  <w16cid:commentId w16cid:paraId="553919C8" w16cid:durableId="6CA08EFF"/>
   <w16cid:commentId w16cid:paraId="47152F72" w16cid:durableId="0A6CCF75"/>
   <w16cid:commentId w16cid:paraId="2BF4BAD8" w16cid:durableId="55BE12ED"/>
 </w16cid:commentsIds>
@@ -16816,6 +15578,9 @@
   </w15:person>
   <w15:person w15:author="Walt">
     <w15:presenceInfo w15:providerId="None" w15:userId="Walt"/>
+  </w15:person>
+  <w15:person w15:author="ANA MORALES GONZALEZ">
+    <w15:presenceInfo w15:providerId="AD" w15:userId="S::anamorgon5@alum.us.es::924db624-6d6e-4e6c-8ead-fb78c58dbce1"/>
   </w15:person>
 </w15:people>
 </file>
@@ -17308,6 +16073,7 @@
   <w:style w:type="character" w:default="1" w:styleId="Fuentedeprrafopredeter">
     <w:name w:val="Default Paragraph Font"/>
     <w:uiPriority w:val="1"/>
+    <w:semiHidden/>
     <w:unhideWhenUsed/>
   </w:style>
   <w:style w:type="table" w:default="1" w:styleId="Tablanormal">
@@ -17756,9 +16522,10 @@
     <w:charset w:val="00"/>
     <w:family w:val="swiss"/>
     <w:pitch w:val="variable"/>
-    <w:sig w:usb0="E4002EFF" w:usb1="C000247B" w:usb2="00000009" w:usb3="00000000" w:csb0="000001FF" w:csb1="00000000"/>
+    <w:sig w:usb0="E4002EFF" w:usb1="C200247B" w:usb2="00000009" w:usb3="00000000" w:csb0="000001FF" w:csb1="00000000"/>
   </w:font>
   <w:font w:name="Arial">
+    <w:altName w:val="Arial"/>
     <w:panose1 w:val="020B0604020202020204"/>
     <w:charset w:val="00"/>
     <w:family w:val="swiss"/>
@@ -17772,19 +16539,12 @@
     <w:pitch w:val="variable"/>
     <w:sig w:usb0="E00002EF" w:usb1="4000205B" w:usb2="00000028" w:usb3="00000000" w:csb0="0000019F" w:csb1="00000000"/>
   </w:font>
-  <w:font w:name="Aptos">
-    <w:panose1 w:val="020B0004020202020204"/>
+  <w:font w:name="Roboto">
+    <w:panose1 w:val="02000000000000000000"/>
     <w:charset w:val="00"/>
-    <w:family w:val="swiss"/>
+    <w:family w:val="auto"/>
     <w:pitch w:val="variable"/>
-    <w:sig w:usb0="20000287" w:usb1="00000003" w:usb2="00000000" w:usb3="00000000" w:csb0="0000019F" w:csb1="00000000"/>
-  </w:font>
-  <w:font w:name="Aptos Display">
-    <w:panose1 w:val="020B0004020202020204"/>
-    <w:charset w:val="00"/>
-    <w:family w:val="swiss"/>
-    <w:pitch w:val="variable"/>
-    <w:sig w:usb0="20000287" w:usb1="00000003" w:usb2="00000000" w:usb3="00000000" w:csb0="0000019F" w:csb1="00000000"/>
+    <w:sig w:usb0="E0000AFF" w:usb1="5000217F" w:usb2="00000021" w:usb3="00000000" w:csb0="0000019F" w:csb1="00000000"/>
   </w:font>
 </w:fonts>
 </file>
@@ -17806,11 +16566,13 @@
   </w:compat>
   <w:rsids>
     <w:rsidRoot w:val="00AF2680"/>
+    <w:rsid w:val="00032529"/>
     <w:rsid w:val="00093506"/>
     <w:rsid w:val="003E771F"/>
     <w:rsid w:val="00447D9B"/>
     <w:rsid w:val="004E5ED6"/>
     <w:rsid w:val="005D1017"/>
+    <w:rsid w:val="005D4B3B"/>
     <w:rsid w:val="006E6CCF"/>
     <w:rsid w:val="00AF2680"/>
     <w:rsid w:val="00B50181"/>
